--- a/downloads/teacher/ai-4-week-28.docx
+++ b/downloads/teacher/ai-4-week-28.docx
@@ -2972,6 +2972,396 @@
         <w:t>For your Responsible Plant Classifier, save the input, procedure, observed result and limitation of this check. Label this worked example as practice; use a different, previously unreviewed case when checking independent understanding.</w:t>
       </w:r>
     </w:p>
+    <w:p>
+      <w:pPr>
+        <w:pStyle w:val="Heading1"/>
+      </w:pPr>
+      <w:r>
+        <w:t>07. Prepare, teach and assess</w:t>
+      </w:r>
+    </w:p>
+    <w:p>
+      <w:r>
+        <w:t>Teaching target: Read training-size learning curves</w:t>
+      </w:r>
+    </w:p>
+    <w:p>
+      <w:r>
+        <w:t>Prepare the labelled worked-case picture, the matching workbook, fictional input cards and a place for individual responses. Check a local Python 3 environment before class; have a paper-trace version ready.</w:t>
+      </w:r>
+    </w:p>
+    <w:tbl>
+      <w:tblPr>
+        <w:tblStyle w:val="LightShading-Accent1"/>
+        <w:tblW w:type="auto" w:w="0"/>
+        <w:tblLook w:firstColumn="1" w:firstRow="1" w:lastColumn="0" w:lastRow="0" w:noHBand="0" w:noVBand="1" w:val="04A0"/>
+      </w:tblPr>
+      <w:tblGrid>
+        <w:gridCol w:w="3408"/>
+        <w:gridCol w:w="3408"/>
+        <w:gridCol w:w="3408"/>
+      </w:tblGrid>
+      <w:tr>
+        <w:trPr>
+          <w:tblHeader/>
+        </w:trPr>
+        <w:tc>
+          <w:tcPr>
+            <w:tcW w:type="dxa" w:w="3408"/>
+          </w:tcPr>
+          <w:p>
+            <w:r>
+              <w:t>Session</w:t>
+            </w:r>
+          </w:p>
+        </w:tc>
+        <w:tc>
+          <w:tcPr>
+            <w:tcW w:type="dxa" w:w="3408"/>
+          </w:tcPr>
+          <w:p>
+            <w:r>
+              <w:t>Plan</w:t>
+            </w:r>
+          </w:p>
+        </w:tc>
+        <w:tc>
+          <w:tcPr>
+            <w:tcW w:type="dxa" w:w="3408"/>
+          </w:tcPr>
+          <w:p>
+            <w:r>
+              <w:t>Resources</w:t>
+            </w:r>
+          </w:p>
+        </w:tc>
+      </w:tr>
+      <w:tr>
+        <w:tc>
+          <w:tcPr>
+            <w:tcW w:type="dxa" w:w="3408"/>
+          </w:tcPr>
+          <w:p>
+            <w:r>
+              <w:t>Session 1 · Understand · 45 min</w:t>
+            </w:r>
+          </w:p>
+        </w:tc>
+        <w:tc>
+          <w:tcPr>
+            <w:tcW w:type="dxa" w:w="3408"/>
+          </w:tcPr>
+          <w:p>
+            <w:r>
+              <w:t>0–7: recall and prerequisite; 7–15: inspect the concrete case and predict; 15–30: teacher models the worked trace; 30–40: learners explain a step using the text and visual; 40–45: check the core idea.</w:t>
+            </w:r>
+          </w:p>
+        </w:tc>
+        <w:tc>
+          <w:tcPr>
+            <w:tcW w:type="dxa" w:w="3408"/>
+          </w:tcPr>
+          <w:p>
+            <w:r>
+              <w:t>Sections 1–6; record the brief recall in the workbook.</w:t>
+            </w:r>
+          </w:p>
+        </w:tc>
+      </w:tr>
+      <w:tr>
+        <w:tc>
+          <w:tcPr>
+            <w:tcW w:type="dxa" w:w="3408"/>
+          </w:tcPr>
+          <w:p>
+            <w:r>
+              <w:t>Session 2 · Practise · 45 min</w:t>
+            </w:r>
+          </w:p>
+        </w:tc>
+        <w:tc>
+          <w:tcPr>
+            <w:tcW w:type="dxa" w:w="3408"/>
+          </w:tcPr>
+          <w:p>
+            <w:r>
+              <w:t>0–5: retrieve the procedure; 5–15: W2 completion practice; 15–23: explain and check with a partner; 23–30: each learner answers the misconception check; 30–40: targeted reteaching or a harder variation; 40–45: prepare the investigation.</w:t>
+            </w:r>
+          </w:p>
+        </w:tc>
+        <w:tc>
+          <w:tcPr>
+            <w:tcW w:type="dxa" w:w="3408"/>
+          </w:tcPr>
+          <w:p>
+            <w:r>
+              <w:t>Sections 7–10; use the matching workbook W2 and misconception check.</w:t>
+            </w:r>
+          </w:p>
+        </w:tc>
+      </w:tr>
+      <w:tr>
+        <w:tc>
+          <w:tcPr>
+            <w:tcW w:type="dxa" w:w="3408"/>
+          </w:tcPr>
+          <w:p>
+            <w:r>
+              <w:t>Session 3 · Investigate and transfer · 45 min</w:t>
+            </w:r>
+          </w:p>
+        </w:tc>
+        <w:tc>
+          <w:tcPr>
+            <w:tcW w:type="dxa" w:w="3408"/>
+          </w:tcPr>
+          <w:p>
+            <w:r>
+              <w:t>0–5: retrieve the decision rule; 5–20: investigate or trace; 20–30: start the independent case; 30–38: connect the project; 38–43: act on feedback; 43–45: plan the return check.</w:t>
+            </w:r>
+          </w:p>
+        </w:tc>
+        <w:tc>
+          <w:tcPr>
+            <w:tcW w:type="dxa" w:w="3408"/>
+          </w:tcPr>
+          <w:p>
+            <w:r>
+              <w:t>Sections 9 and 11–14. Give extra time to finish the full task set; use Section 15 when the week includes a coding lab.</w:t>
+            </w:r>
+          </w:p>
+        </w:tc>
+      </w:tr>
+    </w:tbl>
+    <w:p>
+      <w:r>
+        <w:t>Before class, solve the supported practice: Why can training error rise while validation error falls?</w:t>
+      </w:r>
+    </w:p>
+    <w:p>
+      <w:r>
+        <w:t>Reasoned practice answer: Teacher explanation: More varied training cases may be harder to fit exactly while giving a pattern that generalizes better.</w:t>
+      </w:r>
+    </w:p>
+    <w:p>
+      <w:r>
+        <w:t>Check every learner before discussion: Use the worked case for Learning curves and variability. Proposed explanation: “A final answer is enough”. Decide whether this explanation is supported. Point to the step or supplied fact that decides; explain your repair if needed.</w:t>
+      </w:r>
+    </w:p>
+    <w:p>
+      <w:r>
+        <w:t>Misconception repair: Ask for the relevant counts, units, procedure or saved record. For this week: Mean(5+7+6)/3=6; range 7-5=2.</w:t>
+      </w:r>
+    </w:p>
+    <w:p>
+      <w:r>
+        <w:t>Support: read the exact case aloud, enlarge the labelled picture, supply input cards and model only the first deciding step. Accept a spoken explanation or drawing; retain the reasoning goal.</w:t>
+      </w:r>
+    </w:p>
+    <w:p>
+      <w:r>
+        <w:t>Extension: A30-plant experiment gives errors [4, 4, 4]. Require a prediction and a reason before comparing. Expected result: Mean remains4; this additional size does not improve the observed mean over20 plants. Reason: Learning curves are measured patterns, not a guarantee of improvement at every data size.</w:t>
+      </w:r>
+    </w:p>
+    <w:p>
+      <w:r>
+        <w:t>Independent assessment: withhold the reserved answer until the learner has attempted the new case. Record support separately from correctness.</w:t>
+      </w:r>
+    </w:p>
+    <w:tbl>
+      <w:tblPr>
+        <w:tblStyle w:val="LightShading-Accent1"/>
+        <w:tblW w:type="auto" w:w="0"/>
+        <w:tblLook w:firstColumn="1" w:firstRow="1" w:lastColumn="0" w:lastRow="0" w:noHBand="0" w:noVBand="1" w:val="04A0"/>
+      </w:tblPr>
+      <w:tblGrid>
+        <w:gridCol w:w="2556"/>
+        <w:gridCol w:w="2556"/>
+        <w:gridCol w:w="2556"/>
+        <w:gridCol w:w="2556"/>
+      </w:tblGrid>
+      <w:tr>
+        <w:trPr>
+          <w:tblHeader/>
+        </w:trPr>
+        <w:tc>
+          <w:tcPr>
+            <w:tcW w:type="dxa" w:w="2556"/>
+          </w:tcPr>
+          <w:p>
+            <w:r>
+              <w:t>Criterion</w:t>
+            </w:r>
+          </w:p>
+        </w:tc>
+        <w:tc>
+          <w:tcPr>
+            <w:tcW w:type="dxa" w:w="2556"/>
+          </w:tcPr>
+          <w:p>
+            <w:r>
+              <w:t>Not yet</w:t>
+            </w:r>
+          </w:p>
+        </w:tc>
+        <w:tc>
+          <w:tcPr>
+            <w:tcW w:type="dxa" w:w="2556"/>
+          </w:tcPr>
+          <w:p>
+            <w:r>
+              <w:t>With support</w:t>
+            </w:r>
+          </w:p>
+        </w:tc>
+        <w:tc>
+          <w:tcPr>
+            <w:tcW w:type="dxa" w:w="2556"/>
+          </w:tcPr>
+          <w:p>
+            <w:r>
+              <w:t>Independent</w:t>
+            </w:r>
+          </w:p>
+        </w:tc>
+      </w:tr>
+      <w:tr>
+        <w:tc>
+          <w:tcPr>
+            <w:tcW w:type="dxa" w:w="2556"/>
+          </w:tcPr>
+          <w:p>
+            <w:r>
+              <w:t>Explanation</w:t>
+            </w:r>
+          </w:p>
+        </w:tc>
+        <w:tc>
+          <w:tcPr>
+            <w:tcW w:type="dxa" w:w="2556"/>
+          </w:tcPr>
+          <w:p>
+            <w:r>
+              <w:t>Names an answer without a deciding fact</w:t>
+            </w:r>
+          </w:p>
+        </w:tc>
+        <w:tc>
+          <w:tcPr>
+            <w:tcW w:type="dxa" w:w="2556"/>
+          </w:tcPr>
+          <w:p>
+            <w:r>
+              <w:t>Uses a hint to link fact and decision</w:t>
+            </w:r>
+          </w:p>
+        </w:tc>
+        <w:tc>
+          <w:tcPr>
+            <w:tcW w:type="dxa" w:w="2556"/>
+          </w:tcPr>
+          <w:p>
+            <w:r>
+              <w:t>Explains the deciding fact in own words</w:t>
+            </w:r>
+          </w:p>
+        </w:tc>
+      </w:tr>
+      <w:tr>
+        <w:tc>
+          <w:tcPr>
+            <w:tcW w:type="dxa" w:w="2556"/>
+          </w:tcPr>
+          <w:p>
+            <w:r>
+              <w:t>Trace or test</w:t>
+            </w:r>
+          </w:p>
+        </w:tc>
+        <w:tc>
+          <w:tcPr>
+            <w:tcW w:type="dxa" w:w="2556"/>
+          </w:tcPr>
+          <w:p>
+            <w:r>
+              <w:t>Cannot connect input and result</w:t>
+            </w:r>
+          </w:p>
+        </w:tc>
+        <w:tc>
+          <w:tcPr>
+            <w:tcW w:type="dxa" w:w="2556"/>
+          </w:tcPr>
+          <w:p>
+            <w:r>
+              <w:t>Completes steps with prompts</w:t>
+            </w:r>
+          </w:p>
+        </w:tc>
+        <w:tc>
+          <w:tcPr>
+            <w:tcW w:type="dxa" w:w="2556"/>
+          </w:tcPr>
+          <w:p>
+            <w:r>
+              <w:t>Traces or tests a changed case accurately</w:t>
+            </w:r>
+          </w:p>
+        </w:tc>
+      </w:tr>
+      <w:tr>
+        <w:tc>
+          <w:tcPr>
+            <w:tcW w:type="dxa" w:w="2556"/>
+          </w:tcPr>
+          <w:p>
+            <w:r>
+              <w:t>Limits and revision</w:t>
+            </w:r>
+          </w:p>
+        </w:tc>
+        <w:tc>
+          <w:tcPr>
+            <w:tcW w:type="dxa" w:w="2556"/>
+          </w:tcPr>
+          <w:p>
+            <w:r>
+              <w:t>Claims more than evidence supports</w:t>
+            </w:r>
+          </w:p>
+        </w:tc>
+        <w:tc>
+          <w:tcPr>
+            <w:tcW w:type="dxa" w:w="2556"/>
+          </w:tcPr>
+          <w:p>
+            <w:r>
+              <w:t>Names a limit after a prompt</w:t>
+            </w:r>
+          </w:p>
+        </w:tc>
+        <w:tc>
+          <w:tcPr>
+            <w:tcW w:type="dxa" w:w="2556"/>
+          </w:tcPr>
+          <w:p>
+            <w:r>
+              <w:t>States a defensible limit and useful next test</w:t>
+            </w:r>
+          </w:p>
+        </w:tc>
+      </w:tr>
+    </w:tbl>
+    <w:p>
+      <w:r>
+        <w:t>Project checkpoint: Prepare the demonstration. Gather reproducible instructions, evidence, access checks and remaining limitations.</w:t>
+      </w:r>
+    </w:p>
+    <w:p>
+      <w:r>
+        <w:t>Use the weekly teacher answer for topic-specific reasoning. A saved progress tick is an activity record; judge mastery from the learner’s explanation and evidence.</w:t>
+      </w:r>
+    </w:p>
     <w:sectPr>
       <w:pgSz w:w="12240" w:h="15840"/>
       <w:pgMar w:top="936" w:right="1008" w:bottom="936" w:left="1008" w:header="720" w:footer="720" w:gutter="0"/>

--- a/downloads/teacher/ai-4-week-28.docx
+++ b/downloads/teacher/ai-4-week-28.docx
@@ -3362,6 +3362,39 @@
         <w:t>Use the weekly teacher answer for topic-specific reasoning. A saved progress tick is an activity record; judge mastery from the learner’s explanation and evidence.</w:t>
       </w:r>
     </w:p>
+    <w:p>
+      <w:pPr>
+        <w:pStyle w:val="Heading1"/>
+      </w:pPr>
+      <w:r>
+        <w:t>08. Use feedback, labs and repair paths</w:t>
+      </w:r>
+    </w:p>
+    <w:p>
+      <w:r>
+        <w:t>Use the two formative questions as supported practice, not as independent mastery scores. Discuss the deciding evidence rather than accepting a guessed selection.</w:t>
+      </w:r>
+    </w:p>
+    <w:p>
+      <w:r>
+        <w:t>The feedback comes from the reviewed public worked case. Do not reveal the separately reserved independent teacher answer until the learner has attempted that case.</w:t>
+      </w:r>
+    </w:p>
+    <w:p>
+      <w:r>
+        <w:t>Ask students to predict before running code. Preserve errors and actual outputs; collect a changed test and an explanation. The branch-boundary and indexing lessons deliberately include failure cases.</w:t>
+      </w:r>
+    </w:p>
+    <w:p>
+      <w:r>
+        <w:t>Use the earlier worked-explanation links to address a specific missing building block, then return to the current question. Adapt this suggestion after observing the learner; it is not an automatic diagnosis.</w:t>
+      </w:r>
+    </w:p>
+    <w:p>
+      <w:r>
+        <w:t>Collect the completed-work portfolio as evidence. Record support separately from correctness, and assess explanation, trace/test and limitations. Progress ticks and quiz selections alone do not establish mastery.</w:t>
+      </w:r>
+    </w:p>
     <w:sectPr>
       <w:pgSz w:w="12240" w:h="15840"/>
       <w:pgMar w:top="936" w:right="1008" w:bottom="936" w:left="1008" w:header="720" w:footer="720" w:gutter="0"/>

--- a/downloads/teacher/ai-4-week-28.docx
+++ b/downloads/teacher/ai-4-week-28.docx
@@ -29,6 +29,11 @@
       </w:r>
     </w:p>
     <w:p>
+      <w:r>
+        <w:t>Prepare Learning Curves: check the target, prerequisites, resources and adaptable teaching schedule.</w:t>
+      </w:r>
+    </w:p>
+    <w:p>
       <w:pPr>
         <w:pStyle w:val="Heading3"/>
       </w:pPr>
@@ -37,8 +42,38 @@
       </w:r>
     </w:p>
     <w:p>
-      <w:r>
-        <w:t>Primary target: Read training-size learning curves</w:t>
+      <w:pPr>
+        <w:spacing w:line="336" w:lineRule="auto" w:after="180"/>
+      </w:pPr>
+      <w:r>
+        <w:rPr>
+          <w:b w:val="0"/>
+        </w:rPr>
+        <w:t xml:space="preserve">Primary target: Read </w:t>
+      </w:r>
+      <w:r>
+        <w:rPr>
+          <w:b/>
+        </w:rPr>
+        <w:t>training</w:t>
+      </w:r>
+      <w:r>
+        <w:rPr>
+          <w:b w:val="0"/>
+        </w:rPr>
+        <w:t xml:space="preserve">-size </w:t>
+      </w:r>
+      <w:r>
+        <w:rPr>
+          <w:b/>
+        </w:rPr>
+        <w:t>learning curve</w:t>
+      </w:r>
+      <w:r>
+        <w:rPr>
+          <w:b w:val="0"/>
+        </w:rPr>
+        <w:t>s</w:t>
       </w:r>
     </w:p>
     <w:tbl>
@@ -185,8 +220,43 @@
       </w:tr>
     </w:tbl>
     <w:p>
-      <w:r>
-        <w:t>This is a starting allocation of 135 minutes, not a validated duration. Preserve all named topics. Schedule extra time for connected examples, the full investigation, independent cases and project building. Repeated copies of a case share one recorded attempt; they are not new evidence.</w:t>
+      <w:pPr>
+        <w:spacing w:line="336" w:lineRule="auto" w:after="180"/>
+      </w:pPr>
+      <w:r>
+        <w:rPr>
+          <w:b w:val="0"/>
+        </w:rPr>
+        <w:t>This is a starting allocation of 135 minutes, not a validated duration. Preserve all named topics. Schedule extra time for connected examples, the full investigation, independent cases and project building.</w:t>
+      </w:r>
+    </w:p>
+    <w:p>
+      <w:pPr>
+        <w:spacing w:line="336" w:lineRule="auto" w:after="180"/>
+      </w:pPr>
+      <w:r>
+        <w:rPr>
+          <w:b/>
+        </w:rPr>
+        <w:t>Repeat</w:t>
+      </w:r>
+      <w:r>
+        <w:rPr>
+          <w:b w:val="0"/>
+        </w:rPr>
+        <w:t xml:space="preserve">ed copies of a case share one recorded attempt; they are not new </w:t>
+      </w:r>
+      <w:r>
+        <w:rPr>
+          <w:b/>
+        </w:rPr>
+        <w:t>evidence</w:t>
+      </w:r>
+      <w:r>
+        <w:rPr>
+          <w:b w:val="0"/>
+        </w:rPr>
+        <w:t>.</w:t>
       </w:r>
     </w:p>
     <w:p>
@@ -206,18 +276,84 @@
       </w:r>
     </w:p>
     <w:p>
-      <w:r>
-        <w:t>Without opening the old lesson, explain one key idea from Overfitting. Give an example and a mistake that the idea helps you avoid.</w:t>
-      </w:r>
-    </w:p>
-    <w:p>
-      <w:r>
-        <w:t>Look for: Compare training and validation evidence for model capacity</w:t>
-      </w:r>
-    </w:p>
-    <w:p>
-      <w:r>
-        <w:t>Reference example, not the only acceptable wording: Teacher explanation: Choose the line with validation MAE 3. The curve training MAE 0 does not compensate for validation MAE 8.</w:t>
+      <w:pPr>
+        <w:spacing w:line="336" w:lineRule="auto" w:after="180"/>
+      </w:pPr>
+      <w:r>
+        <w:rPr>
+          <w:b w:val="0"/>
+        </w:rPr>
+        <w:t>Without opening the old lesson, explain one key idea from Over</w:t>
+      </w:r>
+      <w:r>
+        <w:rPr>
+          <w:b/>
+        </w:rPr>
+        <w:t>fitting</w:t>
+      </w:r>
+      <w:r>
+        <w:rPr>
+          <w:b w:val="0"/>
+        </w:rPr>
+        <w:t>. Give an example and a mistake that the idea helps you avoid.</w:t>
+      </w:r>
+    </w:p>
+    <w:p>
+      <w:pPr>
+        <w:spacing w:line="336" w:lineRule="auto" w:after="180"/>
+      </w:pPr>
+      <w:r>
+        <w:rPr>
+          <w:b w:val="0"/>
+        </w:rPr>
+        <w:t xml:space="preserve">Look for: Compare </w:t>
+      </w:r>
+      <w:r>
+        <w:rPr>
+          <w:b/>
+        </w:rPr>
+        <w:t>training</w:t>
+      </w:r>
+      <w:r>
+        <w:rPr>
+          <w:b w:val="0"/>
+        </w:rPr>
+        <w:t xml:space="preserve"> and validation </w:t>
+      </w:r>
+      <w:r>
+        <w:rPr>
+          <w:b/>
+        </w:rPr>
+        <w:t>evidence</w:t>
+      </w:r>
+      <w:r>
+        <w:rPr>
+          <w:b w:val="0"/>
+        </w:rPr>
+        <w:t xml:space="preserve"> for model capacity</w:t>
+      </w:r>
+    </w:p>
+    <w:p>
+      <w:pPr>
+        <w:spacing w:line="336" w:lineRule="auto" w:after="180"/>
+      </w:pPr>
+      <w:r>
+        <w:rPr>
+          <w:b w:val="0"/>
+        </w:rPr>
+        <w:t xml:space="preserve">Reference example, not the only acceptable wording: Teacher explanation: Choose the line with validation MAE 3. The curve </w:t>
+      </w:r>
+      <w:r>
+        <w:rPr>
+          <w:b/>
+        </w:rPr>
+        <w:t>training</w:t>
+      </w:r>
+      <w:r>
+        <w:rPr>
+          <w:b w:val="0"/>
+        </w:rPr>
+        <w:t xml:space="preserve"> MAE 0 does not compensate for validation MAE 8.</w:t>
       </w:r>
     </w:p>
     <w:p>
@@ -229,17 +365,35 @@
       </w:r>
     </w:p>
     <w:p>
-      <w:r>
+      <w:pPr>
+        <w:spacing w:line="336" w:lineRule="auto" w:after="180"/>
+      </w:pPr>
+      <w:r>
+        <w:rPr>
+          <w:b w:val="0"/>
+        </w:rPr>
         <w:t>Without opening the old lesson, explain one key idea from Metrics Match Consequences. Give an example and a mistake that the idea helps you avoid.</w:t>
       </w:r>
     </w:p>
     <w:p>
-      <w:r>
+      <w:pPr>
+        <w:spacing w:line="336" w:lineRule="auto" w:after="180"/>
+      </w:pPr>
+      <w:r>
+        <w:rPr>
+          <w:b w:val="0"/>
+        </w:rPr>
         <w:t>Look for: Apply a declared score threshold including equality</w:t>
       </w:r>
     </w:p>
     <w:p>
-      <w:r>
+      <w:pPr>
+        <w:spacing w:line="336" w:lineRule="auto" w:after="180"/>
+      </w:pPr>
+      <w:r>
+        <w:rPr>
+          <w:b w:val="0"/>
+        </w:rPr>
         <w:t>Reference example, not the only acceptable wording: Teacher explanation: At .5: A, B, C. At .3: A, B, C, D, E, including equality.</w:t>
       </w:r>
     </w:p>
@@ -252,22 +406,58 @@
       </w:r>
     </w:p>
     <w:p>
-      <w:r>
+      <w:pPr>
+        <w:spacing w:line="336" w:lineRule="auto" w:after="180"/>
+      </w:pPr>
+      <w:r>
+        <w:rPr>
+          <w:b w:val="0"/>
+        </w:rPr>
         <w:t>Without opening the old lesson, explain one key idea from Train a Regression Model. Give an example and a mistake that the idea helps you avoid.</w:t>
       </w:r>
     </w:p>
     <w:p>
-      <w:r>
-        <w:t>Look for: Fit a line from a declared training candidate set</w:t>
-      </w:r>
-    </w:p>
-    <w:p>
-      <w:r>
+      <w:pPr>
+        <w:spacing w:line="336" w:lineRule="auto" w:after="180"/>
+      </w:pPr>
+      <w:r>
+        <w:rPr>
+          <w:b w:val="0"/>
+        </w:rPr>
+        <w:t xml:space="preserve">Look for: Fit a line from a declared </w:t>
+      </w:r>
+      <w:r>
+        <w:rPr>
+          <w:b/>
+        </w:rPr>
+        <w:t>training</w:t>
+      </w:r>
+      <w:r>
+        <w:rPr>
+          <w:b w:val="0"/>
+        </w:rPr>
+        <w:t xml:space="preserve"> candidate set</w:t>
+      </w:r>
+    </w:p>
+    <w:p>
+      <w:pPr>
+        <w:spacing w:line="336" w:lineRule="auto" w:after="180"/>
+      </w:pPr>
+      <w:r>
+        <w:rPr>
+          <w:b w:val="0"/>
+        </w:rPr>
         <w:t>Reference example, not the only acceptable wording: Teacher explanation: A 5 B 3 C 0; choose m 2 b 1.</w:t>
       </w:r>
     </w:p>
     <w:p>
-      <w:r>
+      <w:pPr>
+        <w:spacing w:line="336" w:lineRule="auto" w:after="180"/>
+      </w:pPr>
+      <w:r>
+        <w:rPr>
+          <w:b w:val="0"/>
+        </w:rPr>
         <w:t>Use the student module and workbook section with this exact week title. The worked case, independent question and answers below form one aligned lesson sequence.</w:t>
       </w:r>
     </w:p>
@@ -280,8 +470,32 @@
       </w:r>
     </w:p>
     <w:p>
-      <w:r>
-        <w:t>Training sizes 20,40,80 yield validation accuracies 62%,70%,73%. Is doubling again guaranteed to yield 76%? Describe a defensible next experiment.</w:t>
+      <w:pPr>
+        <w:spacing w:line="336" w:lineRule="auto" w:after="180"/>
+      </w:pPr>
+      <w:r>
+        <w:rPr>
+          <w:b/>
+        </w:rPr>
+        <w:t>Training</w:t>
+      </w:r>
+      <w:r>
+        <w:rPr>
+          <w:b w:val="0"/>
+        </w:rPr>
+        <w:t xml:space="preserve"> sizes 20,40,80 yield validation accuracies 62%,</w:t>
+      </w:r>
+      <w:r>
+        <w:rPr>
+          <w:b/>
+        </w:rPr>
+        <w:t>70%</w:t>
+      </w:r>
+      <w:r>
+        <w:rPr>
+          <w:b w:val="0"/>
+        </w:rPr>
+        <w:t>,73%. Is doubling again guaranteed to yield 76%? Describe a defensible next experiment.</w:t>
       </w:r>
     </w:p>
     <w:p>
@@ -293,8 +507,56 @@
       </w:r>
     </w:p>
     <w:p>
-      <w:r>
-        <w:t>Learning curves plot performance against training size or effort and help distinguish underfitting, overfitting, and data limitation.</w:t>
+      <w:pPr>
+        <w:spacing w:line="336" w:lineRule="auto" w:after="180"/>
+      </w:pPr>
+      <w:r>
+        <w:rPr>
+          <w:b/>
+        </w:rPr>
+        <w:t>Learning curve</w:t>
+      </w:r>
+      <w:r>
+        <w:rPr>
+          <w:b w:val="0"/>
+        </w:rPr>
+        <w:t xml:space="preserve">s plot performance against </w:t>
+      </w:r>
+      <w:r>
+        <w:rPr>
+          <w:b/>
+        </w:rPr>
+        <w:t>training</w:t>
+      </w:r>
+      <w:r>
+        <w:rPr>
+          <w:b w:val="0"/>
+        </w:rPr>
+        <w:t xml:space="preserve"> size or effort and help distinguish under</w:t>
+      </w:r>
+      <w:r>
+        <w:rPr>
+          <w:b/>
+        </w:rPr>
+        <w:t>fitting</w:t>
+      </w:r>
+      <w:r>
+        <w:rPr>
+          <w:b w:val="0"/>
+        </w:rPr>
+        <w:t>, over</w:t>
+      </w:r>
+      <w:r>
+        <w:rPr>
+          <w:b/>
+        </w:rPr>
+        <w:t>fitting</w:t>
+      </w:r>
+      <w:r>
+        <w:rPr>
+          <w:b w:val="0"/>
+        </w:rPr>
+        <w:t>, and data limitation.</w:t>
       </w:r>
     </w:p>
     <w:tbl>
@@ -430,12 +692,38 @@
       </w:r>
     </w:p>
     <w:p>
-      <w:r>
+      <w:pPr>
+        <w:spacing w:line="336" w:lineRule="auto" w:after="180"/>
+      </w:pPr>
+      <w:r>
+        <w:rPr>
+          <w:b w:val="0"/>
+        </w:rPr>
         <w:t>Use the supplied scenario, student illustrations and blank paper. For numeric work, offer counters or a calculator after learners show the setup. Fictional records are supplied; personal data and paid accounts are unnecessary.</w:t>
       </w:r>
     </w:p>
     <w:p>
-      <w:r>
+      <w:pPr>
+        <w:pStyle w:val="Heading3"/>
+      </w:pPr>
+      <w:r>
+        <w:t>Alternative compact allocation</w:t>
+      </w:r>
+    </w:p>
+    <w:p>
+      <w:r>
+        <w:t>This compact option is not the full-week schedule. Use the main teaching cycle and allow extra sessions for the investigation, independent work and project.</w:t>
+      </w:r>
+    </w:p>
+    <w:p>
+      <w:pPr>
+        <w:spacing w:line="336" w:lineRule="auto" w:after="180"/>
+        <w:shd w:fill="F1F6F8"/>
+      </w:pPr>
+      <w:r>
+        <w:rPr>
+          <w:b w:val="0"/>
+        </w:rPr>
         <w:t>Allow 80 minutes: recall 8; explanation 12; worked demonstration 15; guided practice 20; independent assessment 15; project and reflection 10. Extend the lab into a second session when needed.</w:t>
       </w:r>
     </w:p>
@@ -448,8 +736,49 @@
       </w:r>
     </w:p>
     <w:p>
-      <w:r>
-        <w:t>Teach two 45-minute sessions. This week focuses on learning curves and variability. Model the worked example first, collect the new W 4 case independently before feedback, and use the fresh retry to check transfer. Award credit for traceable reasoning and bounded claims, including justified uncertainty.</w:t>
+      <w:pPr>
+        <w:spacing w:line="336" w:lineRule="auto" w:after="180"/>
+      </w:pPr>
+      <w:r>
+        <w:rPr>
+          <w:b w:val="0"/>
+        </w:rPr>
+        <w:t xml:space="preserve">Teach two 45-minute sessions. This week focuses on </w:t>
+      </w:r>
+      <w:r>
+        <w:rPr>
+          <w:b/>
+        </w:rPr>
+        <w:t>learning curve</w:t>
+      </w:r>
+      <w:r>
+        <w:rPr>
+          <w:b w:val="0"/>
+        </w:rPr>
+        <w:t xml:space="preserve">s and </w:t>
+      </w:r>
+      <w:r>
+        <w:rPr>
+          <w:b/>
+        </w:rPr>
+        <w:t>variability</w:t>
+      </w:r>
+      <w:r>
+        <w:rPr>
+          <w:b w:val="0"/>
+        </w:rPr>
+        <w:t>. Model the worked example first, collect the new W 4 case independently before feedback, and use the fresh retry to check transfer.</w:t>
+      </w:r>
+    </w:p>
+    <w:p>
+      <w:pPr>
+        <w:spacing w:line="336" w:lineRule="auto" w:after="180"/>
+      </w:pPr>
+      <w:r>
+        <w:rPr>
+          <w:b w:val="0"/>
+        </w:rPr>
+        <w:t>Award credit for traceable reasoning and bounded claims, including justified uncertainty.</w:t>
       </w:r>
     </w:p>
     <w:p>
@@ -461,27 +790,75 @@
       </w:r>
     </w:p>
     <w:p>
-      <w:r>
-        <w:t>Evidence about examples that did not fit the model parameters.</w:t>
-      </w:r>
-    </w:p>
-    <w:p>
-      <w:r>
+      <w:pPr>
+        <w:spacing w:line="336" w:lineRule="auto" w:after="180"/>
+      </w:pPr>
+      <w:r>
+        <w:rPr>
+          <w:b/>
+        </w:rPr>
+        <w:t>Evidence</w:t>
+      </w:r>
+      <w:r>
+        <w:rPr>
+          <w:b w:val="0"/>
+        </w:rPr>
+        <w:t xml:space="preserve"> about examples that did not fit the model parameters.</w:t>
+      </w:r>
+    </w:p>
+    <w:p>
+      <w:pPr>
+        <w:spacing w:line="336" w:lineRule="auto" w:after="180"/>
+      </w:pPr>
+      <w:r>
+        <w:rPr>
+          <w:b w:val="0"/>
+        </w:rPr>
         <w:t>Printed student lesson and workbook</w:t>
       </w:r>
     </w:p>
     <w:p>
-      <w:r>
+      <w:pPr>
+        <w:spacing w:line="336" w:lineRule="auto" w:after="180"/>
+      </w:pPr>
+      <w:r>
+        <w:rPr>
+          <w:b w:val="0"/>
+        </w:rPr>
         <w:t>Paper, pencils and a calculator for fractions</w:t>
       </w:r>
     </w:p>
     <w:p>
-      <w:r>
-        <w:t>The fictional examples and a blank evidence table</w:t>
-      </w:r>
-    </w:p>
-    <w:p>
-      <w:r>
+      <w:pPr>
+        <w:spacing w:line="336" w:lineRule="auto" w:after="180"/>
+      </w:pPr>
+      <w:r>
+        <w:rPr>
+          <w:b w:val="0"/>
+        </w:rPr>
+        <w:t xml:space="preserve">The fictional examples and a blank </w:t>
+      </w:r>
+      <w:r>
+        <w:rPr>
+          <w:b/>
+        </w:rPr>
+        <w:t>evidence</w:t>
+      </w:r>
+      <w:r>
+        <w:rPr>
+          <w:b w:val="0"/>
+        </w:rPr>
+        <w:t xml:space="preserve"> table</w:t>
+      </w:r>
+    </w:p>
+    <w:p>
+      <w:pPr>
+        <w:spacing w:line="336" w:lineRule="auto" w:after="180"/>
+      </w:pPr>
+      <w:r>
+        <w:rPr>
+          <w:b w:val="0"/>
+        </w:rPr>
         <w:t>Saved classroom project records for critique; no personal student dataset required</w:t>
       </w:r>
     </w:p>
@@ -494,12 +871,36 @@
       </w:r>
     </w:p>
     <w:p>
-      <w:r>
-        <w:t>By the end, I can explain learning curves using a traced example and a stated limitation.</w:t>
-      </w:r>
-    </w:p>
-    <w:p>
-      <w:r>
+      <w:pPr>
+        <w:spacing w:line="336" w:lineRule="auto" w:after="180"/>
+      </w:pPr>
+      <w:r>
+        <w:rPr>
+          <w:b w:val="0"/>
+        </w:rPr>
+        <w:t xml:space="preserve">By the end, I can explain </w:t>
+      </w:r>
+      <w:r>
+        <w:rPr>
+          <w:b/>
+        </w:rPr>
+        <w:t>learning curve</w:t>
+      </w:r>
+      <w:r>
+        <w:rPr>
+          <w:b w:val="0"/>
+        </w:rPr>
+        <w:t>s using a traced example and a stated limitation.</w:t>
+      </w:r>
+    </w:p>
+    <w:p>
+      <w:pPr>
+        <w:spacing w:line="336" w:lineRule="auto" w:after="180"/>
+      </w:pPr>
+      <w:r>
+        <w:rPr>
+          <w:b w:val="0"/>
+        </w:rPr>
         <w:t>This added worked case illustrates the week’s main idea. Retain all original and connected topics; schedule its practice within the teaching cycle.</w:t>
       </w:r>
     </w:p>
@@ -512,76 +913,361 @@
       </w:r>
     </w:p>
     <w:p>
+      <w:r>
+        <w:t>Model Learning Curves using the supplied case, labelled mechanism and reasoning. Make the scope of each conclusion explicit.</w:t>
+      </w:r>
+    </w:p>
+    <w:p>
+      <w:pPr>
+        <w:spacing w:line="336" w:lineRule="auto" w:after="180"/>
+      </w:pPr>
+      <w:r>
+        <w:rPr>
+          <w:b w:val="0"/>
+        </w:rPr>
+        <w:t>Trace the information, fitted behavior, and evaluation proof separately.</w:t>
+      </w:r>
+    </w:p>
+    <w:p>
       <w:pPr>
         <w:pStyle w:val="Heading3"/>
       </w:pPr>
       <w:r>
-        <w:t>Explain the mechanism</w:t>
-      </w:r>
-    </w:p>
-    <w:p>
-      <w:r>
-        <w:t>Trace the information, fitted behavior, and evaluation proof separately.</w:t>
-      </w:r>
-    </w:p>
-    <w:p>
-      <w:r>
+        <w:t>Question to explain</w:t>
+      </w:r>
+    </w:p>
+    <w:p>
+      <w:pPr>
+        <w:spacing w:line="336" w:lineRule="auto" w:after="180"/>
+        <w:shd w:fill="F5F1FB"/>
+      </w:pPr>
+      <w:r>
+        <w:rPr>
+          <w:b w:val="0"/>
+        </w:rPr>
         <w:t>QUESTION Interpret three curve patterns and select a targeted next experiment.</w:t>
       </w:r>
     </w:p>
     <w:p>
-      <w:r>
-        <w:t>MODEL IDEA Learning curves plot performance against training size or effort and help distinguish underfitting, overfitting, and data limitation.</w:t>
-      </w:r>
-    </w:p>
-    <w:p>
-      <w:r>
+      <w:pPr>
+        <w:spacing w:line="336" w:lineRule="auto" w:after="180"/>
+      </w:pPr>
+      <w:r>
+        <w:rPr>
+          <w:b w:val="0"/>
+        </w:rPr>
+        <w:t xml:space="preserve">MODEL IDEA </w:t>
+      </w:r>
+      <w:r>
+        <w:rPr>
+          <w:b/>
+        </w:rPr>
+        <w:t>Learning curve</w:t>
+      </w:r>
+      <w:r>
+        <w:rPr>
+          <w:b w:val="0"/>
+        </w:rPr>
+        <w:t xml:space="preserve">s plot performance against </w:t>
+      </w:r>
+      <w:r>
+        <w:rPr>
+          <w:b/>
+        </w:rPr>
+        <w:t>training</w:t>
+      </w:r>
+      <w:r>
+        <w:rPr>
+          <w:b w:val="0"/>
+        </w:rPr>
+        <w:t xml:space="preserve"> size or effort and help distinguish under</w:t>
+      </w:r>
+      <w:r>
+        <w:rPr>
+          <w:b/>
+        </w:rPr>
+        <w:t>fitting</w:t>
+      </w:r>
+      <w:r>
+        <w:rPr>
+          <w:b w:val="0"/>
+        </w:rPr>
+        <w:t>, over</w:t>
+      </w:r>
+      <w:r>
+        <w:rPr>
+          <w:b/>
+        </w:rPr>
+        <w:t>fitting</w:t>
+      </w:r>
+      <w:r>
+        <w:rPr>
+          <w:b w:val="0"/>
+        </w:rPr>
+        <w:t>, and data limitation.</w:t>
+      </w:r>
+    </w:p>
+    <w:p>
+      <w:pPr>
+        <w:spacing w:line="336" w:lineRule="auto" w:after="180"/>
+      </w:pPr>
+      <w:r>
+        <w:rPr>
+          <w:b w:val="0"/>
+        </w:rPr>
         <w:t>PROOF NEEDED Use an unseen case, visible calculation, error analysis, and a stated limitation.</w:t>
       </w:r>
     </w:p>
     <w:p>
-      <w:r>
-        <w:t>UNDER THE HOOD Both train and validation scores are low and close: likely underfitting. Train high, validation much lower: likely high variance or overfitting.</w:t>
-      </w:r>
-    </w:p>
-    <w:p>
-      <w:r>
-        <w:t>Draw a fresh data → model → prediction → evaluation trace:</w:t>
-      </w:r>
-    </w:p>
-    <w:p>
-      <w:r>
-        <w:t>Predict first. Then check each step. A correct answer without visible evidence cannot be audited.</w:t>
-      </w:r>
-    </w:p>
-    <w:p>
-      <w:r>
-        <w:t>STEP 1 Both train and validation scores are low and close: likely underfitting.</w:t>
-      </w:r>
-    </w:p>
-    <w:p>
-      <w:r>
-        <w:t>STEP 2 Train high, validation much lower: likely high variance or overfitting.</w:t>
-      </w:r>
-    </w:p>
-    <w:p>
-      <w:r>
+      <w:pPr>
+        <w:pStyle w:val="Heading3"/>
+      </w:pPr>
+      <w:r>
+        <w:t>How the mechanism works</w:t>
+      </w:r>
+    </w:p>
+    <w:p>
+      <w:pPr>
+        <w:spacing w:line="336" w:lineRule="auto" w:after="180"/>
+        <w:shd w:fill="F1F6F8"/>
+      </w:pPr>
+      <w:r>
+        <w:rPr>
+          <w:b w:val="0"/>
+        </w:rPr>
+        <w:t>UNDER THE HOOD Both train and validation scores are low and close: likely under</w:t>
+      </w:r>
+      <w:r>
+        <w:rPr>
+          <w:b/>
+        </w:rPr>
+        <w:t>fitting</w:t>
+      </w:r>
+      <w:r>
+        <w:rPr>
+          <w:b w:val="0"/>
+        </w:rPr>
+        <w:t xml:space="preserve">. Train high, validation much lower: likely high </w:t>
+      </w:r>
+      <w:r>
+        <w:rPr>
+          <w:b/>
+        </w:rPr>
+        <w:t>variance</w:t>
+      </w:r>
+      <w:r>
+        <w:rPr>
+          <w:b w:val="0"/>
+        </w:rPr>
+        <w:t xml:space="preserve"> or over</w:t>
+      </w:r>
+      <w:r>
+        <w:rPr>
+          <w:b/>
+        </w:rPr>
+        <w:t>fitting</w:t>
+      </w:r>
+      <w:r>
+        <w:rPr>
+          <w:b w:val="0"/>
+        </w:rPr>
+        <w:t>.</w:t>
+      </w:r>
+    </w:p>
+    <w:p>
+      <w:pPr>
+        <w:spacing w:line="336" w:lineRule="auto" w:after="180"/>
+      </w:pPr>
+      <w:r>
+        <w:rPr>
+          <w:b w:val="0"/>
+        </w:rPr>
+        <w:t xml:space="preserve">Draw a fresh data → model → </w:t>
+      </w:r>
+      <w:r>
+        <w:rPr>
+          <w:b/>
+        </w:rPr>
+        <w:t>prediction</w:t>
+      </w:r>
+      <w:r>
+        <w:rPr>
+          <w:b w:val="0"/>
+        </w:rPr>
+        <w:t xml:space="preserve"> → evaluation trace:</w:t>
+      </w:r>
+    </w:p>
+    <w:p>
+      <w:pPr>
+        <w:spacing w:line="336" w:lineRule="auto" w:after="180"/>
+      </w:pPr>
+      <w:r>
+        <w:rPr>
+          <w:b w:val="0"/>
+        </w:rPr>
+        <w:t xml:space="preserve">Predict first. Then check each step. A correct answer without visible </w:t>
+      </w:r>
+      <w:r>
+        <w:rPr>
+          <w:b/>
+        </w:rPr>
+        <w:t>evidence</w:t>
+      </w:r>
+      <w:r>
+        <w:rPr>
+          <w:b w:val="0"/>
+        </w:rPr>
+        <w:t xml:space="preserve"> cannot be audited.</w:t>
+      </w:r>
+    </w:p>
+    <w:p>
+      <w:pPr>
+        <w:pStyle w:val="Heading3"/>
+      </w:pPr>
+      <w:r>
+        <w:t>Step 1</w:t>
+      </w:r>
+    </w:p>
+    <w:p>
+      <w:pPr>
+        <w:spacing w:line="336" w:lineRule="auto" w:after="180"/>
+        <w:shd w:fill="F4F9FC"/>
+      </w:pPr>
+      <w:r>
+        <w:rPr>
+          <w:b w:val="0"/>
+        </w:rPr>
+        <w:t>STEP 1 Both train and validation scores are low and close: likely under</w:t>
+      </w:r>
+      <w:r>
+        <w:rPr>
+          <w:b/>
+        </w:rPr>
+        <w:t>fitting</w:t>
+      </w:r>
+      <w:r>
+        <w:rPr>
+          <w:b w:val="0"/>
+        </w:rPr>
+        <w:t>.</w:t>
+      </w:r>
+    </w:p>
+    <w:p>
+      <w:pPr>
+        <w:pStyle w:val="Heading3"/>
+      </w:pPr>
+      <w:r>
+        <w:t>Step 2</w:t>
+      </w:r>
+    </w:p>
+    <w:p>
+      <w:pPr>
+        <w:spacing w:line="336" w:lineRule="auto" w:after="180"/>
+        <w:shd w:fill="F4F9FC"/>
+      </w:pPr>
+      <w:r>
+        <w:rPr>
+          <w:b w:val="0"/>
+        </w:rPr>
+        <w:t xml:space="preserve">STEP 2 Train high, validation much lower: likely high </w:t>
+      </w:r>
+      <w:r>
+        <w:rPr>
+          <w:b/>
+        </w:rPr>
+        <w:t>variance</w:t>
+      </w:r>
+      <w:r>
+        <w:rPr>
+          <w:b w:val="0"/>
+        </w:rPr>
+        <w:t xml:space="preserve"> or over</w:t>
+      </w:r>
+      <w:r>
+        <w:rPr>
+          <w:b/>
+        </w:rPr>
+        <w:t>fitting</w:t>
+      </w:r>
+      <w:r>
+        <w:rPr>
+          <w:b w:val="0"/>
+        </w:rPr>
+        <w:t>.</w:t>
+      </w:r>
+    </w:p>
+    <w:p>
+      <w:pPr>
+        <w:pStyle w:val="Heading3"/>
+      </w:pPr>
+      <w:r>
+        <w:t>Step 3</w:t>
+      </w:r>
+    </w:p>
+    <w:p>
+      <w:pPr>
+        <w:spacing w:line="336" w:lineRule="auto" w:after="180"/>
+        <w:shd w:fill="F4F9FC"/>
+      </w:pPr>
+      <w:r>
+        <w:rPr>
+          <w:b w:val="0"/>
+        </w:rPr>
         <w:t>STEP 3 Validation improves as data grows and gap narrows: more representative data may help.</w:t>
       </w:r>
     </w:p>
     <w:p>
-      <w:r>
+      <w:pPr>
+        <w:pStyle w:val="Heading3"/>
+      </w:pPr>
+      <w:r>
+        <w:t>Step 4</w:t>
+      </w:r>
+    </w:p>
+    <w:p>
+      <w:pPr>
+        <w:spacing w:line="336" w:lineRule="auto" w:after="180"/>
+        <w:shd w:fill="F4F9FC"/>
+      </w:pPr>
+      <w:r>
+        <w:rPr>
+          <w:b w:val="0"/>
+        </w:rPr>
         <w:t>STEP 4 Curves suggest hypotheses; confirm with controlled experiments and error slices.</w:t>
       </w:r>
     </w:p>
     <w:p>
-      <w:r>
+      <w:pPr>
+        <w:spacing w:line="336" w:lineRule="auto" w:after="180"/>
+      </w:pPr>
+      <w:r>
+        <w:rPr>
+          <w:b w:val="0"/>
+        </w:rPr>
         <w:t>CHECK Verify the denominator, unit, split, class definition, and data version before interpreting a score.</w:t>
       </w:r>
     </w:p>
     <w:p>
-      <w:r>
-        <w:t>Recalculate, retrace, or restate the evidence independently:</w:t>
+      <w:pPr>
+        <w:spacing w:line="336" w:lineRule="auto" w:after="180"/>
+      </w:pPr>
+      <w:r>
+        <w:rPr>
+          <w:b w:val="0"/>
+        </w:rPr>
+        <w:t xml:space="preserve">Recalculate, retrace, or restate the </w:t>
+      </w:r>
+      <w:r>
+        <w:rPr>
+          <w:b/>
+        </w:rPr>
+        <w:t>evidence</w:t>
+      </w:r>
+      <w:r>
+        <w:rPr>
+          <w:b w:val="0"/>
+        </w:rPr>
+        <w:t xml:space="preserve"> independently:</w:t>
       </w:r>
     </w:p>
     <w:p>
@@ -593,12 +1279,78 @@
       </w:r>
     </w:p>
     <w:p>
-      <w:r>
-        <w:t>With20,40,80 training leaves, fixed-set validation accuracy is60%,70%,78%.</w:t>
-      </w:r>
-    </w:p>
-    <w:p>
-      <w:r>
+      <w:pPr>
+        <w:pStyle w:val="Heading3"/>
+      </w:pPr>
+      <w:r>
+        <w:t>The teaching case</w:t>
+      </w:r>
+    </w:p>
+    <w:p>
+      <w:pPr>
+        <w:spacing w:line="336" w:lineRule="auto" w:after="180"/>
+        <w:shd w:fill="F1F6FC"/>
+      </w:pPr>
+      <w:r>
+        <w:rPr>
+          <w:b w:val="0"/>
+        </w:rPr>
+        <w:t xml:space="preserve">With20,40,80 </w:t>
+      </w:r>
+      <w:r>
+        <w:rPr>
+          <w:b/>
+        </w:rPr>
+        <w:t>training</w:t>
+      </w:r>
+      <w:r>
+        <w:rPr>
+          <w:b w:val="0"/>
+        </w:rPr>
+        <w:t xml:space="preserve"> leaves, fixed-set validation accuracy is</w:t>
+      </w:r>
+      <w:r>
+        <w:rPr>
+          <w:b/>
+        </w:rPr>
+        <w:t>60%</w:t>
+      </w:r>
+      <w:r>
+        <w:rPr>
+          <w:b w:val="0"/>
+        </w:rPr>
+        <w:t>,</w:t>
+      </w:r>
+      <w:r>
+        <w:rPr>
+          <w:b/>
+        </w:rPr>
+        <w:t>70%</w:t>
+      </w:r>
+      <w:r>
+        <w:rPr>
+          <w:b w:val="0"/>
+        </w:rPr>
+        <w:t>,78%.</w:t>
+      </w:r>
+    </w:p>
+    <w:p>
+      <w:pPr>
+        <w:pStyle w:val="Heading3"/>
+      </w:pPr>
+      <w:r>
+        <w:t>The teaching case</w:t>
+      </w:r>
+    </w:p>
+    <w:p>
+      <w:pPr>
+        <w:spacing w:line="336" w:lineRule="auto" w:after="180"/>
+        <w:shd w:fill="F1F6FC"/>
+      </w:pPr>
+      <w:r>
+        <w:rPr>
+          <w:b w:val="0"/>
+        </w:rPr>
         <w:t>Interpret the curve and uncertainty.</w:t>
       </w:r>
     </w:p>
@@ -611,36 +1363,363 @@
       </w:r>
     </w:p>
     <w:p>
-      <w:r>
-        <w:t>These runs improve with more data. Further representative data may help, but gains are not guaranteed. Controlled repeats reveal variability.</w:t>
-      </w:r>
-    </w:p>
-    <w:p>
       <w:pPr>
         <w:pStyle w:val="Heading3"/>
       </w:pPr>
       <w:r>
+        <w:t>Why the result follows</w:t>
+      </w:r>
+    </w:p>
+    <w:p>
+      <w:pPr>
+        <w:spacing w:line="336" w:lineRule="auto" w:after="180"/>
+        <w:shd w:fill="F1F6FC"/>
+      </w:pPr>
+      <w:r>
+        <w:rPr>
+          <w:b w:val="0"/>
+        </w:rPr>
+        <w:t xml:space="preserve">These runs improve with more data. Further representative data may help, but gains are not guaranteed. Controlled </w:t>
+      </w:r>
+      <w:r>
+        <w:rPr>
+          <w:b/>
+        </w:rPr>
+        <w:t>repeat</w:t>
+      </w:r>
+      <w:r>
+        <w:rPr>
+          <w:b w:val="0"/>
+        </w:rPr>
+        <w:t xml:space="preserve">s reveal </w:t>
+      </w:r>
+      <w:r>
+        <w:rPr>
+          <w:b/>
+        </w:rPr>
+        <w:t>variability</w:t>
+      </w:r>
+      <w:r>
+        <w:rPr>
+          <w:b w:val="0"/>
+        </w:rPr>
+        <w:t>.</w:t>
+      </w:r>
+    </w:p>
+    <w:p>
+      <w:pPr>
+        <w:pStyle w:val="Heading3"/>
+      </w:pPr>
+      <w:r>
         <w:t>Explain the added worked example</w:t>
       </w:r>
     </w:p>
     <w:p>
-      <w:r>
-        <w:t>A learning curve asks how performance changes as the amount of training evidence grows. Keep the validation protocol, model settings and metric comparable. Use subsets of training only; never add validation rows into the training subsets. Multiple repeats reveal sensitivity to sample selection or model randomness.</w:t>
-      </w:r>
-    </w:p>
-    <w:p>
-      <w:r>
-        <w:t>Use fictional classroom data throughout this investigation. Keep the task, units, reference labels and data split visible as you reason. Earlier weeks supplied the model-building process; this week examines learning curves and variability.</w:t>
-      </w:r>
-    </w:p>
-    <w:p>
-      <w:r>
-        <w:t>At training sizes 10, 20, 40, validation MAEs across three declared repeats are [7, 9, 8], [5, 7, 6], [4, 6, 5]. Means are 8, 6, 5 and ranges 2, 2, 2. Mean training MAEs are 1, 2, 3. Validation improves as training grows, while training error rises because fitting more varied examples can be harder.</w:t>
-      </w:r>
-    </w:p>
-    <w:p>
-      <w:r>
-        <w:t>Before continuing, underline the decision rule and circle the evidence that supports the conclusion. Explain the example to a partner without replacing the counts or conditions with a stronger claim. Keep the distinction between an observed result and a proposed next step.</w:t>
+      <w:pPr>
+        <w:pStyle w:val="Heading3"/>
+      </w:pPr>
+      <w:r>
+        <w:t>Explain the added worked example · 1</w:t>
+      </w:r>
+    </w:p>
+    <w:p>
+      <w:pPr>
+        <w:spacing w:line="336" w:lineRule="auto" w:after="180"/>
+      </w:pPr>
+      <w:r>
+        <w:rPr>
+          <w:b w:val="0"/>
+        </w:rPr>
+        <w:t xml:space="preserve">A </w:t>
+      </w:r>
+      <w:r>
+        <w:rPr>
+          <w:b/>
+        </w:rPr>
+        <w:t>learning curve</w:t>
+      </w:r>
+      <w:r>
+        <w:rPr>
+          <w:b w:val="0"/>
+        </w:rPr>
+        <w:t xml:space="preserve"> asks how performance changes as the amount of </w:t>
+      </w:r>
+      <w:r>
+        <w:rPr>
+          <w:b/>
+        </w:rPr>
+        <w:t>training</w:t>
+      </w:r>
+      <w:r>
+        <w:rPr>
+          <w:b w:val="0"/>
+        </w:rPr>
+        <w:t xml:space="preserve"> </w:t>
+      </w:r>
+      <w:r>
+        <w:rPr>
+          <w:b/>
+        </w:rPr>
+        <w:t>evidence</w:t>
+      </w:r>
+      <w:r>
+        <w:rPr>
+          <w:b w:val="0"/>
+        </w:rPr>
+        <w:t xml:space="preserve"> grows. Keep the validation protocol, model settings and metric comparable.</w:t>
+      </w:r>
+    </w:p>
+    <w:p>
+      <w:pPr>
+        <w:spacing w:line="336" w:lineRule="auto" w:after="180"/>
+      </w:pPr>
+      <w:r>
+        <w:rPr>
+          <w:b w:val="0"/>
+        </w:rPr>
+        <w:t xml:space="preserve">Use subsets of </w:t>
+      </w:r>
+      <w:r>
+        <w:rPr>
+          <w:b/>
+        </w:rPr>
+        <w:t>training</w:t>
+      </w:r>
+      <w:r>
+        <w:rPr>
+          <w:b w:val="0"/>
+        </w:rPr>
+        <w:t xml:space="preserve"> only; never add validation rows into the </w:t>
+      </w:r>
+      <w:r>
+        <w:rPr>
+          <w:b/>
+        </w:rPr>
+        <w:t>training</w:t>
+      </w:r>
+      <w:r>
+        <w:rPr>
+          <w:b w:val="0"/>
+        </w:rPr>
+        <w:t xml:space="preserve"> subsets. Multiple </w:t>
+      </w:r>
+      <w:r>
+        <w:rPr>
+          <w:b/>
+        </w:rPr>
+        <w:t>repeat</w:t>
+      </w:r>
+      <w:r>
+        <w:rPr>
+          <w:b w:val="0"/>
+        </w:rPr>
+        <w:t>s reveal sensitivity to sample selection or model randomness.</w:t>
+      </w:r>
+    </w:p>
+    <w:p>
+      <w:pPr>
+        <w:spacing w:line="336" w:lineRule="auto" w:after="180"/>
+      </w:pPr>
+      <w:r>
+        <w:rPr>
+          <w:b w:val="0"/>
+        </w:rPr>
+        <w:t>Use fictional classroom data throughout this investigation. Keep the task, units, reference labels and data split visible as you reason.</w:t>
+      </w:r>
+    </w:p>
+    <w:p>
+      <w:pPr>
+        <w:spacing w:line="336" w:lineRule="auto" w:after="180"/>
+      </w:pPr>
+      <w:r>
+        <w:rPr>
+          <w:b w:val="0"/>
+        </w:rPr>
+        <w:t xml:space="preserve">Earlier weeks supplied the model-building </w:t>
+      </w:r>
+      <w:r>
+        <w:rPr>
+          <w:b/>
+        </w:rPr>
+        <w:t>process</w:t>
+      </w:r>
+      <w:r>
+        <w:rPr>
+          <w:b w:val="0"/>
+        </w:rPr>
+        <w:t xml:space="preserve">; this week examines </w:t>
+      </w:r>
+      <w:r>
+        <w:rPr>
+          <w:b/>
+        </w:rPr>
+        <w:t>learning curve</w:t>
+      </w:r>
+      <w:r>
+        <w:rPr>
+          <w:b w:val="0"/>
+        </w:rPr>
+        <w:t xml:space="preserve">s and </w:t>
+      </w:r>
+      <w:r>
+        <w:rPr>
+          <w:b/>
+        </w:rPr>
+        <w:t>variability</w:t>
+      </w:r>
+      <w:r>
+        <w:rPr>
+          <w:b w:val="0"/>
+        </w:rPr>
+        <w:t>.</w:t>
+      </w:r>
+    </w:p>
+    <w:p>
+      <w:pPr>
+        <w:pStyle w:val="Heading3"/>
+      </w:pPr>
+      <w:r>
+        <w:t>Explain the added worked example · 2</w:t>
+      </w:r>
+    </w:p>
+    <w:p>
+      <w:pPr>
+        <w:spacing w:line="336" w:lineRule="auto" w:after="180"/>
+      </w:pPr>
+      <w:r>
+        <w:rPr>
+          <w:b w:val="0"/>
+        </w:rPr>
+        <w:t xml:space="preserve">At </w:t>
+      </w:r>
+      <w:r>
+        <w:rPr>
+          <w:b/>
+        </w:rPr>
+        <w:t>training</w:t>
+      </w:r>
+      <w:r>
+        <w:rPr>
+          <w:b w:val="0"/>
+        </w:rPr>
+        <w:t xml:space="preserve"> sizes 10, 20, 40, validation MAEs across three declared </w:t>
+      </w:r>
+      <w:r>
+        <w:rPr>
+          <w:b/>
+        </w:rPr>
+        <w:t>repeat</w:t>
+      </w:r>
+      <w:r>
+        <w:rPr>
+          <w:b w:val="0"/>
+        </w:rPr>
+        <w:t xml:space="preserve">s are [7, 9, 8], [5, 7, 6], [4, 6, 5]. Means are 8, 6, 5 and </w:t>
+      </w:r>
+      <w:r>
+        <w:rPr>
+          <w:b/>
+        </w:rPr>
+        <w:t>range</w:t>
+      </w:r>
+      <w:r>
+        <w:rPr>
+          <w:b w:val="0"/>
+        </w:rPr>
+        <w:t xml:space="preserve">s 2, 2, 2. Mean </w:t>
+      </w:r>
+      <w:r>
+        <w:rPr>
+          <w:b/>
+        </w:rPr>
+        <w:t>training</w:t>
+      </w:r>
+      <w:r>
+        <w:rPr>
+          <w:b w:val="0"/>
+        </w:rPr>
+        <w:t xml:space="preserve"> MAEs are 1, 2, 3.</w:t>
+      </w:r>
+    </w:p>
+    <w:p>
+      <w:pPr>
+        <w:spacing w:line="336" w:lineRule="auto" w:after="180"/>
+      </w:pPr>
+      <w:r>
+        <w:rPr>
+          <w:b w:val="0"/>
+        </w:rPr>
+        <w:t xml:space="preserve">Validation improves as </w:t>
+      </w:r>
+      <w:r>
+        <w:rPr>
+          <w:b/>
+        </w:rPr>
+        <w:t>training</w:t>
+      </w:r>
+      <w:r>
+        <w:rPr>
+          <w:b w:val="0"/>
+        </w:rPr>
+        <w:t xml:space="preserve"> grows, while </w:t>
+      </w:r>
+      <w:r>
+        <w:rPr>
+          <w:b/>
+        </w:rPr>
+        <w:t>training</w:t>
+      </w:r>
+      <w:r>
+        <w:rPr>
+          <w:b w:val="0"/>
+        </w:rPr>
+        <w:t xml:space="preserve"> error rises because </w:t>
+      </w:r>
+      <w:r>
+        <w:rPr>
+          <w:b/>
+        </w:rPr>
+        <w:t>fitting</w:t>
+      </w:r>
+      <w:r>
+        <w:rPr>
+          <w:b w:val="0"/>
+        </w:rPr>
+        <w:t xml:space="preserve"> more varied examples can be harder.</w:t>
+      </w:r>
+    </w:p>
+    <w:p>
+      <w:pPr>
+        <w:spacing w:line="336" w:lineRule="auto" w:after="180"/>
+      </w:pPr>
+      <w:r>
+        <w:rPr>
+          <w:b w:val="0"/>
+        </w:rPr>
+        <w:t xml:space="preserve">Before continuing, underline the decision rule and circle the </w:t>
+      </w:r>
+      <w:r>
+        <w:rPr>
+          <w:b/>
+        </w:rPr>
+        <w:t>evidence</w:t>
+      </w:r>
+      <w:r>
+        <w:rPr>
+          <w:b w:val="0"/>
+        </w:rPr>
+        <w:t xml:space="preserve"> that supports the conclusion. Explain the example to a partner without replacing the counts or conditions with a stronger claim.</w:t>
+      </w:r>
+    </w:p>
+    <w:p>
+      <w:pPr>
+        <w:spacing w:line="336" w:lineRule="auto" w:after="180"/>
+      </w:pPr>
+      <w:r>
+        <w:rPr>
+          <w:b w:val="0"/>
+        </w:rPr>
+        <w:t>Keep the distinction between an observed result and a proposed next step.</w:t>
       </w:r>
     </w:p>
     <w:p>
@@ -784,8 +1863,37 @@
       </w:r>
     </w:p>
     <w:p>
-      <w:r>
-        <w:t>Use the complete worked example below before asking learners to complete W2. Reveal a small part, invite a prediction, then explain the deciding step. These teacher notes contain solutions; do not reveal the independent case answer during modelling.</w:t>
+      <w:pPr>
+        <w:spacing w:line="336" w:lineRule="auto" w:after="180"/>
+      </w:pPr>
+      <w:r>
+        <w:rPr>
+          <w:b w:val="0"/>
+        </w:rPr>
+        <w:t xml:space="preserve">Use the complete worked example below before asking learners to complete W2. Reveal a small part, invite a </w:t>
+      </w:r>
+      <w:r>
+        <w:rPr>
+          <w:b/>
+        </w:rPr>
+        <w:t>prediction</w:t>
+      </w:r>
+      <w:r>
+        <w:rPr>
+          <w:b w:val="0"/>
+        </w:rPr>
+        <w:t>, then explain the deciding step.</w:t>
+      </w:r>
+    </w:p>
+    <w:p>
+      <w:pPr>
+        <w:spacing w:line="336" w:lineRule="auto" w:after="180"/>
+      </w:pPr>
+      <w:r>
+        <w:rPr>
+          <w:b w:val="0"/>
+        </w:rPr>
+        <w:t>These teacher notes contain solutions; do not reveal the independent case answer during modelling.</w:t>
       </w:r>
     </w:p>
     <w:p>
@@ -1075,7 +2183,13 @@
       </w:tr>
     </w:tbl>
     <w:p>
-      <w:r>
+      <w:pPr>
+        <w:spacing w:line="336" w:lineRule="auto" w:after="180"/>
+      </w:pPr>
+      <w:r>
+        <w:rPr>
+          <w:b w:val="0"/>
+        </w:rPr>
         <w:t>Use the diagram and verbal explanation together. Ask learners to match a sentence to a specific visual step; do not assign learners fixed visual or auditory learning styles.</w:t>
       </w:r>
     </w:p>
@@ -1088,8 +2202,38 @@
       </w:r>
     </w:p>
     <w:p>
-      <w:r>
-        <w:t>Read a learning curve with repeated-run spread rather than drawing a certainty arrow.</w:t>
+      <w:pPr>
+        <w:spacing w:line="336" w:lineRule="auto" w:after="180"/>
+      </w:pPr>
+      <w:r>
+        <w:rPr>
+          <w:b w:val="0"/>
+        </w:rPr>
+        <w:t xml:space="preserve">Read a </w:t>
+      </w:r>
+      <w:r>
+        <w:rPr>
+          <w:b/>
+        </w:rPr>
+        <w:t>learning curve</w:t>
+      </w:r>
+      <w:r>
+        <w:rPr>
+          <w:b w:val="0"/>
+        </w:rPr>
+        <w:t xml:space="preserve"> with </w:t>
+      </w:r>
+      <w:r>
+        <w:rPr>
+          <w:b/>
+        </w:rPr>
+        <w:t>repeat</w:t>
+      </w:r>
+      <w:r>
+        <w:rPr>
+          <w:b w:val="0"/>
+        </w:rPr>
+        <w:t>ed-run spread rather than drawing a certainty arrow.</w:t>
       </w:r>
     </w:p>
     <w:p>
@@ -1101,13 +2245,67 @@
       </w:r>
     </w:p>
     <w:p>
-      <w:r>
-        <w:t>At 10 training plants validation errors across3 runs are [6, 5, 7]; at 20 plants errors [4, 5, 3], on the same 10-case validation set.</w:t>
-      </w:r>
-    </w:p>
-    <w:p>
-      <w:r>
-        <w:t>All inputs and outcomes in this worked example are invented classroom data; no real model run is claimed.</w:t>
+      <w:pPr>
+        <w:pStyle w:val="Heading3"/>
+      </w:pPr>
+      <w:r>
+        <w:t>Supplied facts</w:t>
+      </w:r>
+    </w:p>
+    <w:p>
+      <w:pPr>
+        <w:spacing w:line="336" w:lineRule="auto" w:after="180"/>
+        <w:shd w:fill="F1F6FC"/>
+      </w:pPr>
+      <w:r>
+        <w:rPr>
+          <w:b w:val="0"/>
+        </w:rPr>
+        <w:t xml:space="preserve">At 10 </w:t>
+      </w:r>
+      <w:r>
+        <w:rPr>
+          <w:b/>
+        </w:rPr>
+        <w:t>training</w:t>
+      </w:r>
+      <w:r>
+        <w:rPr>
+          <w:b w:val="0"/>
+        </w:rPr>
+        <w:t xml:space="preserve"> plants validation errors across3 runs are [6, 5, 7]; at 20 plants errors [4, 5, 3], on the same 10-case validation set.</w:t>
+      </w:r>
+    </w:p>
+    <w:p>
+      <w:pPr>
+        <w:pStyle w:val="Heading3"/>
+      </w:pPr>
+      <w:r>
+        <w:t>Supplied facts</w:t>
+      </w:r>
+    </w:p>
+    <w:p>
+      <w:pPr>
+        <w:spacing w:line="336" w:lineRule="auto" w:after="180"/>
+        <w:shd w:fill="F1F6FC"/>
+      </w:pPr>
+      <w:r>
+        <w:rPr>
+          <w:b w:val="0"/>
+        </w:rPr>
+        <w:t xml:space="preserve">All </w:t>
+      </w:r>
+      <w:r>
+        <w:rPr>
+          <w:b/>
+        </w:rPr>
+        <w:t>input</w:t>
+      </w:r>
+      <w:r>
+        <w:rPr>
+          <w:b w:val="0"/>
+        </w:rPr>
+        <w:t>s and outcomes in this worked example are invented classroom data; no real model run is claimed.</w:t>
       </w:r>
     </w:p>
     <w:p>
@@ -1270,20 +2468,98 @@
       </w:r>
     </w:p>
     <w:p>
-      <w:r>
-        <w:t>Read the picture in order. More training plants improved the average in these supplied runs; variability remains. The arrows show which recorded input or intermediate result each decision uses. Explain the deciding step aloud before checking the changed case; pointing to the final answer alone does not show how it follows.</w:t>
-      </w:r>
-    </w:p>
-    <w:p>
       <w:pPr>
         <w:pStyle w:val="Heading3"/>
       </w:pPr>
       <w:r>
+        <w:t>Why the result follows</w:t>
+      </w:r>
+    </w:p>
+    <w:p>
+      <w:pPr>
+        <w:spacing w:line="336" w:lineRule="auto" w:after="180"/>
+        <w:shd w:fill="F1F6FC"/>
+      </w:pPr>
+      <w:r>
+        <w:rPr>
+          <w:b w:val="0"/>
+        </w:rPr>
+        <w:t xml:space="preserve">Read the picture in order. More </w:t>
+      </w:r>
+      <w:r>
+        <w:rPr>
+          <w:b/>
+        </w:rPr>
+        <w:t>training</w:t>
+      </w:r>
+      <w:r>
+        <w:rPr>
+          <w:b w:val="0"/>
+        </w:rPr>
+        <w:t xml:space="preserve"> plants improved the average in these supplied runs; </w:t>
+      </w:r>
+      <w:r>
+        <w:rPr>
+          <w:b/>
+        </w:rPr>
+        <w:t>variability</w:t>
+      </w:r>
+      <w:r>
+        <w:rPr>
+          <w:b w:val="0"/>
+        </w:rPr>
+        <w:t xml:space="preserve"> remains. The arrows show which recorded </w:t>
+      </w:r>
+      <w:r>
+        <w:rPr>
+          <w:b/>
+        </w:rPr>
+        <w:t>input</w:t>
+      </w:r>
+      <w:r>
+        <w:rPr>
+          <w:b w:val="0"/>
+        </w:rPr>
+        <w:t xml:space="preserve"> or intermediate result each decision uses.</w:t>
+      </w:r>
+    </w:p>
+    <w:p>
+      <w:pPr>
+        <w:spacing w:line="336" w:lineRule="auto" w:after="180"/>
+        <w:shd w:fill="F1F6FC"/>
+      </w:pPr>
+      <w:r>
+        <w:rPr>
+          <w:b w:val="0"/>
+        </w:rPr>
+        <w:t>Explain the deciding step aloud before checking the changed case; pointing to the final answer alone does not show how it follows.</w:t>
+      </w:r>
+    </w:p>
+    <w:p>
+      <w:pPr>
+        <w:pStyle w:val="Heading3"/>
+      </w:pPr>
+      <w:r>
         <w:t>What this example does not establish</w:t>
       </w:r>
     </w:p>
     <w:p>
-      <w:r>
+      <w:pPr>
+        <w:pStyle w:val="Heading3"/>
+      </w:pPr>
+      <w:r>
+        <w:t>Keep the stated limit</w:t>
+      </w:r>
+    </w:p>
+    <w:p>
+      <w:pPr>
+        <w:spacing w:line="336" w:lineRule="auto" w:after="180"/>
+        <w:shd w:fill="FFF5E6"/>
+      </w:pPr>
+      <w:r>
+        <w:rPr>
+          <w:b w:val="0"/>
+        </w:rPr>
         <w:t>These toy runs do not establish that data quantity alone caused improvement; collection quality and conditions matter.</w:t>
       </w:r>
     </w:p>
@@ -1296,31 +2572,143 @@
       </w:r>
     </w:p>
     <w:p>
-      <w:r>
+      <w:pPr>
+        <w:pStyle w:val="Heading3"/>
+      </w:pPr>
+      <w:r>
+        <w:t>Change one thing</w:t>
+      </w:r>
+    </w:p>
+    <w:p>
+      <w:pPr>
+        <w:spacing w:line="336" w:lineRule="auto" w:after="180"/>
+        <w:shd w:fill="F5F1FB"/>
+      </w:pPr>
+      <w:r>
+        <w:rPr>
+          <w:b w:val="0"/>
+        </w:rPr>
         <w:t>Change: A30-plant experiment gives errors [4, 4, 4].</w:t>
       </w:r>
     </w:p>
     <w:p>
-      <w:r>
-        <w:t>Prediction: Mean remains4; this additional size does not improve the observed mean over20 plants.</w:t>
-      </w:r>
-    </w:p>
-    <w:p>
-      <w:r>
-        <w:t>Reason: Learning curves are measured patterns, not a guarantee of improvement at every data size.</w:t>
-      </w:r>
-    </w:p>
-    <w:p>
       <w:pPr>
         <w:pStyle w:val="Heading3"/>
       </w:pPr>
       <w:r>
+        <w:t>Predicted result</w:t>
+      </w:r>
+    </w:p>
+    <w:p>
+      <w:pPr>
+        <w:spacing w:line="336" w:lineRule="auto" w:after="180"/>
+        <w:shd w:fill="F1F6FC"/>
+      </w:pPr>
+      <w:r>
+        <w:rPr>
+          <w:b/>
+        </w:rPr>
+        <w:t>Prediction</w:t>
+      </w:r>
+      <w:r>
+        <w:rPr>
+          <w:b w:val="0"/>
+        </w:rPr>
+        <w:t>: Mean remains4; this additional size does not improve the observed mean over20 plants.</w:t>
+      </w:r>
+    </w:p>
+    <w:p>
+      <w:pPr>
+        <w:pStyle w:val="Heading3"/>
+      </w:pPr>
+      <w:r>
+        <w:t>Why the result follows</w:t>
+      </w:r>
+    </w:p>
+    <w:p>
+      <w:pPr>
+        <w:spacing w:line="336" w:lineRule="auto" w:after="180"/>
+        <w:shd w:fill="F1F6FC"/>
+      </w:pPr>
+      <w:r>
+        <w:rPr>
+          <w:b w:val="0"/>
+        </w:rPr>
+        <w:t xml:space="preserve">Reason: </w:t>
+      </w:r>
+      <w:r>
+        <w:rPr>
+          <w:b/>
+        </w:rPr>
+        <w:t>Learning curve</w:t>
+      </w:r>
+      <w:r>
+        <w:rPr>
+          <w:b w:val="0"/>
+        </w:rPr>
+        <w:t>s are measured patterns, not a guarantee of improvement at every data size.</w:t>
+      </w:r>
+    </w:p>
+    <w:p>
+      <w:pPr>
+        <w:pStyle w:val="Heading3"/>
+      </w:pPr>
+      <w:r>
         <w:t>Ask while showing the picture</w:t>
       </w:r>
     </w:p>
     <w:p>
-      <w:r>
-        <w:t>Cover the result. Ask learners to name the inputs and predict the next step. Uncover one step, connect the icon to the actual procedure, and explain its evidence. Then change the supplied condition and compare. The picture is a representation; it does not document execution of a real AI model.</w:t>
+      <w:pPr>
+        <w:pStyle w:val="Heading3"/>
+      </w:pPr>
+      <w:r>
+        <w:t>Ask while showing the picture · 3</w:t>
+      </w:r>
+    </w:p>
+    <w:p>
+      <w:pPr>
+        <w:spacing w:line="336" w:lineRule="auto" w:after="180"/>
+      </w:pPr>
+      <w:r>
+        <w:rPr>
+          <w:b w:val="0"/>
+        </w:rPr>
+        <w:t xml:space="preserve">Cover the result. Ask learners to name the </w:t>
+      </w:r>
+      <w:r>
+        <w:rPr>
+          <w:b/>
+        </w:rPr>
+        <w:t>input</w:t>
+      </w:r>
+      <w:r>
+        <w:rPr>
+          <w:b w:val="0"/>
+        </w:rPr>
+        <w:t xml:space="preserve">s and predict the next step. Uncover one step, connect the icon to the actual procedure, and explain its </w:t>
+      </w:r>
+      <w:r>
+        <w:rPr>
+          <w:b/>
+        </w:rPr>
+        <w:t>evidence</w:t>
+      </w:r>
+      <w:r>
+        <w:rPr>
+          <w:b w:val="0"/>
+        </w:rPr>
+        <w:t>. Then change the supplied condition and compare.</w:t>
+      </w:r>
+    </w:p>
+    <w:p>
+      <w:pPr>
+        <w:spacing w:line="336" w:lineRule="auto" w:after="180"/>
+      </w:pPr>
+      <w:r>
+        <w:rPr>
+          <w:b w:val="0"/>
+        </w:rPr>
+        <w:t>The picture is a representation; it does not document execution of a real AI model.</w:t>
       </w:r>
     </w:p>
     <w:p>
@@ -1332,11 +2720,16 @@
       </w:r>
     </w:p>
     <w:p>
+      <w:r>
+        <w:t>Demonstrate Learning Curves, reduce support deliberately and check individual reasoning before discussing answers.</w:t>
+      </w:r>
+    </w:p>
+    <w:p>
       <w:pPr>
         <w:pStyle w:val="Heading3"/>
       </w:pPr>
       <w:r>
-        <w:t>Demonstrate and guide practice</w:t>
+        <w:t>Board sequence</w:t>
       </w:r>
     </w:p>
     <w:p>
@@ -1344,55 +2737,257 @@
         <w:pStyle w:val="Heading3"/>
       </w:pPr>
       <w:r>
-        <w:t>Board sequence</w:t>
-      </w:r>
-    </w:p>
-    <w:p>
-      <w:r>
-        <w:t>Write the given facts: With20,40,80 training leaves, fixed-set validation accuracy is60%,70%,78%.</w:t>
-      </w:r>
-    </w:p>
-    <w:p>
-      <w:r>
+        <w:t>1. Put the facts on the board</w:t>
+      </w:r>
+    </w:p>
+    <w:p>
+      <w:pPr>
+        <w:spacing w:line="336" w:lineRule="auto" w:after="180"/>
+        <w:shd w:fill="F4F9FC"/>
+      </w:pPr>
+      <w:r>
+        <w:rPr>
+          <w:b w:val="0"/>
+        </w:rPr>
+        <w:t xml:space="preserve">Write the given facts: With20,40,80 </w:t>
+      </w:r>
+      <w:r>
+        <w:rPr>
+          <w:b/>
+        </w:rPr>
+        <w:t>training</w:t>
+      </w:r>
+      <w:r>
+        <w:rPr>
+          <w:b w:val="0"/>
+        </w:rPr>
+        <w:t xml:space="preserve"> leaves, fixed-set validation accuracy is</w:t>
+      </w:r>
+      <w:r>
+        <w:rPr>
+          <w:b/>
+        </w:rPr>
+        <w:t>60%</w:t>
+      </w:r>
+      <w:r>
+        <w:rPr>
+          <w:b w:val="0"/>
+        </w:rPr>
+        <w:t>,</w:t>
+      </w:r>
+      <w:r>
+        <w:rPr>
+          <w:b/>
+        </w:rPr>
+        <w:t>70%</w:t>
+      </w:r>
+      <w:r>
+        <w:rPr>
+          <w:b w:val="0"/>
+        </w:rPr>
+        <w:t>,78%.</w:t>
+      </w:r>
+    </w:p>
+    <w:p>
+      <w:pPr>
+        <w:pStyle w:val="Heading3"/>
+      </w:pPr>
+      <w:r>
+        <w:t>2. State the decision to explain</w:t>
+      </w:r>
+    </w:p>
+    <w:p>
+      <w:pPr>
+        <w:spacing w:line="336" w:lineRule="auto" w:after="180"/>
+        <w:shd w:fill="F4F9FC"/>
+      </w:pPr>
+      <w:r>
+        <w:rPr>
+          <w:b w:val="0"/>
+        </w:rPr>
         <w:t>Write the question to explain: Interpret the curve and uncertainty.</w:t>
       </w:r>
     </w:p>
     <w:p>
-      <w:r>
-        <w:t>Reveal after predictions: These runs improve with more data. Further representative data may help, but gains are not guaranteed. Controlled repeats reveal variability.</w:t>
-      </w:r>
-    </w:p>
-    <w:p>
-      <w:r>
-        <w:t>Keep for an independent attempt: As training examples grow from 50 to 100 to 200, validation accuracy is 60%, 72%, 78%. What does the curve suggest, and what does it not guarantee?</w:t>
-      </w:r>
-    </w:p>
-    <w:p>
       <w:pPr>
         <w:pStyle w:val="Heading3"/>
       </w:pPr>
       <w:r>
+        <w:t>3. Reveal the worked reasoning</w:t>
+      </w:r>
+    </w:p>
+    <w:p>
+      <w:pPr>
+        <w:spacing w:line="336" w:lineRule="auto" w:after="180"/>
+        <w:shd w:fill="F1F6FC"/>
+      </w:pPr>
+      <w:r>
+        <w:rPr>
+          <w:b w:val="0"/>
+        </w:rPr>
+        <w:t xml:space="preserve">Reveal after </w:t>
+      </w:r>
+      <w:r>
+        <w:rPr>
+          <w:b/>
+        </w:rPr>
+        <w:t>prediction</w:t>
+      </w:r>
+      <w:r>
+        <w:rPr>
+          <w:b w:val="0"/>
+        </w:rPr>
+        <w:t xml:space="preserve">s: These runs improve with more data. Further representative data may help, but gains are not guaranteed. Controlled </w:t>
+      </w:r>
+      <w:r>
+        <w:rPr>
+          <w:b/>
+        </w:rPr>
+        <w:t>repeat</w:t>
+      </w:r>
+      <w:r>
+        <w:rPr>
+          <w:b w:val="0"/>
+        </w:rPr>
+        <w:t xml:space="preserve">s reveal </w:t>
+      </w:r>
+      <w:r>
+        <w:rPr>
+          <w:b/>
+        </w:rPr>
+        <w:t>variability</w:t>
+      </w:r>
+      <w:r>
+        <w:rPr>
+          <w:b w:val="0"/>
+        </w:rPr>
+        <w:t>.</w:t>
+      </w:r>
+    </w:p>
+    <w:p>
+      <w:pPr>
+        <w:pStyle w:val="Heading3"/>
+      </w:pPr>
+      <w:r>
+        <w:t>Hold back the independent task</w:t>
+      </w:r>
+    </w:p>
+    <w:p>
+      <w:pPr>
+        <w:spacing w:line="336" w:lineRule="auto" w:after="180"/>
+        <w:shd w:fill="F5F1FB"/>
+      </w:pPr>
+      <w:r>
+        <w:rPr>
+          <w:b w:val="0"/>
+        </w:rPr>
+        <w:t xml:space="preserve">Keep for an independent attempt: As </w:t>
+      </w:r>
+      <w:r>
+        <w:rPr>
+          <w:b/>
+        </w:rPr>
+        <w:t>training</w:t>
+      </w:r>
+      <w:r>
+        <w:rPr>
+          <w:b w:val="0"/>
+        </w:rPr>
+        <w:t xml:space="preserve"> examples grow from 50 to 100 to 200, validation accuracy is </w:t>
+      </w:r>
+      <w:r>
+        <w:rPr>
+          <w:b/>
+        </w:rPr>
+        <w:t>60%</w:t>
+      </w:r>
+      <w:r>
+        <w:rPr>
+          <w:b w:val="0"/>
+        </w:rPr>
+        <w:t>, 72%, 78%. What does the curve suggest, and what does it not guarantee?</w:t>
+      </w:r>
+    </w:p>
+    <w:p>
+      <w:pPr>
+        <w:pStyle w:val="Heading3"/>
+      </w:pPr>
+      <w:r>
         <w:t>Classroom dialogue</w:t>
       </w:r>
     </w:p>
     <w:p>
-      <w:r>
+      <w:pPr>
+        <w:pStyle w:val="Heading3"/>
+      </w:pPr>
+      <w:r>
+        <w:t>Ask the class</w:t>
+      </w:r>
+    </w:p>
+    <w:p>
+      <w:pPr>
+        <w:spacing w:line="336" w:lineRule="auto" w:after="180"/>
+        <w:shd w:fill="F5F1FB"/>
+      </w:pPr>
+      <w:r>
+        <w:rPr>
+          <w:b w:val="0"/>
+        </w:rPr>
         <w:t>Ask: Which facts are given, and which would we have to assume? Learners mark relevant details before discussing answers.</w:t>
       </w:r>
     </w:p>
     <w:p>
-      <w:r>
+      <w:pPr>
+        <w:pStyle w:val="Heading3"/>
+      </w:pPr>
+      <w:r>
+        <w:t>Language to model</w:t>
+      </w:r>
+    </w:p>
+    <w:p>
+      <w:pPr>
+        <w:spacing w:line="336" w:lineRule="auto" w:after="180"/>
+        <w:shd w:fill="F1F6F8"/>
+      </w:pPr>
+      <w:r>
+        <w:rPr>
+          <w:b w:val="0"/>
+        </w:rPr>
         <w:t>Say: Predict first. Show the rule, information path or calculation that would produce the result. A correct guess is not yet an explanation.</w:t>
       </w:r>
     </w:p>
     <w:p>
-      <w:r>
+      <w:pPr>
+        <w:spacing w:line="336" w:lineRule="auto" w:after="180"/>
+      </w:pPr>
+      <w:r>
+        <w:rPr>
+          <w:b w:val="0"/>
+        </w:rPr>
         <w:t>Reveal reasoning one step at a time. Explain why a tempting alternative fails. Write units and denominators for arithmetic, trace conditions for decisions, and identify supporting sources for claims.</w:t>
       </w:r>
     </w:p>
     <w:p>
-      <w:r>
-        <w:t>In pairs, one learner solves while the other checks evidence; exchange roles. Remove the worked answer before independent assessment.</w:t>
+      <w:pPr>
+        <w:spacing w:line="336" w:lineRule="auto" w:after="180"/>
+      </w:pPr>
+      <w:r>
+        <w:rPr>
+          <w:b w:val="0"/>
+        </w:rPr>
+        <w:t xml:space="preserve">In pairs, one learner solves while the other checks </w:t>
+      </w:r>
+      <w:r>
+        <w:rPr>
+          <w:b/>
+        </w:rPr>
+        <w:t>evidence</w:t>
+      </w:r>
+      <w:r>
+        <w:rPr>
+          <w:b w:val="0"/>
+        </w:rPr>
+        <w:t>; exchange roles. Remove the worked answer before independent assessment.</w:t>
       </w:r>
     </w:p>
     <w:p>
@@ -1404,8 +2999,49 @@
       </w:r>
     </w:p>
     <w:p>
-      <w:r>
-        <w:t>Guided response: More varied training cases may be harder to fit exactly while giving a pattern that generalizes better. Exit response: It only describes the smallest and largest observed repeats; no coverage-probability calculation or independent-sampling argument was supplied.</w:t>
+      <w:pPr>
+        <w:spacing w:line="336" w:lineRule="auto" w:after="180"/>
+      </w:pPr>
+      <w:r>
+        <w:rPr>
+          <w:b w:val="0"/>
+        </w:rPr>
+        <w:t xml:space="preserve">Guided response: More varied </w:t>
+      </w:r>
+      <w:r>
+        <w:rPr>
+          <w:b/>
+        </w:rPr>
+        <w:t>training</w:t>
+      </w:r>
+      <w:r>
+        <w:rPr>
+          <w:b w:val="0"/>
+        </w:rPr>
+        <w:t xml:space="preserve"> cases may be harder to fit exactly while giving a pattern that generalizes better.</w:t>
+      </w:r>
+    </w:p>
+    <w:p>
+      <w:pPr>
+        <w:spacing w:line="336" w:lineRule="auto" w:after="180"/>
+      </w:pPr>
+      <w:r>
+        <w:rPr>
+          <w:b w:val="0"/>
+        </w:rPr>
+        <w:t xml:space="preserve">Exit response: It only describes the smallest and largest observed </w:t>
+      </w:r>
+      <w:r>
+        <w:rPr>
+          <w:b/>
+        </w:rPr>
+        <w:t>repeat</w:t>
+      </w:r>
+      <w:r>
+        <w:rPr>
+          <w:b w:val="0"/>
+        </w:rPr>
+        <w:t>s; no coverage-probability calculation or independent-sampling argument was supplied.</w:t>
       </w:r>
     </w:p>
     <w:p>
@@ -1637,41 +3273,155 @@
       </w:r>
     </w:p>
     <w:p>
-      <w:r>
-        <w:t>Completion task: Why can training error rise while validation error falls?</w:t>
-      </w:r>
-    </w:p>
-    <w:p>
-      <w:r>
-        <w:t>Teacher check: Teacher explanation: More varied training cases may be harder to fit exactly while giving a pattern that generalizes better.</w:t>
-      </w:r>
-    </w:p>
-    <w:p>
-      <w:r>
-        <w:t>Start by identifying the given inputs together. Leave the intermediate steps blank. If needed, model one step, then withdraw that help on the next step. Move to a full trace only when the partial trace is understood. For partners, alternate explainer and checker; collect a response from every learner before discussion.</w:t>
-      </w:r>
-    </w:p>
-    <w:p>
       <w:pPr>
         <w:pStyle w:val="Heading3"/>
       </w:pPr>
       <w:r>
+        <w:t>Completion practice</w:t>
+      </w:r>
+    </w:p>
+    <w:p>
+      <w:pPr>
+        <w:spacing w:line="336" w:lineRule="auto" w:after="180"/>
+        <w:shd w:fill="F5F1FB"/>
+      </w:pPr>
+      <w:r>
+        <w:rPr>
+          <w:b w:val="0"/>
+        </w:rPr>
+        <w:t xml:space="preserve">Completion task: Why can </w:t>
+      </w:r>
+      <w:r>
+        <w:rPr>
+          <w:b/>
+        </w:rPr>
+        <w:t>training</w:t>
+      </w:r>
+      <w:r>
+        <w:rPr>
+          <w:b w:val="0"/>
+        </w:rPr>
+        <w:t xml:space="preserve"> error rise while validation error falls?</w:t>
+      </w:r>
+    </w:p>
+    <w:p>
+      <w:pPr>
+        <w:pStyle w:val="Heading3"/>
+      </w:pPr>
+      <w:r>
+        <w:t>Reasoning to listen for</w:t>
+      </w:r>
+    </w:p>
+    <w:p>
+      <w:pPr>
+        <w:spacing w:line="336" w:lineRule="auto" w:after="180"/>
+        <w:shd w:fill="F1F6FC"/>
+      </w:pPr>
+      <w:r>
+        <w:rPr>
+          <w:b w:val="0"/>
+        </w:rPr>
+        <w:t xml:space="preserve">Teacher check: Teacher explanation: More varied </w:t>
+      </w:r>
+      <w:r>
+        <w:rPr>
+          <w:b/>
+        </w:rPr>
+        <w:t>training</w:t>
+      </w:r>
+      <w:r>
+        <w:rPr>
+          <w:b w:val="0"/>
+        </w:rPr>
+        <w:t xml:space="preserve"> cases may be harder to fit exactly while giving a pattern that generalizes better.</w:t>
+      </w:r>
+    </w:p>
+    <w:p>
+      <w:pPr>
+        <w:spacing w:line="336" w:lineRule="auto" w:after="180"/>
+      </w:pPr>
+      <w:r>
+        <w:rPr>
+          <w:b w:val="0"/>
+        </w:rPr>
+        <w:t xml:space="preserve">Start by identifying the given </w:t>
+      </w:r>
+      <w:r>
+        <w:rPr>
+          <w:b/>
+        </w:rPr>
+        <w:t>input</w:t>
+      </w:r>
+      <w:r>
+        <w:rPr>
+          <w:b w:val="0"/>
+        </w:rPr>
+        <w:t>s together. Leave the intermediate steps blank. If needed, model one step, then withdraw that help on the next step. Move to a full trace only when the partial trace is understood.</w:t>
+      </w:r>
+    </w:p>
+    <w:p>
+      <w:pPr>
+        <w:spacing w:line="336" w:lineRule="auto" w:after="180"/>
+      </w:pPr>
+      <w:r>
+        <w:rPr>
+          <w:b w:val="0"/>
+        </w:rPr>
+        <w:t>For partners, alternate explainer and checker; collect a response from every learner before discussion.</w:t>
+      </w:r>
+    </w:p>
+    <w:p>
+      <w:pPr>
+        <w:pStyle w:val="Heading3"/>
+      </w:pPr>
+      <w:r>
         <w:t>Individual reasoning check</w:t>
       </w:r>
     </w:p>
     <w:p>
-      <w:r>
-        <w:t>Use the worked case for Learning curves and variability. Proposed explanation: “A final answer is enough”. Decide whether this explanation is supported. Point to the step or supplied fact that decides; explain your repair if needed.</w:t>
-      </w:r>
-    </w:p>
-    <w:p>
-      <w:r>
-        <w:t>Expected correction: Ask for the relevant counts, units, procedure or saved record. For this week: Mean(5+7+6)/3=6; range 7-5=2.</w:t>
-      </w:r>
-    </w:p>
-    <w:p>
-      <w:r>
-        <w:t>Collect explanations, not only yes/no votes. If a misunderstanding is common, re-model the relevant step for the class. If it affects a few learners, give a short targeted group explanation while others solve a more demanding variation.</w:t>
+      <w:pPr>
+        <w:spacing w:line="336" w:lineRule="auto" w:after="180"/>
+      </w:pPr>
+      <w:r>
+        <w:rPr>
+          <w:b w:val="0"/>
+        </w:rPr>
+        <w:t xml:space="preserve">Use the worked case for </w:t>
+      </w:r>
+      <w:r>
+        <w:rPr>
+          <w:b/>
+        </w:rPr>
+        <w:t>Learning curve</w:t>
+      </w:r>
+      <w:r>
+        <w:rPr>
+          <w:b w:val="0"/>
+        </w:rPr>
+        <w:t xml:space="preserve">s and </w:t>
+      </w:r>
+      <w:r>
+        <w:rPr>
+          <w:b/>
+        </w:rPr>
+        <w:t>variability</w:t>
+      </w:r>
+      <w:r>
+        <w:rPr>
+          <w:b w:val="0"/>
+        </w:rPr>
+        <w:t>. Proposed explanation: “A final answer is enough”. Decide whether this explanation is supported.</w:t>
+      </w:r>
+    </w:p>
+    <w:p>
+      <w:pPr>
+        <w:spacing w:line="336" w:lineRule="auto" w:after="180"/>
+      </w:pPr>
+      <w:r>
+        <w:rPr>
+          <w:b w:val="0"/>
+        </w:rPr>
+        <w:t>Point to the step or supplied fact that decides; explain your repair if needed.</w:t>
       </w:r>
     </w:p>
     <w:p>
@@ -1679,12 +3429,84 @@
         <w:pStyle w:val="Heading3"/>
       </w:pPr>
       <w:r>
+        <w:t>Expected repair</w:t>
+      </w:r>
+    </w:p>
+    <w:p>
+      <w:pPr>
+        <w:spacing w:line="336" w:lineRule="auto" w:after="180"/>
+        <w:shd w:fill="F1F6FC"/>
+      </w:pPr>
+      <w:r>
+        <w:rPr>
+          <w:b w:val="0"/>
+        </w:rPr>
+        <w:t xml:space="preserve">Expected correction: Ask for the relevant counts, units, procedure or saved record. For this week: Mean(5+7+6)/3=6; </w:t>
+      </w:r>
+      <w:r>
+        <w:rPr>
+          <w:b/>
+        </w:rPr>
+        <w:t>range</w:t>
+      </w:r>
+      <w:r>
+        <w:rPr>
+          <w:b w:val="0"/>
+        </w:rPr>
+        <w:t xml:space="preserve"> 7-5=2.</w:t>
+      </w:r>
+    </w:p>
+    <w:p>
+      <w:pPr>
+        <w:spacing w:line="336" w:lineRule="auto" w:after="180"/>
+      </w:pPr>
+      <w:r>
+        <w:rPr>
+          <w:b w:val="0"/>
+        </w:rPr>
+        <w:t>Collect explanations, not only yes/no votes. If a misunderstanding is common, re-model the relevant step for the class.</w:t>
+      </w:r>
+    </w:p>
+    <w:p>
+      <w:pPr>
+        <w:spacing w:line="336" w:lineRule="auto" w:after="180"/>
+      </w:pPr>
+      <w:r>
+        <w:rPr>
+          <w:b w:val="0"/>
+        </w:rPr>
+        <w:t>If it affects a few learners, give a short targeted group explanation while others solve a more demanding variation.</w:t>
+      </w:r>
+    </w:p>
+    <w:p>
+      <w:pPr>
+        <w:pStyle w:val="Heading3"/>
+      </w:pPr>
+      <w:r>
         <w:t>Pictorial practice question</w:t>
       </w:r>
     </w:p>
     <w:p>
-      <w:r>
-        <w:t>What comparison is valid if the validation set changes between sizes? Point to the relevant step in the picture, then write the changed result and the rule or evidence that supports it.</w:t>
+      <w:pPr>
+        <w:spacing w:line="336" w:lineRule="auto" w:after="180"/>
+      </w:pPr>
+      <w:r>
+        <w:rPr>
+          <w:b w:val="0"/>
+        </w:rPr>
+        <w:t xml:space="preserve">What comparison is valid if the validation set changes between sizes? Point to the relevant step in the picture, then write the changed result and the rule or </w:t>
+      </w:r>
+      <w:r>
+        <w:rPr>
+          <w:b/>
+        </w:rPr>
+        <w:t>evidence</w:t>
+      </w:r>
+      <w:r>
+        <w:rPr>
+          <w:b w:val="0"/>
+        </w:rPr>
+        <w:t xml:space="preserve"> that supports it.</w:t>
       </w:r>
     </w:p>
     <w:p>
@@ -1696,18 +3518,107 @@
       </w:r>
     </w:p>
     <w:p>
-      <w:r>
-        <w:t>The raw change is confounded by changed evaluation cases. Prefer a fixed appropriately reserved validation set and record repeated-run variation. Changed-case check: Mean remains4; this additional size does not improve the observed mean over20 plants. Learning curves are measured patterns, not a guarantee of improvement at every data size.</w:t>
-      </w:r>
-    </w:p>
-    <w:p>
-      <w:r>
-        <w:t>Changed-case reasoning: Mean remains4; this additional size does not improve the observed mean over20 plants. Learning curves are measured patterns, not a guarantee of improvement at every data size.</w:t>
-      </w:r>
-    </w:p>
-    <w:p>
-      <w:r>
-        <w:t>Collect each learner’s explanation before discussion. Use the first missing connection between input, deciding step and result to choose support. This question is worked-case practice, not fresh mastery evidence.</w:t>
+      <w:pPr>
+        <w:spacing w:line="336" w:lineRule="auto" w:after="180"/>
+      </w:pPr>
+      <w:r>
+        <w:rPr>
+          <w:b w:val="0"/>
+        </w:rPr>
+        <w:t xml:space="preserve">The raw change is confounded by changed evaluation cases. Prefer a fixed appropriately reserved validation set and record </w:t>
+      </w:r>
+      <w:r>
+        <w:rPr>
+          <w:b/>
+        </w:rPr>
+        <w:t>repeat</w:t>
+      </w:r>
+      <w:r>
+        <w:rPr>
+          <w:b w:val="0"/>
+        </w:rPr>
+        <w:t>ed-run variation.</w:t>
+      </w:r>
+    </w:p>
+    <w:p>
+      <w:pPr>
+        <w:spacing w:line="336" w:lineRule="auto" w:after="180"/>
+      </w:pPr>
+      <w:r>
+        <w:rPr>
+          <w:b w:val="0"/>
+        </w:rPr>
+        <w:t xml:space="preserve">Changed-case check: Mean remains4; this additional size does not improve the observed mean over20 plants. </w:t>
+      </w:r>
+      <w:r>
+        <w:rPr>
+          <w:b/>
+        </w:rPr>
+        <w:t>Learning curve</w:t>
+      </w:r>
+      <w:r>
+        <w:rPr>
+          <w:b w:val="0"/>
+        </w:rPr>
+        <w:t>s are measured patterns, not a guarantee of improvement at every data size.</w:t>
+      </w:r>
+    </w:p>
+    <w:p>
+      <w:pPr>
+        <w:spacing w:line="336" w:lineRule="auto" w:after="180"/>
+      </w:pPr>
+      <w:r>
+        <w:rPr>
+          <w:b w:val="0"/>
+        </w:rPr>
+        <w:t xml:space="preserve">Changed-case reasoning: Mean remains4; this additional size does not improve the observed mean over20 plants. </w:t>
+      </w:r>
+      <w:r>
+        <w:rPr>
+          <w:b/>
+        </w:rPr>
+        <w:t>Learning curve</w:t>
+      </w:r>
+      <w:r>
+        <w:rPr>
+          <w:b w:val="0"/>
+        </w:rPr>
+        <w:t>s are measured patterns, not a guarantee of improvement at every data size.</w:t>
+      </w:r>
+    </w:p>
+    <w:p>
+      <w:pPr>
+        <w:spacing w:line="336" w:lineRule="auto" w:after="180"/>
+      </w:pPr>
+      <w:r>
+        <w:rPr>
+          <w:b w:val="0"/>
+        </w:rPr>
+        <w:t xml:space="preserve">Collect each learner’s explanation before discussion. Use the first missing connection between </w:t>
+      </w:r>
+      <w:r>
+        <w:rPr>
+          <w:b/>
+        </w:rPr>
+        <w:t>input</w:t>
+      </w:r>
+      <w:r>
+        <w:rPr>
+          <w:b w:val="0"/>
+        </w:rPr>
+        <w:t xml:space="preserve">, deciding step and result to choose support. This question is worked-case practice, not fresh mastery </w:t>
+      </w:r>
+      <w:r>
+        <w:rPr>
+          <w:b/>
+        </w:rPr>
+        <w:t>evidence</w:t>
+      </w:r>
+      <w:r>
+        <w:rPr>
+          <w:b w:val="0"/>
+        </w:rPr>
+        <w:t>.</w:t>
       </w:r>
     </w:p>
     <w:p>
@@ -1719,54 +3630,121 @@
       </w:r>
     </w:p>
     <w:p>
+      <w:r>
+        <w:t>Run the Learning Curves investigation and use the first unsupported step to choose a teaching response.</w:t>
+      </w:r>
+    </w:p>
+    <w:p>
+      <w:pPr>
+        <w:spacing w:line="336" w:lineRule="auto" w:after="180"/>
+      </w:pPr>
+      <w:r>
+        <w:rPr>
+          <w:b w:val="0"/>
+        </w:rPr>
+        <w:t>Keep the test conditions fixed, record every result, and change only one planned factor.</w:t>
+      </w:r>
+    </w:p>
+    <w:p>
+      <w:pPr>
+        <w:spacing w:line="336" w:lineRule="auto" w:after="180"/>
+        <w:shd w:fill="F4F9FC"/>
+      </w:pPr>
+      <w:r>
+        <w:rPr>
+          <w:b w:val="0"/>
+        </w:rPr>
+        <w:t xml:space="preserve">1. Write the hypothesis and expected </w:t>
+      </w:r>
+      <w:r>
+        <w:rPr>
+          <w:b/>
+        </w:rPr>
+        <w:t>evidence</w:t>
+      </w:r>
+      <w:r>
+        <w:rPr>
+          <w:b w:val="0"/>
+        </w:rPr>
+        <w:t xml:space="preserve"> before running.</w:t>
+      </w:r>
+    </w:p>
+    <w:p>
+      <w:pPr>
+        <w:spacing w:line="336" w:lineRule="auto" w:after="180"/>
+        <w:shd w:fill="F4F9FC"/>
+      </w:pPr>
+      <w:r>
+        <w:rPr>
+          <w:b w:val="0"/>
+        </w:rPr>
+        <w:t>2. Curve Clinic: match three graphs to diagnoses, challenge each diagnosis, and propose the smallest informative experiment.</w:t>
+      </w:r>
+    </w:p>
+    <w:p>
+      <w:pPr>
+        <w:spacing w:line="336" w:lineRule="auto" w:after="180"/>
+        <w:shd w:fill="F4F9FC"/>
+      </w:pPr>
+      <w:r>
+        <w:rPr>
+          <w:b w:val="0"/>
+        </w:rPr>
+        <w:t>3. Run one normal, one boundary, one missing, and one shifted case.</w:t>
+      </w:r>
+    </w:p>
+    <w:p>
+      <w:pPr>
+        <w:spacing w:line="336" w:lineRule="auto" w:after="180"/>
+        <w:shd w:fill="F4F9FC"/>
+      </w:pPr>
+      <w:r>
+        <w:rPr>
+          <w:b w:val="0"/>
+        </w:rPr>
+        <w:t>4. Calculate the metric from raw counts or row-level errors.</w:t>
+      </w:r>
+    </w:p>
+    <w:p>
+      <w:pPr>
+        <w:spacing w:line="336" w:lineRule="auto" w:after="180"/>
+        <w:shd w:fill="F4F9FC"/>
+      </w:pPr>
+      <w:r>
+        <w:rPr>
+          <w:b w:val="0"/>
+        </w:rPr>
+        <w:t>5. Interpret what changed, what did not, and what remains unsafe or unknown.</w:t>
+      </w:r>
+    </w:p>
+    <w:p>
       <w:pPr>
         <w:pStyle w:val="Heading3"/>
       </w:pPr>
       <w:r>
-        <w:t>Run the weekly evidence lab</w:t>
-      </w:r>
-    </w:p>
-    <w:p>
-      <w:r>
-        <w:t>Keep the test conditions fixed, record every result, and change only one planned factor.</w:t>
-      </w:r>
-    </w:p>
-    <w:p>
-      <w:r>
-        <w:t>1. Write the hypothesis and expected evidence before running.</w:t>
-      </w:r>
-    </w:p>
-    <w:p>
-      <w:r>
-        <w:t>2. Curve Clinic: match three graphs to diagnoses, challenge each diagnosis, and propose the smallest informative experiment.</w:t>
-      </w:r>
-    </w:p>
-    <w:p>
-      <w:r>
-        <w:t>3. Run one normal, one boundary, one missing, and one shifted case.</w:t>
-      </w:r>
-    </w:p>
-    <w:p>
-      <w:r>
-        <w:t>4. Calculate the metric from raw counts or row-level errors.</w:t>
-      </w:r>
-    </w:p>
-    <w:p>
-      <w:r>
-        <w:t>5. Interpret what changed, what did not, and what remains unsafe or unknown.</w:t>
-      </w:r>
-    </w:p>
-    <w:p>
-      <w:pPr>
-        <w:pStyle w:val="Heading3"/>
-      </w:pPr>
-      <w:r>
         <w:t>Make the lab runnable</w:t>
       </w:r>
     </w:p>
     <w:p>
-      <w:r>
-        <w:t>Use the concrete case as the shared normal case and the independent question as a second case. Each pair creates a boundary or missing-information case and predicts its result before testing. Keep the expected result separate from an observed mistake.</w:t>
+      <w:pPr>
+        <w:spacing w:line="336" w:lineRule="auto" w:after="180"/>
+      </w:pPr>
+      <w:r>
+        <w:rPr>
+          <w:b w:val="0"/>
+        </w:rPr>
+        <w:t>Use the concrete case as the shared normal case and the independent question as a second case. Each pair creates a boundary or missing-information case and predicts its result before testing.</w:t>
+      </w:r>
+    </w:p>
+    <w:p>
+      <w:pPr>
+        <w:spacing w:line="336" w:lineRule="auto" w:after="180"/>
+      </w:pPr>
+      <w:r>
+        <w:rPr>
+          <w:b w:val="0"/>
+        </w:rPr>
+        <w:t>Keep the expected result separate from an observed mistake.</w:t>
       </w:r>
     </w:p>
     <w:tbl>
@@ -1924,13 +3902,48 @@
       </w:r>
     </w:p>
     <w:p>
-      <w:r>
-        <w:t>MISCONCEPTION TO REPAIR Every learning curve that rises proves more data will solve the problem.</w:t>
-      </w:r>
-    </w:p>
-    <w:p>
-      <w:r>
-        <w:t>For guessing, return to given facts and request a trace. For vocabulary without application, use one example and one non-example. For arithmetic errors, check the setup before the calculation. Finish with a different uncoached case before recording mastery.</w:t>
+      <w:pPr>
+        <w:spacing w:line="336" w:lineRule="auto" w:after="180"/>
+      </w:pPr>
+      <w:r>
+        <w:rPr>
+          <w:b w:val="0"/>
+        </w:rPr>
+        <w:t xml:space="preserve">MISCONCEPTION TO REPAIR Every </w:t>
+      </w:r>
+      <w:r>
+        <w:rPr>
+          <w:b/>
+        </w:rPr>
+        <w:t>learning curve</w:t>
+      </w:r>
+      <w:r>
+        <w:rPr>
+          <w:b w:val="0"/>
+        </w:rPr>
+        <w:t xml:space="preserve"> that rises proves more data will solve the problem.</w:t>
+      </w:r>
+    </w:p>
+    <w:p>
+      <w:pPr>
+        <w:spacing w:line="336" w:lineRule="auto" w:after="180"/>
+      </w:pPr>
+      <w:r>
+        <w:rPr>
+          <w:b w:val="0"/>
+        </w:rPr>
+        <w:t>For guessing, return to given facts and request a trace. For vocabulary without application, use one example and one non-example. For arithmetic errors, check the setup before the calculation.</w:t>
+      </w:r>
+    </w:p>
+    <w:p>
+      <w:pPr>
+        <w:spacing w:line="336" w:lineRule="auto" w:after="180"/>
+      </w:pPr>
+      <w:r>
+        <w:rPr>
+          <w:b w:val="0"/>
+        </w:rPr>
+        <w:t>Finish with a different uncoached case before recording mastery.</w:t>
       </w:r>
     </w:p>
     <w:p>
@@ -1942,18 +3955,107 @@
       </w:r>
     </w:p>
     <w:p>
-      <w:r>
-        <w:t>A final answer is enough: Ask for the relevant counts, units, procedure or saved record. For this week: Mean(5+7+6)/3=6; range 7-5=2.</w:t>
-      </w:r>
-    </w:p>
-    <w:p>
-      <w:r>
-        <w:t>A stronger claim makes a stronger project: It only describes the smallest and largest observed repeats; no coverage-probability calculation or independent-sampling argument was supplied.</w:t>
-      </w:r>
-    </w:p>
-    <w:p>
-      <w:r>
-        <w:t>The new case can be copied from the example: The independent task changes the evidence. Require a fresh explanation: Means 7 and 6; ranges 2 and 3. The larger condition improves the mean by 1 but has greater observed spread in these three repeats.</w:t>
+      <w:pPr>
+        <w:spacing w:line="336" w:lineRule="auto" w:after="180"/>
+      </w:pPr>
+      <w:r>
+        <w:rPr>
+          <w:b w:val="0"/>
+        </w:rPr>
+        <w:t xml:space="preserve">A final answer is enough: Ask for the relevant counts, units, procedure or saved record. For this week: Mean(5+7+6)/3=6; </w:t>
+      </w:r>
+      <w:r>
+        <w:rPr>
+          <w:b/>
+        </w:rPr>
+        <w:t>range</w:t>
+      </w:r>
+      <w:r>
+        <w:rPr>
+          <w:b w:val="0"/>
+        </w:rPr>
+        <w:t xml:space="preserve"> 7-5=2.</w:t>
+      </w:r>
+    </w:p>
+    <w:p>
+      <w:pPr>
+        <w:spacing w:line="336" w:lineRule="auto" w:after="180"/>
+      </w:pPr>
+      <w:r>
+        <w:rPr>
+          <w:b w:val="0"/>
+        </w:rPr>
+        <w:t xml:space="preserve">A stronger claim makes a stronger project: It only describes the smallest and largest observed </w:t>
+      </w:r>
+      <w:r>
+        <w:rPr>
+          <w:b/>
+        </w:rPr>
+        <w:t>repeat</w:t>
+      </w:r>
+      <w:r>
+        <w:rPr>
+          <w:b w:val="0"/>
+        </w:rPr>
+        <w:t>s; no coverage-probability calculation or independent-sampling argument was supplied.</w:t>
+      </w:r>
+    </w:p>
+    <w:p>
+      <w:pPr>
+        <w:spacing w:line="336" w:lineRule="auto" w:after="180"/>
+      </w:pPr>
+      <w:r>
+        <w:rPr>
+          <w:b w:val="0"/>
+        </w:rPr>
+        <w:t xml:space="preserve">The new case can be copied from the example: The independent task changes the </w:t>
+      </w:r>
+      <w:r>
+        <w:rPr>
+          <w:b/>
+        </w:rPr>
+        <w:t>evidence</w:t>
+      </w:r>
+      <w:r>
+        <w:rPr>
+          <w:b w:val="0"/>
+        </w:rPr>
+        <w:t xml:space="preserve">. Require a fresh explanation: Means 7 and 6; </w:t>
+      </w:r>
+      <w:r>
+        <w:rPr>
+          <w:b/>
+        </w:rPr>
+        <w:t>range</w:t>
+      </w:r>
+      <w:r>
+        <w:rPr>
+          <w:b w:val="0"/>
+        </w:rPr>
+        <w:t>s 2 and 3.</w:t>
+      </w:r>
+    </w:p>
+    <w:p>
+      <w:pPr>
+        <w:spacing w:line="336" w:lineRule="auto" w:after="180"/>
+      </w:pPr>
+      <w:r>
+        <w:rPr>
+          <w:b w:val="0"/>
+        </w:rPr>
+        <w:t xml:space="preserve">The larger condition improves the mean by 1 but has greater observed spread in these three </w:t>
+      </w:r>
+      <w:r>
+        <w:rPr>
+          <w:b/>
+        </w:rPr>
+        <w:t>repeat</w:t>
+      </w:r>
+      <w:r>
+        <w:rPr>
+          <w:b w:val="0"/>
+        </w:rPr>
+        <w:t>s.</w:t>
       </w:r>
     </w:p>
     <w:p>
@@ -2111,8 +4213,25 @@
       </w:tr>
     </w:tbl>
     <w:p>
-      <w:r>
-        <w:t>Offer an oral explanation, drawing, enlarged visual or fewer examples when that removes a reading/writing barrier. Keep the same reasoning goal. Stretch secure learners by changing a boundary or assumption and asking them to defend the effect, not simply by assigning more of the same questions.</w:t>
+      <w:pPr>
+        <w:spacing w:line="336" w:lineRule="auto" w:after="180"/>
+      </w:pPr>
+      <w:r>
+        <w:rPr>
+          <w:b w:val="0"/>
+        </w:rPr>
+        <w:t>Offer an oral explanation, drawing, enlarged visual or fewer examples when that removes a reading/writing barrier. Keep the same reasoning goal.</w:t>
+      </w:r>
+    </w:p>
+    <w:p>
+      <w:pPr>
+        <w:spacing w:line="336" w:lineRule="auto" w:after="180"/>
+      </w:pPr>
+      <w:r>
+        <w:rPr>
+          <w:b w:val="0"/>
+        </w:rPr>
+        <w:t>Stretch secure learners by changing a boundary or assumption and asking them to defend the effect, not simply by assigning more of the same questions.</w:t>
       </w:r>
     </w:p>
     <w:p>
@@ -2124,11 +4243,16 @@
       </w:r>
     </w:p>
     <w:p>
+      <w:r>
+        <w:t>Use the Learning Curves questions, teacher keys and criteria after the relevant attempts. Previously discussed cases are practice; protect the separately selected independent task.</w:t>
+      </w:r>
+    </w:p>
+    <w:p>
       <w:pPr>
         <w:pStyle w:val="Heading3"/>
       </w:pPr>
       <w:r>
-        <w:t>Assess and explain the answers</w:t>
+        <w:t>Worked case answer</w:t>
       </w:r>
     </w:p>
     <w:p>
@@ -2136,12 +4260,43 @@
         <w:pStyle w:val="Heading3"/>
       </w:pPr>
       <w:r>
-        <w:t>Worked case answer</w:t>
-      </w:r>
-    </w:p>
-    <w:p>
-      <w:r>
-        <w:t>These runs improve with more data. Further representative data may help, but gains are not guaranteed. Controlled repeats reveal variability.</w:t>
+        <w:t>Teacher key · Worked case answer</w:t>
+      </w:r>
+    </w:p>
+    <w:p>
+      <w:pPr>
+        <w:spacing w:line="336" w:lineRule="auto" w:after="180"/>
+        <w:shd w:fill="F1F6FC"/>
+      </w:pPr>
+      <w:r>
+        <w:rPr>
+          <w:b w:val="0"/>
+        </w:rPr>
+        <w:t xml:space="preserve">These runs improve with more data. Further representative data may help, but gains are not guaranteed. Controlled </w:t>
+      </w:r>
+      <w:r>
+        <w:rPr>
+          <w:b/>
+        </w:rPr>
+        <w:t>repeat</w:t>
+      </w:r>
+      <w:r>
+        <w:rPr>
+          <w:b w:val="0"/>
+        </w:rPr>
+        <w:t xml:space="preserve">s reveal </w:t>
+      </w:r>
+      <w:r>
+        <w:rPr>
+          <w:b/>
+        </w:rPr>
+        <w:t>variability</w:t>
+      </w:r>
+      <w:r>
+        <w:rPr>
+          <w:b w:val="0"/>
+        </w:rPr>
+        <w:t>.</w:t>
       </w:r>
     </w:p>
     <w:p>
@@ -2153,20 +4308,74 @@
       </w:r>
     </w:p>
     <w:p>
-      <w:r>
-        <w:t>As training examples grow from 50 to 100 to 200, validation accuracy is 60%, 72%, 78%. What does the curve suggest, and what does it not guarantee?</w:t>
-      </w:r>
-    </w:p>
-    <w:p>
       <w:pPr>
         <w:pStyle w:val="Heading3"/>
       </w:pPr>
       <w:r>
+        <w:t>Independent question · withhold the key</w:t>
+      </w:r>
+    </w:p>
+    <w:p>
+      <w:pPr>
+        <w:spacing w:line="336" w:lineRule="auto" w:after="180"/>
+        <w:shd w:fill="F5F1FB"/>
+      </w:pPr>
+      <w:r>
+        <w:rPr>
+          <w:b w:val="0"/>
+        </w:rPr>
+        <w:t xml:space="preserve">As </w:t>
+      </w:r>
+      <w:r>
+        <w:rPr>
+          <w:b/>
+        </w:rPr>
+        <w:t>training</w:t>
+      </w:r>
+      <w:r>
+        <w:rPr>
+          <w:b w:val="0"/>
+        </w:rPr>
+        <w:t xml:space="preserve"> examples grow from 50 to 100 to 200, validation accuracy is </w:t>
+      </w:r>
+      <w:r>
+        <w:rPr>
+          <w:b/>
+        </w:rPr>
+        <w:t>60%</w:t>
+      </w:r>
+      <w:r>
+        <w:rPr>
+          <w:b w:val="0"/>
+        </w:rPr>
+        <w:t>, 72%, 78%. What does the curve suggest, and what does it not guarantee?</w:t>
+      </w:r>
+    </w:p>
+    <w:p>
+      <w:pPr>
+        <w:pStyle w:val="Heading3"/>
+      </w:pPr>
+      <w:r>
         <w:t>Expected independent answer</w:t>
       </w:r>
     </w:p>
     <w:p>
-      <w:r>
+      <w:pPr>
+        <w:pStyle w:val="Heading3"/>
+      </w:pPr>
+      <w:r>
+        <w:t>Teacher key · Expected independent answer</w:t>
+      </w:r>
+    </w:p>
+    <w:p>
+      <w:pPr>
+        <w:spacing w:line="336" w:lineRule="auto" w:after="180"/>
+        <w:shd w:fill="F1F6FC"/>
+      </w:pPr>
+      <w:r>
+        <w:rPr>
+          <w:b w:val="0"/>
+        </w:rPr>
         <w:t>More representative data helped over these measured sizes, with smaller later gains. It does not guarantee continued improvement or performance in untested conditions.</w:t>
       </w:r>
     </w:p>
@@ -2405,8 +4614,25 @@
       </w:tr>
     </w:tbl>
     <w:p>
-      <w:r>
-        <w:t>Use 6/8 as a classroom checkpoint, with 2 required for both Result and Reasoning. This is a proposed teaching rule, not a validated certification threshold. Do not count a coached answer as independent mastery; correct unsafe or unsupported claims regardless of total.</w:t>
+      <w:pPr>
+        <w:spacing w:line="336" w:lineRule="auto" w:after="180"/>
+      </w:pPr>
+      <w:r>
+        <w:rPr>
+          <w:b w:val="0"/>
+        </w:rPr>
+        <w:t>Use 6/8 as a classroom checkpoint, with 2 required for both Result and Reasoning. This is a proposed teaching rule, not a validated certification threshold.</w:t>
+      </w:r>
+    </w:p>
+    <w:p>
+      <w:pPr>
+        <w:spacing w:line="336" w:lineRule="auto" w:after="180"/>
+      </w:pPr>
+      <w:r>
+        <w:rPr>
+          <w:b w:val="0"/>
+        </w:rPr>
+        <w:t>Do not count a coached answer as independent mastery; correct unsafe or unsupported claims regardless of total.</w:t>
       </w:r>
     </w:p>
     <w:p>
@@ -2418,8 +4644,38 @@
       </w:r>
     </w:p>
     <w:p>
-      <w:r>
-        <w:t>Ask the learner to find the evidence that challenges this claim: “An improving learning curve guarantees unlimited future gains.” Keep the first attempt and an uncoached retry separate.</w:t>
+      <w:pPr>
+        <w:spacing w:line="336" w:lineRule="auto" w:after="180"/>
+      </w:pPr>
+      <w:r>
+        <w:rPr>
+          <w:b w:val="0"/>
+        </w:rPr>
+        <w:t xml:space="preserve">Ask the learner to find the </w:t>
+      </w:r>
+      <w:r>
+        <w:rPr>
+          <w:b/>
+        </w:rPr>
+        <w:t>evidence</w:t>
+      </w:r>
+      <w:r>
+        <w:rPr>
+          <w:b w:val="0"/>
+        </w:rPr>
+        <w:t xml:space="preserve"> that challenges this claim: “An improving </w:t>
+      </w:r>
+      <w:r>
+        <w:rPr>
+          <w:b/>
+        </w:rPr>
+        <w:t>learning curve</w:t>
+      </w:r>
+      <w:r>
+        <w:rPr>
+          <w:b w:val="0"/>
+        </w:rPr>
+        <w:t xml:space="preserve"> guarantees unlimited future gains.” Keep the first attempt and an uncoached retry separate.</w:t>
       </w:r>
     </w:p>
     <w:p>
@@ -2431,15 +4687,66 @@
       </w:r>
     </w:p>
     <w:p>
-      <w:r>
-        <w:t>No. Gains need not be linear or continue. Keep validation fixed, add representative training examples, record exact subsets and repeat stochastic runs. Compare variation and collection costs; do not imply the line predicts an unmeasured size.</w:t>
-      </w:r>
-    </w:p>
-    <w:p>
       <w:pPr>
         <w:pStyle w:val="Heading3"/>
       </w:pPr>
       <w:r>
+        <w:t>Teacher key · Original transfer answer</w:t>
+      </w:r>
+    </w:p>
+    <w:p>
+      <w:pPr>
+        <w:spacing w:line="336" w:lineRule="auto" w:after="180"/>
+        <w:shd w:fill="F1F6FC"/>
+      </w:pPr>
+      <w:r>
+        <w:rPr>
+          <w:b w:val="0"/>
+        </w:rPr>
+        <w:t xml:space="preserve">No. Gains need not be linear or continue. Keep validation fixed, add representative </w:t>
+      </w:r>
+      <w:r>
+        <w:rPr>
+          <w:b/>
+        </w:rPr>
+        <w:t>training</w:t>
+      </w:r>
+      <w:r>
+        <w:rPr>
+          <w:b w:val="0"/>
+        </w:rPr>
+        <w:t xml:space="preserve"> examples, record exact subsets and </w:t>
+      </w:r>
+      <w:r>
+        <w:rPr>
+          <w:b/>
+        </w:rPr>
+        <w:t>repeat</w:t>
+      </w:r>
+      <w:r>
+        <w:rPr>
+          <w:b w:val="0"/>
+        </w:rPr>
+        <w:t xml:space="preserve"> stochastic runs.</w:t>
+      </w:r>
+    </w:p>
+    <w:p>
+      <w:pPr>
+        <w:spacing w:line="336" w:lineRule="auto" w:after="180"/>
+        <w:shd w:fill="F1F6FC"/>
+      </w:pPr>
+      <w:r>
+        <w:rPr>
+          <w:b w:val="0"/>
+        </w:rPr>
+        <w:t>Compare variation and collection costs; do not imply the line predicts an unmeasured size.</w:t>
+      </w:r>
+    </w:p>
+    <w:p>
+      <w:pPr>
+        <w:pStyle w:val="Heading3"/>
+      </w:pPr>
+      <w:r>
         <w:t>Explanations for the additional workbook examples</w:t>
       </w:r>
     </w:p>
@@ -2452,53 +4759,242 @@
       </w:r>
     </w:p>
     <w:p>
-      <w:r>
-        <w:t>Calculate the mean and range for the 20-row condition.</w:t>
-      </w:r>
-    </w:p>
-    <w:p>
-      <w:r>
-        <w:t>Teacher explanation: Mean(5+7+6)/3=6; range 7-5=2.</w:t>
-      </w:r>
-    </w:p>
-    <w:p>
-      <w:r>
-        <w:t>For the stated 20-row condition, add the run results 5, 7 and 6 to obtain 18 and divide by three to obtain mean 6. Range is largest minus smallest: 7 - 5 = 2. Keep the number of repeated runs distinct from the number of data rows.</w:t>
-      </w:r>
-    </w:p>
-    <w:p>
       <w:pPr>
         <w:pStyle w:val="Heading3"/>
       </w:pPr>
       <w:r>
+        <w:t>Workbook question · W1</w:t>
+      </w:r>
+    </w:p>
+    <w:p>
+      <w:pPr>
+        <w:spacing w:line="336" w:lineRule="auto" w:after="180"/>
+        <w:shd w:fill="F5F1FB"/>
+      </w:pPr>
+      <w:r>
+        <w:rPr>
+          <w:b w:val="0"/>
+        </w:rPr>
+        <w:t xml:space="preserve">Calculate the mean and </w:t>
+      </w:r>
+      <w:r>
+        <w:rPr>
+          <w:b/>
+        </w:rPr>
+        <w:t>range</w:t>
+      </w:r>
+      <w:r>
+        <w:rPr>
+          <w:b w:val="0"/>
+        </w:rPr>
+        <w:t xml:space="preserve"> for the 20-row condition.</w:t>
+      </w:r>
+    </w:p>
+    <w:p>
+      <w:pPr>
+        <w:pStyle w:val="Heading3"/>
+      </w:pPr>
+      <w:r>
+        <w:t>Teacher reasoning · W1</w:t>
+      </w:r>
+    </w:p>
+    <w:p>
+      <w:pPr>
+        <w:spacing w:line="336" w:lineRule="auto" w:after="180"/>
+        <w:shd w:fill="F1F6FC"/>
+      </w:pPr>
+      <w:r>
+        <w:rPr>
+          <w:b w:val="0"/>
+        </w:rPr>
+        <w:t xml:space="preserve">Teacher explanation: Mean(5+7+6)/3=6; </w:t>
+      </w:r>
+      <w:r>
+        <w:rPr>
+          <w:b/>
+        </w:rPr>
+        <w:t>range</w:t>
+      </w:r>
+      <w:r>
+        <w:rPr>
+          <w:b w:val="0"/>
+        </w:rPr>
+        <w:t xml:space="preserve"> 7-5=2.</w:t>
+      </w:r>
+    </w:p>
+    <w:p>
+      <w:pPr>
+        <w:pStyle w:val="Heading3"/>
+      </w:pPr>
+      <w:r>
+        <w:t>Teacher reasoning · W1</w:t>
+      </w:r>
+    </w:p>
+    <w:p>
+      <w:pPr>
+        <w:spacing w:line="336" w:lineRule="auto" w:after="180"/>
+        <w:shd w:fill="F1F6FC"/>
+      </w:pPr>
+      <w:r>
+        <w:rPr>
+          <w:b w:val="0"/>
+        </w:rPr>
+        <w:t xml:space="preserve">For the stated 20-row condition, add the run results 5, 7 and 6 to obtain 18 and divide by three to obtain mean 6. </w:t>
+      </w:r>
+      <w:r>
+        <w:rPr>
+          <w:b/>
+        </w:rPr>
+        <w:t>Range</w:t>
+      </w:r>
+      <w:r>
+        <w:rPr>
+          <w:b w:val="0"/>
+        </w:rPr>
+        <w:t xml:space="preserve"> is largest minus smallest: 7 - 5 = 2.</w:t>
+      </w:r>
+    </w:p>
+    <w:p>
+      <w:pPr>
+        <w:spacing w:line="336" w:lineRule="auto" w:after="180"/>
+        <w:shd w:fill="F1F6FC"/>
+      </w:pPr>
+      <w:r>
+        <w:rPr>
+          <w:b w:val="0"/>
+        </w:rPr>
+        <w:t xml:space="preserve">Keep the number of </w:t>
+      </w:r>
+      <w:r>
+        <w:rPr>
+          <w:b/>
+        </w:rPr>
+        <w:t>repeat</w:t>
+      </w:r>
+      <w:r>
+        <w:rPr>
+          <w:b w:val="0"/>
+        </w:rPr>
+        <w:t>ed runs distinct from the number of data rows.</w:t>
+      </w:r>
+    </w:p>
+    <w:p>
+      <w:pPr>
+        <w:pStyle w:val="Heading3"/>
+      </w:pPr>
+      <w:r>
         <w:t>W2 Read both curves</w:t>
       </w:r>
     </w:p>
     <w:p>
-      <w:r>
-        <w:t>Why can training error rise while validation error falls?</w:t>
-      </w:r>
-    </w:p>
-    <w:p>
-      <w:r>
-        <w:t>Teacher explanation: More varied training cases may be harder to fit exactly while giving a pattern that generalizes better.</w:t>
-      </w:r>
-    </w:p>
-    <w:p>
       <w:pPr>
         <w:pStyle w:val="Heading3"/>
       </w:pPr>
       <w:r>
+        <w:t>Workbook question · W2</w:t>
+      </w:r>
+    </w:p>
+    <w:p>
+      <w:pPr>
+        <w:spacing w:line="336" w:lineRule="auto" w:after="180"/>
+        <w:shd w:fill="F5F1FB"/>
+      </w:pPr>
+      <w:r>
+        <w:rPr>
+          <w:b w:val="0"/>
+        </w:rPr>
+        <w:t xml:space="preserve">Why can </w:t>
+      </w:r>
+      <w:r>
+        <w:rPr>
+          <w:b/>
+        </w:rPr>
+        <w:t>training</w:t>
+      </w:r>
+      <w:r>
+        <w:rPr>
+          <w:b w:val="0"/>
+        </w:rPr>
+        <w:t xml:space="preserve"> error rise while validation error falls?</w:t>
+      </w:r>
+    </w:p>
+    <w:p>
+      <w:pPr>
+        <w:pStyle w:val="Heading3"/>
+      </w:pPr>
+      <w:r>
+        <w:t>Teacher reasoning · W2</w:t>
+      </w:r>
+    </w:p>
+    <w:p>
+      <w:pPr>
+        <w:spacing w:line="336" w:lineRule="auto" w:after="180"/>
+        <w:shd w:fill="F1F6FC"/>
+      </w:pPr>
+      <w:r>
+        <w:rPr>
+          <w:b w:val="0"/>
+        </w:rPr>
+        <w:t xml:space="preserve">Teacher explanation: More varied </w:t>
+      </w:r>
+      <w:r>
+        <w:rPr>
+          <w:b/>
+        </w:rPr>
+        <w:t>training</w:t>
+      </w:r>
+      <w:r>
+        <w:rPr>
+          <w:b w:val="0"/>
+        </w:rPr>
+        <w:t xml:space="preserve"> cases may be harder to fit exactly while giving a pattern that generalizes better.</w:t>
+      </w:r>
+    </w:p>
+    <w:p>
+      <w:pPr>
+        <w:pStyle w:val="Heading3"/>
+      </w:pPr>
+      <w:r>
         <w:t>W3 Avoid extrapolation</w:t>
       </w:r>
     </w:p>
     <w:p>
-      <w:r>
+      <w:pPr>
+        <w:pStyle w:val="Heading3"/>
+      </w:pPr>
+      <w:r>
+        <w:t>Workbook question · W3</w:t>
+      </w:r>
+    </w:p>
+    <w:p>
+      <w:pPr>
+        <w:spacing w:line="336" w:lineRule="auto" w:after="180"/>
+        <w:shd w:fill="F5F1FB"/>
+      </w:pPr>
+      <w:r>
+        <w:rPr>
+          <w:b w:val="0"/>
+        </w:rPr>
         <w:t>Can the 40-row result guarantee a mean MAE of 2.5 at 80 rows?</w:t>
       </w:r>
     </w:p>
     <w:p>
-      <w:r>
+      <w:pPr>
+        <w:pStyle w:val="Heading3"/>
+      </w:pPr>
+      <w:r>
+        <w:t>Teacher reasoning · W3</w:t>
+      </w:r>
+    </w:p>
+    <w:p>
+      <w:pPr>
+        <w:spacing w:line="336" w:lineRule="auto" w:after="180"/>
+        <w:shd w:fill="F1F6FC"/>
+      </w:pPr>
+      <w:r>
+        <w:rPr>
+          <w:b w:val="0"/>
+        </w:rPr>
         <w:t>Teacher explanation: No. The observed trend does not establish a fixed proportional improvement.</w:t>
       </w:r>
     </w:p>
@@ -2511,57 +5007,243 @@
       </w:r>
     </w:p>
     <w:p>
-      <w:r>
-        <w:t>At sizes 12 and 24, validation errors are [6, 8, 7] and [4, 7, 7]. Calculate means/ranges and a careful comparison.</w:t>
-      </w:r>
-    </w:p>
-    <w:p>
-      <w:r>
-        <w:t>Teacher explanation: Means 7 and 6; ranges 2 and 3. The larger condition improves the mean by 1 but has greater observed spread in these three repeats.</w:t>
-      </w:r>
-    </w:p>
-    <w:p>
       <w:pPr>
         <w:pStyle w:val="Heading3"/>
       </w:pPr>
       <w:r>
+        <w:t>Workbook question · W4</w:t>
+      </w:r>
+    </w:p>
+    <w:p>
+      <w:pPr>
+        <w:spacing w:line="336" w:lineRule="auto" w:after="180"/>
+        <w:shd w:fill="F5F1FB"/>
+      </w:pPr>
+      <w:r>
+        <w:rPr>
+          <w:b w:val="0"/>
+        </w:rPr>
+        <w:t>At sizes 12 and 24, validation errors are [6, 8, 7] and [4, 7, 7]. Calculate means/</w:t>
+      </w:r>
+      <w:r>
+        <w:rPr>
+          <w:b/>
+        </w:rPr>
+        <w:t>range</w:t>
+      </w:r>
+      <w:r>
+        <w:rPr>
+          <w:b w:val="0"/>
+        </w:rPr>
+        <w:t>s and a careful comparison.</w:t>
+      </w:r>
+    </w:p>
+    <w:p>
+      <w:pPr>
+        <w:pStyle w:val="Heading3"/>
+      </w:pPr>
+      <w:r>
+        <w:t>Teacher reasoning · W4</w:t>
+      </w:r>
+    </w:p>
+    <w:p>
+      <w:pPr>
+        <w:spacing w:line="336" w:lineRule="auto" w:after="180"/>
+        <w:shd w:fill="F1F6FC"/>
+      </w:pPr>
+      <w:r>
+        <w:rPr>
+          <w:b w:val="0"/>
+        </w:rPr>
+        <w:t xml:space="preserve">Teacher explanation: Means 7 and 6; </w:t>
+      </w:r>
+      <w:r>
+        <w:rPr>
+          <w:b/>
+        </w:rPr>
+        <w:t>range</w:t>
+      </w:r>
+      <w:r>
+        <w:rPr>
+          <w:b w:val="0"/>
+        </w:rPr>
+        <w:t xml:space="preserve">s 2 and 3. The larger condition improves the mean by 1 but has greater observed spread in these three </w:t>
+      </w:r>
+      <w:r>
+        <w:rPr>
+          <w:b/>
+        </w:rPr>
+        <w:t>repeat</w:t>
+      </w:r>
+      <w:r>
+        <w:rPr>
+          <w:b w:val="0"/>
+        </w:rPr>
+        <w:t>s.</w:t>
+      </w:r>
+    </w:p>
+    <w:p>
+      <w:pPr>
+        <w:pStyle w:val="Heading3"/>
+      </w:pPr>
+      <w:r>
         <w:t>W5 Explain the spread</w:t>
       </w:r>
     </w:p>
     <w:p>
-      <w:r>
-        <w:t>Why is an observed range not a confidence interval?</w:t>
-      </w:r>
-    </w:p>
-    <w:p>
-      <w:r>
-        <w:t>Teacher explanation: It only describes the smallest and largest observed repeats; no coverage-probability calculation or independent-sampling argument was supplied.</w:t>
-      </w:r>
-    </w:p>
-    <w:p>
       <w:pPr>
         <w:pStyle w:val="Heading3"/>
       </w:pPr>
       <w:r>
+        <w:t>Workbook question · W5</w:t>
+      </w:r>
+    </w:p>
+    <w:p>
+      <w:pPr>
+        <w:spacing w:line="336" w:lineRule="auto" w:after="180"/>
+        <w:shd w:fill="F5F1FB"/>
+      </w:pPr>
+      <w:r>
+        <w:rPr>
+          <w:b w:val="0"/>
+        </w:rPr>
+        <w:t xml:space="preserve">Why is an observed </w:t>
+      </w:r>
+      <w:r>
+        <w:rPr>
+          <w:b/>
+        </w:rPr>
+        <w:t>range</w:t>
+      </w:r>
+      <w:r>
+        <w:rPr>
+          <w:b w:val="0"/>
+        </w:rPr>
+        <w:t xml:space="preserve"> not a confidence interval?</w:t>
+      </w:r>
+    </w:p>
+    <w:p>
+      <w:pPr>
+        <w:pStyle w:val="Heading3"/>
+      </w:pPr>
+      <w:r>
+        <w:t>Teacher reasoning · W5</w:t>
+      </w:r>
+    </w:p>
+    <w:p>
+      <w:pPr>
+        <w:spacing w:line="336" w:lineRule="auto" w:after="180"/>
+        <w:shd w:fill="F1F6FC"/>
+      </w:pPr>
+      <w:r>
+        <w:rPr>
+          <w:b w:val="0"/>
+        </w:rPr>
+        <w:t xml:space="preserve">Teacher explanation: It only describes the smallest and largest observed </w:t>
+      </w:r>
+      <w:r>
+        <w:rPr>
+          <w:b/>
+        </w:rPr>
+        <w:t>repeat</w:t>
+      </w:r>
+      <w:r>
+        <w:rPr>
+          <w:b w:val="0"/>
+        </w:rPr>
+        <w:t>s; no coverage-probability calculation or independent-sampling argument was supplied.</w:t>
+      </w:r>
+    </w:p>
+    <w:p>
+      <w:pPr>
+        <w:pStyle w:val="Heading3"/>
+      </w:pPr>
+      <w:r>
         <w:t>Assess independent transfer</w:t>
       </w:r>
     </w:p>
     <w:p>
-      <w:r>
-        <w:t>Selected case: At sizes 12 and 24, validation errors are [6, 8, 7] and [4, 7, 7]. Calculate means/ranges and a careful comparison.</w:t>
-      </w:r>
-    </w:p>
-    <w:p>
       <w:pPr>
         <w:pStyle w:val="Heading3"/>
       </w:pPr>
       <w:r>
+        <w:t>Independent question · withhold the key</w:t>
+      </w:r>
+    </w:p>
+    <w:p>
+      <w:pPr>
+        <w:spacing w:line="336" w:lineRule="auto" w:after="180"/>
+        <w:shd w:fill="F5F1FB"/>
+      </w:pPr>
+      <w:r>
+        <w:rPr>
+          <w:b w:val="0"/>
+        </w:rPr>
+        <w:t>Selected case: At sizes 12 and 24, validation errors are [6, 8, 7] and [4, 7, 7]. Calculate means/</w:t>
+      </w:r>
+      <w:r>
+        <w:rPr>
+          <w:b/>
+        </w:rPr>
+        <w:t>range</w:t>
+      </w:r>
+      <w:r>
+        <w:rPr>
+          <w:b w:val="0"/>
+        </w:rPr>
+        <w:t>s and a careful comparison.</w:t>
+      </w:r>
+    </w:p>
+    <w:p>
+      <w:pPr>
+        <w:pStyle w:val="Heading3"/>
+      </w:pPr>
+      <w:r>
         <w:t>Selected case answer</w:t>
       </w:r>
     </w:p>
     <w:p>
-      <w:r>
-        <w:t>Teacher explanation: Means 7 and 6; ranges 2 and 3. The larger condition improves the mean by 1 but has greater observed spread in these three repeats.</w:t>
+      <w:pPr>
+        <w:pStyle w:val="Heading3"/>
+      </w:pPr>
+      <w:r>
+        <w:t>Teacher key · Selected case answer</w:t>
+      </w:r>
+    </w:p>
+    <w:p>
+      <w:pPr>
+        <w:spacing w:line="336" w:lineRule="auto" w:after="180"/>
+        <w:shd w:fill="F1F6FC"/>
+      </w:pPr>
+      <w:r>
+        <w:rPr>
+          <w:b w:val="0"/>
+        </w:rPr>
+        <w:t xml:space="preserve">Teacher explanation: Means 7 and 6; </w:t>
+      </w:r>
+      <w:r>
+        <w:rPr>
+          <w:b/>
+        </w:rPr>
+        <w:t>range</w:t>
+      </w:r>
+      <w:r>
+        <w:rPr>
+          <w:b w:val="0"/>
+        </w:rPr>
+        <w:t xml:space="preserve">s 2 and 3. The larger condition improves the mean by 1 but has greater observed spread in these three </w:t>
+      </w:r>
+      <w:r>
+        <w:rPr>
+          <w:b/>
+        </w:rPr>
+        <w:t>repeat</w:t>
+      </w:r>
+      <w:r>
+        <w:rPr>
+          <w:b w:val="0"/>
+        </w:rPr>
+        <w:t>s.</w:t>
       </w:r>
     </w:p>
     <w:tbl>
@@ -2667,21 +5349,77 @@
       </w:tr>
     </w:tbl>
     <w:p>
-      <w:r>
-        <w:t>Record each dimension as not yet, with support, or independent. Accept a valid alternative procedure with a defensible trace. Do not penalise an honestly recorded model failure if the learner correctly explains its evidence and limits.</w:t>
-      </w:r>
-    </w:p>
-    <w:p>
       <w:pPr>
         <w:pStyle w:val="Heading3"/>
       </w:pPr>
       <w:r>
+        <w:t>Teacher key · Selected case answer</w:t>
+      </w:r>
+    </w:p>
+    <w:p>
+      <w:pPr>
+        <w:spacing w:line="336" w:lineRule="auto" w:after="180"/>
+        <w:shd w:fill="F1F6FC"/>
+      </w:pPr>
+      <w:r>
+        <w:rPr>
+          <w:b w:val="0"/>
+        </w:rPr>
+        <w:t>Record each dimension as not yet, with support, or independent. Accept a valid alternative procedure with a defensible trace.</w:t>
+      </w:r>
+    </w:p>
+    <w:p>
+      <w:pPr>
+        <w:spacing w:line="336" w:lineRule="auto" w:after="180"/>
+        <w:shd w:fill="F1F6FC"/>
+      </w:pPr>
+      <w:r>
+        <w:rPr>
+          <w:b w:val="0"/>
+        </w:rPr>
+        <w:t xml:space="preserve">Do not penalise an honestly recorded model failure if the learner correctly explains its </w:t>
+      </w:r>
+      <w:r>
+        <w:rPr>
+          <w:b/>
+        </w:rPr>
+        <w:t>evidence</w:t>
+      </w:r>
+      <w:r>
+        <w:rPr>
+          <w:b w:val="0"/>
+        </w:rPr>
+        <w:t xml:space="preserve"> and limits.</w:t>
+      </w:r>
+    </w:p>
+    <w:p>
+      <w:pPr>
+        <w:pStyle w:val="Heading3"/>
+      </w:pPr>
+      <w:r>
         <w:t>Feedback that the learner uses</w:t>
       </w:r>
     </w:p>
     <w:p>
-      <w:r>
-        <w:t>Name the earliest unsupported step and give one action to repair it. Have the learner make that repair now and explain why. Then assess the relevant skill on a fresh, fully specified case. Confirm it was not previously practised with feedback; solve and check the new case before assigning it. A follow-up design prompt is a starting brief, not automatically an equivalent test.</w:t>
+      <w:pPr>
+        <w:spacing w:line="336" w:lineRule="auto" w:after="180"/>
+      </w:pPr>
+      <w:r>
+        <w:rPr>
+          <w:b w:val="0"/>
+        </w:rPr>
+        <w:t>Name the earliest unsupported step and give one action to repair it. Have the learner make that repair now and explain why. Then assess the relevant skill on a fresh, fully specified case.</w:t>
+      </w:r>
+    </w:p>
+    <w:p>
+      <w:pPr>
+        <w:spacing w:line="336" w:lineRule="auto" w:after="180"/>
+      </w:pPr>
+      <w:r>
+        <w:rPr>
+          <w:b w:val="0"/>
+        </w:rPr>
+        <w:t>Confirm it was not previously practised with feedback; solve and check the new case before assigning it. A follow-up design prompt is a starting brief, not automatically an equivalent test.</w:t>
       </w:r>
     </w:p>
     <w:p>
@@ -2693,11 +5431,74 @@
       </w:r>
     </w:p>
     <w:p>
+      <w:r>
+        <w:t>Connect Learning Curves to Responsible Plant Classifier, adapt support and plan a later changed-case check.</w:t>
+      </w:r>
+    </w:p>
+    <w:p>
       <w:pPr>
         <w:pStyle w:val="Heading3"/>
       </w:pPr>
       <w:r>
-        <w:t>Connect and extend learning</w:t>
+        <w:t>Responsible Plant Classifier</w:t>
+      </w:r>
+    </w:p>
+    <w:p>
+      <w:pPr>
+        <w:spacing w:line="336" w:lineRule="auto" w:after="180"/>
+      </w:pPr>
+      <w:r>
+        <w:rPr>
+          <w:b w:val="0"/>
+        </w:rPr>
+        <w:t xml:space="preserve">Plot Plant Classifier train/validation performance at several </w:t>
+      </w:r>
+      <w:r>
+        <w:rPr>
+          <w:b/>
+        </w:rPr>
+        <w:t>training</w:t>
+      </w:r>
+      <w:r>
+        <w:rPr>
+          <w:b w:val="0"/>
+        </w:rPr>
+        <w:t xml:space="preserve"> sizes and document the chosen next action.</w:t>
+      </w:r>
+    </w:p>
+    <w:p>
+      <w:pPr>
+        <w:spacing w:line="336" w:lineRule="auto" w:after="180"/>
+      </w:pPr>
+      <w:r>
+        <w:rPr>
+          <w:b w:val="0"/>
+        </w:rPr>
+        <w:t xml:space="preserve">Keep the decision, </w:t>
+      </w:r>
+      <w:r>
+        <w:rPr>
+          <w:b/>
+        </w:rPr>
+        <w:t>input</w:t>
+      </w:r>
+      <w:r>
+        <w:rPr>
+          <w:b w:val="0"/>
+        </w:rPr>
+        <w:t xml:space="preserve">, result, explanation and remaining limitation in the project </w:t>
+      </w:r>
+      <w:r>
+        <w:rPr>
+          <w:b/>
+        </w:rPr>
+        <w:t>evidence</w:t>
+      </w:r>
+      <w:r>
+        <w:rPr>
+          <w:b w:val="0"/>
+        </w:rPr>
+        <w:t xml:space="preserve"> record. Retrieve this record next week rather than restarting the project.</w:t>
       </w:r>
     </w:p>
     <w:p>
@@ -2705,17 +5506,18 @@
         <w:pStyle w:val="Heading3"/>
       </w:pPr>
       <w:r>
-        <w:t>Responsible Plant Classifier</w:t>
-      </w:r>
-    </w:p>
-    <w:p>
-      <w:r>
-        <w:t>Plot Plant Classifier train/validation performance at several training sizes and document the chosen next action.</w:t>
-      </w:r>
-    </w:p>
-    <w:p>
-      <w:r>
-        <w:t>Keep the decision, input, result, explanation and remaining limitation in the project evidence record. Retrieve this record next week rather than restarting the project.</w:t>
+        <w:t>Support and stretch</w:t>
+      </w:r>
+    </w:p>
+    <w:p>
+      <w:pPr>
+        <w:spacing w:line="336" w:lineRule="auto" w:after="180"/>
+      </w:pPr>
+      <w:r>
+        <w:rPr>
+          <w:b w:val="0"/>
+        </w:rPr>
+        <w:t>Use a tiny labelled dataset, explicit units and a named positive class. Stretch: require a baseline, held-out evaluation and subgroup or shifted-condition analysis with denominators.</w:t>
       </w:r>
     </w:p>
     <w:p>
@@ -2723,12 +5525,30 @@
         <w:pStyle w:val="Heading3"/>
       </w:pPr>
       <w:r>
-        <w:t>Support and stretch</w:t>
-      </w:r>
-    </w:p>
-    <w:p>
-      <w:r>
-        <w:t>Use a tiny labelled dataset, explicit units and a named positive class. Stretch: require a baseline, held-out evaluation and subgroup or shifted-condition analysis with denominators.</w:t>
+        <w:t>Exit reflection</w:t>
+      </w:r>
+    </w:p>
+    <w:p>
+      <w:pPr>
+        <w:spacing w:line="336" w:lineRule="auto" w:after="180"/>
+      </w:pPr>
+      <w:r>
+        <w:rPr>
+          <w:b w:val="0"/>
+        </w:rPr>
+        <w:t xml:space="preserve">Ask for one decision the learner can now justify and one situation requiring more </w:t>
+      </w:r>
+      <w:r>
+        <w:rPr>
+          <w:b/>
+        </w:rPr>
+        <w:t>evidence</w:t>
+      </w:r>
+      <w:r>
+        <w:rPr>
+          <w:b w:val="0"/>
+        </w:rPr>
+        <w:t xml:space="preserve"> or human review. Confidence ratings are separate from correct independent performance.</w:t>
       </w:r>
     </w:p>
     <w:p>
@@ -2736,12 +5556,30 @@
         <w:pStyle w:val="Heading3"/>
       </w:pPr>
       <w:r>
-        <w:t>Exit reflection</w:t>
-      </w:r>
-    </w:p>
-    <w:p>
-      <w:r>
-        <w:t>Ask for one decision the learner can now justify and one situation requiring more evidence or human review. Confidence ratings are separate from correct independent performance.</w:t>
+        <w:t>Bridge to the next week</w:t>
+      </w:r>
+    </w:p>
+    <w:p>
+      <w:pPr>
+        <w:spacing w:line="336" w:lineRule="auto" w:after="180"/>
+      </w:pPr>
+      <w:r>
+        <w:rPr>
+          <w:b w:val="0"/>
+        </w:rPr>
+        <w:t xml:space="preserve">Next: Week 29: Feature Engineering. Retrieve today’s </w:t>
+      </w:r>
+      <w:r>
+        <w:rPr>
+          <w:b/>
+        </w:rPr>
+        <w:t>evidence</w:t>
+      </w:r>
+      <w:r>
+        <w:rPr>
+          <w:b w:val="0"/>
+        </w:rPr>
+        <w:t xml:space="preserve"> and identify what carries forward and what is new.</w:t>
       </w:r>
     </w:p>
     <w:p>
@@ -2749,12 +5587,157 @@
         <w:pStyle w:val="Heading3"/>
       </w:pPr>
       <w:r>
-        <w:t>Bridge to the next week</w:t>
-      </w:r>
-    </w:p>
-    <w:p>
-      <w:r>
-        <w:t>Next: Week 29: Feature Engineering. Retrieve today’s evidence and identify what carries forward and what is new.</w:t>
+        <w:t>Support and fresh reassessment</w:t>
+      </w:r>
+    </w:p>
+    <w:p>
+      <w:pPr>
+        <w:spacing w:line="336" w:lineRule="auto" w:after="180"/>
+      </w:pPr>
+      <w:r>
+        <w:rPr>
+          <w:b w:val="0"/>
+        </w:rPr>
+        <w:t xml:space="preserve">Provide a blank </w:t>
+      </w:r>
+      <w:r>
+        <w:rPr>
+          <w:b/>
+        </w:rPr>
+        <w:t>evidence</w:t>
+      </w:r>
+      <w:r>
+        <w:rPr>
+          <w:b w:val="0"/>
+        </w:rPr>
+        <w:t xml:space="preserve"> table and allow a verbal explanation before writing. Highlight the given conditions without supplying the W 4 conclusion. Use </w:t>
+      </w:r>
+      <w:r>
+        <w:rPr>
+          <w:b/>
+        </w:rPr>
+        <w:t>learning curve</w:t>
+      </w:r>
+      <w:r>
+        <w:rPr>
+          <w:b w:val="0"/>
+        </w:rPr>
+        <w:t xml:space="preserve"> and </w:t>
+      </w:r>
+      <w:r>
+        <w:rPr>
+          <w:b/>
+        </w:rPr>
+        <w:t>repeat</w:t>
+      </w:r>
+      <w:r>
+        <w:rPr>
+          <w:b w:val="0"/>
+        </w:rPr>
+        <w:t xml:space="preserve"> in full sentences.</w:t>
+      </w:r>
+    </w:p>
+    <w:p>
+      <w:pPr>
+        <w:spacing w:line="336" w:lineRule="auto" w:after="180"/>
+      </w:pPr>
+      <w:r>
+        <w:rPr>
+          <w:b w:val="0"/>
+        </w:rPr>
+        <w:t>Extension: alter one condition in the worked example and explain which conclusion changes and which remains supported.</w:t>
+      </w:r>
+    </w:p>
+    <w:p>
+      <w:pPr>
+        <w:spacing w:line="336" w:lineRule="auto" w:after="180"/>
+      </w:pPr>
+      <w:r>
+        <w:rPr>
+          <w:b w:val="0"/>
+        </w:rPr>
+        <w:t xml:space="preserve">For independent W 4, require: Means 7 and 6; </w:t>
+      </w:r>
+      <w:r>
+        <w:rPr>
+          <w:b/>
+        </w:rPr>
+        <w:t>range</w:t>
+      </w:r>
+      <w:r>
+        <w:rPr>
+          <w:b w:val="0"/>
+        </w:rPr>
+        <w:t xml:space="preserve">s 2 and 3. The larger condition improves the mean by 1 but has greater observed spread in these three </w:t>
+      </w:r>
+      <w:r>
+        <w:rPr>
+          <w:b/>
+        </w:rPr>
+        <w:t>repeat</w:t>
+      </w:r>
+      <w:r>
+        <w:rPr>
+          <w:b w:val="0"/>
+        </w:rPr>
+        <w:t xml:space="preserve">s. Fresh retry errors [3, 5, 7]: mean 5, </w:t>
+      </w:r>
+      <w:r>
+        <w:rPr>
+          <w:b/>
+        </w:rPr>
+        <w:t>range</w:t>
+      </w:r>
+      <w:r>
+        <w:rPr>
+          <w:b w:val="0"/>
+        </w:rPr>
+        <w:t xml:space="preserve"> 4.</w:t>
+      </w:r>
+    </w:p>
+    <w:p>
+      <w:pPr>
+        <w:spacing w:line="336" w:lineRule="auto" w:after="180"/>
+      </w:pPr>
+      <w:r>
+        <w:rPr>
+          <w:b w:val="0"/>
+        </w:rPr>
+        <w:t>Require the description to say three observed runs rather than a guaranteed future interval. Mark each criterion as independent, supported or not yet demonstrated.</w:t>
+      </w:r>
+    </w:p>
+    <w:p>
+      <w:pPr>
+        <w:spacing w:line="336" w:lineRule="auto" w:after="180"/>
+      </w:pPr>
+      <w:r>
+        <w:rPr>
+          <w:b w:val="0"/>
+        </w:rPr>
+        <w:t>Reassess the reasoning after feedback; do not replace the first attempt silently.</w:t>
+      </w:r>
+    </w:p>
+    <w:p>
+      <w:pPr>
+        <w:spacing w:line="336" w:lineRule="auto" w:after="180"/>
+      </w:pPr>
+      <w:r>
+        <w:rPr>
+          <w:b w:val="0"/>
+        </w:rPr>
+        <w:t xml:space="preserve">Next week: Feature engineering. Carry forward the saved </w:t>
+      </w:r>
+      <w:r>
+        <w:rPr>
+          <w:b/>
+        </w:rPr>
+        <w:t>evidence</w:t>
+      </w:r>
+      <w:r>
+        <w:rPr>
+          <w:b w:val="0"/>
+        </w:rPr>
+        <w:t xml:space="preserve"> and the distinction between development choices and justified claims.</w:t>
       </w:r>
     </w:p>
     <w:p>
@@ -2762,40 +5745,40 @@
         <w:pStyle w:val="Heading3"/>
       </w:pPr>
       <w:r>
-        <w:t>Support and fresh reassessment</w:t>
-      </w:r>
-    </w:p>
-    <w:p>
-      <w:r>
-        <w:t>Provide a blank evidence table and allow a verbal explanation before writing. Highlight the given conditions without supplying the W 4 conclusion. Use learning curve and repeat in full sentences. Extension: alter one condition in the worked example and explain which conclusion changes and which remains supported.</w:t>
-      </w:r>
-    </w:p>
-    <w:p>
-      <w:r>
-        <w:t>For independent W 4, require: Means 7 and 6; ranges 2 and 3. The larger condition improves the mean by 1 but has greater observed spread in these three repeats. Fresh retry errors [3, 5, 7]: mean 5, range 4. Require the description to say three observed runs rather than a guaranteed future interval. Mark each criterion as independent, supported or not yet demonstrated. Reassess the reasoning after feedback; do not replace the first attempt silently.</w:t>
-      </w:r>
-    </w:p>
-    <w:p>
-      <w:r>
-        <w:t>Next week: Feature engineering. Carry forward the saved evidence and the distinction between development choices and justified claims.</w:t>
-      </w:r>
-    </w:p>
-    <w:p>
-      <w:pPr>
-        <w:pStyle w:val="Heading3"/>
-      </w:pPr>
-      <w:r>
         <w:t>Plan the delayed return</w:t>
       </w:r>
     </w:p>
     <w:p>
-      <w:r>
+      <w:pPr>
+        <w:spacing w:line="336" w:lineRule="auto" w:after="180"/>
+      </w:pPr>
+      <w:r>
+        <w:rPr>
+          <w:b w:val="0"/>
+        </w:rPr>
         <w:t>Suggested return points in this level: ai-4/29, ai-4/31, ai-4/34. Use actual classroom dates, adjusting for holidays and gaps. One, three and six teaching weeks are scheduling choices, not a claimed optimal spacing.</w:t>
       </w:r>
     </w:p>
     <w:p>
-      <w:r>
-        <w:t>At a delayed check, ask for the idea from memory and a changed application. Compare with the earlier independent response and record support used. For a new level, revisit the previous capstone before checking the new prerequisites.</w:t>
+      <w:pPr>
+        <w:spacing w:line="336" w:lineRule="auto" w:after="180"/>
+      </w:pPr>
+      <w:r>
+        <w:rPr>
+          <w:b w:val="0"/>
+        </w:rPr>
+        <w:t>At a delayed check, ask for the idea from memory and a changed application. Compare with the earlier independent response and record support used.</w:t>
+      </w:r>
+    </w:p>
+    <w:p>
+      <w:pPr>
+        <w:spacing w:line="336" w:lineRule="auto" w:after="180"/>
+      </w:pPr>
+      <w:r>
+        <w:rPr>
+          <w:b w:val="0"/>
+        </w:rPr>
+        <w:t>For a new level, revisit the previous capstone before checking the new prerequisites.</w:t>
       </w:r>
     </w:p>
     <w:tbl>
@@ -2955,8 +5938,26 @@
       </w:tr>
     </w:tbl>
     <w:p>
-      <w:r>
-        <w:t>Use the evidence to choose reteaching or the next step. A completed page, confidence rating or attractive project does not by itself demonstrate understanding.</w:t>
+      <w:pPr>
+        <w:spacing w:line="336" w:lineRule="auto" w:after="180"/>
+      </w:pPr>
+      <w:r>
+        <w:rPr>
+          <w:b w:val="0"/>
+        </w:rPr>
+        <w:t xml:space="preserve">Use the </w:t>
+      </w:r>
+      <w:r>
+        <w:rPr>
+          <w:b/>
+        </w:rPr>
+        <w:t>evidence</w:t>
+      </w:r>
+      <w:r>
+        <w:rPr>
+          <w:b w:val="0"/>
+        </w:rPr>
+        <w:t xml:space="preserve"> to choose reteaching or the next step. A completed page, confidence rating or attractive project does not by itself demonstrate understanding.</w:t>
       </w:r>
     </w:p>
     <w:p>
@@ -2968,8 +5969,37 @@
       </w:r>
     </w:p>
     <w:p>
-      <w:r>
-        <w:t>For your Responsible Plant Classifier, save the input, procedure, observed result and limitation of this check. Label this worked example as practice; use a different, previously unreviewed case when checking independent understanding.</w:t>
+      <w:pPr>
+        <w:spacing w:line="336" w:lineRule="auto" w:after="180"/>
+      </w:pPr>
+      <w:r>
+        <w:rPr>
+          <w:b w:val="0"/>
+        </w:rPr>
+        <w:t xml:space="preserve">For your Responsible Plant Classifier, save the </w:t>
+      </w:r>
+      <w:r>
+        <w:rPr>
+          <w:b/>
+        </w:rPr>
+        <w:t>input</w:t>
+      </w:r>
+      <w:r>
+        <w:rPr>
+          <w:b w:val="0"/>
+        </w:rPr>
+        <w:t>, procedure, observed result and limitation of this check.</w:t>
+      </w:r>
+    </w:p>
+    <w:p>
+      <w:pPr>
+        <w:spacing w:line="336" w:lineRule="auto" w:after="180"/>
+      </w:pPr>
+      <w:r>
+        <w:rPr>
+          <w:b w:val="0"/>
+        </w:rPr>
+        <w:t>Label this worked example as practice; use a different, previously unreviewed case when checking independent understanding.</w:t>
       </w:r>
     </w:p>
     <w:p>
@@ -2982,12 +6012,74 @@
     </w:p>
     <w:p>
       <w:r>
-        <w:t>Teaching target: Read training-size learning curves</w:t>
-      </w:r>
-    </w:p>
-    <w:p>
-      <w:r>
-        <w:t>Prepare the labelled worked-case picture, the matching workbook, fictional input cards and a place for individual responses. Check a local Python 3 environment before class; have a paper-trace version ready.</w:t>
+        <w:t>Use this preparation summary alongside the detailed Learning Curves lesson; it is a checklist rather than a replacement for the full sequence.</w:t>
+      </w:r>
+    </w:p>
+    <w:p>
+      <w:pPr>
+        <w:pStyle w:val="Heading3"/>
+      </w:pPr>
+      <w:r>
+        <w:t>Teaching target</w:t>
+      </w:r>
+    </w:p>
+    <w:p>
+      <w:pPr>
+        <w:spacing w:line="336" w:lineRule="auto" w:after="180"/>
+        <w:shd w:fill="EDF7F3"/>
+      </w:pPr>
+      <w:r>
+        <w:rPr>
+          <w:b w:val="0"/>
+        </w:rPr>
+        <w:t xml:space="preserve">Teaching target: Read </w:t>
+      </w:r>
+      <w:r>
+        <w:rPr>
+          <w:b/>
+        </w:rPr>
+        <w:t>training</w:t>
+      </w:r>
+      <w:r>
+        <w:rPr>
+          <w:b w:val="0"/>
+        </w:rPr>
+        <w:t xml:space="preserve">-size </w:t>
+      </w:r>
+      <w:r>
+        <w:rPr>
+          <w:b/>
+        </w:rPr>
+        <w:t>learning curve</w:t>
+      </w:r>
+      <w:r>
+        <w:rPr>
+          <w:b w:val="0"/>
+        </w:rPr>
+        <w:t>s</w:t>
+      </w:r>
+    </w:p>
+    <w:p>
+      <w:pPr>
+        <w:spacing w:line="336" w:lineRule="auto" w:after="180"/>
+      </w:pPr>
+      <w:r>
+        <w:rPr>
+          <w:b w:val="0"/>
+        </w:rPr>
+        <w:t xml:space="preserve">Prepare the labelled worked-case picture, the matching workbook, fictional </w:t>
+      </w:r>
+      <w:r>
+        <w:rPr>
+          <w:b/>
+        </w:rPr>
+        <w:t>input</w:t>
+      </w:r>
+      <w:r>
+        <w:rPr>
+          <w:b w:val="0"/>
+        </w:rPr>
+        <w:t xml:space="preserve"> cards and a place for individual responses. Check a local Python 3 environment before class; have a paper-trace version ready.</w:t>
       </w:r>
     </w:p>
     <w:tbl>
@@ -3134,37 +6226,244 @@
       </w:tr>
     </w:tbl>
     <w:p>
-      <w:r>
-        <w:t>Before class, solve the supported practice: Why can training error rise while validation error falls?</w:t>
-      </w:r>
-    </w:p>
-    <w:p>
-      <w:r>
-        <w:t>Reasoned practice answer: Teacher explanation: More varied training cases may be harder to fit exactly while giving a pattern that generalizes better.</w:t>
-      </w:r>
-    </w:p>
-    <w:p>
-      <w:r>
-        <w:t>Check every learner before discussion: Use the worked case for Learning curves and variability. Proposed explanation: “A final answer is enough”. Decide whether this explanation is supported. Point to the step or supplied fact that decides; explain your repair if needed.</w:t>
-      </w:r>
-    </w:p>
-    <w:p>
-      <w:r>
-        <w:t>Misconception repair: Ask for the relevant counts, units, procedure or saved record. For this week: Mean(5+7+6)/3=6; range 7-5=2.</w:t>
-      </w:r>
-    </w:p>
-    <w:p>
-      <w:r>
-        <w:t>Support: read the exact case aloud, enlarge the labelled picture, supply input cards and model only the first deciding step. Accept a spoken explanation or drawing; retain the reasoning goal.</w:t>
-      </w:r>
-    </w:p>
-    <w:p>
-      <w:r>
-        <w:t>Extension: A30-plant experiment gives errors [4, 4, 4]. Require a prediction and a reason before comparing. Expected result: Mean remains4; this additional size does not improve the observed mean over20 plants. Reason: Learning curves are measured patterns, not a guarantee of improvement at every data size.</w:t>
-      </w:r>
-    </w:p>
-    <w:p>
-      <w:r>
+      <w:pPr>
+        <w:spacing w:line="336" w:lineRule="auto" w:after="180"/>
+        <w:shd w:fill="F5F1FB"/>
+      </w:pPr>
+      <w:r>
+        <w:rPr>
+          <w:b w:val="0"/>
+        </w:rPr>
+        <w:t xml:space="preserve">Before class, solve the supported practice: Why can </w:t>
+      </w:r>
+      <w:r>
+        <w:rPr>
+          <w:b/>
+        </w:rPr>
+        <w:t>training</w:t>
+      </w:r>
+      <w:r>
+        <w:rPr>
+          <w:b w:val="0"/>
+        </w:rPr>
+        <w:t xml:space="preserve"> error rise while validation error falls?</w:t>
+      </w:r>
+    </w:p>
+    <w:p>
+      <w:pPr>
+        <w:pStyle w:val="Heading3"/>
+      </w:pPr>
+      <w:r>
+        <w:t>Supported practice answer</w:t>
+      </w:r>
+    </w:p>
+    <w:p>
+      <w:pPr>
+        <w:spacing w:line="336" w:lineRule="auto" w:after="180"/>
+        <w:shd w:fill="F1F6FC"/>
+      </w:pPr>
+      <w:r>
+        <w:rPr>
+          <w:b w:val="0"/>
+        </w:rPr>
+        <w:t xml:space="preserve">Reasoned practice answer: Teacher explanation: More varied </w:t>
+      </w:r>
+      <w:r>
+        <w:rPr>
+          <w:b/>
+        </w:rPr>
+        <w:t>training</w:t>
+      </w:r>
+      <w:r>
+        <w:rPr>
+          <w:b w:val="0"/>
+        </w:rPr>
+        <w:t xml:space="preserve"> cases may be harder to fit exactly while giving a pattern that generalizes better.</w:t>
+      </w:r>
+    </w:p>
+    <w:p>
+      <w:pPr>
+        <w:spacing w:line="336" w:lineRule="auto" w:after="180"/>
+      </w:pPr>
+      <w:r>
+        <w:rPr>
+          <w:b w:val="0"/>
+        </w:rPr>
+        <w:t xml:space="preserve">Check every learner before discussion: Use the worked case for </w:t>
+      </w:r>
+      <w:r>
+        <w:rPr>
+          <w:b/>
+        </w:rPr>
+        <w:t>Learning curve</w:t>
+      </w:r>
+      <w:r>
+        <w:rPr>
+          <w:b w:val="0"/>
+        </w:rPr>
+        <w:t xml:space="preserve">s and </w:t>
+      </w:r>
+      <w:r>
+        <w:rPr>
+          <w:b/>
+        </w:rPr>
+        <w:t>variability</w:t>
+      </w:r>
+      <w:r>
+        <w:rPr>
+          <w:b w:val="0"/>
+        </w:rPr>
+        <w:t>. Proposed explanation: “A final answer is enough”. Decide whether this explanation is supported.</w:t>
+      </w:r>
+    </w:p>
+    <w:p>
+      <w:pPr>
+        <w:spacing w:line="336" w:lineRule="auto" w:after="180"/>
+      </w:pPr>
+      <w:r>
+        <w:rPr>
+          <w:b w:val="0"/>
+        </w:rPr>
+        <w:t>Point to the step or supplied fact that decides; explain your repair if needed.</w:t>
+      </w:r>
+    </w:p>
+    <w:p>
+      <w:pPr>
+        <w:pStyle w:val="Heading3"/>
+      </w:pPr>
+      <w:r>
+        <w:t>Repair the misconception</w:t>
+      </w:r>
+    </w:p>
+    <w:p>
+      <w:pPr>
+        <w:spacing w:line="336" w:lineRule="auto" w:after="180"/>
+        <w:shd w:fill="FFF5E6"/>
+      </w:pPr>
+      <w:r>
+        <w:rPr>
+          <w:b w:val="0"/>
+        </w:rPr>
+        <w:t xml:space="preserve">Misconception repair: Ask for the relevant counts, units, procedure or saved record. For this week: Mean(5+7+6)/3=6; </w:t>
+      </w:r>
+      <w:r>
+        <w:rPr>
+          <w:b/>
+        </w:rPr>
+        <w:t>range</w:t>
+      </w:r>
+      <w:r>
+        <w:rPr>
+          <w:b w:val="0"/>
+        </w:rPr>
+        <w:t xml:space="preserve"> 7-5=2.</w:t>
+      </w:r>
+    </w:p>
+    <w:p>
+      <w:pPr>
+        <w:pStyle w:val="Heading3"/>
+      </w:pPr>
+      <w:r>
+        <w:t>Support without giving away the answer</w:t>
+      </w:r>
+    </w:p>
+    <w:p>
+      <w:pPr>
+        <w:spacing w:line="336" w:lineRule="auto" w:after="180"/>
+        <w:shd w:fill="F1F6F8"/>
+      </w:pPr>
+      <w:r>
+        <w:rPr>
+          <w:b w:val="0"/>
+        </w:rPr>
+        <w:t xml:space="preserve">Support: read the exact case aloud, enlarge the labelled picture, supply </w:t>
+      </w:r>
+      <w:r>
+        <w:rPr>
+          <w:b/>
+        </w:rPr>
+        <w:t>input</w:t>
+      </w:r>
+      <w:r>
+        <w:rPr>
+          <w:b w:val="0"/>
+        </w:rPr>
+        <w:t xml:space="preserve"> cards and model only the first deciding step. Accept a spoken explanation or drawing; retain the reasoning goal.</w:t>
+      </w:r>
+    </w:p>
+    <w:p>
+      <w:pPr>
+        <w:pStyle w:val="Heading3"/>
+      </w:pPr>
+      <w:r>
+        <w:t>Extend the reasoning</w:t>
+      </w:r>
+    </w:p>
+    <w:p>
+      <w:pPr>
+        <w:spacing w:line="336" w:lineRule="auto" w:after="180"/>
+        <w:shd w:fill="F5F1FB"/>
+      </w:pPr>
+      <w:r>
+        <w:rPr>
+          <w:b w:val="0"/>
+        </w:rPr>
+        <w:t xml:space="preserve">Extension: A30-plant experiment gives errors [4, 4, 4]. Require a </w:t>
+      </w:r>
+      <w:r>
+        <w:rPr>
+          <w:b/>
+        </w:rPr>
+        <w:t>prediction</w:t>
+      </w:r>
+      <w:r>
+        <w:rPr>
+          <w:b w:val="0"/>
+        </w:rPr>
+        <w:t xml:space="preserve"> and a reason before comparing. Expected result: Mean remains4; this additional size does not improve the observed mean over20 plants.</w:t>
+      </w:r>
+    </w:p>
+    <w:p>
+      <w:pPr>
+        <w:spacing w:line="336" w:lineRule="auto" w:after="180"/>
+        <w:shd w:fill="F5F1FB"/>
+      </w:pPr>
+      <w:r>
+        <w:rPr>
+          <w:b w:val="0"/>
+        </w:rPr>
+        <w:t xml:space="preserve">Reason: </w:t>
+      </w:r>
+      <w:r>
+        <w:rPr>
+          <w:b/>
+        </w:rPr>
+        <w:t>Learning curve</w:t>
+      </w:r>
+      <w:r>
+        <w:rPr>
+          <w:b w:val="0"/>
+        </w:rPr>
+        <w:t>s are measured patterns, not a guarantee of improvement at every data size.</w:t>
+      </w:r>
+    </w:p>
+    <w:p>
+      <w:pPr>
+        <w:pStyle w:val="Heading3"/>
+      </w:pPr>
+      <w:r>
+        <w:t>Protect the independent attempt</w:t>
+      </w:r>
+    </w:p>
+    <w:p>
+      <w:pPr>
+        <w:spacing w:line="336" w:lineRule="auto" w:after="180"/>
+        <w:shd w:fill="FFF5E6"/>
+      </w:pPr>
+      <w:r>
+        <w:rPr>
+          <w:b w:val="0"/>
+        </w:rPr>
         <w:t>Independent assessment: withhold the reserved answer until the learner has attempted the new case. Record support separately from correctness.</w:t>
       </w:r>
     </w:p>
@@ -3353,13 +6652,58 @@
       </w:tr>
     </w:tbl>
     <w:p>
-      <w:r>
-        <w:t>Project checkpoint: Prepare the demonstration. Gather reproducible instructions, evidence, access checks and remaining limitations.</w:t>
-      </w:r>
-    </w:p>
-    <w:p>
-      <w:r>
-        <w:t>Use the weekly teacher answer for topic-specific reasoning. A saved progress tick is an activity record; judge mastery from the learner’s explanation and evidence.</w:t>
+      <w:pPr>
+        <w:pStyle w:val="Heading3"/>
+      </w:pPr>
+      <w:r>
+        <w:t>Project checkpoint</w:t>
+      </w:r>
+    </w:p>
+    <w:p>
+      <w:pPr>
+        <w:spacing w:line="336" w:lineRule="auto" w:after="180"/>
+        <w:shd w:fill="EDF7F3"/>
+      </w:pPr>
+      <w:r>
+        <w:rPr>
+          <w:b w:val="0"/>
+        </w:rPr>
+        <w:t xml:space="preserve">Project checkpoint: Prepare the demonstration. Gather reproducible instructions, </w:t>
+      </w:r>
+      <w:r>
+        <w:rPr>
+          <w:b/>
+        </w:rPr>
+        <w:t>evidence</w:t>
+      </w:r>
+      <w:r>
+        <w:rPr>
+          <w:b w:val="0"/>
+        </w:rPr>
+        <w:t>, access checks and remaining limitations.</w:t>
+      </w:r>
+    </w:p>
+    <w:p>
+      <w:pPr>
+        <w:spacing w:line="336" w:lineRule="auto" w:after="180"/>
+      </w:pPr>
+      <w:r>
+        <w:rPr>
+          <w:b w:val="0"/>
+        </w:rPr>
+        <w:t xml:space="preserve">Use the weekly teacher answer for topic-specific reasoning. A saved progress tick is an activity record; judge mastery from the learner’s explanation and </w:t>
+      </w:r>
+      <w:r>
+        <w:rPr>
+          <w:b/>
+        </w:rPr>
+        <w:t>evidence</w:t>
+      </w:r>
+      <w:r>
+        <w:rPr>
+          <w:b w:val="0"/>
+        </w:rPr>
+        <w:t>.</w:t>
       </w:r>
     </w:p>
     <w:p>
@@ -3372,27 +6716,1185 @@
     </w:p>
     <w:p>
       <w:r>
-        <w:t>Use the two formative questions as supported practice, not as independent mastery scores. Discuss the deciding evidence rather than accepting a guessed selection.</w:t>
-      </w:r>
-    </w:p>
-    <w:p>
-      <w:r>
+        <w:t>Use feedback, earlier review and portfolios purposefully. Apply the coding routine only when this lesson has an executable lab.</w:t>
+      </w:r>
+    </w:p>
+    <w:p>
+      <w:pPr>
+        <w:spacing w:line="336" w:lineRule="auto" w:after="180"/>
+      </w:pPr>
+      <w:r>
+        <w:rPr>
+          <w:b w:val="0"/>
+        </w:rPr>
+        <w:t xml:space="preserve">Use the two formative questions as supported practice, not as independent mastery scores. Discuss the deciding </w:t>
+      </w:r>
+      <w:r>
+        <w:rPr>
+          <w:b/>
+        </w:rPr>
+        <w:t>evidence</w:t>
+      </w:r>
+      <w:r>
+        <w:rPr>
+          <w:b w:val="0"/>
+        </w:rPr>
+        <w:t xml:space="preserve"> rather than accepting a guessed selection.</w:t>
+      </w:r>
+    </w:p>
+    <w:p>
+      <w:pPr>
+        <w:spacing w:line="336" w:lineRule="auto" w:after="180"/>
+      </w:pPr>
+      <w:r>
+        <w:rPr>
+          <w:b w:val="0"/>
+        </w:rPr>
         <w:t>The feedback comes from the reviewed public worked case. Do not reveal the separately reserved independent teacher answer until the learner has attempted that case.</w:t>
       </w:r>
     </w:p>
     <w:p>
-      <w:r>
-        <w:t>Ask students to predict before running code. Preserve errors and actual outputs; collect a changed test and an explanation. The branch-boundary and indexing lessons deliberately include failure cases.</w:t>
-      </w:r>
-    </w:p>
-    <w:p>
-      <w:r>
+      <w:pPr>
+        <w:pStyle w:val="Heading3"/>
+      </w:pPr>
+      <w:r>
+        <w:t>For later coding lessons</w:t>
+      </w:r>
+    </w:p>
+    <w:p>
+      <w:r>
+        <w:t>This week has no code block. Use this routine when a later lesson includes an executable lab.</w:t>
+      </w:r>
+    </w:p>
+    <w:p>
+      <w:pPr>
+        <w:spacing w:line="336" w:lineRule="auto" w:after="180"/>
+        <w:shd w:fill="F1F6F8"/>
+      </w:pPr>
+      <w:r>
+        <w:rPr>
+          <w:b w:val="0"/>
+        </w:rPr>
+        <w:t xml:space="preserve">Ask students to predict before running code. Preserve errors and actual </w:t>
+      </w:r>
+      <w:r>
+        <w:rPr>
+          <w:b/>
+        </w:rPr>
+        <w:t>output</w:t>
+      </w:r>
+      <w:r>
+        <w:rPr>
+          <w:b w:val="0"/>
+        </w:rPr>
+        <w:t>s; collect a changed test and an explanation. The branch-boundary and indexing lessons deliberately include failure cases.</w:t>
+      </w:r>
+    </w:p>
+    <w:p>
+      <w:pPr>
+        <w:spacing w:line="336" w:lineRule="auto" w:after="180"/>
+      </w:pPr>
+      <w:r>
+        <w:rPr>
+          <w:b w:val="0"/>
+        </w:rPr>
         <w:t>Use the earlier worked-explanation links to address a specific missing building block, then return to the current question. Adapt this suggestion after observing the learner; it is not an automatic diagnosis.</w:t>
       </w:r>
     </w:p>
     <w:p>
-      <w:r>
-        <w:t>Collect the completed-work portfolio as evidence. Record support separately from correctness, and assess explanation, trace/test and limitations. Progress ticks and quiz selections alone do not establish mastery.</w:t>
+      <w:pPr>
+        <w:spacing w:line="336" w:lineRule="auto" w:after="180"/>
+      </w:pPr>
+      <w:r>
+        <w:rPr>
+          <w:b w:val="0"/>
+        </w:rPr>
+        <w:t xml:space="preserve">Collect the completed-work portfolio as </w:t>
+      </w:r>
+      <w:r>
+        <w:rPr>
+          <w:b/>
+        </w:rPr>
+        <w:t>evidence</w:t>
+      </w:r>
+      <w:r>
+        <w:rPr>
+          <w:b w:val="0"/>
+        </w:rPr>
+        <w:t>. Record support separately from correctness, and assess explanation, trace/test and limitations. Progress ticks and quiz selections alone do not establish mastery.</w:t>
+      </w:r>
+    </w:p>
+    <w:p>
+      <w:pPr>
+        <w:pStyle w:val="Heading1"/>
+      </w:pPr>
+      <w:r>
+        <w:t>09. Visual concept journey</w:t>
+      </w:r>
+    </w:p>
+    <w:p>
+      <w:r>
+        <w:t>Show one Learning Curves graphic at a time, request a prediction and discuss its trace before the independent assessment.</w:t>
+      </w:r>
+    </w:p>
+    <w:p>
+      <w:pPr>
+        <w:spacing w:line="336" w:lineRule="auto" w:after="180"/>
+      </w:pPr>
+      <w:r>
+        <w:rPr>
+          <w:b w:val="0"/>
+        </w:rPr>
+        <w:t xml:space="preserve">Use one picture at a time. Hide a worked result before asking for a </w:t>
+      </w:r>
+      <w:r>
+        <w:rPr>
+          <w:b/>
+        </w:rPr>
+        <w:t>prediction</w:t>
+      </w:r>
+      <w:r>
+        <w:rPr>
+          <w:b w:val="0"/>
+        </w:rPr>
+        <w:t>, then reveal it for feedback. These are supported teaching cases; retain the separate independent assessment for a fresh first attempt.</w:t>
+      </w:r>
+    </w:p>
+    <w:p>
+      <w:pPr>
+        <w:pStyle w:val="Heading3"/>
+      </w:pPr>
+      <w:r>
+        <w:t>01. Learning Curves: the case</w:t>
+      </w:r>
+    </w:p>
+    <w:p>
+      <w:r>
+        <w:drawing>
+          <wp:inline xmlns:a="http://schemas.openxmlformats.org/drawingml/2006/main" xmlns:pic="http://schemas.openxmlformats.org/drawingml/2006/picture">
+            <wp:extent cx="5486400" cy="2990088"/>
+            <wp:docPr id="2" name="Picture 2" descr="Read a learning curve with repeated-run spread rather than drawing a certainty arrow. Supplied facts: At 10 training plants validation errors across3 runs are [6, 5, 7]; at 20 plants errors [4, 5, 3], on the same 10-case validation set. All inputs and outcomes in this worked example are invented classroom data; no real model run is claimed."/>
+            <wp:cNvGraphicFramePr>
+              <a:graphicFrameLocks noChangeAspect="1"/>
+            </wp:cNvGraphicFramePr>
+            <a:graphic>
+              <a:graphicData uri="http://schemas.openxmlformats.org/drawingml/2006/picture">
+                <pic:pic>
+                  <pic:nvPicPr>
+                    <pic:cNvPr id="0" name="academy-story-ai-4-28-01.png"/>
+                    <pic:cNvPicPr/>
+                  </pic:nvPicPr>
+                  <pic:blipFill>
+                    <a:blip r:embed="rId10"/>
+                    <a:stretch>
+                      <a:fillRect/>
+                    </a:stretch>
+                  </pic:blipFill>
+                  <pic:spPr>
+                    <a:xfrm>
+                      <a:off x="0" y="0"/>
+                      <a:ext cx="5486400" cy="2990088"/>
+                    </a:xfrm>
+                    <a:prstGeom prst="rect"/>
+                  </pic:spPr>
+                </pic:pic>
+              </a:graphicData>
+            </a:graphic>
+          </wp:inline>
+        </w:drawing>
+      </w:r>
+    </w:p>
+    <w:p>
+      <w:pPr>
+        <w:spacing w:line="336" w:lineRule="auto" w:after="180"/>
+      </w:pPr>
+      <w:r>
+        <w:rPr>
+          <w:b w:val="0"/>
+        </w:rPr>
+        <w:t xml:space="preserve">Read a </w:t>
+      </w:r>
+      <w:r>
+        <w:rPr>
+          <w:b/>
+        </w:rPr>
+        <w:t>learning curve</w:t>
+      </w:r>
+      <w:r>
+        <w:rPr>
+          <w:b w:val="0"/>
+        </w:rPr>
+        <w:t xml:space="preserve"> with </w:t>
+      </w:r>
+      <w:r>
+        <w:rPr>
+          <w:b/>
+        </w:rPr>
+        <w:t>repeat</w:t>
+      </w:r>
+      <w:r>
+        <w:rPr>
+          <w:b w:val="0"/>
+        </w:rPr>
+        <w:t>ed-run spread rather than drawing a certainty arrow.</w:t>
+      </w:r>
+    </w:p>
+    <w:p>
+      <w:pPr>
+        <w:spacing w:line="336" w:lineRule="auto" w:after="180"/>
+      </w:pPr>
+      <w:r>
+        <w:rPr>
+          <w:b w:val="0"/>
+        </w:rPr>
+        <w:t xml:space="preserve">Supplied facts: At 10 </w:t>
+      </w:r>
+      <w:r>
+        <w:rPr>
+          <w:b/>
+        </w:rPr>
+        <w:t>training</w:t>
+      </w:r>
+      <w:r>
+        <w:rPr>
+          <w:b w:val="0"/>
+        </w:rPr>
+        <w:t xml:space="preserve"> plants validation errors across3 runs are [6, 5, 7]; at 20 plants errors [4, 5, 3], on the same 10-case validation set.</w:t>
+      </w:r>
+    </w:p>
+    <w:p>
+      <w:pPr>
+        <w:spacing w:line="336" w:lineRule="auto" w:after="180"/>
+      </w:pPr>
+      <w:r>
+        <w:rPr>
+          <w:b w:val="0"/>
+        </w:rPr>
+        <w:t xml:space="preserve">All </w:t>
+      </w:r>
+      <w:r>
+        <w:rPr>
+          <w:b/>
+        </w:rPr>
+        <w:t>input</w:t>
+      </w:r>
+      <w:r>
+        <w:rPr>
+          <w:b w:val="0"/>
+        </w:rPr>
+        <w:t>s and outcomes in this worked example are invented classroom data; no real model run is claimed.</w:t>
+      </w:r>
+    </w:p>
+    <w:p>
+      <w:pPr>
+        <w:spacing w:line="336" w:lineRule="auto" w:after="180"/>
+        <w:shd w:fill="F5F1FB"/>
+      </w:pPr>
+      <w:r>
+        <w:rPr>
+          <w:b w:val="0"/>
+        </w:rPr>
+        <w:t>Point to the given fact that matters most. Explain why it matters.</w:t>
+      </w:r>
+    </w:p>
+    <w:p>
+      <w:pPr>
+        <w:pStyle w:val="Heading3"/>
+      </w:pPr>
+      <w:r>
+        <w:t>Discuss while showing the picture</w:t>
+      </w:r>
+    </w:p>
+    <w:p>
+      <w:pPr>
+        <w:spacing w:line="336" w:lineRule="auto" w:after="180"/>
+        <w:shd w:fill="F1F6F8"/>
+      </w:pPr>
+      <w:r>
+        <w:rPr>
+          <w:b w:val="0"/>
+        </w:rPr>
+        <w:t>Teacher prompt: Point to the given fact that matters most. Explain why it matters. Ask learners to describe one label or arrow in ordinary words. Use the adjacent transcript if the image is difficult to see.</w:t>
+      </w:r>
+    </w:p>
+    <w:p>
+      <w:pPr>
+        <w:pStyle w:val="Heading3"/>
+      </w:pPr>
+      <w:r>
+        <w:t>02. Follow the deciding steps</w:t>
+      </w:r>
+    </w:p>
+    <w:p>
+      <w:r>
+        <w:drawing>
+          <wp:inline xmlns:a="http://schemas.openxmlformats.org/drawingml/2006/main" xmlns:pic="http://schemas.openxmlformats.org/drawingml/2006/picture">
+            <wp:extent cx="5486400" cy="3337560"/>
+            <wp:docPr id="3" name="Picture 3" descr="Summarise first size: Mean6 errors; range5–7, corresponding to mean 40% accuracy. → Summarise larger size: Mean4 errors; range3–5, corresponding to mean 60% accuracy. → State bounded pattern: More training plants improved the average in these supplied runs; variability remains."/>
+            <wp:cNvGraphicFramePr>
+              <a:graphicFrameLocks noChangeAspect="1"/>
+            </wp:cNvGraphicFramePr>
+            <a:graphic>
+              <a:graphicData uri="http://schemas.openxmlformats.org/drawingml/2006/picture">
+                <pic:pic>
+                  <pic:nvPicPr>
+                    <pic:cNvPr id="0" name="academy-story-ai-4-28-02.png"/>
+                    <pic:cNvPicPr/>
+                  </pic:nvPicPr>
+                  <pic:blipFill>
+                    <a:blip r:embed="rId11"/>
+                    <a:stretch>
+                      <a:fillRect/>
+                    </a:stretch>
+                  </pic:blipFill>
+                  <pic:spPr>
+                    <a:xfrm>
+                      <a:off x="0" y="0"/>
+                      <a:ext cx="5486400" cy="3337560"/>
+                    </a:xfrm>
+                    <a:prstGeom prst="rect"/>
+                  </pic:spPr>
+                </pic:pic>
+              </a:graphicData>
+            </a:graphic>
+          </wp:inline>
+        </w:drawing>
+      </w:r>
+    </w:p>
+    <w:p>
+      <w:pPr>
+        <w:spacing w:line="336" w:lineRule="auto" w:after="180"/>
+      </w:pPr>
+      <w:r>
+        <w:rPr>
+          <w:b w:val="0"/>
+        </w:rPr>
+        <w:t xml:space="preserve">Summarise first size: Mean6 errors; </w:t>
+      </w:r>
+      <w:r>
+        <w:rPr>
+          <w:b/>
+        </w:rPr>
+        <w:t>range</w:t>
+      </w:r>
+      <w:r>
+        <w:rPr>
+          <w:b w:val="0"/>
+        </w:rPr>
+        <w:t xml:space="preserve">5–7, corresponding to mean 40% accuracy. → Summarise larger size: Mean4 errors; </w:t>
+      </w:r>
+      <w:r>
+        <w:rPr>
+          <w:b/>
+        </w:rPr>
+        <w:t>range</w:t>
+      </w:r>
+      <w:r>
+        <w:rPr>
+          <w:b w:val="0"/>
+        </w:rPr>
+        <w:t xml:space="preserve">3–5, corresponding to mean </w:t>
+      </w:r>
+      <w:r>
+        <w:rPr>
+          <w:b/>
+        </w:rPr>
+        <w:t>60%</w:t>
+      </w:r>
+      <w:r>
+        <w:rPr>
+          <w:b w:val="0"/>
+        </w:rPr>
+        <w:t xml:space="preserve"> accuracy. → State bounded pattern: More </w:t>
+      </w:r>
+      <w:r>
+        <w:rPr>
+          <w:b/>
+        </w:rPr>
+        <w:t>training</w:t>
+      </w:r>
+      <w:r>
+        <w:rPr>
+          <w:b w:val="0"/>
+        </w:rPr>
+        <w:t xml:space="preserve"> plants improved the average in these supplied runs; </w:t>
+      </w:r>
+      <w:r>
+        <w:rPr>
+          <w:b/>
+        </w:rPr>
+        <w:t>variability</w:t>
+      </w:r>
+      <w:r>
+        <w:rPr>
+          <w:b w:val="0"/>
+        </w:rPr>
+        <w:t xml:space="preserve"> remains.</w:t>
+      </w:r>
+    </w:p>
+    <w:p>
+      <w:pPr>
+        <w:spacing w:line="336" w:lineRule="auto" w:after="180"/>
+        <w:shd w:fill="F5F1FB"/>
+      </w:pPr>
+      <w:r>
+        <w:rPr>
+          <w:b w:val="0"/>
+        </w:rPr>
+        <w:t xml:space="preserve">Point to each numbered stage and explain which recorded </w:t>
+      </w:r>
+      <w:r>
+        <w:rPr>
+          <w:b/>
+        </w:rPr>
+        <w:t>input</w:t>
+      </w:r>
+      <w:r>
+        <w:rPr>
+          <w:b w:val="0"/>
+        </w:rPr>
+        <w:t xml:space="preserve"> it uses.</w:t>
+      </w:r>
+    </w:p>
+    <w:p>
+      <w:pPr>
+        <w:pStyle w:val="Heading3"/>
+      </w:pPr>
+      <w:r>
+        <w:t>Discuss while showing the picture</w:t>
+      </w:r>
+    </w:p>
+    <w:p>
+      <w:pPr>
+        <w:spacing w:line="336" w:lineRule="auto" w:after="180"/>
+        <w:shd w:fill="F1F6F8"/>
+      </w:pPr>
+      <w:r>
+        <w:rPr>
+          <w:b w:val="0"/>
+        </w:rPr>
+        <w:t xml:space="preserve">Teacher prompt: Point to each numbered stage and explain which recorded </w:t>
+      </w:r>
+      <w:r>
+        <w:rPr>
+          <w:b/>
+        </w:rPr>
+        <w:t>input</w:t>
+      </w:r>
+      <w:r>
+        <w:rPr>
+          <w:b w:val="0"/>
+        </w:rPr>
+        <w:t xml:space="preserve"> it uses. Ask learners to describe one label or arrow in ordinary words. Use the adjacent transcript if the image is difficult to see.</w:t>
+      </w:r>
+    </w:p>
+    <w:p>
+      <w:pPr>
+        <w:pStyle w:val="Heading3"/>
+      </w:pPr>
+      <w:r>
+        <w:t>03. Learning curves and variability at a glance</w:t>
+      </w:r>
+    </w:p>
+    <w:p>
+      <w:r>
+        <w:drawing>
+          <wp:inline xmlns:a="http://schemas.openxmlformats.org/drawingml/2006/main" xmlns:pic="http://schemas.openxmlformats.org/drawingml/2006/picture">
+            <wp:extent cx="5486400" cy="2834640"/>
+            <wp:docPr id="4" name="Picture 4" descr="Learning curves and variability at a glance. 10 training rows | Validation 7 9 8 | Mean 8 range 2. 20 training rows | Validation 5 7 6 | Mean 6 range 2. 40 training rows | Validation 4 6 5 | Mean 5 range 2"/>
+            <wp:cNvGraphicFramePr>
+              <a:graphicFrameLocks noChangeAspect="1"/>
+            </wp:cNvGraphicFramePr>
+            <a:graphic>
+              <a:graphicData uri="http://schemas.openxmlformats.org/drawingml/2006/picture">
+                <pic:pic>
+                  <pic:nvPicPr>
+                    <pic:cNvPr id="0" name="academy-story-ai-4-28-03.png"/>
+                    <pic:cNvPicPr/>
+                  </pic:nvPicPr>
+                  <pic:blipFill>
+                    <a:blip r:embed="rId12"/>
+                    <a:stretch>
+                      <a:fillRect/>
+                    </a:stretch>
+                  </pic:blipFill>
+                  <pic:spPr>
+                    <a:xfrm>
+                      <a:off x="0" y="0"/>
+                      <a:ext cx="5486400" cy="2834640"/>
+                    </a:xfrm>
+                    <a:prstGeom prst="rect"/>
+                  </pic:spPr>
+                </pic:pic>
+              </a:graphicData>
+            </a:graphic>
+          </wp:inline>
+        </w:drawing>
+      </w:r>
+    </w:p>
+    <w:p>
+      <w:pPr>
+        <w:spacing w:line="336" w:lineRule="auto" w:after="180"/>
+      </w:pPr>
+      <w:r>
+        <w:rPr>
+          <w:b/>
+        </w:rPr>
+        <w:t>Learning curve</w:t>
+      </w:r>
+      <w:r>
+        <w:rPr>
+          <w:b w:val="0"/>
+        </w:rPr>
+        <w:t xml:space="preserve">s and </w:t>
+      </w:r>
+      <w:r>
+        <w:rPr>
+          <w:b/>
+        </w:rPr>
+        <w:t>variability</w:t>
+      </w:r>
+      <w:r>
+        <w:rPr>
+          <w:b w:val="0"/>
+        </w:rPr>
+        <w:t xml:space="preserve"> at a glance. 10 </w:t>
+      </w:r>
+      <w:r>
+        <w:rPr>
+          <w:b/>
+        </w:rPr>
+        <w:t>training</w:t>
+      </w:r>
+      <w:r>
+        <w:rPr>
+          <w:b w:val="0"/>
+        </w:rPr>
+        <w:t xml:space="preserve"> rows | Validation 7 9 8 | Mean 8 </w:t>
+      </w:r>
+      <w:r>
+        <w:rPr>
+          <w:b/>
+        </w:rPr>
+        <w:t>range</w:t>
+      </w:r>
+      <w:r>
+        <w:rPr>
+          <w:b w:val="0"/>
+        </w:rPr>
+        <w:t xml:space="preserve"> 2. 20 </w:t>
+      </w:r>
+      <w:r>
+        <w:rPr>
+          <w:b/>
+        </w:rPr>
+        <w:t>training</w:t>
+      </w:r>
+      <w:r>
+        <w:rPr>
+          <w:b w:val="0"/>
+        </w:rPr>
+        <w:t xml:space="preserve"> rows | Validation 5 7 6 | Mean 6 </w:t>
+      </w:r>
+      <w:r>
+        <w:rPr>
+          <w:b/>
+        </w:rPr>
+        <w:t>range</w:t>
+      </w:r>
+      <w:r>
+        <w:rPr>
+          <w:b w:val="0"/>
+        </w:rPr>
+        <w:t xml:space="preserve"> 2. 40 </w:t>
+      </w:r>
+      <w:r>
+        <w:rPr>
+          <w:b/>
+        </w:rPr>
+        <w:t>training</w:t>
+      </w:r>
+      <w:r>
+        <w:rPr>
+          <w:b w:val="0"/>
+        </w:rPr>
+        <w:t xml:space="preserve"> rows | Validation 4 6 5 | Mean 5 </w:t>
+      </w:r>
+      <w:r>
+        <w:rPr>
+          <w:b/>
+        </w:rPr>
+        <w:t>range</w:t>
+      </w:r>
+      <w:r>
+        <w:rPr>
+          <w:b w:val="0"/>
+        </w:rPr>
+        <w:t xml:space="preserve"> 2</w:t>
+      </w:r>
+    </w:p>
+    <w:p>
+      <w:pPr>
+        <w:spacing w:line="336" w:lineRule="auto" w:after="180"/>
+        <w:shd w:fill="F5F1FB"/>
+      </w:pPr>
+      <w:r>
+        <w:rPr>
+          <w:b w:val="0"/>
+        </w:rPr>
+        <w:t>Read the labels and values. Explain the relationship the model shows.</w:t>
+      </w:r>
+    </w:p>
+    <w:p>
+      <w:pPr>
+        <w:pStyle w:val="Heading3"/>
+      </w:pPr>
+      <w:r>
+        <w:t>Discuss while showing the picture</w:t>
+      </w:r>
+    </w:p>
+    <w:p>
+      <w:pPr>
+        <w:spacing w:line="336" w:lineRule="auto" w:after="180"/>
+        <w:shd w:fill="F1F6F8"/>
+      </w:pPr>
+      <w:r>
+        <w:rPr>
+          <w:b w:val="0"/>
+        </w:rPr>
+        <w:t>Teacher prompt: Read the labels and values. Explain the relationship the model shows. Ask learners to describe one label or arrow in ordinary words. Use the adjacent transcript if the image is difficult to see.</w:t>
+      </w:r>
+    </w:p>
+    <w:p>
+      <w:pPr>
+        <w:pStyle w:val="Heading3"/>
+      </w:pPr>
+      <w:r>
+        <w:t>04. Change one thing. Trace what follows.</w:t>
+      </w:r>
+    </w:p>
+    <w:p>
+      <w:r>
+        <w:drawing>
+          <wp:inline xmlns:a="http://schemas.openxmlformats.org/drawingml/2006/main" xmlns:pic="http://schemas.openxmlformats.org/drawingml/2006/picture">
+            <wp:extent cx="5486400" cy="3026664"/>
+            <wp:docPr id="5" name="Picture 5" descr="Original case: More training plants improved the average in these supplied runs; variability remains. Changed condition: A30-plant experiment gives errors [4, 4, 4]. Expected result: Mean remains4; this additional size does not improve the observed mean over20 plants. Reason: Learning curves are measured patterns, not a guarantee of improvement at every data size."/>
+            <wp:cNvGraphicFramePr>
+              <a:graphicFrameLocks noChangeAspect="1"/>
+            </wp:cNvGraphicFramePr>
+            <a:graphic>
+              <a:graphicData uri="http://schemas.openxmlformats.org/drawingml/2006/picture">
+                <pic:pic>
+                  <pic:nvPicPr>
+                    <pic:cNvPr id="0" name="academy-story-ai-4-28-04.png"/>
+                    <pic:cNvPicPr/>
+                  </pic:nvPicPr>
+                  <pic:blipFill>
+                    <a:blip r:embed="rId13"/>
+                    <a:stretch>
+                      <a:fillRect/>
+                    </a:stretch>
+                  </pic:blipFill>
+                  <pic:spPr>
+                    <a:xfrm>
+                      <a:off x="0" y="0"/>
+                      <a:ext cx="5486400" cy="3026664"/>
+                    </a:xfrm>
+                    <a:prstGeom prst="rect"/>
+                  </pic:spPr>
+                </pic:pic>
+              </a:graphicData>
+            </a:graphic>
+          </wp:inline>
+        </w:drawing>
+      </w:r>
+    </w:p>
+    <w:p>
+      <w:pPr>
+        <w:spacing w:line="336" w:lineRule="auto" w:after="180"/>
+      </w:pPr>
+      <w:r>
+        <w:rPr>
+          <w:b w:val="0"/>
+        </w:rPr>
+        <w:t xml:space="preserve">Original case: More </w:t>
+      </w:r>
+      <w:r>
+        <w:rPr>
+          <w:b/>
+        </w:rPr>
+        <w:t>training</w:t>
+      </w:r>
+      <w:r>
+        <w:rPr>
+          <w:b w:val="0"/>
+        </w:rPr>
+        <w:t xml:space="preserve"> plants improved the average in these supplied runs; </w:t>
+      </w:r>
+      <w:r>
+        <w:rPr>
+          <w:b/>
+        </w:rPr>
+        <w:t>variability</w:t>
+      </w:r>
+      <w:r>
+        <w:rPr>
+          <w:b w:val="0"/>
+        </w:rPr>
+        <w:t xml:space="preserve"> remains. Changed condition: A30-plant experiment gives errors [4, 4, 4].</w:t>
+      </w:r>
+    </w:p>
+    <w:p>
+      <w:pPr>
+        <w:spacing w:line="336" w:lineRule="auto" w:after="180"/>
+      </w:pPr>
+      <w:r>
+        <w:rPr>
+          <w:b w:val="0"/>
+        </w:rPr>
+        <w:t xml:space="preserve">Expected result: Mean remains4; this additional size does not improve the observed mean over20 plants. Reason: </w:t>
+      </w:r>
+      <w:r>
+        <w:rPr>
+          <w:b/>
+        </w:rPr>
+        <w:t>Learning curve</w:t>
+      </w:r>
+      <w:r>
+        <w:rPr>
+          <w:b w:val="0"/>
+        </w:rPr>
+        <w:t>s are measured patterns, not a guarantee of improvement at every data size.</w:t>
+      </w:r>
+    </w:p>
+    <w:p>
+      <w:pPr>
+        <w:spacing w:line="336" w:lineRule="auto" w:after="180"/>
+        <w:shd w:fill="F5F1FB"/>
+      </w:pPr>
+      <w:r>
+        <w:rPr>
+          <w:b w:val="0"/>
+        </w:rPr>
+        <w:t>Predict before checking the worked changed-case result. Name what changed and what the supplied facts allow you to conclude.</w:t>
+      </w:r>
+    </w:p>
+    <w:p>
+      <w:pPr>
+        <w:pStyle w:val="Heading3"/>
+      </w:pPr>
+      <w:r>
+        <w:t>Discuss while showing the picture</w:t>
+      </w:r>
+    </w:p>
+    <w:p>
+      <w:pPr>
+        <w:spacing w:line="336" w:lineRule="auto" w:after="180"/>
+        <w:shd w:fill="F1F6F8"/>
+      </w:pPr>
+      <w:r>
+        <w:rPr>
+          <w:b w:val="0"/>
+        </w:rPr>
+        <w:t>Teacher prompt: Predict before checking the worked changed-case result. Name what changed and what the supplied facts allow you to conclude. Ask learners to describe one label or arrow in ordinary words.</w:t>
+      </w:r>
+    </w:p>
+    <w:p>
+      <w:pPr>
+        <w:spacing w:line="336" w:lineRule="auto" w:after="180"/>
+        <w:shd w:fill="F1F6F8"/>
+      </w:pPr>
+      <w:r>
+        <w:rPr>
+          <w:b w:val="0"/>
+        </w:rPr>
+        <w:t xml:space="preserve">Use the adjacent transcript if the image is difficult to see. Changed-case reasoning: </w:t>
+      </w:r>
+      <w:r>
+        <w:rPr>
+          <w:b/>
+        </w:rPr>
+        <w:t>Learning curve</w:t>
+      </w:r>
+      <w:r>
+        <w:rPr>
+          <w:b w:val="0"/>
+        </w:rPr>
+        <w:t>s are measured patterns, not a guarantee of improvement at every data size.</w:t>
+      </w:r>
+    </w:p>
+    <w:p>
+      <w:pPr>
+        <w:pStyle w:val="Heading3"/>
+      </w:pPr>
+      <w:r>
+        <w:t>05. Connect the explanation to its limit</w:t>
+      </w:r>
+    </w:p>
+    <w:p>
+      <w:r>
+        <w:drawing>
+          <wp:inline xmlns:a="http://schemas.openxmlformats.org/drawingml/2006/main" xmlns:pic="http://schemas.openxmlformats.org/drawingml/2006/picture">
+            <wp:extent cx="5486400" cy="2834640"/>
+            <wp:docPr id="6" name="Picture 6" descr="Read the picture in order. More training plants improved the average in these supplied runs; variability remains. The arrows show which recorded input or intermediate result each decision uses. Explain the deciding step aloud before checking the changed case; pointing to the final answer alone does not show how it follows. Limit: These toy runs do not establish that data quantity alone caused improvement; collection quality and conditions matter."/>
+            <wp:cNvGraphicFramePr>
+              <a:graphicFrameLocks noChangeAspect="1"/>
+            </wp:cNvGraphicFramePr>
+            <a:graphic>
+              <a:graphicData uri="http://schemas.openxmlformats.org/drawingml/2006/picture">
+                <pic:pic>
+                  <pic:nvPicPr>
+                    <pic:cNvPr id="0" name="academy-story-ai-4-28-05.png"/>
+                    <pic:cNvPicPr/>
+                  </pic:nvPicPr>
+                  <pic:blipFill>
+                    <a:blip r:embed="rId14"/>
+                    <a:stretch>
+                      <a:fillRect/>
+                    </a:stretch>
+                  </pic:blipFill>
+                  <pic:spPr>
+                    <a:xfrm>
+                      <a:off x="0" y="0"/>
+                      <a:ext cx="5486400" cy="2834640"/>
+                    </a:xfrm>
+                    <a:prstGeom prst="rect"/>
+                  </pic:spPr>
+                </pic:pic>
+              </a:graphicData>
+            </a:graphic>
+          </wp:inline>
+        </w:drawing>
+      </w:r>
+    </w:p>
+    <w:p>
+      <w:pPr>
+        <w:spacing w:line="336" w:lineRule="auto" w:after="180"/>
+      </w:pPr>
+      <w:r>
+        <w:rPr>
+          <w:b w:val="0"/>
+        </w:rPr>
+        <w:t xml:space="preserve">Read the picture in order. More </w:t>
+      </w:r>
+      <w:r>
+        <w:rPr>
+          <w:b/>
+        </w:rPr>
+        <w:t>training</w:t>
+      </w:r>
+      <w:r>
+        <w:rPr>
+          <w:b w:val="0"/>
+        </w:rPr>
+        <w:t xml:space="preserve"> plants improved the average in these supplied runs; </w:t>
+      </w:r>
+      <w:r>
+        <w:rPr>
+          <w:b/>
+        </w:rPr>
+        <w:t>variability</w:t>
+      </w:r>
+      <w:r>
+        <w:rPr>
+          <w:b w:val="0"/>
+        </w:rPr>
+        <w:t xml:space="preserve"> remains. The arrows show which recorded </w:t>
+      </w:r>
+      <w:r>
+        <w:rPr>
+          <w:b/>
+        </w:rPr>
+        <w:t>input</w:t>
+      </w:r>
+      <w:r>
+        <w:rPr>
+          <w:b w:val="0"/>
+        </w:rPr>
+        <w:t xml:space="preserve"> or intermediate result each decision uses.</w:t>
+      </w:r>
+    </w:p>
+    <w:p>
+      <w:pPr>
+        <w:spacing w:line="336" w:lineRule="auto" w:after="180"/>
+      </w:pPr>
+      <w:r>
+        <w:rPr>
+          <w:b w:val="0"/>
+        </w:rPr>
+        <w:t>Explain the deciding step aloud before checking the changed case; pointing to the final answer alone does not show how it follows.</w:t>
+      </w:r>
+    </w:p>
+    <w:p>
+      <w:pPr>
+        <w:spacing w:line="336" w:lineRule="auto" w:after="180"/>
+      </w:pPr>
+      <w:r>
+        <w:rPr>
+          <w:b w:val="0"/>
+        </w:rPr>
+        <w:t>Limit: These toy runs do not establish that data quantity alone caused improvement; collection quality and conditions matter.</w:t>
+      </w:r>
+    </w:p>
+    <w:p>
+      <w:pPr>
+        <w:spacing w:line="336" w:lineRule="auto" w:after="180"/>
+        <w:shd w:fill="F5F1FB"/>
+      </w:pPr>
+      <w:r>
+        <w:rPr>
+          <w:b w:val="0"/>
+        </w:rPr>
+        <w:t>Explain the case, then point to a limit on the claim.</w:t>
+      </w:r>
+    </w:p>
+    <w:p>
+      <w:pPr>
+        <w:pStyle w:val="Heading3"/>
+      </w:pPr>
+      <w:r>
+        <w:t>Discuss while showing the picture</w:t>
+      </w:r>
+    </w:p>
+    <w:p>
+      <w:pPr>
+        <w:spacing w:line="336" w:lineRule="auto" w:after="180"/>
+        <w:shd w:fill="F1F6F8"/>
+      </w:pPr>
+      <w:r>
+        <w:rPr>
+          <w:b w:val="0"/>
+        </w:rPr>
+        <w:t>Teacher prompt: Explain the case, then point to a limit on the claim. Ask learners to describe one label or arrow in ordinary words. Use the adjacent transcript if the image is difficult to see.</w:t>
+      </w:r>
+    </w:p>
+    <w:p>
+      <w:pPr>
+        <w:spacing w:line="336" w:lineRule="auto" w:after="180"/>
+        <w:shd w:fill="F1F6F8"/>
+      </w:pPr>
+      <w:r>
+        <w:rPr>
+          <w:b w:val="0"/>
+        </w:rPr>
+        <w:t>Keep the stated scope: These toy runs do not establish that data quantity alone caused improvement; collection quality and conditions matter.</w:t>
+      </w:r>
+    </w:p>
+    <w:p>
+      <w:pPr>
+        <w:pStyle w:val="Heading3"/>
+      </w:pPr>
+      <w:r>
+        <w:t>06. Make the idea visible in your project</w:t>
+      </w:r>
+    </w:p>
+    <w:p>
+      <w:r>
+        <w:drawing>
+          <wp:inline xmlns:a="http://schemas.openxmlformats.org/drawingml/2006/main" xmlns:pic="http://schemas.openxmlformats.org/drawingml/2006/picture">
+            <wp:extent cx="5486400" cy="3681984"/>
+            <wp:docPr id="7" name="Picture 7" descr="For your Responsible Plant Classifier, save the input, procedure, observed result and limitation of this check. Label this worked example as practice; use a different, previously unreviewed case when checking independent understanding. Draw your input, deciding step, result and limit. Supported question: What comparison is valid if the validation set changes between sizes? Point to the relevant step in the picture, then write the changed result and the rule or evidence that supports it."/>
+            <wp:cNvGraphicFramePr>
+              <a:graphicFrameLocks noChangeAspect="1"/>
+            </wp:cNvGraphicFramePr>
+            <a:graphic>
+              <a:graphicData uri="http://schemas.openxmlformats.org/drawingml/2006/picture">
+                <pic:pic>
+                  <pic:nvPicPr>
+                    <pic:cNvPr id="0" name="academy-story-ai-4-28-06.png"/>
+                    <pic:cNvPicPr/>
+                  </pic:nvPicPr>
+                  <pic:blipFill>
+                    <a:blip r:embed="rId15"/>
+                    <a:stretch>
+                      <a:fillRect/>
+                    </a:stretch>
+                  </pic:blipFill>
+                  <pic:spPr>
+                    <a:xfrm>
+                      <a:off x="0" y="0"/>
+                      <a:ext cx="5486400" cy="3681984"/>
+                    </a:xfrm>
+                    <a:prstGeom prst="rect"/>
+                  </pic:spPr>
+                </pic:pic>
+              </a:graphicData>
+            </a:graphic>
+          </wp:inline>
+        </w:drawing>
+      </w:r>
+    </w:p>
+    <w:p>
+      <w:pPr>
+        <w:spacing w:line="336" w:lineRule="auto" w:after="180"/>
+      </w:pPr>
+      <w:r>
+        <w:rPr>
+          <w:b w:val="0"/>
+        </w:rPr>
+        <w:t xml:space="preserve">For your Responsible Plant Classifier, save the </w:t>
+      </w:r>
+      <w:r>
+        <w:rPr>
+          <w:b/>
+        </w:rPr>
+        <w:t>input</w:t>
+      </w:r>
+      <w:r>
+        <w:rPr>
+          <w:b w:val="0"/>
+        </w:rPr>
+        <w:t>, procedure, observed result and limitation of this check.</w:t>
+      </w:r>
+    </w:p>
+    <w:p>
+      <w:pPr>
+        <w:spacing w:line="336" w:lineRule="auto" w:after="180"/>
+      </w:pPr>
+      <w:r>
+        <w:rPr>
+          <w:b w:val="0"/>
+        </w:rPr>
+        <w:t xml:space="preserve">Label this worked example as practice; use a different, previously unreviewed case when checking independent understanding. Draw your </w:t>
+      </w:r>
+      <w:r>
+        <w:rPr>
+          <w:b/>
+        </w:rPr>
+        <w:t>input</w:t>
+      </w:r>
+      <w:r>
+        <w:rPr>
+          <w:b w:val="0"/>
+        </w:rPr>
+        <w:t>, deciding step, result and limit.</w:t>
+      </w:r>
+    </w:p>
+    <w:p>
+      <w:pPr>
+        <w:spacing w:line="336" w:lineRule="auto" w:after="180"/>
+      </w:pPr>
+      <w:r>
+        <w:rPr>
+          <w:b w:val="0"/>
+        </w:rPr>
+        <w:t xml:space="preserve">Supported question: What comparison is valid if the validation set changes between sizes? Point to the relevant step in the picture, then write the changed result and the rule or </w:t>
+      </w:r>
+      <w:r>
+        <w:rPr>
+          <w:b/>
+        </w:rPr>
+        <w:t>evidence</w:t>
+      </w:r>
+      <w:r>
+        <w:rPr>
+          <w:b w:val="0"/>
+        </w:rPr>
+        <w:t xml:space="preserve"> that supports it.</w:t>
+      </w:r>
+    </w:p>
+    <w:p>
+      <w:pPr>
+        <w:spacing w:line="336" w:lineRule="auto" w:after="180"/>
+        <w:shd w:fill="F5F1FB"/>
+      </w:pPr>
+      <w:r>
+        <w:rPr>
+          <w:b w:val="0"/>
+        </w:rPr>
+        <w:t xml:space="preserve">Draw your project trace and justify the deciding step using </w:t>
+      </w:r>
+      <w:r>
+        <w:rPr>
+          <w:b/>
+        </w:rPr>
+        <w:t>evidence</w:t>
+      </w:r>
+      <w:r>
+        <w:rPr>
+          <w:b w:val="0"/>
+        </w:rPr>
+        <w:t>.</w:t>
+      </w:r>
+    </w:p>
+    <w:p>
+      <w:pPr>
+        <w:pStyle w:val="Heading3"/>
+      </w:pPr>
+      <w:r>
+        <w:t>Discuss while showing the picture</w:t>
+      </w:r>
+    </w:p>
+    <w:p>
+      <w:pPr>
+        <w:spacing w:line="336" w:lineRule="auto" w:after="180"/>
+        <w:shd w:fill="F1F6F8"/>
+      </w:pPr>
+      <w:r>
+        <w:rPr>
+          <w:b w:val="0"/>
+        </w:rPr>
+        <w:t xml:space="preserve">Teacher prompt: Draw your project trace and justify the deciding step using </w:t>
+      </w:r>
+      <w:r>
+        <w:rPr>
+          <w:b/>
+        </w:rPr>
+        <w:t>evidence</w:t>
+      </w:r>
+      <w:r>
+        <w:rPr>
+          <w:b w:val="0"/>
+        </w:rPr>
+        <w:t>. Ask learners to describe one label or arrow in ordinary words. Use the adjacent transcript if the image is difficult to see.</w:t>
+      </w:r>
+    </w:p>
+    <w:p>
+      <w:pPr>
+        <w:spacing w:line="336" w:lineRule="auto" w:after="180"/>
+        <w:shd w:fill="F1F6F8"/>
+      </w:pPr>
+      <w:r>
+        <w:rPr>
+          <w:b w:val="0"/>
+        </w:rPr>
+        <w:t xml:space="preserve">Supported practice key: The raw change is confounded by changed evaluation cases. Prefer a fixed appropriately reserved validation set and record </w:t>
+      </w:r>
+      <w:r>
+        <w:rPr>
+          <w:b/>
+        </w:rPr>
+        <w:t>repeat</w:t>
+      </w:r>
+      <w:r>
+        <w:rPr>
+          <w:b w:val="0"/>
+        </w:rPr>
+        <w:t>ed-run variation.</w:t>
+      </w:r>
+    </w:p>
+    <w:p>
+      <w:pPr>
+        <w:spacing w:line="336" w:lineRule="auto" w:after="180"/>
+        <w:shd w:fill="F1F6F8"/>
+      </w:pPr>
+      <w:r>
+        <w:rPr>
+          <w:b w:val="0"/>
+        </w:rPr>
+        <w:t xml:space="preserve">Changed-case check: Mean remains4; this additional size does not improve the observed mean over20 plants. </w:t>
+      </w:r>
+      <w:r>
+        <w:rPr>
+          <w:b/>
+        </w:rPr>
+        <w:t>Learning curve</w:t>
+      </w:r>
+      <w:r>
+        <w:rPr>
+          <w:b w:val="0"/>
+        </w:rPr>
+        <w:t>s are measured patterns, not a guarantee of improvement at every data size.</w:t>
       </w:r>
     </w:p>
     <w:sectPr>

--- a/downloads/teacher/ai-4-week-28.docx
+++ b/downloads/teacher/ai-4-week-28.docx
@@ -213,7 +213,7 @@
           </w:tcPr>
           <w:p>
             <w:r>
-              <w:t>Sections 9 and 11–14. Give extra time to finish the full task set; use Section 15 when the week includes a coding lab.</w:t>
+              <w:t>Use “Run the investigation”, “Connect your project”, “Show what you know”, “Study a complete case” and “Try a new case independently”. Give extra time for the full task set. If this week has a coding lab, use its named section; section numbers can change when extra explanations are included.</w:t>
             </w:r>
           </w:p>
         </w:tc>
@@ -2722,6 +2722,26 @@
     <w:p>
       <w:r>
         <w:t>Demonstrate Learning Curves, reduce support deliberately and check individual reasoning before discussing answers.</w:t>
+      </w:r>
+    </w:p>
+    <w:p>
+      <w:pPr>
+        <w:pStyle w:val="Heading3"/>
+      </w:pPr>
+      <w:r>
+        <w:t>Choose the pacing route</w:t>
+      </w:r>
+    </w:p>
+    <w:p>
+      <w:pPr>
+        <w:spacing w:line="336" w:lineRule="auto" w:after="180"/>
+        <w:shd w:fill="F1F6F8"/>
+      </w:pPr>
+      <w:r>
+        <w:rPr>
+          <w:b w:val="0"/>
+        </w:rPr>
+        <w:t>Compact alternative: this two-session sequence covers selected core tasks. Use the three-session weekly plan for the full lesson, independent transfer, feedback and project work; allow extra time for extensions.</w:t>
       </w:r>
     </w:p>
     <w:p>
@@ -6219,7 +6239,7 @@
           </w:tcPr>
           <w:p>
             <w:r>
-              <w:t>Sections 9 and 11–14. Give extra time to finish the full task set; use Section 15 when the week includes a coding lab.</w:t>
+              <w:t>Use “Run the investigation”, “Connect your project”, “Show what you know”, “Study a complete case” and “Try a new case independently”. Give extra time for the full task set. If this week has a coding lab, use its named section; section numbers can change when extra explanations are included.</w:t>
             </w:r>
           </w:p>
         </w:tc>

--- a/downloads/teacher/ai-4-week-28.docx
+++ b/downloads/teacher/ai-4-week-28.docx
@@ -25,20 +25,38 @@
         <w:pStyle w:val="Heading1"/>
       </w:pPr>
       <w:r>
-        <w:t>01. Learning Curves</w:t>
-      </w:r>
-    </w:p>
-    <w:p>
-      <w:r>
-        <w:t>Prepare Learning Curves: check the target, prerequisites, resources and adaptable teaching schedule.</w:t>
-      </w:r>
-    </w:p>
-    <w:p>
-      <w:pPr>
-        <w:pStyle w:val="Heading3"/>
-      </w:pPr>
-      <w:r>
-        <w:t>Teach the learning cycle</w:t>
+        <w:t>Teach curves with their actual data and uncertainty meaning.</w:t>
+      </w:r>
+    </w:p>
+    <w:p>
+      <w:r>
+        <w:t>Supply all promised graphs and repeat values,explain observed bands and keep diagnoses tentative until source/protocol checks.</w:t>
+      </w:r>
+    </w:p>
+    <w:p>
+      <w:r>
+        <w:t>Require units,denominators,all attempts and a next test without a guaranteed improvement claim.</w:t>
+      </w:r>
+    </w:p>
+    <w:p>
+      <w:pPr>
+        <w:pStyle w:val="Heading1"/>
+      </w:pPr>
+      <w:r>
+        <w:t>01. Prepare the connected experiment</w:t>
+      </w:r>
+    </w:p>
+    <w:p>
+      <w:r>
+        <w:t>Keep prior exposure, shared practice and independent evidence distinct.</w:t>
+      </w:r>
+    </w:p>
+    <w:p>
+      <w:pPr>
+        <w:pStyle w:val="Heading2"/>
+      </w:pPr>
+      <w:r>
+        <w:t>Goal and main teaching plan</w:t>
       </w:r>
     </w:p>
     <w:p>
@@ -261,9 +279,361 @@
     </w:p>
     <w:p>
       <w:pPr>
+        <w:pStyle w:val="Heading2"/>
+      </w:pPr>
+      <w:r>
+        <w:t>Materials and prerequisite</w:t>
+      </w:r>
+    </w:p>
+    <w:p>
+      <w:pPr>
+        <w:spacing w:line="336" w:lineRule="auto" w:after="180"/>
+      </w:pPr>
+      <w:r>
+        <w:rPr>
+          <w:b w:val="0"/>
+        </w:rPr>
+        <w:t xml:space="preserve">Teach two 45-minute sessions. This week focuses on </w:t>
+      </w:r>
+      <w:r>
+        <w:rPr>
+          <w:b/>
+        </w:rPr>
+        <w:t>learning curve</w:t>
+      </w:r>
+      <w:r>
+        <w:rPr>
+          <w:b w:val="0"/>
+        </w:rPr>
+        <w:t xml:space="preserve">s and </w:t>
+      </w:r>
+      <w:r>
+        <w:rPr>
+          <w:b/>
+        </w:rPr>
+        <w:t>variability</w:t>
+      </w:r>
+      <w:r>
+        <w:rPr>
+          <w:b w:val="0"/>
+        </w:rPr>
+        <w:t>. Model the worked example first, collect the new W 4 case independently before feedback, and use the fresh retry to check transfer.</w:t>
+      </w:r>
+    </w:p>
+    <w:p>
+      <w:pPr>
+        <w:spacing w:line="336" w:lineRule="auto" w:after="180"/>
+      </w:pPr>
+      <w:r>
+        <w:rPr>
+          <w:b w:val="0"/>
+        </w:rPr>
+        <w:t>Award credit for traceable reasoning and bounded claims, including justified uncertainty.</w:t>
+      </w:r>
+    </w:p>
+    <w:p>
+      <w:pPr>
+        <w:spacing w:line="336" w:lineRule="auto" w:after="180"/>
+      </w:pPr>
+      <w:r>
+        <w:rPr>
+          <w:b w:val="0"/>
+        </w:rPr>
+        <w:t>Use the supplied scenario, student illustrations and blank paper. For numeric work, offer counters or a calculator after learners show the setup. Fictional records are supplied; personal data and paid accounts are unnecessary.</w:t>
+      </w:r>
+    </w:p>
+    <w:p>
+      <w:pPr>
+        <w:spacing w:line="336" w:lineRule="auto" w:after="180"/>
+      </w:pPr>
+      <w:r>
+        <w:rPr>
+          <w:b/>
+        </w:rPr>
+        <w:t>Evidence</w:t>
+      </w:r>
+      <w:r>
+        <w:rPr>
+          <w:b w:val="0"/>
+        </w:rPr>
+        <w:t xml:space="preserve"> about examples that did not fit the model parameters.</w:t>
+      </w:r>
+    </w:p>
+    <w:p>
+      <w:pPr>
+        <w:spacing w:line="336" w:lineRule="auto" w:after="180"/>
+      </w:pPr>
+      <w:r>
+        <w:rPr>
+          <w:b w:val="0"/>
+        </w:rPr>
+        <w:t>Printed student lesson and workbook</w:t>
+      </w:r>
+    </w:p>
+    <w:p>
+      <w:pPr>
+        <w:spacing w:line="336" w:lineRule="auto" w:after="180"/>
+      </w:pPr>
+      <w:r>
+        <w:rPr>
+          <w:b w:val="0"/>
+        </w:rPr>
+        <w:t>Paper, pencils and a calculator for fractions</w:t>
+      </w:r>
+    </w:p>
+    <w:p>
+      <w:pPr>
+        <w:spacing w:line="336" w:lineRule="auto" w:after="180"/>
+      </w:pPr>
+      <w:r>
+        <w:rPr>
+          <w:b w:val="0"/>
+        </w:rPr>
+        <w:t xml:space="preserve">The fictional examples and a blank </w:t>
+      </w:r>
+      <w:r>
+        <w:rPr>
+          <w:b/>
+        </w:rPr>
+        <w:t>evidence</w:t>
+      </w:r>
+      <w:r>
+        <w:rPr>
+          <w:b w:val="0"/>
+        </w:rPr>
+        <w:t xml:space="preserve"> table</w:t>
+      </w:r>
+    </w:p>
+    <w:p>
+      <w:pPr>
+        <w:spacing w:line="336" w:lineRule="auto" w:after="180"/>
+      </w:pPr>
+      <w:r>
+        <w:rPr>
+          <w:b w:val="0"/>
+        </w:rPr>
+        <w:t>Saved classroom project records for critique; no personal student dataset required</w:t>
+      </w:r>
+    </w:p>
+    <w:p>
+      <w:pPr>
+        <w:pStyle w:val="Heading2"/>
+      </w:pPr>
+      <w:r>
+        <w:t>Opening retrieval</w:t>
+      </w:r>
+    </w:p>
+    <w:p>
+      <w:pPr>
+        <w:spacing w:line="336" w:lineRule="auto" w:after="180"/>
+      </w:pPr>
+      <w:r>
+        <w:rPr>
+          <w:b w:val="0"/>
+        </w:rPr>
+        <w:t>Without opening the old lesson, explain one key idea from Over</w:t>
+      </w:r>
+      <w:r>
+        <w:rPr>
+          <w:b/>
+        </w:rPr>
+        <w:t>fitting</w:t>
+      </w:r>
+      <w:r>
+        <w:rPr>
+          <w:b w:val="0"/>
+        </w:rPr>
+        <w:t>. Give an example and a mistake that the idea helps you avoid.</w:t>
+      </w:r>
+    </w:p>
+    <w:p>
+      <w:pPr>
+        <w:spacing w:line="336" w:lineRule="auto" w:after="180"/>
+      </w:pPr>
+      <w:r>
+        <w:rPr>
+          <w:b w:val="0"/>
+        </w:rPr>
+        <w:t xml:space="preserve">Look for: Compare </w:t>
+      </w:r>
+      <w:r>
+        <w:rPr>
+          <w:b/>
+        </w:rPr>
+        <w:t>training</w:t>
+      </w:r>
+      <w:r>
+        <w:rPr>
+          <w:b w:val="0"/>
+        </w:rPr>
+        <w:t xml:space="preserve"> and validation </w:t>
+      </w:r>
+      <w:r>
+        <w:rPr>
+          <w:b/>
+        </w:rPr>
+        <w:t>evidence</w:t>
+      </w:r>
+      <w:r>
+        <w:rPr>
+          <w:b w:val="0"/>
+        </w:rPr>
+        <w:t xml:space="preserve"> for model capacity</w:t>
+      </w:r>
+    </w:p>
+    <w:p>
+      <w:pPr>
+        <w:spacing w:line="336" w:lineRule="auto" w:after="180"/>
+      </w:pPr>
+      <w:r>
+        <w:rPr>
+          <w:b w:val="0"/>
+        </w:rPr>
+        <w:t xml:space="preserve">Reference example, not the only acceptable wording: Teacher explanation: Choose the line with validation MAE 3. The curve </w:t>
+      </w:r>
+      <w:r>
+        <w:rPr>
+          <w:b/>
+        </w:rPr>
+        <w:t>training</w:t>
+      </w:r>
+      <w:r>
+        <w:rPr>
+          <w:b w:val="0"/>
+        </w:rPr>
+        <w:t xml:space="preserve"> MAE 0 does not compensate for validation MAE 8.</w:t>
+      </w:r>
+    </w:p>
+    <w:p>
+      <w:pPr>
+        <w:spacing w:line="336" w:lineRule="auto" w:after="180"/>
+      </w:pPr>
+      <w:r>
+        <w:rPr>
+          <w:b w:val="0"/>
+        </w:rPr>
+        <w:t>Without opening the old lesson, explain one key idea from Metrics Match Consequences. Give an example and a mistake that the idea helps you avoid.</w:t>
+      </w:r>
+    </w:p>
+    <w:p>
+      <w:pPr>
+        <w:spacing w:line="336" w:lineRule="auto" w:after="180"/>
+      </w:pPr>
+      <w:r>
+        <w:rPr>
+          <w:b w:val="0"/>
+        </w:rPr>
+        <w:t>Look for: Apply a declared score threshold including equality</w:t>
+      </w:r>
+    </w:p>
+    <w:p>
+      <w:pPr>
+        <w:spacing w:line="336" w:lineRule="auto" w:after="180"/>
+      </w:pPr>
+      <w:r>
+        <w:rPr>
+          <w:b w:val="0"/>
+        </w:rPr>
+        <w:t>Reference example, not the only acceptable wording: Teacher explanation: At .5: A, B, C. At .3: A, B, C, D, E, including equality.</w:t>
+      </w:r>
+    </w:p>
+    <w:p>
+      <w:pPr>
+        <w:spacing w:line="336" w:lineRule="auto" w:after="180"/>
+      </w:pPr>
+      <w:r>
+        <w:rPr>
+          <w:b w:val="0"/>
+        </w:rPr>
+        <w:t>Without opening the old lesson, explain one key idea from Train a Regression Model. Give an example and a mistake that the idea helps you avoid.</w:t>
+      </w:r>
+    </w:p>
+    <w:p>
+      <w:pPr>
+        <w:spacing w:line="336" w:lineRule="auto" w:after="180"/>
+      </w:pPr>
+      <w:r>
+        <w:rPr>
+          <w:b w:val="0"/>
+        </w:rPr>
+        <w:t xml:space="preserve">Look for: Fit a line from a declared </w:t>
+      </w:r>
+      <w:r>
+        <w:rPr>
+          <w:b/>
+        </w:rPr>
+        <w:t>training</w:t>
+      </w:r>
+      <w:r>
+        <w:rPr>
+          <w:b w:val="0"/>
+        </w:rPr>
+        <w:t xml:space="preserve"> candidate set</w:t>
+      </w:r>
+    </w:p>
+    <w:p>
+      <w:pPr>
+        <w:spacing w:line="336" w:lineRule="auto" w:after="180"/>
+      </w:pPr>
+      <w:r>
+        <w:rPr>
+          <w:b w:val="0"/>
+        </w:rPr>
+        <w:t>Reference example, not the only acceptable wording: Teacher explanation: A 5 B 3 C 0; choose m 2 b 1.</w:t>
+      </w:r>
+    </w:p>
+    <w:p>
+      <w:pPr>
+        <w:pStyle w:val="Heading2"/>
+      </w:pPr>
+      <w:r>
+        <w:t>End goal</w:t>
+      </w:r>
+    </w:p>
+    <w:p>
+      <w:pPr>
+        <w:spacing w:line="336" w:lineRule="auto" w:after="180"/>
+      </w:pPr>
+      <w:r>
+        <w:rPr>
+          <w:b w:val="0"/>
+        </w:rPr>
+        <w:t xml:space="preserve">By the end, I can explain </w:t>
+      </w:r>
+      <w:r>
+        <w:rPr>
+          <w:b/>
+        </w:rPr>
+        <w:t>learning curve</w:t>
+      </w:r>
+      <w:r>
+        <w:rPr>
+          <w:b w:val="0"/>
+        </w:rPr>
+        <w:t>s using a traced example and a stated limitation.</w:t>
+      </w:r>
+    </w:p>
+    <w:p>
+      <w:pPr>
+        <w:pStyle w:val="Heading2"/>
+      </w:pPr>
+      <w:r>
+        <w:t>Earlier wording, alternatives and picture transcripts · reference / check after trying</w:t>
+      </w:r>
+    </w:p>
+    <w:p>
+      <w:pPr>
         <w:pStyle w:val="Heading3"/>
       </w:pPr>
       <w:r>
+        <w:t>Teach the learning cycle</w:t>
+      </w:r>
+    </w:p>
+    <w:p>
+      <w:pPr>
+        <w:pStyle w:val="Heading3"/>
+      </w:pPr>
+      <w:r>
         <w:t>Retrieval answer guidance</w:t>
       </w:r>
     </w:p>
@@ -277,87 +647,6 @@
     </w:p>
     <w:p>
       <w:pPr>
-        <w:spacing w:line="336" w:lineRule="auto" w:after="180"/>
-      </w:pPr>
-      <w:r>
-        <w:rPr>
-          <w:b w:val="0"/>
-        </w:rPr>
-        <w:t>Without opening the old lesson, explain one key idea from Over</w:t>
-      </w:r>
-      <w:r>
-        <w:rPr>
-          <w:b/>
-        </w:rPr>
-        <w:t>fitting</w:t>
-      </w:r>
-      <w:r>
-        <w:rPr>
-          <w:b w:val="0"/>
-        </w:rPr>
-        <w:t>. Give an example and a mistake that the idea helps you avoid.</w:t>
-      </w:r>
-    </w:p>
-    <w:p>
-      <w:pPr>
-        <w:spacing w:line="336" w:lineRule="auto" w:after="180"/>
-      </w:pPr>
-      <w:r>
-        <w:rPr>
-          <w:b w:val="0"/>
-        </w:rPr>
-        <w:t xml:space="preserve">Look for: Compare </w:t>
-      </w:r>
-      <w:r>
-        <w:rPr>
-          <w:b/>
-        </w:rPr>
-        <w:t>training</w:t>
-      </w:r>
-      <w:r>
-        <w:rPr>
-          <w:b w:val="0"/>
-        </w:rPr>
-        <w:t xml:space="preserve"> and validation </w:t>
-      </w:r>
-      <w:r>
-        <w:rPr>
-          <w:b/>
-        </w:rPr>
-        <w:t>evidence</w:t>
-      </w:r>
-      <w:r>
-        <w:rPr>
-          <w:b w:val="0"/>
-        </w:rPr>
-        <w:t xml:space="preserve"> for model capacity</w:t>
-      </w:r>
-    </w:p>
-    <w:p>
-      <w:pPr>
-        <w:spacing w:line="336" w:lineRule="auto" w:after="180"/>
-      </w:pPr>
-      <w:r>
-        <w:rPr>
-          <w:b w:val="0"/>
-        </w:rPr>
-        <w:t xml:space="preserve">Reference example, not the only acceptable wording: Teacher explanation: Choose the line with validation MAE 3. The curve </w:t>
-      </w:r>
-      <w:r>
-        <w:rPr>
-          <w:b/>
-        </w:rPr>
-        <w:t>training</w:t>
-      </w:r>
-      <w:r>
-        <w:rPr>
-          <w:b w:val="0"/>
-        </w:rPr>
-        <w:t xml:space="preserve"> MAE 0 does not compensate for validation MAE 8.</w:t>
-      </w:r>
-    </w:p>
-    <w:p>
-      <w:pPr>
         <w:pStyle w:val="Heading3"/>
       </w:pPr>
       <w:r>
@@ -366,88 +655,10 @@
     </w:p>
     <w:p>
       <w:pPr>
-        <w:spacing w:line="336" w:lineRule="auto" w:after="180"/>
-      </w:pPr>
-      <w:r>
-        <w:rPr>
-          <w:b w:val="0"/>
-        </w:rPr>
-        <w:t>Without opening the old lesson, explain one key idea from Metrics Match Consequences. Give an example and a mistake that the idea helps you avoid.</w:t>
-      </w:r>
-    </w:p>
-    <w:p>
-      <w:pPr>
-        <w:spacing w:line="336" w:lineRule="auto" w:after="180"/>
-      </w:pPr>
-      <w:r>
-        <w:rPr>
-          <w:b w:val="0"/>
-        </w:rPr>
-        <w:t>Look for: Apply a declared score threshold including equality</w:t>
-      </w:r>
-    </w:p>
-    <w:p>
-      <w:pPr>
-        <w:spacing w:line="336" w:lineRule="auto" w:after="180"/>
-      </w:pPr>
-      <w:r>
-        <w:rPr>
-          <w:b w:val="0"/>
-        </w:rPr>
-        <w:t>Reference example, not the only acceptable wording: Teacher explanation: At .5: A, B, C. At .3: A, B, C, D, E, including equality.</w:t>
-      </w:r>
-    </w:p>
-    <w:p>
-      <w:pPr>
         <w:pStyle w:val="Heading3"/>
       </w:pPr>
       <w:r>
         <w:t>Train a Regression Model</w:t>
-      </w:r>
-    </w:p>
-    <w:p>
-      <w:pPr>
-        <w:spacing w:line="336" w:lineRule="auto" w:after="180"/>
-      </w:pPr>
-      <w:r>
-        <w:rPr>
-          <w:b w:val="0"/>
-        </w:rPr>
-        <w:t>Without opening the old lesson, explain one key idea from Train a Regression Model. Give an example and a mistake that the idea helps you avoid.</w:t>
-      </w:r>
-    </w:p>
-    <w:p>
-      <w:pPr>
-        <w:spacing w:line="336" w:lineRule="auto" w:after="180"/>
-      </w:pPr>
-      <w:r>
-        <w:rPr>
-          <w:b w:val="0"/>
-        </w:rPr>
-        <w:t xml:space="preserve">Look for: Fit a line from a declared </w:t>
-      </w:r>
-      <w:r>
-        <w:rPr>
-          <w:b/>
-        </w:rPr>
-        <w:t>training</w:t>
-      </w:r>
-      <w:r>
-        <w:rPr>
-          <w:b w:val="0"/>
-        </w:rPr>
-        <w:t xml:space="preserve"> candidate set</w:t>
-      </w:r>
-    </w:p>
-    <w:p>
-      <w:pPr>
-        <w:spacing w:line="336" w:lineRule="auto" w:after="180"/>
-      </w:pPr>
-      <w:r>
-        <w:rPr>
-          <w:b w:val="0"/>
-        </w:rPr>
-        <w:t>Reference example, not the only acceptable wording: Teacher explanation: A 5 B 3 C 0; choose m 2 b 1.</w:t>
       </w:r>
     </w:p>
     <w:p>
@@ -692,6 +903,11 @@
       </w:r>
     </w:p>
     <w:p>
+      <w:r>
+        <w:t>This compact option is not the full-week schedule. Use the main teaching cycle and allow extra sessions for the investigation, independent work and project.</w:t>
+      </w:r>
+    </w:p>
+    <w:p>
       <w:pPr>
         <w:spacing w:line="336" w:lineRule="auto" w:after="180"/>
       </w:pPr>
@@ -699,7 +915,7 @@
         <w:rPr>
           <w:b w:val="0"/>
         </w:rPr>
-        <w:t>Use the supplied scenario, student illustrations and blank paper. For numeric work, offer counters or a calculator after learners show the setup. Fictional records are supplied; personal data and paid accounts are unnecessary.</w:t>
+        <w:t>Allow 80 minutes: recall 8; explanation 12; worked demonstration 15; guided practice 20; independent assessment 15; project and reflection 10. Extend the lab into a second session when needed.</w:t>
       </w:r>
     </w:p>
     <w:p>
@@ -707,32 +923,55 @@
         <w:pStyle w:val="Heading3"/>
       </w:pPr>
       <w:r>
-        <w:t>Alternative compact allocation</w:t>
-      </w:r>
-    </w:p>
-    <w:p>
-      <w:r>
-        <w:t>This compact option is not the full-week schedule. Use the main teaching cycle and allow extra sessions for the investigation, independent work and project.</w:t>
+        <w:t>Preparation for the connected explanation</w:t>
+      </w:r>
+    </w:p>
+    <w:p>
+      <w:pPr>
+        <w:pStyle w:val="Heading3"/>
+      </w:pPr>
+      <w:r>
+        <w:t>Readiness answer</w:t>
+      </w:r>
+    </w:p>
+    <w:p>
+      <w:pPr>
+        <w:pStyle w:val="Heading3"/>
+      </w:pPr>
+      <w:r>
+        <w:t>End goal for the pictorial case</w:t>
       </w:r>
     </w:p>
     <w:p>
       <w:pPr>
         <w:spacing w:line="336" w:lineRule="auto" w:after="180"/>
-        <w:shd w:fill="F1F6F8"/>
-      </w:pPr>
-      <w:r>
-        <w:rPr>
-          <w:b w:val="0"/>
-        </w:rPr>
-        <w:t>Allow 80 minutes: recall 8; explanation 12; worked demonstration 15; guided practice 20; independent assessment 15; project and reflection 10. Extend the lab into a second session when needed.</w:t>
-      </w:r>
-    </w:p>
-    <w:p>
-      <w:pPr>
-        <w:pStyle w:val="Heading3"/>
-      </w:pPr>
-      <w:r>
-        <w:t>Preparation for the connected explanation</w:t>
+      </w:pPr>
+      <w:r>
+        <w:rPr>
+          <w:b w:val="0"/>
+        </w:rPr>
+        <w:t>This added worked case illustrates the week’s main idea. Retain all original and connected topics; schedule its practice within the teaching cycle.</w:t>
+      </w:r>
+    </w:p>
+    <w:p>
+      <w:pPr>
+        <w:pStyle w:val="Heading1"/>
+      </w:pPr>
+      <w:r>
+        <w:t>02. Teach the axes and repeat record before the diagnosis</w:t>
+      </w:r>
+    </w:p>
+    <w:p>
+      <w:r>
+        <w:t>Distinguish height loss,classification error counts and observed min/max bands.</w:t>
+      </w:r>
+    </w:p>
+    <w:p>
+      <w:pPr>
+        <w:pStyle w:val="Heading2"/>
+      </w:pPr>
+      <w:r>
+        <w:t>Main protocol and complete MAErecords</w:t>
       </w:r>
     </w:p>
     <w:p>
@@ -743,7 +982,7 @@
         <w:rPr>
           <w:b w:val="0"/>
         </w:rPr>
-        <w:t xml:space="preserve">Teach two 45-minute sessions. This week focuses on </w:t>
+        <w:t xml:space="preserve">A </w:t>
       </w:r>
       <w:r>
         <w:rPr>
@@ -755,6 +994,123 @@
         <w:rPr>
           <w:b w:val="0"/>
         </w:rPr>
+        <w:t xml:space="preserve"> asks how performance changes as the amount of </w:t>
+      </w:r>
+      <w:r>
+        <w:rPr>
+          <w:b/>
+        </w:rPr>
+        <w:t>training</w:t>
+      </w:r>
+      <w:r>
+        <w:rPr>
+          <w:b w:val="0"/>
+        </w:rPr>
+        <w:t xml:space="preserve"> </w:t>
+      </w:r>
+      <w:r>
+        <w:rPr>
+          <w:b/>
+        </w:rPr>
+        <w:t>evidence</w:t>
+      </w:r>
+      <w:r>
+        <w:rPr>
+          <w:b w:val="0"/>
+        </w:rPr>
+        <w:t xml:space="preserve"> grows. Keep the validation protocol, model settings and metric comparable.</w:t>
+      </w:r>
+    </w:p>
+    <w:p>
+      <w:pPr>
+        <w:spacing w:line="336" w:lineRule="auto" w:after="180"/>
+      </w:pPr>
+      <w:r>
+        <w:rPr>
+          <w:b w:val="0"/>
+        </w:rPr>
+        <w:t xml:space="preserve">Use subsets of </w:t>
+      </w:r>
+      <w:r>
+        <w:rPr>
+          <w:b/>
+        </w:rPr>
+        <w:t>training</w:t>
+      </w:r>
+      <w:r>
+        <w:rPr>
+          <w:b w:val="0"/>
+        </w:rPr>
+        <w:t xml:space="preserve"> only; never add validation rows into the </w:t>
+      </w:r>
+      <w:r>
+        <w:rPr>
+          <w:b/>
+        </w:rPr>
+        <w:t>training</w:t>
+      </w:r>
+      <w:r>
+        <w:rPr>
+          <w:b w:val="0"/>
+        </w:rPr>
+        <w:t xml:space="preserve"> subsets. Multiple </w:t>
+      </w:r>
+      <w:r>
+        <w:rPr>
+          <w:b/>
+        </w:rPr>
+        <w:t>repeat</w:t>
+      </w:r>
+      <w:r>
+        <w:rPr>
+          <w:b w:val="0"/>
+        </w:rPr>
+        <w:t>s reveal sensitivity to sample selection or model randomness.</w:t>
+      </w:r>
+    </w:p>
+    <w:p>
+      <w:pPr>
+        <w:spacing w:line="336" w:lineRule="auto" w:after="180"/>
+      </w:pPr>
+      <w:r>
+        <w:rPr>
+          <w:b w:val="0"/>
+        </w:rPr>
+        <w:t>Use fictional classroom data throughout this investigation. Keep the task, units, reference labels and data split visible as you reason.</w:t>
+      </w:r>
+    </w:p>
+    <w:p>
+      <w:pPr>
+        <w:spacing w:line="336" w:lineRule="auto" w:after="180"/>
+      </w:pPr>
+      <w:r>
+        <w:rPr>
+          <w:b w:val="0"/>
+        </w:rPr>
+        <w:t xml:space="preserve">Earlier weeks supplied the model-building </w:t>
+      </w:r>
+      <w:r>
+        <w:rPr>
+          <w:b/>
+        </w:rPr>
+        <w:t>process</w:t>
+      </w:r>
+      <w:r>
+        <w:rPr>
+          <w:b w:val="0"/>
+        </w:rPr>
+        <w:t xml:space="preserve">; this week examines </w:t>
+      </w:r>
+      <w:r>
+        <w:rPr>
+          <w:b/>
+        </w:rPr>
+        <w:t>learning curve</w:t>
+      </w:r>
+      <w:r>
+        <w:rPr>
+          <w:b w:val="0"/>
+        </w:rPr>
         <w:t xml:space="preserve">s and </w:t>
       </w:r>
       <w:r>
@@ -767,9 +1123,193 @@
         <w:rPr>
           <w:b w:val="0"/>
         </w:rPr>
-        <w:t>. Model the worked example first, collect the new W 4 case independently before feedback, and use the fresh retry to check transfer.</w:t>
-      </w:r>
-    </w:p>
+        <w:t>.</w:t>
+      </w:r>
+    </w:p>
+    <w:tbl>
+      <w:tblPr>
+        <w:tblStyle w:val="LightShading-Accent1"/>
+        <w:tblW w:type="auto" w:w="0"/>
+        <w:tblLook w:firstColumn="1" w:firstRow="1" w:lastColumn="0" w:lastRow="0" w:noHBand="0" w:noVBand="1" w:val="04A0"/>
+      </w:tblPr>
+      <w:tblGrid>
+        <w:gridCol w:w="2556"/>
+        <w:gridCol w:w="2556"/>
+        <w:gridCol w:w="2556"/>
+        <w:gridCol w:w="2556"/>
+      </w:tblGrid>
+      <w:tr>
+        <w:trPr>
+          <w:tblHeader/>
+        </w:trPr>
+        <w:tc>
+          <w:tcPr>
+            <w:tcW w:type="dxa" w:w="2556"/>
+          </w:tcPr>
+          <w:p>
+            <w:r>
+              <w:t>Main supplied training size</w:t>
+            </w:r>
+          </w:p>
+        </w:tc>
+        <w:tc>
+          <w:tcPr>
+            <w:tcW w:type="dxa" w:w="2556"/>
+          </w:tcPr>
+          <w:p>
+            <w:r>
+              <w:t>Training MAE mean cm</w:t>
+            </w:r>
+          </w:p>
+        </w:tc>
+        <w:tc>
+          <w:tcPr>
+            <w:tcW w:type="dxa" w:w="2556"/>
+          </w:tcPr>
+          <w:p>
+            <w:r>
+              <w:t>Validation MAEs across 3 repeats cm</w:t>
+            </w:r>
+          </w:p>
+        </w:tc>
+        <w:tc>
+          <w:tcPr>
+            <w:tcW w:type="dxa" w:w="2556"/>
+          </w:tcPr>
+          <w:p>
+            <w:r>
+              <w:t>Validation mean / min–max / width cm</w:t>
+            </w:r>
+          </w:p>
+        </w:tc>
+      </w:tr>
+      <w:tr>
+        <w:tc>
+          <w:tcPr>
+            <w:tcW w:type="dxa" w:w="2556"/>
+          </w:tcPr>
+          <w:p>
+            <w:r>
+              <w:t>10</w:t>
+            </w:r>
+          </w:p>
+        </w:tc>
+        <w:tc>
+          <w:tcPr>
+            <w:tcW w:type="dxa" w:w="2556"/>
+          </w:tcPr>
+          <w:p>
+            <w:r>
+              <w:t>1</w:t>
+            </w:r>
+          </w:p>
+        </w:tc>
+        <w:tc>
+          <w:tcPr>
+            <w:tcW w:type="dxa" w:w="2556"/>
+          </w:tcPr>
+          <w:p>
+            <w:r>
+              <w:t>7, 9, 8</w:t>
+            </w:r>
+          </w:p>
+        </w:tc>
+        <w:tc>
+          <w:tcPr>
+            <w:tcW w:type="dxa" w:w="2556"/>
+          </w:tcPr>
+          <w:p>
+            <w:r>
+              <w:t>8 /7–9 /2</w:t>
+            </w:r>
+          </w:p>
+        </w:tc>
+      </w:tr>
+      <w:tr>
+        <w:tc>
+          <w:tcPr>
+            <w:tcW w:type="dxa" w:w="2556"/>
+          </w:tcPr>
+          <w:p>
+            <w:r>
+              <w:t>20</w:t>
+            </w:r>
+          </w:p>
+        </w:tc>
+        <w:tc>
+          <w:tcPr>
+            <w:tcW w:type="dxa" w:w="2556"/>
+          </w:tcPr>
+          <w:p>
+            <w:r>
+              <w:t>2</w:t>
+            </w:r>
+          </w:p>
+        </w:tc>
+        <w:tc>
+          <w:tcPr>
+            <w:tcW w:type="dxa" w:w="2556"/>
+          </w:tcPr>
+          <w:p>
+            <w:r>
+              <w:t>5, 7, 6</w:t>
+            </w:r>
+          </w:p>
+        </w:tc>
+        <w:tc>
+          <w:tcPr>
+            <w:tcW w:type="dxa" w:w="2556"/>
+          </w:tcPr>
+          <w:p>
+            <w:r>
+              <w:t>6 /5–7 /2</w:t>
+            </w:r>
+          </w:p>
+        </w:tc>
+      </w:tr>
+      <w:tr>
+        <w:tc>
+          <w:tcPr>
+            <w:tcW w:type="dxa" w:w="2556"/>
+          </w:tcPr>
+          <w:p>
+            <w:r>
+              <w:t>40</w:t>
+            </w:r>
+          </w:p>
+        </w:tc>
+        <w:tc>
+          <w:tcPr>
+            <w:tcW w:type="dxa" w:w="2556"/>
+          </w:tcPr>
+          <w:p>
+            <w:r>
+              <w:t>3</w:t>
+            </w:r>
+          </w:p>
+        </w:tc>
+        <w:tc>
+          <w:tcPr>
+            <w:tcW w:type="dxa" w:w="2556"/>
+          </w:tcPr>
+          <w:p>
+            <w:r>
+              <w:t>4, 6, 5</w:t>
+            </w:r>
+          </w:p>
+        </w:tc>
+        <w:tc>
+          <w:tcPr>
+            <w:tcW w:type="dxa" w:w="2556"/>
+          </w:tcPr>
+          <w:p>
+            <w:r>
+              <w:t>5 /4–6 /2</w:t>
+            </w:r>
+          </w:p>
+        </w:tc>
+      </w:tr>
+    </w:tbl>
     <w:p>
       <w:pPr>
         <w:spacing w:line="336" w:lineRule="auto" w:after="180"/>
@@ -778,15 +1318,55 @@
         <w:rPr>
           <w:b w:val="0"/>
         </w:rPr>
-        <w:t>Award credit for traceable reasoning and bounded claims, including justified uncertainty.</w:t>
-      </w:r>
-    </w:p>
-    <w:p>
-      <w:pPr>
-        <w:pStyle w:val="Heading3"/>
-      </w:pPr>
-      <w:r>
-        <w:t>Readiness answer</w:t>
+        <w:t xml:space="preserve">At </w:t>
+      </w:r>
+      <w:r>
+        <w:rPr>
+          <w:b/>
+        </w:rPr>
+        <w:t>training</w:t>
+      </w:r>
+      <w:r>
+        <w:rPr>
+          <w:b w:val="0"/>
+        </w:rPr>
+        <w:t xml:space="preserve"> sizes 10, 20, 40, validation MAEs across three declared </w:t>
+      </w:r>
+      <w:r>
+        <w:rPr>
+          <w:b/>
+        </w:rPr>
+        <w:t>repeat</w:t>
+      </w:r>
+      <w:r>
+        <w:rPr>
+          <w:b w:val="0"/>
+        </w:rPr>
+        <w:t xml:space="preserve">s are [7, 9, 8], [5, 7, 6], [4, 6, 5]. Means are 8, 6, 5 and </w:t>
+      </w:r>
+      <w:r>
+        <w:rPr>
+          <w:b/>
+        </w:rPr>
+        <w:t>range</w:t>
+      </w:r>
+      <w:r>
+        <w:rPr>
+          <w:b w:val="0"/>
+        </w:rPr>
+        <w:t xml:space="preserve">s 2, 2, 2. Mean </w:t>
+      </w:r>
+      <w:r>
+        <w:rPr>
+          <w:b/>
+        </w:rPr>
+        <w:t>training</w:t>
+      </w:r>
+      <w:r>
+        <w:rPr>
+          <w:b w:val="0"/>
+        </w:rPr>
+        <w:t xml:space="preserve"> MAEs are 1, 2, 3.</w:t>
       </w:r>
     </w:p>
     <w:p>
@@ -795,15 +1375,45 @@
       </w:pPr>
       <w:r>
         <w:rPr>
+          <w:b w:val="0"/>
+        </w:rPr>
+        <w:t xml:space="preserve">Validation improves as </w:t>
+      </w:r>
+      <w:r>
+        <w:rPr>
           <w:b/>
         </w:rPr>
-        <w:t>Evidence</w:t>
-      </w:r>
-      <w:r>
-        <w:rPr>
-          <w:b w:val="0"/>
-        </w:rPr>
-        <w:t xml:space="preserve"> about examples that did not fit the model parameters.</w:t>
+        <w:t>training</w:t>
+      </w:r>
+      <w:r>
+        <w:rPr>
+          <w:b w:val="0"/>
+        </w:rPr>
+        <w:t xml:space="preserve"> grows, while </w:t>
+      </w:r>
+      <w:r>
+        <w:rPr>
+          <w:b/>
+        </w:rPr>
+        <w:t>training</w:t>
+      </w:r>
+      <w:r>
+        <w:rPr>
+          <w:b w:val="0"/>
+        </w:rPr>
+        <w:t xml:space="preserve"> error rises because </w:t>
+      </w:r>
+      <w:r>
+        <w:rPr>
+          <w:b/>
+        </w:rPr>
+        <w:t>fitting</w:t>
+      </w:r>
+      <w:r>
+        <w:rPr>
+          <w:b w:val="0"/>
+        </w:rPr>
+        <w:t xml:space="preserve"> more varied examples can be harder.</w:t>
       </w:r>
     </w:p>
     <w:p>
@@ -814,7 +1424,19 @@
         <w:rPr>
           <w:b w:val="0"/>
         </w:rPr>
-        <w:t>Printed student lesson and workbook</w:t>
+        <w:t xml:space="preserve">Before continuing, underline the decision rule and circle the </w:t>
+      </w:r>
+      <w:r>
+        <w:rPr>
+          <w:b/>
+        </w:rPr>
+        <w:t>evidence</w:t>
+      </w:r>
+      <w:r>
+        <w:rPr>
+          <w:b w:val="0"/>
+        </w:rPr>
+        <w:t xml:space="preserve"> that supports the conclusion. Explain the example to a partner without replacing the counts or conditions with a stronger claim.</w:t>
       </w:r>
     </w:p>
     <w:p>
@@ -825,909 +1447,7 @@
         <w:rPr>
           <w:b w:val="0"/>
         </w:rPr>
-        <w:t>Paper, pencils and a calculator for fractions</w:t>
-      </w:r>
-    </w:p>
-    <w:p>
-      <w:pPr>
-        <w:spacing w:line="336" w:lineRule="auto" w:after="180"/>
-      </w:pPr>
-      <w:r>
-        <w:rPr>
-          <w:b w:val="0"/>
-        </w:rPr>
-        <w:t xml:space="preserve">The fictional examples and a blank </w:t>
-      </w:r>
-      <w:r>
-        <w:rPr>
-          <w:b/>
-        </w:rPr>
-        <w:t>evidence</w:t>
-      </w:r>
-      <w:r>
-        <w:rPr>
-          <w:b w:val="0"/>
-        </w:rPr>
-        <w:t xml:space="preserve"> table</w:t>
-      </w:r>
-    </w:p>
-    <w:p>
-      <w:pPr>
-        <w:spacing w:line="336" w:lineRule="auto" w:after="180"/>
-      </w:pPr>
-      <w:r>
-        <w:rPr>
-          <w:b w:val="0"/>
-        </w:rPr>
-        <w:t>Saved classroom project records for critique; no personal student dataset required</w:t>
-      </w:r>
-    </w:p>
-    <w:p>
-      <w:pPr>
-        <w:pStyle w:val="Heading3"/>
-      </w:pPr>
-      <w:r>
-        <w:t>End goal for the pictorial case</w:t>
-      </w:r>
-    </w:p>
-    <w:p>
-      <w:pPr>
-        <w:spacing w:line="336" w:lineRule="auto" w:after="180"/>
-      </w:pPr>
-      <w:r>
-        <w:rPr>
-          <w:b w:val="0"/>
-        </w:rPr>
-        <w:t xml:space="preserve">By the end, I can explain </w:t>
-      </w:r>
-      <w:r>
-        <w:rPr>
-          <w:b/>
-        </w:rPr>
-        <w:t>learning curve</w:t>
-      </w:r>
-      <w:r>
-        <w:rPr>
-          <w:b w:val="0"/>
-        </w:rPr>
-        <w:t>s using a traced example and a stated limitation.</w:t>
-      </w:r>
-    </w:p>
-    <w:p>
-      <w:pPr>
-        <w:spacing w:line="336" w:lineRule="auto" w:after="180"/>
-      </w:pPr>
-      <w:r>
-        <w:rPr>
-          <w:b w:val="0"/>
-        </w:rPr>
-        <w:t>This added worked case illustrates the week’s main idea. Retain all original and connected topics; schedule its practice within the teaching cycle.</w:t>
-      </w:r>
-    </w:p>
-    <w:p>
-      <w:pPr>
-        <w:pStyle w:val="Heading1"/>
-      </w:pPr>
-      <w:r>
-        <w:t>02. Explain the mechanism</w:t>
-      </w:r>
-    </w:p>
-    <w:p>
-      <w:r>
-        <w:t>Model Learning Curves using the supplied case, labelled mechanism and reasoning. Make the scope of each conclusion explicit.</w:t>
-      </w:r>
-    </w:p>
-    <w:p>
-      <w:pPr>
-        <w:spacing w:line="336" w:lineRule="auto" w:after="180"/>
-      </w:pPr>
-      <w:r>
-        <w:rPr>
-          <w:b w:val="0"/>
-        </w:rPr>
-        <w:t>Trace the information, fitted behavior, and evaluation proof separately.</w:t>
-      </w:r>
-    </w:p>
-    <w:p>
-      <w:pPr>
-        <w:pStyle w:val="Heading3"/>
-      </w:pPr>
-      <w:r>
-        <w:t>Question to explain</w:t>
-      </w:r>
-    </w:p>
-    <w:p>
-      <w:pPr>
-        <w:spacing w:line="336" w:lineRule="auto" w:after="180"/>
-        <w:shd w:fill="F5F1FB"/>
-      </w:pPr>
-      <w:r>
-        <w:rPr>
-          <w:b w:val="0"/>
-        </w:rPr>
-        <w:t>QUESTION Interpret three curve patterns and select a targeted next experiment.</w:t>
-      </w:r>
-    </w:p>
-    <w:p>
-      <w:pPr>
-        <w:spacing w:line="336" w:lineRule="auto" w:after="180"/>
-      </w:pPr>
-      <w:r>
-        <w:rPr>
-          <w:b w:val="0"/>
-        </w:rPr>
-        <w:t xml:space="preserve">MODEL IDEA </w:t>
-      </w:r>
-      <w:r>
-        <w:rPr>
-          <w:b/>
-        </w:rPr>
-        <w:t>Learning curve</w:t>
-      </w:r>
-      <w:r>
-        <w:rPr>
-          <w:b w:val="0"/>
-        </w:rPr>
-        <w:t xml:space="preserve">s plot performance against </w:t>
-      </w:r>
-      <w:r>
-        <w:rPr>
-          <w:b/>
-        </w:rPr>
-        <w:t>training</w:t>
-      </w:r>
-      <w:r>
-        <w:rPr>
-          <w:b w:val="0"/>
-        </w:rPr>
-        <w:t xml:space="preserve"> size or effort and help distinguish under</w:t>
-      </w:r>
-      <w:r>
-        <w:rPr>
-          <w:b/>
-        </w:rPr>
-        <w:t>fitting</w:t>
-      </w:r>
-      <w:r>
-        <w:rPr>
-          <w:b w:val="0"/>
-        </w:rPr>
-        <w:t>, over</w:t>
-      </w:r>
-      <w:r>
-        <w:rPr>
-          <w:b/>
-        </w:rPr>
-        <w:t>fitting</w:t>
-      </w:r>
-      <w:r>
-        <w:rPr>
-          <w:b w:val="0"/>
-        </w:rPr>
-        <w:t>, and data limitation.</w:t>
-      </w:r>
-    </w:p>
-    <w:p>
-      <w:pPr>
-        <w:spacing w:line="336" w:lineRule="auto" w:after="180"/>
-      </w:pPr>
-      <w:r>
-        <w:rPr>
-          <w:b w:val="0"/>
-        </w:rPr>
-        <w:t>PROOF NEEDED Use an unseen case, visible calculation, error analysis, and a stated limitation.</w:t>
-      </w:r>
-    </w:p>
-    <w:p>
-      <w:pPr>
-        <w:pStyle w:val="Heading3"/>
-      </w:pPr>
-      <w:r>
-        <w:t>How the mechanism works</w:t>
-      </w:r>
-    </w:p>
-    <w:p>
-      <w:pPr>
-        <w:spacing w:line="336" w:lineRule="auto" w:after="180"/>
-        <w:shd w:fill="F1F6F8"/>
-      </w:pPr>
-      <w:r>
-        <w:rPr>
-          <w:b w:val="0"/>
-        </w:rPr>
-        <w:t>UNDER THE HOOD Both train and validation scores are low and close: likely under</w:t>
-      </w:r>
-      <w:r>
-        <w:rPr>
-          <w:b/>
-        </w:rPr>
-        <w:t>fitting</w:t>
-      </w:r>
-      <w:r>
-        <w:rPr>
-          <w:b w:val="0"/>
-        </w:rPr>
-        <w:t xml:space="preserve">. Train high, validation much lower: likely high </w:t>
-      </w:r>
-      <w:r>
-        <w:rPr>
-          <w:b/>
-        </w:rPr>
-        <w:t>variance</w:t>
-      </w:r>
-      <w:r>
-        <w:rPr>
-          <w:b w:val="0"/>
-        </w:rPr>
-        <w:t xml:space="preserve"> or over</w:t>
-      </w:r>
-      <w:r>
-        <w:rPr>
-          <w:b/>
-        </w:rPr>
-        <w:t>fitting</w:t>
-      </w:r>
-      <w:r>
-        <w:rPr>
-          <w:b w:val="0"/>
-        </w:rPr>
-        <w:t>.</w:t>
-      </w:r>
-    </w:p>
-    <w:p>
-      <w:pPr>
-        <w:spacing w:line="336" w:lineRule="auto" w:after="180"/>
-      </w:pPr>
-      <w:r>
-        <w:rPr>
-          <w:b w:val="0"/>
-        </w:rPr>
-        <w:t xml:space="preserve">Draw a fresh data → model → </w:t>
-      </w:r>
-      <w:r>
-        <w:rPr>
-          <w:b/>
-        </w:rPr>
-        <w:t>prediction</w:t>
-      </w:r>
-      <w:r>
-        <w:rPr>
-          <w:b w:val="0"/>
-        </w:rPr>
-        <w:t xml:space="preserve"> → evaluation trace:</w:t>
-      </w:r>
-    </w:p>
-    <w:p>
-      <w:pPr>
-        <w:spacing w:line="336" w:lineRule="auto" w:after="180"/>
-      </w:pPr>
-      <w:r>
-        <w:rPr>
-          <w:b w:val="0"/>
-        </w:rPr>
-        <w:t xml:space="preserve">Predict first. Then check each step. A correct answer without visible </w:t>
-      </w:r>
-      <w:r>
-        <w:rPr>
-          <w:b/>
-        </w:rPr>
-        <w:t>evidence</w:t>
-      </w:r>
-      <w:r>
-        <w:rPr>
-          <w:b w:val="0"/>
-        </w:rPr>
-        <w:t xml:space="preserve"> cannot be audited.</w:t>
-      </w:r>
-    </w:p>
-    <w:p>
-      <w:pPr>
-        <w:pStyle w:val="Heading3"/>
-      </w:pPr>
-      <w:r>
-        <w:t>Step 1</w:t>
-      </w:r>
-    </w:p>
-    <w:p>
-      <w:pPr>
-        <w:spacing w:line="336" w:lineRule="auto" w:after="180"/>
-        <w:shd w:fill="F4F9FC"/>
-      </w:pPr>
-      <w:r>
-        <w:rPr>
-          <w:b w:val="0"/>
-        </w:rPr>
-        <w:t>STEP 1 Both train and validation scores are low and close: likely under</w:t>
-      </w:r>
-      <w:r>
-        <w:rPr>
-          <w:b/>
-        </w:rPr>
-        <w:t>fitting</w:t>
-      </w:r>
-      <w:r>
-        <w:rPr>
-          <w:b w:val="0"/>
-        </w:rPr>
-        <w:t>.</w:t>
-      </w:r>
-    </w:p>
-    <w:p>
-      <w:pPr>
-        <w:pStyle w:val="Heading3"/>
-      </w:pPr>
-      <w:r>
-        <w:t>Step 2</w:t>
-      </w:r>
-    </w:p>
-    <w:p>
-      <w:pPr>
-        <w:spacing w:line="336" w:lineRule="auto" w:after="180"/>
-        <w:shd w:fill="F4F9FC"/>
-      </w:pPr>
-      <w:r>
-        <w:rPr>
-          <w:b w:val="0"/>
-        </w:rPr>
-        <w:t xml:space="preserve">STEP 2 Train high, validation much lower: likely high </w:t>
-      </w:r>
-      <w:r>
-        <w:rPr>
-          <w:b/>
-        </w:rPr>
-        <w:t>variance</w:t>
-      </w:r>
-      <w:r>
-        <w:rPr>
-          <w:b w:val="0"/>
-        </w:rPr>
-        <w:t xml:space="preserve"> or over</w:t>
-      </w:r>
-      <w:r>
-        <w:rPr>
-          <w:b/>
-        </w:rPr>
-        <w:t>fitting</w:t>
-      </w:r>
-      <w:r>
-        <w:rPr>
-          <w:b w:val="0"/>
-        </w:rPr>
-        <w:t>.</w:t>
-      </w:r>
-    </w:p>
-    <w:p>
-      <w:pPr>
-        <w:pStyle w:val="Heading3"/>
-      </w:pPr>
-      <w:r>
-        <w:t>Step 3</w:t>
-      </w:r>
-    </w:p>
-    <w:p>
-      <w:pPr>
-        <w:spacing w:line="336" w:lineRule="auto" w:after="180"/>
-        <w:shd w:fill="F4F9FC"/>
-      </w:pPr>
-      <w:r>
-        <w:rPr>
-          <w:b w:val="0"/>
-        </w:rPr>
-        <w:t>STEP 3 Validation improves as data grows and gap narrows: more representative data may help.</w:t>
-      </w:r>
-    </w:p>
-    <w:p>
-      <w:pPr>
-        <w:pStyle w:val="Heading3"/>
-      </w:pPr>
-      <w:r>
-        <w:t>Step 4</w:t>
-      </w:r>
-    </w:p>
-    <w:p>
-      <w:pPr>
-        <w:spacing w:line="336" w:lineRule="auto" w:after="180"/>
-        <w:shd w:fill="F4F9FC"/>
-      </w:pPr>
-      <w:r>
-        <w:rPr>
-          <w:b w:val="0"/>
-        </w:rPr>
-        <w:t>STEP 4 Curves suggest hypotheses; confirm with controlled experiments and error slices.</w:t>
-      </w:r>
-    </w:p>
-    <w:p>
-      <w:pPr>
-        <w:spacing w:line="336" w:lineRule="auto" w:after="180"/>
-      </w:pPr>
-      <w:r>
-        <w:rPr>
-          <w:b w:val="0"/>
-        </w:rPr>
-        <w:t>CHECK Verify the denominator, unit, split, class definition, and data version before interpreting a score.</w:t>
-      </w:r>
-    </w:p>
-    <w:p>
-      <w:pPr>
-        <w:spacing w:line="336" w:lineRule="auto" w:after="180"/>
-      </w:pPr>
-      <w:r>
-        <w:rPr>
-          <w:b w:val="0"/>
-        </w:rPr>
-        <w:t xml:space="preserve">Recalculate, retrace, or restate the </w:t>
-      </w:r>
-      <w:r>
-        <w:rPr>
-          <w:b/>
-        </w:rPr>
-        <w:t>evidence</w:t>
-      </w:r>
-      <w:r>
-        <w:rPr>
-          <w:b w:val="0"/>
-        </w:rPr>
-        <w:t xml:space="preserve"> independently:</w:t>
-      </w:r>
-    </w:p>
-    <w:p>
-      <w:pPr>
-        <w:pStyle w:val="Heading3"/>
-      </w:pPr>
-      <w:r>
-        <w:t>Concrete teaching case</w:t>
-      </w:r>
-    </w:p>
-    <w:p>
-      <w:pPr>
-        <w:pStyle w:val="Heading3"/>
-      </w:pPr>
-      <w:r>
-        <w:t>The teaching case</w:t>
-      </w:r>
-    </w:p>
-    <w:p>
-      <w:pPr>
-        <w:spacing w:line="336" w:lineRule="auto" w:after="180"/>
-        <w:shd w:fill="F1F6FC"/>
-      </w:pPr>
-      <w:r>
-        <w:rPr>
-          <w:b w:val="0"/>
-        </w:rPr>
-        <w:t xml:space="preserve">With20,40,80 </w:t>
-      </w:r>
-      <w:r>
-        <w:rPr>
-          <w:b/>
-        </w:rPr>
-        <w:t>training</w:t>
-      </w:r>
-      <w:r>
-        <w:rPr>
-          <w:b w:val="0"/>
-        </w:rPr>
-        <w:t xml:space="preserve"> leaves, fixed-set validation accuracy is</w:t>
-      </w:r>
-      <w:r>
-        <w:rPr>
-          <w:b/>
-        </w:rPr>
-        <w:t>60%</w:t>
-      </w:r>
-      <w:r>
-        <w:rPr>
-          <w:b w:val="0"/>
-        </w:rPr>
-        <w:t>,</w:t>
-      </w:r>
-      <w:r>
-        <w:rPr>
-          <w:b/>
-        </w:rPr>
-        <w:t>70%</w:t>
-      </w:r>
-      <w:r>
-        <w:rPr>
-          <w:b w:val="0"/>
-        </w:rPr>
-        <w:t>,78%.</w:t>
-      </w:r>
-    </w:p>
-    <w:p>
-      <w:pPr>
-        <w:pStyle w:val="Heading3"/>
-      </w:pPr>
-      <w:r>
-        <w:t>The teaching case</w:t>
-      </w:r>
-    </w:p>
-    <w:p>
-      <w:pPr>
-        <w:spacing w:line="336" w:lineRule="auto" w:after="180"/>
-        <w:shd w:fill="F1F6FC"/>
-      </w:pPr>
-      <w:r>
-        <w:rPr>
-          <w:b w:val="0"/>
-        </w:rPr>
-        <w:t>Interpret the curve and uncertainty.</w:t>
-      </w:r>
-    </w:p>
-    <w:p>
-      <w:pPr>
-        <w:pStyle w:val="Heading3"/>
-      </w:pPr>
-      <w:r>
-        <w:t>Exact explanation to model</w:t>
-      </w:r>
-    </w:p>
-    <w:p>
-      <w:pPr>
-        <w:pStyle w:val="Heading3"/>
-      </w:pPr>
-      <w:r>
-        <w:t>Why the result follows</w:t>
-      </w:r>
-    </w:p>
-    <w:p>
-      <w:pPr>
-        <w:spacing w:line="336" w:lineRule="auto" w:after="180"/>
-        <w:shd w:fill="F1F6FC"/>
-      </w:pPr>
-      <w:r>
-        <w:rPr>
-          <w:b w:val="0"/>
-        </w:rPr>
-        <w:t xml:space="preserve">These runs improve with more data. Further representative data may help, but gains are not guaranteed. Controlled </w:t>
-      </w:r>
-      <w:r>
-        <w:rPr>
-          <w:b/>
-        </w:rPr>
-        <w:t>repeat</w:t>
-      </w:r>
-      <w:r>
-        <w:rPr>
-          <w:b w:val="0"/>
-        </w:rPr>
-        <w:t xml:space="preserve">s reveal </w:t>
-      </w:r>
-      <w:r>
-        <w:rPr>
-          <w:b/>
-        </w:rPr>
-        <w:t>variability</w:t>
-      </w:r>
-      <w:r>
-        <w:rPr>
-          <w:b w:val="0"/>
-        </w:rPr>
-        <w:t>.</w:t>
-      </w:r>
-    </w:p>
-    <w:p>
-      <w:pPr>
-        <w:pStyle w:val="Heading3"/>
-      </w:pPr>
-      <w:r>
-        <w:t>Explain the added worked example</w:t>
-      </w:r>
-    </w:p>
-    <w:p>
-      <w:pPr>
-        <w:pStyle w:val="Heading3"/>
-      </w:pPr>
-      <w:r>
-        <w:t>Explain the added worked example · 1</w:t>
-      </w:r>
-    </w:p>
-    <w:p>
-      <w:pPr>
-        <w:spacing w:line="336" w:lineRule="auto" w:after="180"/>
-      </w:pPr>
-      <w:r>
-        <w:rPr>
-          <w:b w:val="0"/>
-        </w:rPr>
-        <w:t xml:space="preserve">A </w:t>
-      </w:r>
-      <w:r>
-        <w:rPr>
-          <w:b/>
-        </w:rPr>
-        <w:t>learning curve</w:t>
-      </w:r>
-      <w:r>
-        <w:rPr>
-          <w:b w:val="0"/>
-        </w:rPr>
-        <w:t xml:space="preserve"> asks how performance changes as the amount of </w:t>
-      </w:r>
-      <w:r>
-        <w:rPr>
-          <w:b/>
-        </w:rPr>
-        <w:t>training</w:t>
-      </w:r>
-      <w:r>
-        <w:rPr>
-          <w:b w:val="0"/>
-        </w:rPr>
-        <w:t xml:space="preserve"> </w:t>
-      </w:r>
-      <w:r>
-        <w:rPr>
-          <w:b/>
-        </w:rPr>
-        <w:t>evidence</w:t>
-      </w:r>
-      <w:r>
-        <w:rPr>
-          <w:b w:val="0"/>
-        </w:rPr>
-        <w:t xml:space="preserve"> grows. Keep the validation protocol, model settings and metric comparable.</w:t>
-      </w:r>
-    </w:p>
-    <w:p>
-      <w:pPr>
-        <w:spacing w:line="336" w:lineRule="auto" w:after="180"/>
-      </w:pPr>
-      <w:r>
-        <w:rPr>
-          <w:b w:val="0"/>
-        </w:rPr>
-        <w:t xml:space="preserve">Use subsets of </w:t>
-      </w:r>
-      <w:r>
-        <w:rPr>
-          <w:b/>
-        </w:rPr>
-        <w:t>training</w:t>
-      </w:r>
-      <w:r>
-        <w:rPr>
-          <w:b w:val="0"/>
-        </w:rPr>
-        <w:t xml:space="preserve"> only; never add validation rows into the </w:t>
-      </w:r>
-      <w:r>
-        <w:rPr>
-          <w:b/>
-        </w:rPr>
-        <w:t>training</w:t>
-      </w:r>
-      <w:r>
-        <w:rPr>
-          <w:b w:val="0"/>
-        </w:rPr>
-        <w:t xml:space="preserve"> subsets. Multiple </w:t>
-      </w:r>
-      <w:r>
-        <w:rPr>
-          <w:b/>
-        </w:rPr>
-        <w:t>repeat</w:t>
-      </w:r>
-      <w:r>
-        <w:rPr>
-          <w:b w:val="0"/>
-        </w:rPr>
-        <w:t>s reveal sensitivity to sample selection or model randomness.</w:t>
-      </w:r>
-    </w:p>
-    <w:p>
-      <w:pPr>
-        <w:spacing w:line="336" w:lineRule="auto" w:after="180"/>
-      </w:pPr>
-      <w:r>
-        <w:rPr>
-          <w:b w:val="0"/>
-        </w:rPr>
-        <w:t>Use fictional classroom data throughout this investigation. Keep the task, units, reference labels and data split visible as you reason.</w:t>
-      </w:r>
-    </w:p>
-    <w:p>
-      <w:pPr>
-        <w:spacing w:line="336" w:lineRule="auto" w:after="180"/>
-      </w:pPr>
-      <w:r>
-        <w:rPr>
-          <w:b w:val="0"/>
-        </w:rPr>
-        <w:t xml:space="preserve">Earlier weeks supplied the model-building </w:t>
-      </w:r>
-      <w:r>
-        <w:rPr>
-          <w:b/>
-        </w:rPr>
-        <w:t>process</w:t>
-      </w:r>
-      <w:r>
-        <w:rPr>
-          <w:b w:val="0"/>
-        </w:rPr>
-        <w:t xml:space="preserve">; this week examines </w:t>
-      </w:r>
-      <w:r>
-        <w:rPr>
-          <w:b/>
-        </w:rPr>
-        <w:t>learning curve</w:t>
-      </w:r>
-      <w:r>
-        <w:rPr>
-          <w:b w:val="0"/>
-        </w:rPr>
-        <w:t xml:space="preserve">s and </w:t>
-      </w:r>
-      <w:r>
-        <w:rPr>
-          <w:b/>
-        </w:rPr>
-        <w:t>variability</w:t>
-      </w:r>
-      <w:r>
-        <w:rPr>
-          <w:b w:val="0"/>
-        </w:rPr>
-        <w:t>.</w:t>
-      </w:r>
-    </w:p>
-    <w:p>
-      <w:pPr>
-        <w:pStyle w:val="Heading3"/>
-      </w:pPr>
-      <w:r>
-        <w:t>Explain the added worked example · 2</w:t>
-      </w:r>
-    </w:p>
-    <w:p>
-      <w:pPr>
-        <w:spacing w:line="336" w:lineRule="auto" w:after="180"/>
-      </w:pPr>
-      <w:r>
-        <w:rPr>
-          <w:b w:val="0"/>
-        </w:rPr>
-        <w:t xml:space="preserve">At </w:t>
-      </w:r>
-      <w:r>
-        <w:rPr>
-          <w:b/>
-        </w:rPr>
-        <w:t>training</w:t>
-      </w:r>
-      <w:r>
-        <w:rPr>
-          <w:b w:val="0"/>
-        </w:rPr>
-        <w:t xml:space="preserve"> sizes 10, 20, 40, validation MAEs across three declared </w:t>
-      </w:r>
-      <w:r>
-        <w:rPr>
-          <w:b/>
-        </w:rPr>
-        <w:t>repeat</w:t>
-      </w:r>
-      <w:r>
-        <w:rPr>
-          <w:b w:val="0"/>
-        </w:rPr>
-        <w:t xml:space="preserve">s are [7, 9, 8], [5, 7, 6], [4, 6, 5]. Means are 8, 6, 5 and </w:t>
-      </w:r>
-      <w:r>
-        <w:rPr>
-          <w:b/>
-        </w:rPr>
-        <w:t>range</w:t>
-      </w:r>
-      <w:r>
-        <w:rPr>
-          <w:b w:val="0"/>
-        </w:rPr>
-        <w:t xml:space="preserve">s 2, 2, 2. Mean </w:t>
-      </w:r>
-      <w:r>
-        <w:rPr>
-          <w:b/>
-        </w:rPr>
-        <w:t>training</w:t>
-      </w:r>
-      <w:r>
-        <w:rPr>
-          <w:b w:val="0"/>
-        </w:rPr>
-        <w:t xml:space="preserve"> MAEs are 1, 2, 3.</w:t>
-      </w:r>
-    </w:p>
-    <w:p>
-      <w:pPr>
-        <w:spacing w:line="336" w:lineRule="auto" w:after="180"/>
-      </w:pPr>
-      <w:r>
-        <w:rPr>
-          <w:b w:val="0"/>
-        </w:rPr>
-        <w:t xml:space="preserve">Validation improves as </w:t>
-      </w:r>
-      <w:r>
-        <w:rPr>
-          <w:b/>
-        </w:rPr>
-        <w:t>training</w:t>
-      </w:r>
-      <w:r>
-        <w:rPr>
-          <w:b w:val="0"/>
-        </w:rPr>
-        <w:t xml:space="preserve"> grows, while </w:t>
-      </w:r>
-      <w:r>
-        <w:rPr>
-          <w:b/>
-        </w:rPr>
-        <w:t>training</w:t>
-      </w:r>
-      <w:r>
-        <w:rPr>
-          <w:b w:val="0"/>
-        </w:rPr>
-        <w:t xml:space="preserve"> error rises because </w:t>
-      </w:r>
-      <w:r>
-        <w:rPr>
-          <w:b/>
-        </w:rPr>
-        <w:t>fitting</w:t>
-      </w:r>
-      <w:r>
-        <w:rPr>
-          <w:b w:val="0"/>
-        </w:rPr>
-        <w:t xml:space="preserve"> more varied examples can be harder.</w:t>
-      </w:r>
-    </w:p>
-    <w:p>
-      <w:pPr>
-        <w:spacing w:line="336" w:lineRule="auto" w:after="180"/>
-      </w:pPr>
-      <w:r>
-        <w:rPr>
-          <w:b w:val="0"/>
-        </w:rPr>
-        <w:t xml:space="preserve">Before continuing, underline the decision rule and circle the </w:t>
-      </w:r>
-      <w:r>
-        <w:rPr>
-          <w:b/>
-        </w:rPr>
-        <w:t>evidence</w:t>
-      </w:r>
-      <w:r>
-        <w:rPr>
-          <w:b w:val="0"/>
-        </w:rPr>
-        <w:t xml:space="preserve"> that supports the conclusion. Explain the example to a partner without replacing the counts or conditions with a stronger claim.</w:t>
-      </w:r>
-    </w:p>
-    <w:p>
-      <w:pPr>
-        <w:spacing w:line="336" w:lineRule="auto" w:after="180"/>
-      </w:pPr>
-      <w:r>
-        <w:rPr>
-          <w:b w:val="0"/>
-        </w:rPr>
         <w:t>Keep the distinction between an observed result and a proposed next step.</w:t>
-      </w:r>
-    </w:p>
-    <w:p>
-      <w:pPr>
-        <w:pStyle w:val="Heading3"/>
-      </w:pPr>
-      <w:r>
-        <w:t>Key terms</w:t>
       </w:r>
     </w:p>
     <w:tbl>
@@ -1854,48 +1574,6 @@
         </w:tc>
       </w:tr>
     </w:tbl>
-    <w:p>
-      <w:pPr>
-        <w:pStyle w:val="Heading3"/>
-      </w:pPr>
-      <w:r>
-        <w:t>Model the reasoning aloud</w:t>
-      </w:r>
-    </w:p>
-    <w:p>
-      <w:pPr>
-        <w:spacing w:line="336" w:lineRule="auto" w:after="180"/>
-      </w:pPr>
-      <w:r>
-        <w:rPr>
-          <w:b w:val="0"/>
-        </w:rPr>
-        <w:t xml:space="preserve">Use the complete worked example below before asking learners to complete W2. Reveal a small part, invite a </w:t>
-      </w:r>
-      <w:r>
-        <w:rPr>
-          <w:b/>
-        </w:rPr>
-        <w:t>prediction</w:t>
-      </w:r>
-      <w:r>
-        <w:rPr>
-          <w:b w:val="0"/>
-        </w:rPr>
-        <w:t>, then explain the deciding step.</w:t>
-      </w:r>
-    </w:p>
-    <w:p>
-      <w:pPr>
-        <w:spacing w:line="336" w:lineRule="auto" w:after="180"/>
-      </w:pPr>
-      <w:r>
-        <w:rPr>
-          <w:b w:val="0"/>
-        </w:rPr>
-        <w:t>These teacher notes contain solutions; do not reveal the independent case answer during modelling.</w:t>
-      </w:r>
-    </w:p>
     <w:p>
       <w:pPr>
         <w:pStyle w:val="Heading3"/>
@@ -2080,6 +1758,1005 @@
         <w:t>________________________________________________________________</w:t>
       </w:r>
     </w:p>
+    <w:p>
+      <w:pPr>
+        <w:pStyle w:val="Heading2"/>
+      </w:pPr>
+      <w:r>
+        <w:t>Three complete clinic plots for discussion</w:t>
+      </w:r>
+    </w:p>
+    <w:p>
+      <w:r>
+        <w:drawing>
+          <wp:inline xmlns:a="http://schemas.openxmlformats.org/drawingml/2006/main" xmlns:pic="http://schemas.openxmlformats.org/drawingml/2006/picture">
+            <wp:extent cx="4923692" cy="3200400"/>
+            <wp:docPr id="1" name="Picture 1" descr="Curve Clinic case P. Training sizes10,20,40. Training MAE means[7, 7, 7]cm. Validation repeats[[7, 9, 8], [7, 9, 8], [7, 9, 8]]cm. Plot shows training mean,validation mean and observed min/max of3runs;dashed3cmline is a declared classroom reference,not a validated deployment threshold. Synthetic supplied results,not model training."/>
+            <wp:cNvGraphicFramePr>
+              <a:graphicFrameLocks noChangeAspect="1"/>
+            </wp:cNvGraphicFramePr>
+            <a:graphic>
+              <a:graphicData uri="http://schemas.openxmlformats.org/drawingml/2006/picture">
+                <pic:pic>
+                  <pic:nvPicPr>
+                    <pic:cNvPr id="0" name="ai-4-28-learning-curve-p.png"/>
+                    <pic:cNvPicPr/>
+                  </pic:nvPicPr>
+                  <pic:blipFill>
+                    <a:blip r:embed="rId9"/>
+                    <a:stretch>
+                      <a:fillRect/>
+                    </a:stretch>
+                  </pic:blipFill>
+                  <pic:spPr>
+                    <a:xfrm>
+                      <a:off x="0" y="0"/>
+                      <a:ext cx="4923692" cy="3200400"/>
+                    </a:xfrm>
+                    <a:prstGeom prst="rect"/>
+                  </pic:spPr>
+                </pic:pic>
+              </a:graphicData>
+            </a:graphic>
+          </wp:inline>
+        </w:drawing>
+      </w:r>
+    </w:p>
+    <w:p>
+      <w:r>
+        <w:drawing>
+          <wp:inline xmlns:a="http://schemas.openxmlformats.org/drawingml/2006/main" xmlns:pic="http://schemas.openxmlformats.org/drawingml/2006/picture">
+            <wp:extent cx="4923692" cy="3200400"/>
+            <wp:docPr id="2" name="Picture 2" descr="Curve Clinic case Q. Training sizes10,20,40. Training MAE means[1, 1, 1]cm. Validation repeats[[8, 10, 9], [7, 9, 8], [7, 9, 8]]cm. Plot shows training mean,validation mean and observed min/max of3runs;dashed3cmline is a declared classroom reference,not a validated deployment threshold. Synthetic supplied results,not model training."/>
+            <wp:cNvGraphicFramePr>
+              <a:graphicFrameLocks noChangeAspect="1"/>
+            </wp:cNvGraphicFramePr>
+            <a:graphic>
+              <a:graphicData uri="http://schemas.openxmlformats.org/drawingml/2006/picture">
+                <pic:pic>
+                  <pic:nvPicPr>
+                    <pic:cNvPr id="0" name="ai-4-28-learning-curve-q.png"/>
+                    <pic:cNvPicPr/>
+                  </pic:nvPicPr>
+                  <pic:blipFill>
+                    <a:blip r:embed="rId10"/>
+                    <a:stretch>
+                      <a:fillRect/>
+                    </a:stretch>
+                  </pic:blipFill>
+                  <pic:spPr>
+                    <a:xfrm>
+                      <a:off x="0" y="0"/>
+                      <a:ext cx="4923692" cy="3200400"/>
+                    </a:xfrm>
+                    <a:prstGeom prst="rect"/>
+                  </pic:spPr>
+                </pic:pic>
+              </a:graphicData>
+            </a:graphic>
+          </wp:inline>
+        </w:drawing>
+      </w:r>
+    </w:p>
+    <w:p>
+      <w:r>
+        <w:drawing>
+          <wp:inline xmlns:a="http://schemas.openxmlformats.org/drawingml/2006/main" xmlns:pic="http://schemas.openxmlformats.org/drawingml/2006/picture">
+            <wp:extent cx="4923692" cy="3200400"/>
+            <wp:docPr id="3" name="Picture 3" descr="Curve Clinic case R. Training sizes10,20,40. Training MAE means[1, 2, 3]cm. Validation repeats[[7, 9, 8], [5, 7, 6], [4, 6, 5]]cm. Plot shows training mean,validation mean and observed min/max of3runs;dashed3cmline is a declared classroom reference,not a validated deployment threshold. Synthetic supplied results,not model training."/>
+            <wp:cNvGraphicFramePr>
+              <a:graphicFrameLocks noChangeAspect="1"/>
+            </wp:cNvGraphicFramePr>
+            <a:graphic>
+              <a:graphicData uri="http://schemas.openxmlformats.org/drawingml/2006/picture">
+                <pic:pic>
+                  <pic:nvPicPr>
+                    <pic:cNvPr id="0" name="ai-4-28-learning-curve-r.png"/>
+                    <pic:cNvPicPr/>
+                  </pic:nvPicPr>
+                  <pic:blipFill>
+                    <a:blip r:embed="rId11"/>
+                    <a:stretch>
+                      <a:fillRect/>
+                    </a:stretch>
+                  </pic:blipFill>
+                  <pic:spPr>
+                    <a:xfrm>
+                      <a:off x="0" y="0"/>
+                      <a:ext cx="4923692" cy="3200400"/>
+                    </a:xfrm>
+                    <a:prstGeom prst="rect"/>
+                  </pic:spPr>
+                </pic:pic>
+              </a:graphicData>
+            </a:graphic>
+          </wp:inline>
+        </w:drawing>
+      </w:r>
+    </w:p>
+    <w:p>
+      <w:pPr>
+        <w:pStyle w:val="Heading2"/>
+      </w:pPr>
+      <w:r>
+        <w:t>Read separate pictured count/accuracy example</w:t>
+      </w:r>
+    </w:p>
+    <w:p>
+      <w:pPr>
+        <w:spacing w:line="336" w:lineRule="auto" w:after="180"/>
+      </w:pPr>
+      <w:r>
+        <w:rPr>
+          <w:b w:val="0"/>
+        </w:rPr>
+        <w:t xml:space="preserve">Read a </w:t>
+      </w:r>
+      <w:r>
+        <w:rPr>
+          <w:b/>
+        </w:rPr>
+        <w:t>learning curve</w:t>
+      </w:r>
+      <w:r>
+        <w:rPr>
+          <w:b w:val="0"/>
+        </w:rPr>
+        <w:t xml:space="preserve"> with </w:t>
+      </w:r>
+      <w:r>
+        <w:rPr>
+          <w:b/>
+        </w:rPr>
+        <w:t>repeat</w:t>
+      </w:r>
+      <w:r>
+        <w:rPr>
+          <w:b w:val="0"/>
+        </w:rPr>
+        <w:t>ed-run spread rather than drawing a certainty arrow.</w:t>
+      </w:r>
+    </w:p>
+    <w:p>
+      <w:pPr>
+        <w:spacing w:line="336" w:lineRule="auto" w:after="180"/>
+      </w:pPr>
+      <w:r>
+        <w:rPr>
+          <w:b w:val="0"/>
+        </w:rPr>
+        <w:t xml:space="preserve">At 10 </w:t>
+      </w:r>
+      <w:r>
+        <w:rPr>
+          <w:b/>
+        </w:rPr>
+        <w:t>training</w:t>
+      </w:r>
+      <w:r>
+        <w:rPr>
+          <w:b w:val="0"/>
+        </w:rPr>
+        <w:t xml:space="preserve"> plants validation errors across3 runs are [6, 5, 7]; at 20 plants errors [4, 5, 3], on the same 10-case validation set.</w:t>
+      </w:r>
+    </w:p>
+    <w:p>
+      <w:pPr>
+        <w:spacing w:line="336" w:lineRule="auto" w:after="180"/>
+      </w:pPr>
+      <w:r>
+        <w:rPr>
+          <w:b w:val="0"/>
+        </w:rPr>
+        <w:t xml:space="preserve">All </w:t>
+      </w:r>
+      <w:r>
+        <w:rPr>
+          <w:b/>
+        </w:rPr>
+        <w:t>input</w:t>
+      </w:r>
+      <w:r>
+        <w:rPr>
+          <w:b w:val="0"/>
+        </w:rPr>
+        <w:t>s and outcomes in this worked example are invented classroom data; no real model run is claimed.</w:t>
+      </w:r>
+    </w:p>
+    <w:p>
+      <w:pPr>
+        <w:spacing w:line="336" w:lineRule="auto" w:after="180"/>
+      </w:pPr>
+      <w:r>
+        <w:rPr>
+          <w:b w:val="0"/>
+        </w:rPr>
+        <w:t>Main fixture is MAE in cm at10/20/40 training rows, with validation means 8/6/5 and widths 2 cm. Picture is classification error counts on one fixed 10-case validation set:at10 training plants errors 6, 5, 7 have mean 6, accuracy 40%; at20 plants4, 5, 3 have mean 4, accuracy 60%. A30-plant set of4, 4, 4 still has mean 4 errors/60%accuracy, but observed width 0 rather than 2 errors.</w:t>
+      </w:r>
+    </w:p>
+    <w:p>
+      <w:pPr>
+        <w:spacing w:line="336" w:lineRule="auto" w:after="180"/>
+      </w:pPr>
+      <w:r>
+        <w:rPr>
+          <w:b w:val="0"/>
+        </w:rPr>
+        <w:t>Do not combine centimetre losses with error counts or treat a zero observed range from three runs as certainty.</w:t>
+      </w:r>
+    </w:p>
+    <w:p>
+      <w:pPr>
+        <w:pStyle w:val="Heading2"/>
+      </w:pPr>
+      <w:r>
+        <w:t>Trace repeated means and the30-plant plateau</w:t>
+      </w:r>
+    </w:p>
+    <w:p>
+      <w:r>
+        <w:drawing>
+          <wp:inline xmlns:a="http://schemas.openxmlformats.org/drawingml/2006/main" xmlns:pic="http://schemas.openxmlformats.org/drawingml/2006/picture">
+            <wp:extent cx="5486400" cy="3337560"/>
+            <wp:docPr id="4" name="Picture 4" descr="Summarise first size: Mean6 errors; range5–7, corresponding to mean 40% accuracy. → Summarise larger size: Mean4 errors; range3–5, corresponding to mean 60% accuracy. → State bounded pattern: More training plants improved the average in these supplied runs; variability remains."/>
+            <wp:cNvGraphicFramePr>
+              <a:graphicFrameLocks noChangeAspect="1"/>
+            </wp:cNvGraphicFramePr>
+            <a:graphic>
+              <a:graphicData uri="http://schemas.openxmlformats.org/drawingml/2006/picture">
+                <pic:pic>
+                  <pic:nvPicPr>
+                    <pic:cNvPr id="0" name="academy-story-ai-4-28-02.png"/>
+                    <pic:cNvPicPr/>
+                  </pic:nvPicPr>
+                  <pic:blipFill>
+                    <a:blip r:embed="rId12"/>
+                    <a:stretch>
+                      <a:fillRect/>
+                    </a:stretch>
+                  </pic:blipFill>
+                  <pic:spPr>
+                    <a:xfrm>
+                      <a:off x="0" y="0"/>
+                      <a:ext cx="5486400" cy="3337560"/>
+                    </a:xfrm>
+                    <a:prstGeom prst="rect"/>
+                  </pic:spPr>
+                </pic:pic>
+              </a:graphicData>
+            </a:graphic>
+          </wp:inline>
+        </w:drawing>
+      </w:r>
+    </w:p>
+    <w:p>
+      <w:pPr>
+        <w:pStyle w:val="Heading3"/>
+      </w:pPr>
+      <w:r>
+        <w:t>Read the picture one step at a time</w:t>
+      </w:r>
+    </w:p>
+    <w:tbl>
+      <w:tblPr>
+        <w:tblStyle w:val="LightShading-Accent1"/>
+        <w:tblW w:type="auto" w:w="0"/>
+        <w:tblLook w:firstColumn="1" w:firstRow="1" w:lastColumn="0" w:lastRow="0" w:noHBand="0" w:noVBand="1" w:val="04A0"/>
+      </w:tblPr>
+      <w:tblGrid>
+        <w:gridCol w:w="5112"/>
+        <w:gridCol w:w="5112"/>
+      </w:tblGrid>
+      <w:tr>
+        <w:trPr>
+          <w:tblHeader/>
+        </w:trPr>
+        <w:tc>
+          <w:tcPr>
+            <w:tcW w:type="dxa" w:w="5112"/>
+          </w:tcPr>
+          <w:p>
+            <w:r>
+              <w:t>Step</w:t>
+            </w:r>
+          </w:p>
+        </w:tc>
+        <w:tc>
+          <w:tcPr>
+            <w:tcW w:type="dxa" w:w="5112"/>
+          </w:tcPr>
+          <w:p>
+            <w:r>
+              <w:t>What happens and why</w:t>
+            </w:r>
+          </w:p>
+        </w:tc>
+      </w:tr>
+      <w:tr>
+        <w:tc>
+          <w:tcPr>
+            <w:tcW w:type="dxa" w:w="5112"/>
+          </w:tcPr>
+          <w:p>
+            <w:r>
+              <w:t>1. Summarise first size</w:t>
+            </w:r>
+          </w:p>
+        </w:tc>
+        <w:tc>
+          <w:tcPr>
+            <w:tcW w:type="dxa" w:w="5112"/>
+          </w:tcPr>
+          <w:p>
+            <w:r>
+              <w:t>Mean6 errors; range5–7, corresponding to mean 40% accuracy.</w:t>
+            </w:r>
+          </w:p>
+        </w:tc>
+      </w:tr>
+      <w:tr>
+        <w:tc>
+          <w:tcPr>
+            <w:tcW w:type="dxa" w:w="5112"/>
+          </w:tcPr>
+          <w:p>
+            <w:r>
+              <w:t>2. Summarise larger size</w:t>
+            </w:r>
+          </w:p>
+        </w:tc>
+        <w:tc>
+          <w:tcPr>
+            <w:tcW w:type="dxa" w:w="5112"/>
+          </w:tcPr>
+          <w:p>
+            <w:r>
+              <w:t>Mean4 errors; range3–5, corresponding to mean 60% accuracy.</w:t>
+            </w:r>
+          </w:p>
+        </w:tc>
+      </w:tr>
+      <w:tr>
+        <w:tc>
+          <w:tcPr>
+            <w:tcW w:type="dxa" w:w="5112"/>
+          </w:tcPr>
+          <w:p>
+            <w:r>
+              <w:t>3. State bounded pattern</w:t>
+            </w:r>
+          </w:p>
+        </w:tc>
+        <w:tc>
+          <w:tcPr>
+            <w:tcW w:type="dxa" w:w="5112"/>
+          </w:tcPr>
+          <w:p>
+            <w:r>
+              <w:t>More training plants improved the average in these supplied runs; variability remains.</w:t>
+            </w:r>
+          </w:p>
+        </w:tc>
+      </w:tr>
+    </w:tbl>
+    <w:p>
+      <w:r>
+        <w:t>Match each pictured step to the supplied facts. This is a worked teaching case, not an independent assessment.</w:t>
+      </w:r>
+    </w:p>
+    <w:p>
+      <w:pPr>
+        <w:spacing w:line="336" w:lineRule="auto" w:after="180"/>
+      </w:pPr>
+      <w:r>
+        <w:rPr>
+          <w:b w:val="0"/>
+        </w:rPr>
+        <w:t xml:space="preserve">Read the picture in order. More </w:t>
+      </w:r>
+      <w:r>
+        <w:rPr>
+          <w:b/>
+        </w:rPr>
+        <w:t>training</w:t>
+      </w:r>
+      <w:r>
+        <w:rPr>
+          <w:b w:val="0"/>
+        </w:rPr>
+        <w:t xml:space="preserve"> plants improved the average in these supplied runs; </w:t>
+      </w:r>
+      <w:r>
+        <w:rPr>
+          <w:b/>
+        </w:rPr>
+        <w:t>variability</w:t>
+      </w:r>
+      <w:r>
+        <w:rPr>
+          <w:b w:val="0"/>
+        </w:rPr>
+        <w:t xml:space="preserve"> remains. The arrows show which recorded </w:t>
+      </w:r>
+      <w:r>
+        <w:rPr>
+          <w:b/>
+        </w:rPr>
+        <w:t>input</w:t>
+      </w:r>
+      <w:r>
+        <w:rPr>
+          <w:b w:val="0"/>
+        </w:rPr>
+        <w:t xml:space="preserve"> or intermediate result each decision uses.</w:t>
+      </w:r>
+    </w:p>
+    <w:p>
+      <w:pPr>
+        <w:spacing w:line="336" w:lineRule="auto" w:after="180"/>
+      </w:pPr>
+      <w:r>
+        <w:rPr>
+          <w:b w:val="0"/>
+        </w:rPr>
+        <w:t>Explain the deciding step aloud before checking the changed case; pointing to the final answer alone does not show how it follows.</w:t>
+      </w:r>
+    </w:p>
+    <w:p>
+      <w:pPr>
+        <w:spacing w:line="336" w:lineRule="auto" w:after="180"/>
+      </w:pPr>
+      <w:r>
+        <w:rPr>
+          <w:b w:val="0"/>
+        </w:rPr>
+        <w:t>These toy runs do not establish that data quantity alone caused improvement; collection quality and conditions matter.</w:t>
+      </w:r>
+    </w:p>
+    <w:p>
+      <w:pPr>
+        <w:spacing w:line="336" w:lineRule="auto" w:after="180"/>
+      </w:pPr>
+      <w:r>
+        <w:rPr>
+          <w:b w:val="0"/>
+        </w:rPr>
+        <w:t>Change: A30-plant experiment gives errors [4, 4, 4].</w:t>
+      </w:r>
+    </w:p>
+    <w:p>
+      <w:pPr>
+        <w:spacing w:line="336" w:lineRule="auto" w:after="180"/>
+      </w:pPr>
+      <w:r>
+        <w:rPr>
+          <w:b/>
+        </w:rPr>
+        <w:t>Prediction</w:t>
+      </w:r>
+      <w:r>
+        <w:rPr>
+          <w:b w:val="0"/>
+        </w:rPr>
+        <w:t>: Mean remains4; this additional size does not improve the observed mean over20 plants.</w:t>
+      </w:r>
+    </w:p>
+    <w:p>
+      <w:pPr>
+        <w:spacing w:line="336" w:lineRule="auto" w:after="180"/>
+      </w:pPr>
+      <w:r>
+        <w:rPr>
+          <w:b w:val="0"/>
+        </w:rPr>
+        <w:t xml:space="preserve">Reason: </w:t>
+      </w:r>
+      <w:r>
+        <w:rPr>
+          <w:b/>
+        </w:rPr>
+        <w:t>Learning curve</w:t>
+      </w:r>
+      <w:r>
+        <w:rPr>
+          <w:b w:val="0"/>
+        </w:rPr>
+        <w:t>s are measured patterns, not a guarantee of improvement at every data size.</w:t>
+      </w:r>
+    </w:p>
+    <w:p>
+      <w:pPr>
+        <w:pStyle w:val="Heading2"/>
+      </w:pPr>
+      <w:r>
+        <w:t>Additional20/40/80training-leaf scenario · reference / check after trying</w:t>
+      </w:r>
+    </w:p>
+    <w:p>
+      <w:pPr>
+        <w:spacing w:line="336" w:lineRule="auto" w:after="180"/>
+      </w:pPr>
+      <w:r>
+        <w:rPr>
+          <w:b w:val="0"/>
+        </w:rPr>
+        <w:t xml:space="preserve">With20,40,80 </w:t>
+      </w:r>
+      <w:r>
+        <w:rPr>
+          <w:b/>
+        </w:rPr>
+        <w:t>training</w:t>
+      </w:r>
+      <w:r>
+        <w:rPr>
+          <w:b w:val="0"/>
+        </w:rPr>
+        <w:t xml:space="preserve"> leaves, fixed-set validation accuracy is</w:t>
+      </w:r>
+      <w:r>
+        <w:rPr>
+          <w:b/>
+        </w:rPr>
+        <w:t>60%</w:t>
+      </w:r>
+      <w:r>
+        <w:rPr>
+          <w:b w:val="0"/>
+        </w:rPr>
+        <w:t>,</w:t>
+      </w:r>
+      <w:r>
+        <w:rPr>
+          <w:b/>
+        </w:rPr>
+        <w:t>70%</w:t>
+      </w:r>
+      <w:r>
+        <w:rPr>
+          <w:b w:val="0"/>
+        </w:rPr>
+        <w:t>,78%.</w:t>
+      </w:r>
+    </w:p>
+    <w:p>
+      <w:pPr>
+        <w:spacing w:line="336" w:lineRule="auto" w:after="180"/>
+      </w:pPr>
+      <w:r>
+        <w:rPr>
+          <w:b w:val="0"/>
+        </w:rPr>
+        <w:t>Interpret the curve and uncertainty.</w:t>
+      </w:r>
+    </w:p>
+    <w:p>
+      <w:pPr>
+        <w:spacing w:line="336" w:lineRule="auto" w:after="180"/>
+      </w:pPr>
+      <w:r>
+        <w:rPr>
+          <w:b w:val="0"/>
+        </w:rPr>
+        <w:t xml:space="preserve">These runs improve with more data. Further representative data may help, but gains are not guaranteed. Controlled </w:t>
+      </w:r>
+      <w:r>
+        <w:rPr>
+          <w:b/>
+        </w:rPr>
+        <w:t>repeat</w:t>
+      </w:r>
+      <w:r>
+        <w:rPr>
+          <w:b w:val="0"/>
+        </w:rPr>
+        <w:t xml:space="preserve">s reveal </w:t>
+      </w:r>
+      <w:r>
+        <w:rPr>
+          <w:b/>
+        </w:rPr>
+        <w:t>variability</w:t>
+      </w:r>
+      <w:r>
+        <w:rPr>
+          <w:b w:val="0"/>
+        </w:rPr>
+        <w:t>.</w:t>
+      </w:r>
+    </w:p>
+    <w:p>
+      <w:pPr>
+        <w:pStyle w:val="Heading2"/>
+      </w:pPr>
+      <w:r>
+        <w:t>Earlier wording, alternatives and picture transcripts · reference / check after trying</w:t>
+      </w:r>
+    </w:p>
+    <w:p>
+      <w:pPr>
+        <w:spacing w:line="336" w:lineRule="auto" w:after="180"/>
+      </w:pPr>
+      <w:r>
+        <w:rPr>
+          <w:b w:val="0"/>
+        </w:rPr>
+        <w:t>Explain the mechanism</w:t>
+      </w:r>
+    </w:p>
+    <w:p>
+      <w:pPr>
+        <w:spacing w:line="336" w:lineRule="auto" w:after="180"/>
+      </w:pPr>
+      <w:r>
+        <w:rPr>
+          <w:b w:val="0"/>
+        </w:rPr>
+        <w:t>Trace the information, fitted behavior, and evaluation proof separately.</w:t>
+      </w:r>
+    </w:p>
+    <w:p>
+      <w:pPr>
+        <w:spacing w:line="336" w:lineRule="auto" w:after="180"/>
+      </w:pPr>
+      <w:r>
+        <w:rPr>
+          <w:b w:val="0"/>
+        </w:rPr>
+        <w:t>QUESTION Interpret three curve patterns and select a targeted next experiment.</w:t>
+      </w:r>
+    </w:p>
+    <w:p>
+      <w:pPr>
+        <w:spacing w:line="336" w:lineRule="auto" w:after="180"/>
+      </w:pPr>
+      <w:r>
+        <w:rPr>
+          <w:b w:val="0"/>
+        </w:rPr>
+        <w:t xml:space="preserve">MODEL IDEA </w:t>
+      </w:r>
+      <w:r>
+        <w:rPr>
+          <w:b/>
+        </w:rPr>
+        <w:t>Learning curve</w:t>
+      </w:r>
+      <w:r>
+        <w:rPr>
+          <w:b w:val="0"/>
+        </w:rPr>
+        <w:t xml:space="preserve">s plot performance against </w:t>
+      </w:r>
+      <w:r>
+        <w:rPr>
+          <w:b/>
+        </w:rPr>
+        <w:t>training</w:t>
+      </w:r>
+      <w:r>
+        <w:rPr>
+          <w:b w:val="0"/>
+        </w:rPr>
+        <w:t xml:space="preserve"> size or effort and help distinguish under</w:t>
+      </w:r>
+      <w:r>
+        <w:rPr>
+          <w:b/>
+        </w:rPr>
+        <w:t>fitting</w:t>
+      </w:r>
+      <w:r>
+        <w:rPr>
+          <w:b w:val="0"/>
+        </w:rPr>
+        <w:t>, over</w:t>
+      </w:r>
+      <w:r>
+        <w:rPr>
+          <w:b/>
+        </w:rPr>
+        <w:t>fitting</w:t>
+      </w:r>
+      <w:r>
+        <w:rPr>
+          <w:b w:val="0"/>
+        </w:rPr>
+        <w:t>, and data limitation.</w:t>
+      </w:r>
+    </w:p>
+    <w:p>
+      <w:pPr>
+        <w:spacing w:line="336" w:lineRule="auto" w:after="180"/>
+      </w:pPr>
+      <w:r>
+        <w:rPr>
+          <w:b w:val="0"/>
+        </w:rPr>
+        <w:t>PROOF NEEDED Use an unseen case, visible calculation, error analysis, and a stated limitation.</w:t>
+      </w:r>
+    </w:p>
+    <w:p>
+      <w:pPr>
+        <w:spacing w:line="336" w:lineRule="auto" w:after="180"/>
+      </w:pPr>
+      <w:r>
+        <w:rPr>
+          <w:b w:val="0"/>
+        </w:rPr>
+        <w:t>UNDER THE HOOD Both train and validation scores are low and close: likely under</w:t>
+      </w:r>
+      <w:r>
+        <w:rPr>
+          <w:b/>
+        </w:rPr>
+        <w:t>fitting</w:t>
+      </w:r>
+      <w:r>
+        <w:rPr>
+          <w:b w:val="0"/>
+        </w:rPr>
+        <w:t xml:space="preserve">. Train high, validation much lower: likely high </w:t>
+      </w:r>
+      <w:r>
+        <w:rPr>
+          <w:b/>
+        </w:rPr>
+        <w:t>variance</w:t>
+      </w:r>
+      <w:r>
+        <w:rPr>
+          <w:b w:val="0"/>
+        </w:rPr>
+        <w:t xml:space="preserve"> or over</w:t>
+      </w:r>
+      <w:r>
+        <w:rPr>
+          <w:b/>
+        </w:rPr>
+        <w:t>fitting</w:t>
+      </w:r>
+      <w:r>
+        <w:rPr>
+          <w:b w:val="0"/>
+        </w:rPr>
+        <w:t>.</w:t>
+      </w:r>
+    </w:p>
+    <w:p>
+      <w:pPr>
+        <w:spacing w:line="336" w:lineRule="auto" w:after="180"/>
+      </w:pPr>
+      <w:r>
+        <w:rPr>
+          <w:b w:val="0"/>
+        </w:rPr>
+        <w:t xml:space="preserve">Draw a fresh data → model → </w:t>
+      </w:r>
+      <w:r>
+        <w:rPr>
+          <w:b/>
+        </w:rPr>
+        <w:t>prediction</w:t>
+      </w:r>
+      <w:r>
+        <w:rPr>
+          <w:b w:val="0"/>
+        </w:rPr>
+        <w:t xml:space="preserve"> → evaluation trace:</w:t>
+      </w:r>
+    </w:p>
+    <w:p>
+      <w:pPr>
+        <w:spacing w:line="336" w:lineRule="auto" w:after="180"/>
+      </w:pPr>
+      <w:r>
+        <w:rPr>
+          <w:b w:val="0"/>
+        </w:rPr>
+        <w:t xml:space="preserve">Predict first. Then check each step. A correct answer without visible </w:t>
+      </w:r>
+      <w:r>
+        <w:rPr>
+          <w:b/>
+        </w:rPr>
+        <w:t>evidence</w:t>
+      </w:r>
+      <w:r>
+        <w:rPr>
+          <w:b w:val="0"/>
+        </w:rPr>
+        <w:t xml:space="preserve"> cannot be audited.</w:t>
+      </w:r>
+    </w:p>
+    <w:p>
+      <w:pPr>
+        <w:spacing w:line="336" w:lineRule="auto" w:after="180"/>
+      </w:pPr>
+      <w:r>
+        <w:rPr>
+          <w:b w:val="0"/>
+        </w:rPr>
+        <w:t>STEP 1 Both train and validation scores are low and close: likely under</w:t>
+      </w:r>
+      <w:r>
+        <w:rPr>
+          <w:b/>
+        </w:rPr>
+        <w:t>fitting</w:t>
+      </w:r>
+      <w:r>
+        <w:rPr>
+          <w:b w:val="0"/>
+        </w:rPr>
+        <w:t>.</w:t>
+      </w:r>
+    </w:p>
+    <w:p>
+      <w:pPr>
+        <w:spacing w:line="336" w:lineRule="auto" w:after="180"/>
+      </w:pPr>
+      <w:r>
+        <w:rPr>
+          <w:b w:val="0"/>
+        </w:rPr>
+        <w:t xml:space="preserve">STEP 2 Train high, validation much lower: likely high </w:t>
+      </w:r>
+      <w:r>
+        <w:rPr>
+          <w:b/>
+        </w:rPr>
+        <w:t>variance</w:t>
+      </w:r>
+      <w:r>
+        <w:rPr>
+          <w:b w:val="0"/>
+        </w:rPr>
+        <w:t xml:space="preserve"> or over</w:t>
+      </w:r>
+      <w:r>
+        <w:rPr>
+          <w:b/>
+        </w:rPr>
+        <w:t>fitting</w:t>
+      </w:r>
+      <w:r>
+        <w:rPr>
+          <w:b w:val="0"/>
+        </w:rPr>
+        <w:t>.</w:t>
+      </w:r>
+    </w:p>
+    <w:p>
+      <w:pPr>
+        <w:spacing w:line="336" w:lineRule="auto" w:after="180"/>
+      </w:pPr>
+      <w:r>
+        <w:rPr>
+          <w:b w:val="0"/>
+        </w:rPr>
+        <w:t>STEP 3 Validation improves as data grows and gap narrows: more representative data may help.</w:t>
+      </w:r>
+    </w:p>
+    <w:p>
+      <w:pPr>
+        <w:spacing w:line="336" w:lineRule="auto" w:after="180"/>
+      </w:pPr>
+      <w:r>
+        <w:rPr>
+          <w:b w:val="0"/>
+        </w:rPr>
+        <w:t>STEP 4 Curves suggest hypotheses; confirm with controlled experiments and error slices.</w:t>
+      </w:r>
+    </w:p>
+    <w:p>
+      <w:pPr>
+        <w:spacing w:line="336" w:lineRule="auto" w:after="180"/>
+      </w:pPr>
+      <w:r>
+        <w:rPr>
+          <w:b w:val="0"/>
+        </w:rPr>
+        <w:t>CHECK Verify the denominator, unit, split, class definition, and data version before interpreting a score.</w:t>
+      </w:r>
+    </w:p>
+    <w:p>
+      <w:pPr>
+        <w:spacing w:line="336" w:lineRule="auto" w:after="180"/>
+      </w:pPr>
+      <w:r>
+        <w:rPr>
+          <w:b w:val="0"/>
+        </w:rPr>
+        <w:t xml:space="preserve">Recalculate, retrace, or restate the </w:t>
+      </w:r>
+      <w:r>
+        <w:rPr>
+          <w:b/>
+        </w:rPr>
+        <w:t>evidence</w:t>
+      </w:r>
+      <w:r>
+        <w:rPr>
+          <w:b w:val="0"/>
+        </w:rPr>
+        <w:t xml:space="preserve"> independently:</w:t>
+      </w:r>
+    </w:p>
+    <w:p>
+      <w:pPr>
+        <w:pStyle w:val="Heading3"/>
+      </w:pPr>
+      <w:r>
+        <w:t>Concrete teaching case</w:t>
+      </w:r>
+    </w:p>
+    <w:p>
+      <w:pPr>
+        <w:pStyle w:val="Heading3"/>
+      </w:pPr>
+      <w:r>
+        <w:t>Exact explanation to model</w:t>
+      </w:r>
+    </w:p>
+    <w:p>
+      <w:pPr>
+        <w:pStyle w:val="Heading3"/>
+      </w:pPr>
+      <w:r>
+        <w:t>Explain the added worked example</w:t>
+      </w:r>
+    </w:p>
+    <w:p>
+      <w:pPr>
+        <w:pStyle w:val="Heading3"/>
+      </w:pPr>
+      <w:r>
+        <w:t>Key terms</w:t>
+      </w:r>
+    </w:p>
+    <w:p>
+      <w:pPr>
+        <w:pStyle w:val="Heading3"/>
+      </w:pPr>
+      <w:r>
+        <w:t>Model the reasoning aloud</w:t>
+      </w:r>
+    </w:p>
+    <w:p>
+      <w:pPr>
+        <w:spacing w:line="336" w:lineRule="auto" w:after="180"/>
+      </w:pPr>
+      <w:r>
+        <w:rPr>
+          <w:b w:val="0"/>
+        </w:rPr>
+        <w:t xml:space="preserve">Use the complete worked example below before asking learners to complete W2. Reveal a small part, invite a </w:t>
+      </w:r>
+      <w:r>
+        <w:rPr>
+          <w:b/>
+        </w:rPr>
+        <w:t>prediction</w:t>
+      </w:r>
+      <w:r>
+        <w:rPr>
+          <w:b w:val="0"/>
+        </w:rPr>
+        <w:t>, then explain the deciding step.</w:t>
+      </w:r>
+    </w:p>
+    <w:p>
+      <w:pPr>
+        <w:spacing w:line="336" w:lineRule="auto" w:after="180"/>
+      </w:pPr>
+      <w:r>
+        <w:rPr>
+          <w:b w:val="0"/>
+        </w:rPr>
+        <w:t>These teacher notes contain solutions; do not reveal the independent case answer during modelling.</w:t>
+      </w:r>
+    </w:p>
     <w:tbl>
       <w:tblPr>
         <w:tblStyle w:val="LightShading-Accent1"/>
@@ -2203,109 +2880,10 @@
     </w:p>
     <w:p>
       <w:pPr>
-        <w:spacing w:line="336" w:lineRule="auto" w:after="180"/>
-      </w:pPr>
-      <w:r>
-        <w:rPr>
-          <w:b w:val="0"/>
-        </w:rPr>
-        <w:t xml:space="preserve">Read a </w:t>
-      </w:r>
-      <w:r>
-        <w:rPr>
-          <w:b/>
-        </w:rPr>
-        <w:t>learning curve</w:t>
-      </w:r>
-      <w:r>
-        <w:rPr>
-          <w:b w:val="0"/>
-        </w:rPr>
-        <w:t xml:space="preserve"> with </w:t>
-      </w:r>
-      <w:r>
-        <w:rPr>
-          <w:b/>
-        </w:rPr>
-        <w:t>repeat</w:t>
-      </w:r>
-      <w:r>
-        <w:rPr>
-          <w:b w:val="0"/>
-        </w:rPr>
-        <w:t>ed-run spread rather than drawing a certainty arrow.</w:t>
-      </w:r>
-    </w:p>
-    <w:p>
-      <w:pPr>
         <w:pStyle w:val="Heading3"/>
       </w:pPr>
       <w:r>
         <w:t>The facts we will use</w:t>
-      </w:r>
-    </w:p>
-    <w:p>
-      <w:pPr>
-        <w:pStyle w:val="Heading3"/>
-      </w:pPr>
-      <w:r>
-        <w:t>Supplied facts</w:t>
-      </w:r>
-    </w:p>
-    <w:p>
-      <w:pPr>
-        <w:spacing w:line="336" w:lineRule="auto" w:after="180"/>
-        <w:shd w:fill="F1F6FC"/>
-      </w:pPr>
-      <w:r>
-        <w:rPr>
-          <w:b w:val="0"/>
-        </w:rPr>
-        <w:t xml:space="preserve">At 10 </w:t>
-      </w:r>
-      <w:r>
-        <w:rPr>
-          <w:b/>
-        </w:rPr>
-        <w:t>training</w:t>
-      </w:r>
-      <w:r>
-        <w:rPr>
-          <w:b w:val="0"/>
-        </w:rPr>
-        <w:t xml:space="preserve"> plants validation errors across3 runs are [6, 5, 7]; at 20 plants errors [4, 5, 3], on the same 10-case validation set.</w:t>
-      </w:r>
-    </w:p>
-    <w:p>
-      <w:pPr>
-        <w:pStyle w:val="Heading3"/>
-      </w:pPr>
-      <w:r>
-        <w:t>Supplied facts</w:t>
-      </w:r>
-    </w:p>
-    <w:p>
-      <w:pPr>
-        <w:spacing w:line="336" w:lineRule="auto" w:after="180"/>
-        <w:shd w:fill="F1F6FC"/>
-      </w:pPr>
-      <w:r>
-        <w:rPr>
-          <w:b w:val="0"/>
-        </w:rPr>
-        <w:t xml:space="preserve">All </w:t>
-      </w:r>
-      <w:r>
-        <w:rPr>
-          <w:b/>
-        </w:rPr>
-        <w:t>input</w:t>
-      </w:r>
-      <w:r>
-        <w:rPr>
-          <w:b w:val="0"/>
-        </w:rPr>
-        <w:t>s and outcomes in this worked example are invented classroom data; no real model run is claimed.</w:t>
       </w:r>
     </w:p>
     <w:p>
@@ -2313,7 +2891,7 @@
         <w:drawing>
           <wp:inline xmlns:a="http://schemas.openxmlformats.org/drawingml/2006/main" xmlns:pic="http://schemas.openxmlformats.org/drawingml/2006/picture">
             <wp:extent cx="5486400" cy="5261429"/>
-            <wp:docPr id="1" name="Picture 1" descr="Learning Curves. Summarise first size: Mean6 errors; range5–7, corresponding to mean 40% accuracy.. Summarise larger size: Mean4 errors; range3–5, corresponding to mean 60% accuracy.. State bounded pattern: More training plants improved the average in these supplied runs; variability remains."/>
+            <wp:docPr id="5" name="Picture 5" descr="Learning Curves. Summarise first size: Mean6 errors; range5–7, corresponding to mean 40% accuracy.. Summarise larger size: Mean4 errors; range3–5, corresponding to mean 60% accuracy.. State bounded pattern: More training plants improved the average in these supplied runs; variability remains."/>
             <wp:cNvGraphicFramePr>
               <a:graphicFrameLocks noChangeAspect="1"/>
             </wp:cNvGraphicFramePr>
@@ -2325,7 +2903,7 @@
                     <pic:cNvPicPr/>
                   </pic:nvPicPr>
                   <pic:blipFill>
-                    <a:blip r:embed="rId9"/>
+                    <a:blip r:embed="rId13"/>
                     <a:stretch>
                       <a:fillRect/>
                     </a:stretch>
@@ -2349,114 +2927,7 @@
         <w:pStyle w:val="Heading3"/>
       </w:pPr>
       <w:r>
-        <w:t>Read the picture one step at a time</w:t>
-      </w:r>
-    </w:p>
-    <w:tbl>
-      <w:tblPr>
-        <w:tblStyle w:val="LightShading-Accent1"/>
-        <w:tblW w:type="auto" w:w="0"/>
-        <w:tblLook w:firstColumn="1" w:firstRow="1" w:lastColumn="0" w:lastRow="0" w:noHBand="0" w:noVBand="1" w:val="04A0"/>
-      </w:tblPr>
-      <w:tblGrid>
-        <w:gridCol w:w="5112"/>
-        <w:gridCol w:w="5112"/>
-      </w:tblGrid>
-      <w:tr>
-        <w:trPr>
-          <w:tblHeader/>
-        </w:trPr>
-        <w:tc>
-          <w:tcPr>
-            <w:tcW w:type="dxa" w:w="5112"/>
-          </w:tcPr>
-          <w:p>
-            <w:r>
-              <w:t>Step</w:t>
-            </w:r>
-          </w:p>
-        </w:tc>
-        <w:tc>
-          <w:tcPr>
-            <w:tcW w:type="dxa" w:w="5112"/>
-          </w:tcPr>
-          <w:p>
-            <w:r>
-              <w:t>What happens and why</w:t>
-            </w:r>
-          </w:p>
-        </w:tc>
-      </w:tr>
-      <w:tr>
-        <w:tc>
-          <w:tcPr>
-            <w:tcW w:type="dxa" w:w="5112"/>
-          </w:tcPr>
-          <w:p>
-            <w:r>
-              <w:t>1. Summarise first size</w:t>
-            </w:r>
-          </w:p>
-        </w:tc>
-        <w:tc>
-          <w:tcPr>
-            <w:tcW w:type="dxa" w:w="5112"/>
-          </w:tcPr>
-          <w:p>
-            <w:r>
-              <w:t>Mean6 errors; range5–7, corresponding to mean 40% accuracy.</w:t>
-            </w:r>
-          </w:p>
-        </w:tc>
-      </w:tr>
-      <w:tr>
-        <w:tc>
-          <w:tcPr>
-            <w:tcW w:type="dxa" w:w="5112"/>
-          </w:tcPr>
-          <w:p>
-            <w:r>
-              <w:t>2. Summarise larger size</w:t>
-            </w:r>
-          </w:p>
-        </w:tc>
-        <w:tc>
-          <w:tcPr>
-            <w:tcW w:type="dxa" w:w="5112"/>
-          </w:tcPr>
-          <w:p>
-            <w:r>
-              <w:t>Mean4 errors; range3–5, corresponding to mean 60% accuracy.</w:t>
-            </w:r>
-          </w:p>
-        </w:tc>
-      </w:tr>
-      <w:tr>
-        <w:tc>
-          <w:tcPr>
-            <w:tcW w:type="dxa" w:w="5112"/>
-          </w:tcPr>
-          <w:p>
-            <w:r>
-              <w:t>3. State bounded pattern</w:t>
-            </w:r>
-          </w:p>
-        </w:tc>
-        <w:tc>
-          <w:tcPr>
-            <w:tcW w:type="dxa" w:w="5112"/>
-          </w:tcPr>
-          <w:p>
-            <w:r>
-              <w:t>More training plants improved the average in these supplied runs; variability remains.</w:t>
-            </w:r>
-          </w:p>
-        </w:tc>
-      </w:tr>
-    </w:tbl>
-    <w:p>
-      <w:r>
-        <w:t>Match each pictured step to the supplied facts. This is a worked teaching case, not an independent assessment.</w:t>
+        <w:t>Why this result follows</w:t>
       </w:r>
     </w:p>
     <w:p>
@@ -2464,7 +2935,7 @@
         <w:pStyle w:val="Heading3"/>
       </w:pPr>
       <w:r>
-        <w:t>Why this result follows</w:t>
+        <w:t>What this example does not establish</w:t>
       </w:r>
     </w:p>
     <w:p>
@@ -2472,67 +2943,479 @@
         <w:pStyle w:val="Heading3"/>
       </w:pPr>
       <w:r>
-        <w:t>Why the result follows</w:t>
+        <w:t>Change one thing in the pictured case</w:t>
+      </w:r>
+    </w:p>
+    <w:p>
+      <w:pPr>
+        <w:pStyle w:val="Heading3"/>
+      </w:pPr>
+      <w:r>
+        <w:t>Ask while showing the picture</w:t>
       </w:r>
     </w:p>
     <w:p>
       <w:pPr>
         <w:spacing w:line="336" w:lineRule="auto" w:after="180"/>
-        <w:shd w:fill="F1F6FC"/>
-      </w:pPr>
-      <w:r>
-        <w:rPr>
-          <w:b w:val="0"/>
-        </w:rPr>
-        <w:t xml:space="preserve">Read the picture in order. More </w:t>
+      </w:pPr>
+      <w:r>
+        <w:rPr>
+          <w:b w:val="0"/>
+        </w:rPr>
+        <w:t xml:space="preserve">Cover the result. Ask learners to name the </w:t>
       </w:r>
       <w:r>
         <w:rPr>
           <w:b/>
         </w:rPr>
+        <w:t>input</w:t>
+      </w:r>
+      <w:r>
+        <w:rPr>
+          <w:b w:val="0"/>
+        </w:rPr>
+        <w:t xml:space="preserve">s and predict the next step. Uncover one step, connect the icon to the actual procedure, and explain its </w:t>
+      </w:r>
+      <w:r>
+        <w:rPr>
+          <w:b/>
+        </w:rPr>
+        <w:t>evidence</w:t>
+      </w:r>
+      <w:r>
+        <w:rPr>
+          <w:b w:val="0"/>
+        </w:rPr>
+        <w:t>. Then change the supplied condition and compare.</w:t>
+      </w:r>
+    </w:p>
+    <w:p>
+      <w:pPr>
+        <w:spacing w:line="336" w:lineRule="auto" w:after="180"/>
+      </w:pPr>
+      <w:r>
+        <w:rPr>
+          <w:b w:val="0"/>
+        </w:rPr>
+        <w:t>The picture is a representation; it does not document execution of a real AI model.</w:t>
+      </w:r>
+    </w:p>
+    <w:p>
+      <w:pPr>
+        <w:pStyle w:val="Heading1"/>
+      </w:pPr>
+      <w:r>
+        <w:t>03. Guide the calculation, then remove help</w:t>
+      </w:r>
+    </w:p>
+    <w:p>
+      <w:r>
+        <w:t>Collect each learner’s prediction before showing its key.</w:t>
+      </w:r>
+    </w:p>
+    <w:p>
+      <w:pPr>
+        <w:pStyle w:val="Heading2"/>
+      </w:pPr>
+      <w:r>
+        <w:t>Current completion task and checked key</w:t>
+      </w:r>
+    </w:p>
+    <w:p>
+      <w:pPr>
+        <w:spacing w:line="336" w:lineRule="auto" w:after="180"/>
+      </w:pPr>
+      <w:r>
+        <w:rPr>
+          <w:b w:val="0"/>
+        </w:rPr>
+        <w:t xml:space="preserve">Completion task: Why can </w:t>
+      </w:r>
+      <w:r>
+        <w:rPr>
+          <w:b/>
+        </w:rPr>
         <w:t>training</w:t>
       </w:r>
       <w:r>
         <w:rPr>
           <w:b w:val="0"/>
         </w:rPr>
-        <w:t xml:space="preserve"> plants improved the average in these supplied runs; </w:t>
+        <w:t xml:space="preserve"> error rise while validation error falls?</w:t>
+      </w:r>
+    </w:p>
+    <w:p>
+      <w:pPr>
+        <w:spacing w:line="336" w:lineRule="auto" w:after="180"/>
+      </w:pPr>
+      <w:r>
+        <w:rPr>
+          <w:b w:val="0"/>
+        </w:rPr>
+        <w:t xml:space="preserve">Teacher check: Teacher explanation: More varied </w:t>
       </w:r>
       <w:r>
         <w:rPr>
           <w:b/>
         </w:rPr>
+        <w:t>training</w:t>
+      </w:r>
+      <w:r>
+        <w:rPr>
+          <w:b w:val="0"/>
+        </w:rPr>
+        <w:t xml:space="preserve"> cases may be harder to fit exactly while giving a pattern that generalizes better.</w:t>
+      </w:r>
+    </w:p>
+    <w:p>
+      <w:pPr>
+        <w:spacing w:line="336" w:lineRule="auto" w:after="180"/>
+      </w:pPr>
+      <w:r>
+        <w:rPr>
+          <w:b w:val="0"/>
+        </w:rPr>
+        <w:t xml:space="preserve">Start by identifying the given </w:t>
+      </w:r>
+      <w:r>
+        <w:rPr>
+          <w:b/>
+        </w:rPr>
+        <w:t>input</w:t>
+      </w:r>
+      <w:r>
+        <w:rPr>
+          <w:b w:val="0"/>
+        </w:rPr>
+        <w:t>s together. Leave the intermediate steps blank. If needed, model one step, then withdraw that help on the next step. Move to a full trace only when the partial trace is understood.</w:t>
+      </w:r>
+    </w:p>
+    <w:p>
+      <w:pPr>
+        <w:spacing w:line="336" w:lineRule="auto" w:after="180"/>
+      </w:pPr>
+      <w:r>
+        <w:rPr>
+          <w:b w:val="0"/>
+        </w:rPr>
+        <w:t>For partners, alternate explainer and checker; collect a response from every learner before discussion.</w:t>
+      </w:r>
+    </w:p>
+    <w:p>
+      <w:pPr>
+        <w:pStyle w:val="Heading2"/>
+      </w:pPr>
+      <w:r>
+        <w:t>Individual misconception check</w:t>
+      </w:r>
+    </w:p>
+    <w:p>
+      <w:pPr>
+        <w:spacing w:line="336" w:lineRule="auto" w:after="180"/>
+      </w:pPr>
+      <w:r>
+        <w:rPr>
+          <w:b w:val="0"/>
+        </w:rPr>
+        <w:t xml:space="preserve">Use the worked case for </w:t>
+      </w:r>
+      <w:r>
+        <w:rPr>
+          <w:b/>
+        </w:rPr>
+        <w:t>Learning curve</w:t>
+      </w:r>
+      <w:r>
+        <w:rPr>
+          <w:b w:val="0"/>
+        </w:rPr>
+        <w:t xml:space="preserve">s and </w:t>
+      </w:r>
+      <w:r>
+        <w:rPr>
+          <w:b/>
+        </w:rPr>
         <w:t>variability</w:t>
       </w:r>
       <w:r>
         <w:rPr>
           <w:b w:val="0"/>
         </w:rPr>
-        <w:t xml:space="preserve"> remains. The arrows show which recorded </w:t>
+        <w:t>. Proposed explanation: “A final answer is enough”. Decide whether this explanation is supported.</w:t>
+      </w:r>
+    </w:p>
+    <w:p>
+      <w:pPr>
+        <w:spacing w:line="336" w:lineRule="auto" w:after="180"/>
+      </w:pPr>
+      <w:r>
+        <w:rPr>
+          <w:b w:val="0"/>
+        </w:rPr>
+        <w:t>Point to the step or supplied fact that decides; explain your repair if needed.</w:t>
+      </w:r>
+    </w:p>
+    <w:p>
+      <w:pPr>
+        <w:spacing w:line="336" w:lineRule="auto" w:after="180"/>
+      </w:pPr>
+      <w:r>
+        <w:rPr>
+          <w:b w:val="0"/>
+        </w:rPr>
+        <w:t xml:space="preserve">Expected correction: Ask for the relevant counts, units, procedure or saved record. For this week: Mean(5+7+6)/3=6; </w:t>
       </w:r>
       <w:r>
         <w:rPr>
           <w:b/>
         </w:rPr>
+        <w:t>range</w:t>
+      </w:r>
+      <w:r>
+        <w:rPr>
+          <w:b w:val="0"/>
+        </w:rPr>
+        <w:t xml:space="preserve"> 7-5=2.</w:t>
+      </w:r>
+    </w:p>
+    <w:p>
+      <w:pPr>
+        <w:spacing w:line="336" w:lineRule="auto" w:after="180"/>
+      </w:pPr>
+      <w:r>
+        <w:rPr>
+          <w:b w:val="0"/>
+        </w:rPr>
+        <w:t>Collect explanations, not only yes/no votes. If a misunderstanding is common, re-model the relevant step for the class.</w:t>
+      </w:r>
+    </w:p>
+    <w:p>
+      <w:pPr>
+        <w:spacing w:line="336" w:lineRule="auto" w:after="180"/>
+      </w:pPr>
+      <w:r>
+        <w:rPr>
+          <w:b w:val="0"/>
+        </w:rPr>
+        <w:t>If it affects a few learners, give a short targeted group explanation while others solve a more demanding variation.</w:t>
+      </w:r>
+    </w:p>
+    <w:p>
+      <w:pPr>
+        <w:pStyle w:val="Heading2"/>
+      </w:pPr>
+      <w:r>
+        <w:t>Pictorial question and changed-case reasoning</w:t>
+      </w:r>
+    </w:p>
+    <w:p>
+      <w:pPr>
+        <w:spacing w:line="336" w:lineRule="auto" w:after="180"/>
+      </w:pPr>
+      <w:r>
+        <w:rPr>
+          <w:b w:val="0"/>
+        </w:rPr>
+        <w:t xml:space="preserve">What comparison is valid if the validation set changes between sizes? Point to the relevant step in the picture, then write the changed result and the rule or </w:t>
+      </w:r>
+      <w:r>
+        <w:rPr>
+          <w:b/>
+        </w:rPr>
+        <w:t>evidence</w:t>
+      </w:r>
+      <w:r>
+        <w:rPr>
+          <w:b w:val="0"/>
+        </w:rPr>
+        <w:t xml:space="preserve"> that supports it.</w:t>
+      </w:r>
+    </w:p>
+    <w:p>
+      <w:pPr>
+        <w:spacing w:line="336" w:lineRule="auto" w:after="180"/>
+      </w:pPr>
+      <w:r>
+        <w:rPr>
+          <w:b w:val="0"/>
+        </w:rPr>
+        <w:t xml:space="preserve">The raw change is confounded by changed evaluation cases. Prefer a fixed appropriately reserved validation set and record </w:t>
+      </w:r>
+      <w:r>
+        <w:rPr>
+          <w:b/>
+        </w:rPr>
+        <w:t>repeat</w:t>
+      </w:r>
+      <w:r>
+        <w:rPr>
+          <w:b w:val="0"/>
+        </w:rPr>
+        <w:t>ed-run variation.</w:t>
+      </w:r>
+    </w:p>
+    <w:p>
+      <w:pPr>
+        <w:spacing w:line="336" w:lineRule="auto" w:after="180"/>
+      </w:pPr>
+      <w:r>
+        <w:rPr>
+          <w:b w:val="0"/>
+        </w:rPr>
+        <w:t xml:space="preserve">Changed-case check: Mean remains4; this additional size does not improve the observed mean over20 plants. </w:t>
+      </w:r>
+      <w:r>
+        <w:rPr>
+          <w:b/>
+        </w:rPr>
+        <w:t>Learning curve</w:t>
+      </w:r>
+      <w:r>
+        <w:rPr>
+          <w:b w:val="0"/>
+        </w:rPr>
+        <w:t>s are measured patterns, not a guarantee of improvement at every data size.</w:t>
+      </w:r>
+    </w:p>
+    <w:p>
+      <w:pPr>
+        <w:spacing w:line="336" w:lineRule="auto" w:after="180"/>
+      </w:pPr>
+      <w:r>
+        <w:rPr>
+          <w:b w:val="0"/>
+        </w:rPr>
+        <w:t xml:space="preserve">Changed-case reasoning: Mean remains4; this additional size does not improve the observed mean over20 plants. </w:t>
+      </w:r>
+      <w:r>
+        <w:rPr>
+          <w:b/>
+        </w:rPr>
+        <w:t>Learning curve</w:t>
+      </w:r>
+      <w:r>
+        <w:rPr>
+          <w:b w:val="0"/>
+        </w:rPr>
+        <w:t>s are measured patterns, not a guarantee of improvement at every data size.</w:t>
+      </w:r>
+    </w:p>
+    <w:p>
+      <w:pPr>
+        <w:spacing w:line="336" w:lineRule="auto" w:after="180"/>
+      </w:pPr>
+      <w:r>
+        <w:rPr>
+          <w:b w:val="0"/>
+        </w:rPr>
+        <w:t xml:space="preserve">Collect each learner’s explanation before discussion. Use the first missing connection between </w:t>
+      </w:r>
+      <w:r>
+        <w:rPr>
+          <w:b/>
+        </w:rPr>
         <w:t>input</w:t>
       </w:r>
       <w:r>
         <w:rPr>
           <w:b w:val="0"/>
         </w:rPr>
-        <w:t xml:space="preserve"> or intermediate result each decision uses.</w:t>
+        <w:t xml:space="preserve">, deciding step and result to choose support. This question is worked-case practice, not fresh mastery </w:t>
+      </w:r>
+      <w:r>
+        <w:rPr>
+          <w:b/>
+        </w:rPr>
+        <w:t>evidence</w:t>
+      </w:r>
+      <w:r>
+        <w:rPr>
+          <w:b w:val="0"/>
+        </w:rPr>
+        <w:t>.</w:t>
+      </w:r>
+    </w:p>
+    <w:p>
+      <w:pPr>
+        <w:pStyle w:val="Heading2"/>
+      </w:pPr>
+      <w:r>
+        <w:t>Keep each learner explaining</w:t>
       </w:r>
     </w:p>
     <w:p>
       <w:pPr>
         <w:spacing w:line="336" w:lineRule="auto" w:after="180"/>
-        <w:shd w:fill="F1F6FC"/>
-      </w:pPr>
-      <w:r>
-        <w:rPr>
-          <w:b w:val="0"/>
-        </w:rPr>
-        <w:t>Explain the deciding step aloud before checking the changed case; pointing to the final answer alone does not show how it follows.</w:t>
+      </w:pPr>
+      <w:r>
+        <w:rPr>
+          <w:b w:val="0"/>
+        </w:rPr>
+        <w:t>Ask: Which facts are given, and which would we have to assume? Learners mark relevant details before discussing answers.</w:t>
+      </w:r>
+    </w:p>
+    <w:p>
+      <w:pPr>
+        <w:spacing w:line="336" w:lineRule="auto" w:after="180"/>
+      </w:pPr>
+      <w:r>
+        <w:rPr>
+          <w:b w:val="0"/>
+        </w:rPr>
+        <w:t>Say: Predict first. Show the rule, information path or calculation that would produce the result. A correct guess is not yet an explanation.</w:t>
+      </w:r>
+    </w:p>
+    <w:p>
+      <w:pPr>
+        <w:spacing w:line="336" w:lineRule="auto" w:after="180"/>
+      </w:pPr>
+      <w:r>
+        <w:rPr>
+          <w:b w:val="0"/>
+        </w:rPr>
+        <w:t xml:space="preserve">In pairs, one learner solves while the other checks </w:t>
+      </w:r>
+      <w:r>
+        <w:rPr>
+          <w:b/>
+        </w:rPr>
+        <w:t>evidence</w:t>
+      </w:r>
+      <w:r>
+        <w:rPr>
+          <w:b w:val="0"/>
+        </w:rPr>
+        <w:t>; exchange roles. Remove the worked answer before independent assessment.</w:t>
+      </w:r>
+    </w:p>
+    <w:p>
+      <w:pPr>
+        <w:pStyle w:val="Heading2"/>
+      </w:pPr>
+      <w:r>
+        <w:t>Earlier wording, alternatives and picture transcripts · reference / check after trying</w:t>
+      </w:r>
+    </w:p>
+    <w:p>
+      <w:pPr>
+        <w:spacing w:line="336" w:lineRule="auto" w:after="180"/>
+      </w:pPr>
+      <w:r>
+        <w:rPr>
+          <w:b w:val="0"/>
+        </w:rPr>
+        <w:t>Compact alternative: this two-session sequence covers selected core tasks. Use the three-session weekly plan for the full lesson, independent transfer, feedback and project work; allow extra time for extensions.</w:t>
+      </w:r>
+    </w:p>
+    <w:p>
+      <w:pPr>
+        <w:spacing w:line="336" w:lineRule="auto" w:after="180"/>
+      </w:pPr>
+      <w:r>
+        <w:rPr>
+          <w:b w:val="0"/>
+        </w:rPr>
+        <w:t>Demonstrate and guide practice</w:t>
       </w:r>
     </w:p>
     <w:p>
@@ -2540,7 +3423,123 @@
         <w:pStyle w:val="Heading3"/>
       </w:pPr>
       <w:r>
-        <w:t>What this example does not establish</w:t>
+        <w:t>Board sequence</w:t>
+      </w:r>
+    </w:p>
+    <w:p>
+      <w:pPr>
+        <w:spacing w:line="336" w:lineRule="auto" w:after="180"/>
+      </w:pPr>
+      <w:r>
+        <w:rPr>
+          <w:b w:val="0"/>
+        </w:rPr>
+        <w:t xml:space="preserve">Write the given facts: With20,40,80 </w:t>
+      </w:r>
+      <w:r>
+        <w:rPr>
+          <w:b/>
+        </w:rPr>
+        <w:t>training</w:t>
+      </w:r>
+      <w:r>
+        <w:rPr>
+          <w:b w:val="0"/>
+        </w:rPr>
+        <w:t xml:space="preserve"> leaves, fixed-set validation accuracy is</w:t>
+      </w:r>
+      <w:r>
+        <w:rPr>
+          <w:b/>
+        </w:rPr>
+        <w:t>60%</w:t>
+      </w:r>
+      <w:r>
+        <w:rPr>
+          <w:b w:val="0"/>
+        </w:rPr>
+        <w:t>,</w:t>
+      </w:r>
+      <w:r>
+        <w:rPr>
+          <w:b/>
+        </w:rPr>
+        <w:t>70%</w:t>
+      </w:r>
+      <w:r>
+        <w:rPr>
+          <w:b w:val="0"/>
+        </w:rPr>
+        <w:t>,78%.</w:t>
+      </w:r>
+    </w:p>
+    <w:p>
+      <w:pPr>
+        <w:spacing w:line="336" w:lineRule="auto" w:after="180"/>
+      </w:pPr>
+      <w:r>
+        <w:rPr>
+          <w:b w:val="0"/>
+        </w:rPr>
+        <w:t>Write the question to explain: Interpret the curve and uncertainty.</w:t>
+      </w:r>
+    </w:p>
+    <w:p>
+      <w:pPr>
+        <w:spacing w:line="336" w:lineRule="auto" w:after="180"/>
+      </w:pPr>
+      <w:r>
+        <w:rPr>
+          <w:b w:val="0"/>
+        </w:rPr>
+        <w:t xml:space="preserve">Reveal after </w:t>
+      </w:r>
+      <w:r>
+        <w:rPr>
+          <w:b/>
+        </w:rPr>
+        <w:t>prediction</w:t>
+      </w:r>
+      <w:r>
+        <w:rPr>
+          <w:b w:val="0"/>
+        </w:rPr>
+        <w:t xml:space="preserve">s: These runs improve with more data. Further representative data may help, but gains are not guaranteed. Controlled </w:t>
+      </w:r>
+      <w:r>
+        <w:rPr>
+          <w:b/>
+        </w:rPr>
+        <w:t>repeat</w:t>
+      </w:r>
+      <w:r>
+        <w:rPr>
+          <w:b w:val="0"/>
+        </w:rPr>
+        <w:t xml:space="preserve">s reveal </w:t>
+      </w:r>
+      <w:r>
+        <w:rPr>
+          <w:b/>
+        </w:rPr>
+        <w:t>variability</w:t>
+      </w:r>
+      <w:r>
+        <w:rPr>
+          <w:b w:val="0"/>
+        </w:rPr>
+        <w:t>.</w:t>
+      </w:r>
+    </w:p>
+    <w:p>
+      <w:pPr>
+        <w:spacing w:line="336" w:lineRule="auto" w:after="180"/>
+      </w:pPr>
+      <w:r>
+        <w:rPr>
+          <w:b w:val="0"/>
+        </w:rPr>
+        <w:t>Use the earlier transfer question as additional practice. Reserve the selected fresh12/24-size repeat-count comparison for the first individual attempt and record support used.</w:t>
       </w:r>
     </w:p>
     <w:p>
@@ -2548,466 +3547,18 @@
         <w:pStyle w:val="Heading3"/>
       </w:pPr>
       <w:r>
-        <w:t>Keep the stated limit</w:t>
+        <w:t>Classroom dialogue</w:t>
       </w:r>
     </w:p>
     <w:p>
       <w:pPr>
         <w:spacing w:line="336" w:lineRule="auto" w:after="180"/>
-        <w:shd w:fill="FFF5E6"/>
-      </w:pPr>
-      <w:r>
-        <w:rPr>
-          <w:b w:val="0"/>
-        </w:rPr>
-        <w:t>These toy runs do not establish that data quantity alone caused improvement; collection quality and conditions matter.</w:t>
-      </w:r>
-    </w:p>
-    <w:p>
-      <w:pPr>
-        <w:pStyle w:val="Heading3"/>
-      </w:pPr>
-      <w:r>
-        <w:t>Change one thing in the pictured case</w:t>
-      </w:r>
-    </w:p>
-    <w:p>
-      <w:pPr>
-        <w:pStyle w:val="Heading3"/>
-      </w:pPr>
-      <w:r>
-        <w:t>Change one thing</w:t>
-      </w:r>
-    </w:p>
-    <w:p>
-      <w:pPr>
-        <w:spacing w:line="336" w:lineRule="auto" w:after="180"/>
-        <w:shd w:fill="F5F1FB"/>
-      </w:pPr>
-      <w:r>
-        <w:rPr>
-          <w:b w:val="0"/>
-        </w:rPr>
-        <w:t>Change: A30-plant experiment gives errors [4, 4, 4].</w:t>
-      </w:r>
-    </w:p>
-    <w:p>
-      <w:pPr>
-        <w:pStyle w:val="Heading3"/>
-      </w:pPr>
-      <w:r>
-        <w:t>Predicted result</w:t>
-      </w:r>
-    </w:p>
-    <w:p>
-      <w:pPr>
-        <w:spacing w:line="336" w:lineRule="auto" w:after="180"/>
-        <w:shd w:fill="F1F6FC"/>
-      </w:pPr>
-      <w:r>
-        <w:rPr>
-          <w:b/>
-        </w:rPr>
-        <w:t>Prediction</w:t>
-      </w:r>
-      <w:r>
-        <w:rPr>
-          <w:b w:val="0"/>
-        </w:rPr>
-        <w:t>: Mean remains4; this additional size does not improve the observed mean over20 plants.</w:t>
-      </w:r>
-    </w:p>
-    <w:p>
-      <w:pPr>
-        <w:pStyle w:val="Heading3"/>
-      </w:pPr>
-      <w:r>
-        <w:t>Why the result follows</w:t>
-      </w:r>
-    </w:p>
-    <w:p>
-      <w:pPr>
-        <w:spacing w:line="336" w:lineRule="auto" w:after="180"/>
-        <w:shd w:fill="F1F6FC"/>
-      </w:pPr>
-      <w:r>
-        <w:rPr>
-          <w:b w:val="0"/>
-        </w:rPr>
-        <w:t xml:space="preserve">Reason: </w:t>
-      </w:r>
-      <w:r>
-        <w:rPr>
-          <w:b/>
-        </w:rPr>
-        <w:t>Learning curve</w:t>
-      </w:r>
-      <w:r>
-        <w:rPr>
-          <w:b w:val="0"/>
-        </w:rPr>
-        <w:t>s are measured patterns, not a guarantee of improvement at every data size.</w:t>
-      </w:r>
-    </w:p>
-    <w:p>
-      <w:pPr>
-        <w:pStyle w:val="Heading3"/>
-      </w:pPr>
-      <w:r>
-        <w:t>Ask while showing the picture</w:t>
-      </w:r>
-    </w:p>
-    <w:p>
-      <w:pPr>
-        <w:pStyle w:val="Heading3"/>
-      </w:pPr>
-      <w:r>
-        <w:t>Ask while showing the picture · 3</w:t>
-      </w:r>
-    </w:p>
-    <w:p>
-      <w:pPr>
-        <w:spacing w:line="336" w:lineRule="auto" w:after="180"/>
-      </w:pPr>
-      <w:r>
-        <w:rPr>
-          <w:b w:val="0"/>
-        </w:rPr>
-        <w:t xml:space="preserve">Cover the result. Ask learners to name the </w:t>
-      </w:r>
-      <w:r>
-        <w:rPr>
-          <w:b/>
-        </w:rPr>
-        <w:t>input</w:t>
-      </w:r>
-      <w:r>
-        <w:rPr>
-          <w:b w:val="0"/>
-        </w:rPr>
-        <w:t xml:space="preserve">s and predict the next step. Uncover one step, connect the icon to the actual procedure, and explain its </w:t>
-      </w:r>
-      <w:r>
-        <w:rPr>
-          <w:b/>
-        </w:rPr>
-        <w:t>evidence</w:t>
-      </w:r>
-      <w:r>
-        <w:rPr>
-          <w:b w:val="0"/>
-        </w:rPr>
-        <w:t>. Then change the supplied condition and compare.</w:t>
-      </w:r>
-    </w:p>
-    <w:p>
-      <w:pPr>
-        <w:spacing w:line="336" w:lineRule="auto" w:after="180"/>
-      </w:pPr>
-      <w:r>
-        <w:rPr>
-          <w:b w:val="0"/>
-        </w:rPr>
-        <w:t>The picture is a representation; it does not document execution of a real AI model.</w:t>
-      </w:r>
-    </w:p>
-    <w:p>
-      <w:pPr>
-        <w:pStyle w:val="Heading1"/>
-      </w:pPr>
-      <w:r>
-        <w:t>03. Demonstrate and guide practice</w:t>
-      </w:r>
-    </w:p>
-    <w:p>
-      <w:r>
-        <w:t>Demonstrate Learning Curves, reduce support deliberately and check individual reasoning before discussing answers.</w:t>
-      </w:r>
-    </w:p>
-    <w:p>
-      <w:pPr>
-        <w:pStyle w:val="Heading3"/>
-      </w:pPr>
-      <w:r>
-        <w:t>Choose the pacing route</w:t>
-      </w:r>
-    </w:p>
-    <w:p>
-      <w:pPr>
-        <w:spacing w:line="336" w:lineRule="auto" w:after="180"/>
-        <w:shd w:fill="F1F6F8"/>
-      </w:pPr>
-      <w:r>
-        <w:rPr>
-          <w:b w:val="0"/>
-        </w:rPr>
-        <w:t>Compact alternative: this two-session sequence covers selected core tasks. Use the three-session weekly plan for the full lesson, independent transfer, feedback and project work; allow extra time for extensions.</w:t>
-      </w:r>
-    </w:p>
-    <w:p>
-      <w:pPr>
-        <w:pStyle w:val="Heading3"/>
-      </w:pPr>
-      <w:r>
-        <w:t>Board sequence</w:t>
-      </w:r>
-    </w:p>
-    <w:p>
-      <w:pPr>
-        <w:pStyle w:val="Heading3"/>
-      </w:pPr>
-      <w:r>
-        <w:t>1. Put the facts on the board</w:t>
-      </w:r>
-    </w:p>
-    <w:p>
-      <w:pPr>
-        <w:spacing w:line="336" w:lineRule="auto" w:after="180"/>
-        <w:shd w:fill="F4F9FC"/>
-      </w:pPr>
-      <w:r>
-        <w:rPr>
-          <w:b w:val="0"/>
-        </w:rPr>
-        <w:t xml:space="preserve">Write the given facts: With20,40,80 </w:t>
-      </w:r>
-      <w:r>
-        <w:rPr>
-          <w:b/>
-        </w:rPr>
-        <w:t>training</w:t>
-      </w:r>
-      <w:r>
-        <w:rPr>
-          <w:b w:val="0"/>
-        </w:rPr>
-        <w:t xml:space="preserve"> leaves, fixed-set validation accuracy is</w:t>
-      </w:r>
-      <w:r>
-        <w:rPr>
-          <w:b/>
-        </w:rPr>
-        <w:t>60%</w:t>
-      </w:r>
-      <w:r>
-        <w:rPr>
-          <w:b w:val="0"/>
-        </w:rPr>
-        <w:t>,</w:t>
-      </w:r>
-      <w:r>
-        <w:rPr>
-          <w:b/>
-        </w:rPr>
-        <w:t>70%</w:t>
-      </w:r>
-      <w:r>
-        <w:rPr>
-          <w:b w:val="0"/>
-        </w:rPr>
-        <w:t>,78%.</w:t>
-      </w:r>
-    </w:p>
-    <w:p>
-      <w:pPr>
-        <w:pStyle w:val="Heading3"/>
-      </w:pPr>
-      <w:r>
-        <w:t>2. State the decision to explain</w:t>
-      </w:r>
-    </w:p>
-    <w:p>
-      <w:pPr>
-        <w:spacing w:line="336" w:lineRule="auto" w:after="180"/>
-        <w:shd w:fill="F4F9FC"/>
-      </w:pPr>
-      <w:r>
-        <w:rPr>
-          <w:b w:val="0"/>
-        </w:rPr>
-        <w:t>Write the question to explain: Interpret the curve and uncertainty.</w:t>
-      </w:r>
-    </w:p>
-    <w:p>
-      <w:pPr>
-        <w:pStyle w:val="Heading3"/>
-      </w:pPr>
-      <w:r>
-        <w:t>3. Reveal the worked reasoning</w:t>
-      </w:r>
-    </w:p>
-    <w:p>
-      <w:pPr>
-        <w:spacing w:line="336" w:lineRule="auto" w:after="180"/>
-        <w:shd w:fill="F1F6FC"/>
-      </w:pPr>
-      <w:r>
-        <w:rPr>
-          <w:b w:val="0"/>
-        </w:rPr>
-        <w:t xml:space="preserve">Reveal after </w:t>
-      </w:r>
-      <w:r>
-        <w:rPr>
-          <w:b/>
-        </w:rPr>
-        <w:t>prediction</w:t>
-      </w:r>
-      <w:r>
-        <w:rPr>
-          <w:b w:val="0"/>
-        </w:rPr>
-        <w:t xml:space="preserve">s: These runs improve with more data. Further representative data may help, but gains are not guaranteed. Controlled </w:t>
-      </w:r>
-      <w:r>
-        <w:rPr>
-          <w:b/>
-        </w:rPr>
-        <w:t>repeat</w:t>
-      </w:r>
-      <w:r>
-        <w:rPr>
-          <w:b w:val="0"/>
-        </w:rPr>
-        <w:t xml:space="preserve">s reveal </w:t>
-      </w:r>
-      <w:r>
-        <w:rPr>
-          <w:b/>
-        </w:rPr>
-        <w:t>variability</w:t>
-      </w:r>
-      <w:r>
-        <w:rPr>
-          <w:b w:val="0"/>
-        </w:rPr>
-        <w:t>.</w:t>
-      </w:r>
-    </w:p>
-    <w:p>
-      <w:pPr>
-        <w:pStyle w:val="Heading3"/>
-      </w:pPr>
-      <w:r>
-        <w:t>Hold back the independent task</w:t>
-      </w:r>
-    </w:p>
-    <w:p>
-      <w:pPr>
-        <w:spacing w:line="336" w:lineRule="auto" w:after="180"/>
-        <w:shd w:fill="F5F1FB"/>
-      </w:pPr>
-      <w:r>
-        <w:rPr>
-          <w:b w:val="0"/>
-        </w:rPr>
-        <w:t xml:space="preserve">Keep for an independent attempt: As </w:t>
-      </w:r>
-      <w:r>
-        <w:rPr>
-          <w:b/>
-        </w:rPr>
-        <w:t>training</w:t>
-      </w:r>
-      <w:r>
-        <w:rPr>
-          <w:b w:val="0"/>
-        </w:rPr>
-        <w:t xml:space="preserve"> examples grow from 50 to 100 to 200, validation accuracy is </w:t>
-      </w:r>
-      <w:r>
-        <w:rPr>
-          <w:b/>
-        </w:rPr>
-        <w:t>60%</w:t>
-      </w:r>
-      <w:r>
-        <w:rPr>
-          <w:b w:val="0"/>
-        </w:rPr>
-        <w:t>, 72%, 78%. What does the curve suggest, and what does it not guarantee?</w:t>
-      </w:r>
-    </w:p>
-    <w:p>
-      <w:pPr>
-        <w:pStyle w:val="Heading3"/>
-      </w:pPr>
-      <w:r>
-        <w:t>Classroom dialogue</w:t>
-      </w:r>
-    </w:p>
-    <w:p>
-      <w:pPr>
-        <w:pStyle w:val="Heading3"/>
-      </w:pPr>
-      <w:r>
-        <w:t>Ask the class</w:t>
-      </w:r>
-    </w:p>
-    <w:p>
-      <w:pPr>
-        <w:spacing w:line="336" w:lineRule="auto" w:after="180"/>
-        <w:shd w:fill="F5F1FB"/>
-      </w:pPr>
-      <w:r>
-        <w:rPr>
-          <w:b w:val="0"/>
-        </w:rPr>
-        <w:t>Ask: Which facts are given, and which would we have to assume? Learners mark relevant details before discussing answers.</w:t>
-      </w:r>
-    </w:p>
-    <w:p>
-      <w:pPr>
-        <w:pStyle w:val="Heading3"/>
-      </w:pPr>
-      <w:r>
-        <w:t>Language to model</w:t>
-      </w:r>
-    </w:p>
-    <w:p>
-      <w:pPr>
-        <w:spacing w:line="336" w:lineRule="auto" w:after="180"/>
-        <w:shd w:fill="F1F6F8"/>
-      </w:pPr>
-      <w:r>
-        <w:rPr>
-          <w:b w:val="0"/>
-        </w:rPr>
-        <w:t>Say: Predict first. Show the rule, information path or calculation that would produce the result. A correct guess is not yet an explanation.</w:t>
-      </w:r>
-    </w:p>
-    <w:p>
-      <w:pPr>
-        <w:spacing w:line="336" w:lineRule="auto" w:after="180"/>
       </w:pPr>
       <w:r>
         <w:rPr>
           <w:b w:val="0"/>
         </w:rPr>
         <w:t>Reveal reasoning one step at a time. Explain why a tempting alternative fails. Write units and denominators for arithmetic, trace conditions for decisions, and identify supporting sources for claims.</w:t>
-      </w:r>
-    </w:p>
-    <w:p>
-      <w:pPr>
-        <w:spacing w:line="336" w:lineRule="auto" w:after="180"/>
-      </w:pPr>
-      <w:r>
-        <w:rPr>
-          <w:b w:val="0"/>
-        </w:rPr>
-        <w:t xml:space="preserve">In pairs, one learner solves while the other checks </w:t>
-      </w:r>
-      <w:r>
-        <w:rPr>
-          <w:b/>
-        </w:rPr>
-        <w:t>evidence</w:t>
-      </w:r>
-      <w:r>
-        <w:rPr>
-          <w:b w:val="0"/>
-        </w:rPr>
-        <w:t>; exchange roles. Remove the worked answer before independent assessment.</w:t>
       </w:r>
     </w:p>
     <w:p>
@@ -3297,474 +3848,122 @@
         <w:pStyle w:val="Heading3"/>
       </w:pPr>
       <w:r>
-        <w:t>Completion practice</w:t>
+        <w:t>Individual reasoning check</w:t>
+      </w:r>
+    </w:p>
+    <w:p>
+      <w:pPr>
+        <w:pStyle w:val="Heading3"/>
+      </w:pPr>
+      <w:r>
+        <w:t>Pictorial practice question</w:t>
+      </w:r>
+    </w:p>
+    <w:p>
+      <w:pPr>
+        <w:pStyle w:val="Heading3"/>
+      </w:pPr>
+      <w:r>
+        <w:t>Reasoned teacher answer</w:t>
+      </w:r>
+    </w:p>
+    <w:p>
+      <w:pPr>
+        <w:pStyle w:val="Heading1"/>
+      </w:pPr>
+      <w:r>
+        <w:t>04. Run the complete supplied investigation</w:t>
+      </w:r>
+    </w:p>
+    <w:p>
+      <w:r>
+        <w:t>Keep predictions, observed or supplied outcomes and unmeasured cases separate.</w:t>
+      </w:r>
+    </w:p>
+    <w:p>
+      <w:pPr>
+        <w:pStyle w:val="Heading2"/>
+      </w:pPr>
+      <w:r>
+        <w:t>Supplied inputs and checked guidance</w:t>
       </w:r>
     </w:p>
     <w:p>
       <w:pPr>
         <w:spacing w:line="336" w:lineRule="auto" w:after="180"/>
-        <w:shd w:fill="F5F1FB"/>
-      </w:pPr>
-      <w:r>
-        <w:rPr>
-          <w:b w:val="0"/>
-        </w:rPr>
-        <w:t xml:space="preserve">Completion task: Why can </w:t>
-      </w:r>
-      <w:r>
-        <w:rPr>
-          <w:b/>
-        </w:rPr>
-        <w:t>training</w:t>
-      </w:r>
-      <w:r>
-        <w:rPr>
-          <w:b w:val="0"/>
-        </w:rPr>
-        <w:t xml:space="preserve"> error rise while validation error falls?</w:t>
-      </w:r>
-    </w:p>
-    <w:p>
-      <w:pPr>
-        <w:pStyle w:val="Heading3"/>
-      </w:pPr>
-      <w:r>
-        <w:t>Reasoning to listen for</w:t>
+      </w:pPr>
+      <w:r>
+        <w:rPr>
+          <w:b w:val="0"/>
+        </w:rPr>
+        <w:t>ClinicP:close/highrelative 3 cmreference suggests fit/features/labels check; Q:largegap needs source audit and one simplicity test; R:observed improvement supports a planned larger representative-data condition without a guarantee. Supplied summaries do not rerun model fitting. Independent[6, 8, 7]mean 7 range2; [4, 7, 7]mean 6 range3.</w:t>
       </w:r>
     </w:p>
     <w:p>
       <w:pPr>
         <w:spacing w:line="336" w:lineRule="auto" w:after="180"/>
-        <w:shd w:fill="F1F6FC"/>
-      </w:pPr>
-      <w:r>
-        <w:rPr>
-          <w:b w:val="0"/>
-        </w:rPr>
-        <w:t xml:space="preserve">Teacher check: Teacher explanation: More varied </w:t>
-      </w:r>
-      <w:r>
-        <w:rPr>
-          <w:b/>
-        </w:rPr>
-        <w:t>training</w:t>
-      </w:r>
-      <w:r>
-        <w:rPr>
-          <w:b w:val="0"/>
-        </w:rPr>
-        <w:t xml:space="preserve"> cases may be harder to fit exactly while giving a pattern that generalizes better.</w:t>
-      </w:r>
-    </w:p>
-    <w:p>
-      <w:pPr>
-        <w:spacing w:line="336" w:lineRule="auto" w:after="180"/>
-      </w:pPr>
-      <w:r>
-        <w:rPr>
-          <w:b w:val="0"/>
-        </w:rPr>
-        <w:t xml:space="preserve">Start by identifying the given </w:t>
-      </w:r>
-      <w:r>
-        <w:rPr>
-          <w:b/>
-        </w:rPr>
-        <w:t>input</w:t>
-      </w:r>
-      <w:r>
-        <w:rPr>
-          <w:b w:val="0"/>
-        </w:rPr>
-        <w:t>s together. Leave the intermediate steps blank. If needed, model one step, then withdraw that help on the next step. Move to a full trace only when the partial trace is understood.</w:t>
-      </w:r>
-    </w:p>
-    <w:p>
-      <w:pPr>
-        <w:spacing w:line="336" w:lineRule="auto" w:after="180"/>
-      </w:pPr>
-      <w:r>
-        <w:rPr>
-          <w:b w:val="0"/>
-        </w:rPr>
-        <w:t>For partners, alternate explainer and checker; collect a response from every learner before discussion.</w:t>
-      </w:r>
-    </w:p>
-    <w:p>
-      <w:pPr>
-        <w:pStyle w:val="Heading3"/>
-      </w:pPr>
-      <w:r>
-        <w:t>Individual reasoning check</w:t>
-      </w:r>
-    </w:p>
-    <w:p>
-      <w:pPr>
-        <w:spacing w:line="336" w:lineRule="auto" w:after="180"/>
-      </w:pPr>
-      <w:r>
-        <w:rPr>
-          <w:b w:val="0"/>
-        </w:rPr>
-        <w:t xml:space="preserve">Use the worked case for </w:t>
-      </w:r>
-      <w:r>
-        <w:rPr>
-          <w:b/>
-        </w:rPr>
-        <w:t>Learning curve</w:t>
-      </w:r>
-      <w:r>
-        <w:rPr>
-          <w:b w:val="0"/>
-        </w:rPr>
-        <w:t xml:space="preserve">s and </w:t>
-      </w:r>
-      <w:r>
-        <w:rPr>
-          <w:b/>
-        </w:rPr>
-        <w:t>variability</w:t>
-      </w:r>
-      <w:r>
-        <w:rPr>
-          <w:b w:val="0"/>
-        </w:rPr>
-        <w:t>. Proposed explanation: “A final answer is enough”. Decide whether this explanation is supported.</w:t>
-      </w:r>
-    </w:p>
-    <w:p>
-      <w:pPr>
-        <w:spacing w:line="336" w:lineRule="auto" w:after="180"/>
-      </w:pPr>
-      <w:r>
-        <w:rPr>
-          <w:b w:val="0"/>
-        </w:rPr>
-        <w:t>Point to the step or supplied fact that decides; explain your repair if needed.</w:t>
-      </w:r>
-    </w:p>
-    <w:p>
-      <w:pPr>
-        <w:pStyle w:val="Heading3"/>
-      </w:pPr>
-      <w:r>
-        <w:t>Expected repair</w:t>
-      </w:r>
-    </w:p>
-    <w:p>
-      <w:pPr>
-        <w:spacing w:line="336" w:lineRule="auto" w:after="180"/>
-        <w:shd w:fill="F1F6FC"/>
-      </w:pPr>
-      <w:r>
-        <w:rPr>
-          <w:b w:val="0"/>
-        </w:rPr>
-        <w:t xml:space="preserve">Expected correction: Ask for the relevant counts, units, procedure or saved record. For this week: Mean(5+7+6)/3=6; </w:t>
-      </w:r>
-      <w:r>
-        <w:rPr>
-          <w:b/>
-        </w:rPr>
-        <w:t>range</w:t>
-      </w:r>
-      <w:r>
-        <w:rPr>
-          <w:b w:val="0"/>
-        </w:rPr>
-        <w:t xml:space="preserve"> 7-5=2.</w:t>
-      </w:r>
-    </w:p>
-    <w:p>
-      <w:pPr>
-        <w:spacing w:line="336" w:lineRule="auto" w:after="180"/>
-      </w:pPr>
-      <w:r>
-        <w:rPr>
-          <w:b w:val="0"/>
-        </w:rPr>
-        <w:t>Collect explanations, not only yes/no votes. If a misunderstanding is common, re-model the relevant step for the class.</w:t>
-      </w:r>
-    </w:p>
-    <w:p>
-      <w:pPr>
-        <w:spacing w:line="336" w:lineRule="auto" w:after="180"/>
-      </w:pPr>
-      <w:r>
-        <w:rPr>
-          <w:b w:val="0"/>
-        </w:rPr>
-        <w:t>If it affects a few learners, give a short targeted group explanation while others solve a more demanding variation.</w:t>
-      </w:r>
-    </w:p>
-    <w:p>
-      <w:pPr>
-        <w:pStyle w:val="Heading3"/>
-      </w:pPr>
-      <w:r>
-        <w:t>Pictorial practice question</w:t>
-      </w:r>
-    </w:p>
-    <w:p>
-      <w:pPr>
-        <w:spacing w:line="336" w:lineRule="auto" w:after="180"/>
-      </w:pPr>
-      <w:r>
-        <w:rPr>
-          <w:b w:val="0"/>
-        </w:rPr>
-        <w:t xml:space="preserve">What comparison is valid if the validation set changes between sizes? Point to the relevant step in the picture, then write the changed result and the rule or </w:t>
-      </w:r>
-      <w:r>
-        <w:rPr>
-          <w:b/>
-        </w:rPr>
-        <w:t>evidence</w:t>
-      </w:r>
-      <w:r>
-        <w:rPr>
-          <w:b w:val="0"/>
-        </w:rPr>
-        <w:t xml:space="preserve"> that supports it.</w:t>
-      </w:r>
-    </w:p>
-    <w:p>
-      <w:pPr>
-        <w:pStyle w:val="Heading3"/>
-      </w:pPr>
-      <w:r>
-        <w:t>Reasoned teacher answer</w:t>
-      </w:r>
-    </w:p>
-    <w:p>
-      <w:pPr>
-        <w:spacing w:line="336" w:lineRule="auto" w:after="180"/>
-      </w:pPr>
-      <w:r>
-        <w:rPr>
-          <w:b w:val="0"/>
-        </w:rPr>
-        <w:t xml:space="preserve">The raw change is confounded by changed evaluation cases. Prefer a fixed appropriately reserved validation set and record </w:t>
-      </w:r>
-      <w:r>
-        <w:rPr>
-          <w:b/>
-        </w:rPr>
-        <w:t>repeat</w:t>
-      </w:r>
-      <w:r>
-        <w:rPr>
-          <w:b w:val="0"/>
-        </w:rPr>
-        <w:t>ed-run variation.</w:t>
-      </w:r>
-    </w:p>
-    <w:p>
-      <w:pPr>
-        <w:spacing w:line="336" w:lineRule="auto" w:after="180"/>
-      </w:pPr>
-      <w:r>
-        <w:rPr>
-          <w:b w:val="0"/>
-        </w:rPr>
-        <w:t xml:space="preserve">Changed-case check: Mean remains4; this additional size does not improve the observed mean over20 plants. </w:t>
-      </w:r>
-      <w:r>
-        <w:rPr>
-          <w:b/>
-        </w:rPr>
-        <w:t>Learning curve</w:t>
-      </w:r>
-      <w:r>
-        <w:rPr>
-          <w:b w:val="0"/>
-        </w:rPr>
-        <w:t>s are measured patterns, not a guarantee of improvement at every data size.</w:t>
-      </w:r>
-    </w:p>
-    <w:p>
-      <w:pPr>
-        <w:spacing w:line="336" w:lineRule="auto" w:after="180"/>
-      </w:pPr>
-      <w:r>
-        <w:rPr>
-          <w:b w:val="0"/>
-        </w:rPr>
-        <w:t xml:space="preserve">Changed-case reasoning: Mean remains4; this additional size does not improve the observed mean over20 plants. </w:t>
-      </w:r>
-      <w:r>
-        <w:rPr>
-          <w:b/>
-        </w:rPr>
-        <w:t>Learning curve</w:t>
-      </w:r>
-      <w:r>
-        <w:rPr>
-          <w:b w:val="0"/>
-        </w:rPr>
-        <w:t>s are measured patterns, not a guarantee of improvement at every data size.</w:t>
-      </w:r>
-    </w:p>
-    <w:p>
-      <w:pPr>
-        <w:spacing w:line="336" w:lineRule="auto" w:after="180"/>
-      </w:pPr>
-      <w:r>
-        <w:rPr>
-          <w:b w:val="0"/>
-        </w:rPr>
-        <w:t xml:space="preserve">Collect each learner’s explanation before discussion. Use the first missing connection between </w:t>
-      </w:r>
-      <w:r>
-        <w:rPr>
-          <w:b/>
-        </w:rPr>
-        <w:t>input</w:t>
-      </w:r>
-      <w:r>
-        <w:rPr>
-          <w:b w:val="0"/>
-        </w:rPr>
-        <w:t xml:space="preserve">, deciding step and result to choose support. This question is worked-case practice, not fresh mastery </w:t>
-      </w:r>
-      <w:r>
-        <w:rPr>
-          <w:b/>
-        </w:rPr>
-        <w:t>evidence</w:t>
-      </w:r>
-      <w:r>
-        <w:rPr>
-          <w:b w:val="0"/>
-        </w:rPr>
-        <w:t>.</w:t>
-      </w:r>
-    </w:p>
-    <w:p>
-      <w:pPr>
-        <w:pStyle w:val="Heading1"/>
-      </w:pPr>
-      <w:r>
-        <w:t>04. Run the weekly evidence lab</w:t>
-      </w:r>
-    </w:p>
-    <w:p>
-      <w:r>
-        <w:t>Run the Learning Curves investigation and use the first unsupported step to choose a teaching response.</w:t>
-      </w:r>
-    </w:p>
-    <w:p>
-      <w:pPr>
-        <w:spacing w:line="336" w:lineRule="auto" w:after="180"/>
-      </w:pPr>
-      <w:r>
-        <w:rPr>
-          <w:b w:val="0"/>
-        </w:rPr>
-        <w:t>Keep the test conditions fixed, record every result, and change only one planned factor.</w:t>
-      </w:r>
-    </w:p>
-    <w:p>
-      <w:pPr>
-        <w:spacing w:line="336" w:lineRule="auto" w:after="180"/>
-        <w:shd w:fill="F4F9FC"/>
-      </w:pPr>
-      <w:r>
-        <w:rPr>
-          <w:b w:val="0"/>
-        </w:rPr>
-        <w:t xml:space="preserve">1. Write the hypothesis and expected </w:t>
-      </w:r>
-      <w:r>
-        <w:rPr>
-          <w:b/>
-        </w:rPr>
-        <w:t>evidence</w:t>
-      </w:r>
-      <w:r>
-        <w:rPr>
-          <w:b w:val="0"/>
-        </w:rPr>
-        <w:t xml:space="preserve"> before running.</w:t>
-      </w:r>
-    </w:p>
-    <w:p>
-      <w:pPr>
-        <w:spacing w:line="336" w:lineRule="auto" w:after="180"/>
-        <w:shd w:fill="F4F9FC"/>
-      </w:pPr>
-      <w:r>
-        <w:rPr>
-          <w:b w:val="0"/>
-        </w:rPr>
+      </w:pPr>
+      <w:r>
+        <w:rPr>
+          <w:b w:val="0"/>
+        </w:rPr>
+        <w:t>Mean improves 1 errorcount while observed spread grows; validation denominator is not supplied, so no accuracy percentage. Retain all declared results and protocol changes.</w:t>
+      </w:r>
+    </w:p>
+    <w:p>
+      <w:pPr>
+        <w:pStyle w:val="Heading2"/>
+      </w:pPr>
+      <w:r>
+        <w:t>Predict, investigate and record</w:t>
+      </w:r>
+    </w:p>
+    <w:p>
+      <w:pPr>
+        <w:pStyle w:val="ListNumber"/>
+      </w:pPr>
+      <w:r>
+        <w:t>1. Write the hypothesis and expected evidence before running.</w:t>
+      </w:r>
+    </w:p>
+    <w:p>
+      <w:pPr>
+        <w:pStyle w:val="ListNumber"/>
+      </w:pPr>
+      <w:r>
         <w:t>2. Curve Clinic: match three graphs to diagnoses, challenge each diagnosis, and propose the smallest informative experiment.</w:t>
       </w:r>
     </w:p>
     <w:p>
       <w:pPr>
-        <w:spacing w:line="336" w:lineRule="auto" w:after="180"/>
-        <w:shd w:fill="F4F9FC"/>
-      </w:pPr>
-      <w:r>
-        <w:rPr>
-          <w:b w:val="0"/>
-        </w:rPr>
+        <w:pStyle w:val="ListNumber"/>
+      </w:pPr>
+      <w:r>
         <w:t>3. Run one normal, one boundary, one missing, and one shifted case.</w:t>
       </w:r>
     </w:p>
     <w:p>
       <w:pPr>
-        <w:spacing w:line="336" w:lineRule="auto" w:after="180"/>
-        <w:shd w:fill="F4F9FC"/>
-      </w:pPr>
-      <w:r>
-        <w:rPr>
-          <w:b w:val="0"/>
-        </w:rPr>
+        <w:pStyle w:val="ListNumber"/>
+      </w:pPr>
+      <w:r>
         <w:t>4. Calculate the metric from raw counts or row-level errors.</w:t>
       </w:r>
     </w:p>
     <w:p>
       <w:pPr>
-        <w:spacing w:line="336" w:lineRule="auto" w:after="180"/>
-        <w:shd w:fill="F4F9FC"/>
-      </w:pPr>
-      <w:r>
-        <w:rPr>
-          <w:b w:val="0"/>
-        </w:rPr>
+        <w:pStyle w:val="ListNumber"/>
+      </w:pPr>
+      <w:r>
         <w:t>5. Interpret what changed, what did not, and what remains unsafe or unknown.</w:t>
       </w:r>
     </w:p>
     <w:p>
       <w:pPr>
-        <w:pStyle w:val="Heading3"/>
-      </w:pPr>
-      <w:r>
-        <w:t>Make the lab runnable</w:t>
-      </w:r>
-    </w:p>
-    <w:p>
-      <w:pPr>
-        <w:spacing w:line="336" w:lineRule="auto" w:after="180"/>
-      </w:pPr>
-      <w:r>
-        <w:rPr>
-          <w:b w:val="0"/>
-        </w:rPr>
-        <w:t>Use the concrete case as the shared normal case and the independent question as a second case. Each pair creates a boundary or missing-information case and predicts its result before testing.</w:t>
-      </w:r>
-    </w:p>
-    <w:p>
-      <w:pPr>
-        <w:spacing w:line="336" w:lineRule="auto" w:after="180"/>
-      </w:pPr>
-      <w:r>
-        <w:rPr>
-          <w:b w:val="0"/>
-        </w:rPr>
-        <w:t>Keep the expected result separate from an observed mistake.</w:t>
+        <w:pStyle w:val="Heading2"/>
+      </w:pPr>
+      <w:r>
+        <w:t>Keep the experiment ledger</w:t>
       </w:r>
     </w:p>
     <w:tbl>
@@ -3915,10 +4114,10 @@
     </w:tbl>
     <w:p>
       <w:pPr>
-        <w:pStyle w:val="Heading3"/>
-      </w:pPr>
-      <w:r>
-        <w:t>Diagnose and reteach</w:t>
+        <w:pStyle w:val="Heading2"/>
+      </w:pPr>
+      <w:r>
+        <w:t>Diagnose the current misconceptions</w:t>
       </w:r>
     </w:p>
     <w:p>
@@ -3929,19 +4128,19 @@
         <w:rPr>
           <w:b w:val="0"/>
         </w:rPr>
-        <w:t xml:space="preserve">MISCONCEPTION TO REPAIR Every </w:t>
+        <w:t xml:space="preserve">A final answer is enough: Ask for the relevant counts, units, procedure or saved record. For this week: Mean(5+7+6)/3=6; </w:t>
       </w:r>
       <w:r>
         <w:rPr>
           <w:b/>
         </w:rPr>
-        <w:t>learning curve</w:t>
-      </w:r>
-      <w:r>
-        <w:rPr>
-          <w:b w:val="0"/>
-        </w:rPr>
-        <w:t xml:space="preserve"> that rises proves more data will solve the problem.</w:t>
+        <w:t>range</w:t>
+      </w:r>
+      <w:r>
+        <w:rPr>
+          <w:b w:val="0"/>
+        </w:rPr>
+        <w:t xml:space="preserve"> 7-5=2.</w:t>
       </w:r>
     </w:p>
     <w:p>
@@ -3952,7 +4151,19 @@
         <w:rPr>
           <w:b w:val="0"/>
         </w:rPr>
-        <w:t>For guessing, return to given facts and request a trace. For vocabulary without application, use one example and one non-example. For arithmetic errors, check the setup before the calculation.</w:t>
+        <w:t xml:space="preserve">A stronger claim makes a stronger project: It only describes the smallest and largest observed </w:t>
+      </w:r>
+      <w:r>
+        <w:rPr>
+          <w:b/>
+        </w:rPr>
+        <w:t>repeat</w:t>
+      </w:r>
+      <w:r>
+        <w:rPr>
+          <w:b w:val="0"/>
+        </w:rPr>
+        <w:t>s; no coverage-probability calculation or independent-sampling argument was supplied.</w:t>
       </w:r>
     </w:p>
     <w:p>
@@ -3963,15 +4174,31 @@
         <w:rPr>
           <w:b w:val="0"/>
         </w:rPr>
-        <w:t>Finish with a different uncoached case before recording mastery.</w:t>
-      </w:r>
-    </w:p>
-    <w:p>
-      <w:pPr>
-        <w:pStyle w:val="Heading3"/>
-      </w:pPr>
-      <w:r>
-        <w:t>Address these additional misconceptions</w:t>
+        <w:t xml:space="preserve">The new case can be copied from the example: The independent task changes the </w:t>
+      </w:r>
+      <w:r>
+        <w:rPr>
+          <w:b/>
+        </w:rPr>
+        <w:t>evidence</w:t>
+      </w:r>
+      <w:r>
+        <w:rPr>
+          <w:b w:val="0"/>
+        </w:rPr>
+        <w:t xml:space="preserve">. Require a fresh explanation: Means 7 and 6; </w:t>
+      </w:r>
+      <w:r>
+        <w:rPr>
+          <w:b/>
+        </w:rPr>
+        <w:t>range</w:t>
+      </w:r>
+      <w:r>
+        <w:rPr>
+          <w:b w:val="0"/>
+        </w:rPr>
+        <w:t>s 2 and 3.</w:t>
       </w:r>
     </w:p>
     <w:p>
@@ -3982,108 +4209,27 @@
         <w:rPr>
           <w:b w:val="0"/>
         </w:rPr>
-        <w:t xml:space="preserve">A final answer is enough: Ask for the relevant counts, units, procedure or saved record. For this week: Mean(5+7+6)/3=6; </w:t>
+        <w:t xml:space="preserve">The larger condition improves the mean by 1 but has greater observed spread in these three </w:t>
       </w:r>
       <w:r>
         <w:rPr>
           <w:b/>
         </w:rPr>
-        <w:t>range</w:t>
-      </w:r>
-      <w:r>
-        <w:rPr>
-          <w:b w:val="0"/>
-        </w:rPr>
-        <w:t xml:space="preserve"> 7-5=2.</w:t>
-      </w:r>
-    </w:p>
-    <w:p>
-      <w:pPr>
-        <w:spacing w:line="336" w:lineRule="auto" w:after="180"/>
-      </w:pPr>
-      <w:r>
-        <w:rPr>
-          <w:b w:val="0"/>
-        </w:rPr>
-        <w:t xml:space="preserve">A stronger claim makes a stronger project: It only describes the smallest and largest observed </w:t>
-      </w:r>
-      <w:r>
-        <w:rPr>
-          <w:b/>
-        </w:rPr>
         <w:t>repeat</w:t>
       </w:r>
       <w:r>
         <w:rPr>
           <w:b w:val="0"/>
         </w:rPr>
-        <w:t>s; no coverage-probability calculation or independent-sampling argument was supplied.</w:t>
-      </w:r>
-    </w:p>
-    <w:p>
-      <w:pPr>
-        <w:spacing w:line="336" w:lineRule="auto" w:after="180"/>
-      </w:pPr>
-      <w:r>
-        <w:rPr>
-          <w:b w:val="0"/>
-        </w:rPr>
-        <w:t xml:space="preserve">The new case can be copied from the example: The independent task changes the </w:t>
-      </w:r>
-      <w:r>
-        <w:rPr>
-          <w:b/>
-        </w:rPr>
-        <w:t>evidence</w:t>
-      </w:r>
-      <w:r>
-        <w:rPr>
-          <w:b w:val="0"/>
-        </w:rPr>
-        <w:t xml:space="preserve">. Require a fresh explanation: Means 7 and 6; </w:t>
-      </w:r>
-      <w:r>
-        <w:rPr>
-          <w:b/>
-        </w:rPr>
-        <w:t>range</w:t>
-      </w:r>
-      <w:r>
-        <w:rPr>
-          <w:b w:val="0"/>
-        </w:rPr>
-        <w:t>s 2 and 3.</w:t>
-      </w:r>
-    </w:p>
-    <w:p>
-      <w:pPr>
-        <w:spacing w:line="336" w:lineRule="auto" w:after="180"/>
-      </w:pPr>
-      <w:r>
-        <w:rPr>
-          <w:b w:val="0"/>
-        </w:rPr>
-        <w:t xml:space="preserve">The larger condition improves the mean by 1 but has greater observed spread in these three </w:t>
-      </w:r>
-      <w:r>
-        <w:rPr>
-          <w:b/>
-        </w:rPr>
-        <w:t>repeat</w:t>
-      </w:r>
-      <w:r>
-        <w:rPr>
-          <w:b w:val="0"/>
-        </w:rPr>
         <w:t>s.</w:t>
       </w:r>
     </w:p>
     <w:p>
       <w:pPr>
-        <w:pStyle w:val="Heading3"/>
-      </w:pPr>
-      <w:r>
-        <w:t>Match the support to the first error</w:t>
+        <w:pStyle w:val="Heading2"/>
+      </w:pPr>
+      <w:r>
+        <w:t>Choose accessible support</w:t>
       </w:r>
     </w:p>
     <w:tbl>
@@ -4256,15 +4402,630 @@
     </w:p>
     <w:p>
       <w:pPr>
+        <w:pStyle w:val="Heading2"/>
+      </w:pPr>
+      <w:r>
+        <w:t>Earlier wording, alternatives and picture transcripts · reference / check after trying</w:t>
+      </w:r>
+    </w:p>
+    <w:p>
+      <w:pPr>
+        <w:spacing w:line="336" w:lineRule="auto" w:after="180"/>
+      </w:pPr>
+      <w:r>
+        <w:rPr>
+          <w:b w:val="0"/>
+        </w:rPr>
+        <w:t>Run the weekly evidence lab</w:t>
+      </w:r>
+    </w:p>
+    <w:p>
+      <w:pPr>
+        <w:spacing w:line="336" w:lineRule="auto" w:after="180"/>
+      </w:pPr>
+      <w:r>
+        <w:rPr>
+          <w:b w:val="0"/>
+        </w:rPr>
+        <w:t>Keep the test conditions fixed, record every result, and change only one planned factor.</w:t>
+      </w:r>
+    </w:p>
+    <w:p>
+      <w:pPr>
+        <w:pStyle w:val="Heading3"/>
+      </w:pPr>
+      <w:r>
+        <w:t>Make the lab runnable</w:t>
+      </w:r>
+    </w:p>
+    <w:p>
+      <w:pPr>
+        <w:spacing w:line="336" w:lineRule="auto" w:after="180"/>
+      </w:pPr>
+      <w:r>
+        <w:rPr>
+          <w:b w:val="0"/>
+        </w:rPr>
+        <w:t>Use the supplied complete investigation for shared practice. Reserve the selected fresh12/24-size repeat-count comparison for the individual first attempt before hints or feedback; earlier transfer questions remain additional practice.</w:t>
+      </w:r>
+    </w:p>
+    <w:p>
+      <w:pPr>
+        <w:pStyle w:val="Heading3"/>
+      </w:pPr>
+      <w:r>
+        <w:t>Diagnose and reteach</w:t>
+      </w:r>
+    </w:p>
+    <w:p>
+      <w:pPr>
+        <w:spacing w:line="336" w:lineRule="auto" w:after="180"/>
+      </w:pPr>
+      <w:r>
+        <w:rPr>
+          <w:b w:val="0"/>
+        </w:rPr>
+        <w:t xml:space="preserve">MISCONCEPTION TO REPAIR Every </w:t>
+      </w:r>
+      <w:r>
+        <w:rPr>
+          <w:b/>
+        </w:rPr>
+        <w:t>learning curve</w:t>
+      </w:r>
+      <w:r>
+        <w:rPr>
+          <w:b w:val="0"/>
+        </w:rPr>
+        <w:t xml:space="preserve"> that rises proves more data will solve the problem.</w:t>
+      </w:r>
+    </w:p>
+    <w:p>
+      <w:pPr>
+        <w:spacing w:line="336" w:lineRule="auto" w:after="180"/>
+      </w:pPr>
+      <w:r>
+        <w:rPr>
+          <w:b w:val="0"/>
+        </w:rPr>
+        <w:t>For guessing, return to given facts and request a trace. For vocabulary without application, use one example and one non-example. For arithmetic errors, check the setup before the calculation.</w:t>
+      </w:r>
+    </w:p>
+    <w:p>
+      <w:pPr>
+        <w:spacing w:line="336" w:lineRule="auto" w:after="180"/>
+      </w:pPr>
+      <w:r>
+        <w:rPr>
+          <w:b w:val="0"/>
+        </w:rPr>
+        <w:t>Finish with a different uncoached case before recording mastery.</w:t>
+      </w:r>
+    </w:p>
+    <w:p>
+      <w:pPr>
+        <w:pStyle w:val="Heading3"/>
+      </w:pPr>
+      <w:r>
+        <w:t>Address these additional misconceptions</w:t>
+      </w:r>
+    </w:p>
+    <w:p>
+      <w:pPr>
+        <w:pStyle w:val="Heading3"/>
+      </w:pPr>
+      <w:r>
+        <w:t>Match the support to the first error</w:t>
+      </w:r>
+    </w:p>
+    <w:p>
+      <w:pPr>
         <w:pStyle w:val="Heading1"/>
       </w:pPr>
       <w:r>
-        <w:t>05. Assess and explain the answers</w:t>
-      </w:r>
-    </w:p>
-    <w:p>
-      <w:r>
-        <w:t>Use the Learning Curves questions, teacher keys and criteria after the relevant attempts. Previously discussed cases are practice; protect the separately selected independent task.</w:t>
+        <w:t>05. Assess the selected experiment transfer</w:t>
+      </w:r>
+    </w:p>
+    <w:p>
+      <w:r>
+        <w:t>Keep this key until after a first attempt; record any help and prior exposure.</w:t>
+      </w:r>
+    </w:p>
+    <w:p>
+      <w:pPr>
+        <w:pStyle w:val="Heading2"/>
+      </w:pPr>
+      <w:r>
+        <w:t>Selected independent task and checked key</w:t>
+      </w:r>
+    </w:p>
+    <w:p>
+      <w:pPr>
+        <w:spacing w:line="336" w:lineRule="auto" w:after="180"/>
+      </w:pPr>
+      <w:r>
+        <w:rPr>
+          <w:b w:val="0"/>
+        </w:rPr>
+        <w:t>Selected case: At sizes 12 and 24, validation errors are [6, 8, 7] and [4, 7, 7]. Calculate means/</w:t>
+      </w:r>
+      <w:r>
+        <w:rPr>
+          <w:b/>
+        </w:rPr>
+        <w:t>range</w:t>
+      </w:r>
+      <w:r>
+        <w:rPr>
+          <w:b w:val="0"/>
+        </w:rPr>
+        <w:t>s and a careful comparison.</w:t>
+      </w:r>
+    </w:p>
+    <w:p>
+      <w:pPr>
+        <w:spacing w:line="336" w:lineRule="auto" w:after="180"/>
+      </w:pPr>
+      <w:r>
+        <w:rPr>
+          <w:b w:val="0"/>
+        </w:rPr>
+        <w:t xml:space="preserve">Teacher explanation: Means 7 and 6; </w:t>
+      </w:r>
+      <w:r>
+        <w:rPr>
+          <w:b/>
+        </w:rPr>
+        <w:t>range</w:t>
+      </w:r>
+      <w:r>
+        <w:rPr>
+          <w:b w:val="0"/>
+        </w:rPr>
+        <w:t xml:space="preserve">s 2 and 3. The larger condition improves the mean by 1 but has greater observed spread in these three </w:t>
+      </w:r>
+      <w:r>
+        <w:rPr>
+          <w:b/>
+        </w:rPr>
+        <w:t>repeat</w:t>
+      </w:r>
+      <w:r>
+        <w:rPr>
+          <w:b w:val="0"/>
+        </w:rPr>
+        <w:t>s.</w:t>
+      </w:r>
+    </w:p>
+    <w:p>
+      <w:pPr>
+        <w:pStyle w:val="Heading2"/>
+      </w:pPr>
+      <w:r>
+        <w:t>Judge trace, scope and support</w:t>
+      </w:r>
+    </w:p>
+    <w:tbl>
+      <w:tblPr>
+        <w:tblStyle w:val="LightShading-Accent1"/>
+        <w:tblW w:type="auto" w:w="0"/>
+        <w:tblLook w:firstColumn="1" w:firstRow="1" w:lastColumn="0" w:lastRow="0" w:noHBand="0" w:noVBand="1" w:val="04A0"/>
+      </w:tblPr>
+      <w:tblGrid>
+        <w:gridCol w:w="5112"/>
+        <w:gridCol w:w="5112"/>
+      </w:tblGrid>
+      <w:tr>
+        <w:trPr>
+          <w:tblHeader/>
+        </w:trPr>
+        <w:tc>
+          <w:tcPr>
+            <w:tcW w:type="dxa" w:w="5112"/>
+          </w:tcPr>
+          <w:p>
+            <w:r>
+              <w:t>Dimension</w:t>
+            </w:r>
+          </w:p>
+        </w:tc>
+        <w:tc>
+          <w:tcPr>
+            <w:tcW w:type="dxa" w:w="5112"/>
+          </w:tcPr>
+          <w:p>
+            <w:r>
+              <w:t>Evidence required</w:t>
+            </w:r>
+          </w:p>
+        </w:tc>
+      </w:tr>
+      <w:tr>
+        <w:tc>
+          <w:tcPr>
+            <w:tcW w:type="dxa" w:w="5112"/>
+          </w:tcPr>
+          <w:p>
+            <w:r>
+              <w:t>Explanation</w:t>
+            </w:r>
+          </w:p>
+        </w:tc>
+        <w:tc>
+          <w:tcPr>
+            <w:tcW w:type="dxa" w:w="5112"/>
+          </w:tcPr>
+          <w:p>
+            <w:r>
+              <w:t>Names the applicable idea or procedure and ties it to the supplied facts.</w:t>
+            </w:r>
+          </w:p>
+        </w:tc>
+      </w:tr>
+      <w:tr>
+        <w:tc>
+          <w:tcPr>
+            <w:tcW w:type="dxa" w:w="5112"/>
+          </w:tcPr>
+          <w:p>
+            <w:r>
+              <w:t>Trace and result</w:t>
+            </w:r>
+          </w:p>
+        </w:tc>
+        <w:tc>
+          <w:tcPr>
+            <w:tcW w:type="dxa" w:w="5112"/>
+          </w:tcPr>
+          <w:p>
+            <w:r>
+              <w:t>Preserves the given inputs and shows the relevant intermediate steps; distinguishes a prediction from an observed execution.</w:t>
+            </w:r>
+          </w:p>
+        </w:tc>
+      </w:tr>
+      <w:tr>
+        <w:tc>
+          <w:tcPr>
+            <w:tcW w:type="dxa" w:w="5112"/>
+          </w:tcPr>
+          <w:p>
+            <w:r>
+              <w:t>Limits</w:t>
+            </w:r>
+          </w:p>
+        </w:tc>
+        <w:tc>
+          <w:tcPr>
+            <w:tcW w:type="dxa" w:w="5112"/>
+          </w:tcPr>
+          <w:p>
+            <w:r>
+              <w:t>States the assumptions, missing evidence or conditions under which the result would change.</w:t>
+            </w:r>
+          </w:p>
+        </w:tc>
+      </w:tr>
+    </w:tbl>
+    <w:p>
+      <w:pPr>
+        <w:spacing w:line="336" w:lineRule="auto" w:after="180"/>
+      </w:pPr>
+      <w:r>
+        <w:rPr>
+          <w:b w:val="0"/>
+        </w:rPr>
+        <w:t>Record each dimension as not yet, with support, or independent. Accept a valid alternative procedure with a defensible trace.</w:t>
+      </w:r>
+    </w:p>
+    <w:p>
+      <w:pPr>
+        <w:spacing w:line="336" w:lineRule="auto" w:after="180"/>
+      </w:pPr>
+      <w:r>
+        <w:rPr>
+          <w:b w:val="0"/>
+        </w:rPr>
+        <w:t xml:space="preserve">Do not penalise an honestly recorded model failure if the learner correctly explains its </w:t>
+      </w:r>
+      <w:r>
+        <w:rPr>
+          <w:b/>
+        </w:rPr>
+        <w:t>evidence</w:t>
+      </w:r>
+      <w:r>
+        <w:rPr>
+          <w:b w:val="0"/>
+        </w:rPr>
+        <w:t xml:space="preserve"> and limits.</w:t>
+      </w:r>
+    </w:p>
+    <w:p>
+      <w:pPr>
+        <w:pStyle w:val="Heading2"/>
+      </w:pPr>
+      <w:r>
+        <w:t>Give one repair action</w:t>
+      </w:r>
+    </w:p>
+    <w:p>
+      <w:pPr>
+        <w:spacing w:line="336" w:lineRule="auto" w:after="180"/>
+      </w:pPr>
+      <w:r>
+        <w:rPr>
+          <w:b w:val="0"/>
+        </w:rPr>
+        <w:t>Name the earliest unsupported step and give one action to repair it. Have the learner make that repair now and explain why. Then assess the relevant skill on a fresh, fully specified case.</w:t>
+      </w:r>
+    </w:p>
+    <w:p>
+      <w:pPr>
+        <w:spacing w:line="336" w:lineRule="auto" w:after="180"/>
+      </w:pPr>
+      <w:r>
+        <w:rPr>
+          <w:b w:val="0"/>
+        </w:rPr>
+        <w:t>Confirm it was not previously practised with feedback; solve and check the new case before assigning it. A follow-up design prompt is a starting brief, not automatically an equivalent test.</w:t>
+      </w:r>
+    </w:p>
+    <w:p>
+      <w:pPr>
+        <w:pStyle w:val="Heading2"/>
+      </w:pPr>
+      <w:r>
+        <w:t>W1 Summarize repeats</w:t>
+      </w:r>
+    </w:p>
+    <w:p>
+      <w:pPr>
+        <w:spacing w:line="336" w:lineRule="auto" w:after="180"/>
+      </w:pPr>
+      <w:r>
+        <w:rPr>
+          <w:b w:val="0"/>
+        </w:rPr>
+        <w:t xml:space="preserve">Calculate the mean and </w:t>
+      </w:r>
+      <w:r>
+        <w:rPr>
+          <w:b/>
+        </w:rPr>
+        <w:t>range</w:t>
+      </w:r>
+      <w:r>
+        <w:rPr>
+          <w:b w:val="0"/>
+        </w:rPr>
+        <w:t xml:space="preserve"> for the 20-row condition.</w:t>
+      </w:r>
+    </w:p>
+    <w:p>
+      <w:pPr>
+        <w:spacing w:line="336" w:lineRule="auto" w:after="180"/>
+      </w:pPr>
+      <w:r>
+        <w:rPr>
+          <w:b w:val="0"/>
+        </w:rPr>
+        <w:t xml:space="preserve">Teacher explanation: Mean(5+7+6)/3=6; </w:t>
+      </w:r>
+      <w:r>
+        <w:rPr>
+          <w:b/>
+        </w:rPr>
+        <w:t>range</w:t>
+      </w:r>
+      <w:r>
+        <w:rPr>
+          <w:b w:val="0"/>
+        </w:rPr>
+        <w:t xml:space="preserve"> 7-5=2.</w:t>
+      </w:r>
+    </w:p>
+    <w:p>
+      <w:pPr>
+        <w:spacing w:line="336" w:lineRule="auto" w:after="180"/>
+      </w:pPr>
+      <w:r>
+        <w:rPr>
+          <w:b w:val="0"/>
+        </w:rPr>
+        <w:t xml:space="preserve">For the stated 20-row condition, add the run results 5, 7 and 6 to obtain 18 and divide by three to obtain mean 6. </w:t>
+      </w:r>
+      <w:r>
+        <w:rPr>
+          <w:b/>
+        </w:rPr>
+        <w:t>Range</w:t>
+      </w:r>
+      <w:r>
+        <w:rPr>
+          <w:b w:val="0"/>
+        </w:rPr>
+        <w:t xml:space="preserve"> is largest minus smallest: 7 - 5 = 2.</w:t>
+      </w:r>
+    </w:p>
+    <w:p>
+      <w:pPr>
+        <w:spacing w:line="336" w:lineRule="auto" w:after="180"/>
+      </w:pPr>
+      <w:r>
+        <w:rPr>
+          <w:b w:val="0"/>
+        </w:rPr>
+        <w:t xml:space="preserve">Keep the number of </w:t>
+      </w:r>
+      <w:r>
+        <w:rPr>
+          <w:b/>
+        </w:rPr>
+        <w:t>repeat</w:t>
+      </w:r>
+      <w:r>
+        <w:rPr>
+          <w:b w:val="0"/>
+        </w:rPr>
+        <w:t>ed runs distinct from the number of data rows.</w:t>
+      </w:r>
+    </w:p>
+    <w:p>
+      <w:pPr>
+        <w:pStyle w:val="Heading2"/>
+      </w:pPr>
+      <w:r>
+        <w:t>W2 Read both curves</w:t>
+      </w:r>
+    </w:p>
+    <w:p>
+      <w:pPr>
+        <w:spacing w:line="336" w:lineRule="auto" w:after="180"/>
+      </w:pPr>
+      <w:r>
+        <w:rPr>
+          <w:b w:val="0"/>
+        </w:rPr>
+        <w:t xml:space="preserve">Why can </w:t>
+      </w:r>
+      <w:r>
+        <w:rPr>
+          <w:b/>
+        </w:rPr>
+        <w:t>training</w:t>
+      </w:r>
+      <w:r>
+        <w:rPr>
+          <w:b w:val="0"/>
+        </w:rPr>
+        <w:t xml:space="preserve"> error rise while validation error falls?</w:t>
+      </w:r>
+    </w:p>
+    <w:p>
+      <w:pPr>
+        <w:spacing w:line="336" w:lineRule="auto" w:after="180"/>
+      </w:pPr>
+      <w:r>
+        <w:rPr>
+          <w:b w:val="0"/>
+        </w:rPr>
+        <w:t xml:space="preserve">Teacher explanation: More varied </w:t>
+      </w:r>
+      <w:r>
+        <w:rPr>
+          <w:b/>
+        </w:rPr>
+        <w:t>training</w:t>
+      </w:r>
+      <w:r>
+        <w:rPr>
+          <w:b w:val="0"/>
+        </w:rPr>
+        <w:t xml:space="preserve"> cases may be harder to fit exactly while giving a pattern that generalizes better.</w:t>
+      </w:r>
+    </w:p>
+    <w:p>
+      <w:pPr>
+        <w:pStyle w:val="Heading2"/>
+      </w:pPr>
+      <w:r>
+        <w:t>W3 Avoid extrapolation</w:t>
+      </w:r>
+    </w:p>
+    <w:p>
+      <w:pPr>
+        <w:spacing w:line="336" w:lineRule="auto" w:after="180"/>
+      </w:pPr>
+      <w:r>
+        <w:rPr>
+          <w:b w:val="0"/>
+        </w:rPr>
+        <w:t>Can the 40-row result guarantee a mean MAE of 2.5 at 80 rows?</w:t>
+      </w:r>
+    </w:p>
+    <w:p>
+      <w:pPr>
+        <w:spacing w:line="336" w:lineRule="auto" w:after="180"/>
+      </w:pPr>
+      <w:r>
+        <w:rPr>
+          <w:b w:val="0"/>
+        </w:rPr>
+        <w:t>Teacher explanation: No. The observed trend does not establish a fixed proportional improvement.</w:t>
+      </w:r>
+    </w:p>
+    <w:p>
+      <w:pPr>
+        <w:pStyle w:val="Heading2"/>
+      </w:pPr>
+      <w:r>
+        <w:t>W5 Explain the spread</w:t>
+      </w:r>
+    </w:p>
+    <w:p>
+      <w:pPr>
+        <w:spacing w:line="336" w:lineRule="auto" w:after="180"/>
+      </w:pPr>
+      <w:r>
+        <w:rPr>
+          <w:b w:val="0"/>
+        </w:rPr>
+        <w:t xml:space="preserve">Why is an observed </w:t>
+      </w:r>
+      <w:r>
+        <w:rPr>
+          <w:b/>
+        </w:rPr>
+        <w:t>range</w:t>
+      </w:r>
+      <w:r>
+        <w:rPr>
+          <w:b w:val="0"/>
+        </w:rPr>
+        <w:t xml:space="preserve"> not a confidence interval?</w:t>
+      </w:r>
+    </w:p>
+    <w:p>
+      <w:pPr>
+        <w:spacing w:line="336" w:lineRule="auto" w:after="180"/>
+      </w:pPr>
+      <w:r>
+        <w:rPr>
+          <w:b w:val="0"/>
+        </w:rPr>
+        <w:t xml:space="preserve">Teacher explanation: It only describes the smallest and largest observed </w:t>
+      </w:r>
+      <w:r>
+        <w:rPr>
+          <w:b/>
+        </w:rPr>
+        <w:t>repeat</w:t>
+      </w:r>
+      <w:r>
+        <w:rPr>
+          <w:b w:val="0"/>
+        </w:rPr>
+        <w:t>s; no coverage-probability calculation or independent-sampling argument was supplied.</w:t>
+      </w:r>
+    </w:p>
+    <w:p>
+      <w:pPr>
+        <w:pStyle w:val="Heading2"/>
+      </w:pPr>
+      <w:r>
+        <w:t>Earlier wording, alternatives and picture transcripts · reference / check after trying</w:t>
+      </w:r>
+    </w:p>
+    <w:p>
+      <w:pPr>
+        <w:spacing w:line="336" w:lineRule="auto" w:after="180"/>
+      </w:pPr>
+      <w:r>
+        <w:rPr>
+          <w:b w:val="0"/>
+        </w:rPr>
+        <w:t>Assess and explain the answers</w:t>
       </w:r>
     </w:p>
     <w:p>
@@ -4277,46 +5038,80 @@
     </w:p>
     <w:p>
       <w:pPr>
+        <w:spacing w:line="336" w:lineRule="auto" w:after="180"/>
+      </w:pPr>
+      <w:r>
+        <w:rPr>
+          <w:b w:val="0"/>
+        </w:rPr>
+        <w:t xml:space="preserve">These runs improve with more data. Further representative data may help, but gains are not guaranteed. Controlled </w:t>
+      </w:r>
+      <w:r>
+        <w:rPr>
+          <w:b/>
+        </w:rPr>
+        <w:t>repeat</w:t>
+      </w:r>
+      <w:r>
+        <w:rPr>
+          <w:b w:val="0"/>
+        </w:rPr>
+        <w:t xml:space="preserve">s reveal </w:t>
+      </w:r>
+      <w:r>
+        <w:rPr>
+          <w:b/>
+        </w:rPr>
+        <w:t>variability</w:t>
+      </w:r>
+      <w:r>
+        <w:rPr>
+          <w:b w:val="0"/>
+        </w:rPr>
+        <w:t>.</w:t>
+      </w:r>
+    </w:p>
+    <w:p>
+      <w:pPr>
         <w:pStyle w:val="Heading3"/>
       </w:pPr>
       <w:r>
-        <w:t>Teacher key · Worked case answer</w:t>
+        <w:t>Additional transfer practice question</w:t>
       </w:r>
     </w:p>
     <w:p>
       <w:pPr>
         <w:spacing w:line="336" w:lineRule="auto" w:after="180"/>
-        <w:shd w:fill="F1F6FC"/>
-      </w:pPr>
-      <w:r>
-        <w:rPr>
-          <w:b w:val="0"/>
-        </w:rPr>
-        <w:t xml:space="preserve">These runs improve with more data. Further representative data may help, but gains are not guaranteed. Controlled </w:t>
+      </w:pPr>
+      <w:r>
+        <w:rPr>
+          <w:b w:val="0"/>
+        </w:rPr>
+        <w:t xml:space="preserve">As </w:t>
       </w:r>
       <w:r>
         <w:rPr>
           <w:b/>
         </w:rPr>
-        <w:t>repeat</w:t>
-      </w:r>
-      <w:r>
-        <w:rPr>
-          <w:b w:val="0"/>
-        </w:rPr>
-        <w:t xml:space="preserve">s reveal </w:t>
+        <w:t>training</w:t>
+      </w:r>
+      <w:r>
+        <w:rPr>
+          <w:b w:val="0"/>
+        </w:rPr>
+        <w:t xml:space="preserve"> examples grow from 50 to 100 to 200, validation accuracy is </w:t>
       </w:r>
       <w:r>
         <w:rPr>
           <w:b/>
         </w:rPr>
-        <w:t>variability</w:t>
-      </w:r>
-      <w:r>
-        <w:rPr>
-          <w:b w:val="0"/>
-        </w:rPr>
-        <w:t>.</w:t>
+        <w:t>60%</w:t>
+      </w:r>
+      <w:r>
+        <w:rPr>
+          <w:b w:val="0"/>
+        </w:rPr>
+        <w:t>, 72%, 78%. What does the curve suggest, and what does it not guarantee?</w:t>
       </w:r>
     </w:p>
     <w:p>
@@ -4324,73 +5119,12 @@
         <w:pStyle w:val="Heading3"/>
       </w:pPr>
       <w:r>
-        <w:t>Independent question</w:t>
-      </w:r>
-    </w:p>
-    <w:p>
-      <w:pPr>
-        <w:pStyle w:val="Heading3"/>
-      </w:pPr>
-      <w:r>
-        <w:t>Independent question · withhold the key</w:t>
+        <w:t>Reasoned practice answer</w:t>
       </w:r>
     </w:p>
     <w:p>
       <w:pPr>
         <w:spacing w:line="336" w:lineRule="auto" w:after="180"/>
-        <w:shd w:fill="F5F1FB"/>
-      </w:pPr>
-      <w:r>
-        <w:rPr>
-          <w:b w:val="0"/>
-        </w:rPr>
-        <w:t xml:space="preserve">As </w:t>
-      </w:r>
-      <w:r>
-        <w:rPr>
-          <w:b/>
-        </w:rPr>
-        <w:t>training</w:t>
-      </w:r>
-      <w:r>
-        <w:rPr>
-          <w:b w:val="0"/>
-        </w:rPr>
-        <w:t xml:space="preserve"> examples grow from 50 to 100 to 200, validation accuracy is </w:t>
-      </w:r>
-      <w:r>
-        <w:rPr>
-          <w:b/>
-        </w:rPr>
-        <w:t>60%</w:t>
-      </w:r>
-      <w:r>
-        <w:rPr>
-          <w:b w:val="0"/>
-        </w:rPr>
-        <w:t>, 72%, 78%. What does the curve suggest, and what does it not guarantee?</w:t>
-      </w:r>
-    </w:p>
-    <w:p>
-      <w:pPr>
-        <w:pStyle w:val="Heading3"/>
-      </w:pPr>
-      <w:r>
-        <w:t>Expected independent answer</w:t>
-      </w:r>
-    </w:p>
-    <w:p>
-      <w:pPr>
-        <w:pStyle w:val="Heading3"/>
-      </w:pPr>
-      <w:r>
-        <w:t>Teacher key · Expected independent answer</w:t>
-      </w:r>
-    </w:p>
-    <w:p>
-      <w:pPr>
-        <w:spacing w:line="336" w:lineRule="auto" w:after="180"/>
-        <w:shd w:fill="F1F6FC"/>
       </w:pPr>
       <w:r>
         <w:rPr>
@@ -4708,94 +5442,379 @@
     </w:p>
     <w:p>
       <w:pPr>
+        <w:spacing w:line="336" w:lineRule="auto" w:after="180"/>
+      </w:pPr>
+      <w:r>
+        <w:rPr>
+          <w:b w:val="0"/>
+        </w:rPr>
+        <w:t xml:space="preserve">No. Gains need not be linear or continue. Keep validation fixed, add representative </w:t>
+      </w:r>
+      <w:r>
+        <w:rPr>
+          <w:b/>
+        </w:rPr>
+        <w:t>training</w:t>
+      </w:r>
+      <w:r>
+        <w:rPr>
+          <w:b w:val="0"/>
+        </w:rPr>
+        <w:t xml:space="preserve"> examples, record exact subsets and </w:t>
+      </w:r>
+      <w:r>
+        <w:rPr>
+          <w:b/>
+        </w:rPr>
+        <w:t>repeat</w:t>
+      </w:r>
+      <w:r>
+        <w:rPr>
+          <w:b w:val="0"/>
+        </w:rPr>
+        <w:t xml:space="preserve"> stochastic runs.</w:t>
+      </w:r>
+    </w:p>
+    <w:p>
+      <w:pPr>
+        <w:spacing w:line="336" w:lineRule="auto" w:after="180"/>
+      </w:pPr>
+      <w:r>
+        <w:rPr>
+          <w:b w:val="0"/>
+        </w:rPr>
+        <w:t>Compare variation and collection costs; do not imply the line predicts an unmeasured size.</w:t>
+      </w:r>
+    </w:p>
+    <w:p>
+      <w:pPr>
         <w:pStyle w:val="Heading3"/>
       </w:pPr>
       <w:r>
-        <w:t>Teacher key · Original transfer answer</w:t>
+        <w:t>Explanations for the additional workbook examples</w:t>
+      </w:r>
+    </w:p>
+    <w:p>
+      <w:pPr>
+        <w:pStyle w:val="Heading3"/>
+      </w:pPr>
+      <w:r>
+        <w:t>W1 Summarize repeats</w:t>
+      </w:r>
+    </w:p>
+    <w:p>
+      <w:pPr>
+        <w:pStyle w:val="Heading3"/>
+      </w:pPr>
+      <w:r>
+        <w:t>W2 Read both curves</w:t>
+      </w:r>
+    </w:p>
+    <w:p>
+      <w:pPr>
+        <w:pStyle w:val="Heading3"/>
+      </w:pPr>
+      <w:r>
+        <w:t>W3 Avoid extrapolation</w:t>
+      </w:r>
+    </w:p>
+    <w:p>
+      <w:pPr>
+        <w:pStyle w:val="Heading3"/>
+      </w:pPr>
+      <w:r>
+        <w:t>W4 Apply independently</w:t>
       </w:r>
     </w:p>
     <w:p>
       <w:pPr>
         <w:spacing w:line="336" w:lineRule="auto" w:after="180"/>
-        <w:shd w:fill="F1F6FC"/>
-      </w:pPr>
-      <w:r>
-        <w:rPr>
-          <w:b w:val="0"/>
-        </w:rPr>
-        <w:t xml:space="preserve">No. Gains need not be linear or continue. Keep validation fixed, add representative </w:t>
+      </w:pPr>
+      <w:r>
+        <w:rPr>
+          <w:b w:val="0"/>
+        </w:rPr>
+        <w:t>At sizes 12 and 24, validation errors are [6, 8, 7] and [4, 7, 7]. Calculate means/</w:t>
       </w:r>
       <w:r>
         <w:rPr>
           <w:b/>
         </w:rPr>
+        <w:t>range</w:t>
+      </w:r>
+      <w:r>
+        <w:rPr>
+          <w:b w:val="0"/>
+        </w:rPr>
+        <w:t>s and a careful comparison.</w:t>
+      </w:r>
+    </w:p>
+    <w:p>
+      <w:pPr>
+        <w:spacing w:line="336" w:lineRule="auto" w:after="180"/>
+      </w:pPr>
+      <w:r>
+        <w:rPr>
+          <w:b w:val="0"/>
+        </w:rPr>
+        <w:t xml:space="preserve">Teacher explanation: Means 7 and 6; </w:t>
+      </w:r>
+      <w:r>
+        <w:rPr>
+          <w:b/>
+        </w:rPr>
+        <w:t>range</w:t>
+      </w:r>
+      <w:r>
+        <w:rPr>
+          <w:b w:val="0"/>
+        </w:rPr>
+        <w:t xml:space="preserve">s 2 and 3. The larger condition improves the mean by 1 but has greater observed spread in these three </w:t>
+      </w:r>
+      <w:r>
+        <w:rPr>
+          <w:b/>
+        </w:rPr>
+        <w:t>repeat</w:t>
+      </w:r>
+      <w:r>
+        <w:rPr>
+          <w:b w:val="0"/>
+        </w:rPr>
+        <w:t>s.</w:t>
+      </w:r>
+    </w:p>
+    <w:p>
+      <w:pPr>
+        <w:pStyle w:val="Heading3"/>
+      </w:pPr>
+      <w:r>
+        <w:t>W5 Explain the spread</w:t>
+      </w:r>
+    </w:p>
+    <w:p>
+      <w:pPr>
+        <w:pStyle w:val="Heading3"/>
+      </w:pPr>
+      <w:r>
+        <w:t>Assess independent transfer</w:t>
+      </w:r>
+    </w:p>
+    <w:p>
+      <w:pPr>
+        <w:pStyle w:val="Heading3"/>
+      </w:pPr>
+      <w:r>
+        <w:t>Selected case answer</w:t>
+      </w:r>
+    </w:p>
+    <w:p>
+      <w:pPr>
+        <w:pStyle w:val="Heading3"/>
+      </w:pPr>
+      <w:r>
+        <w:t>Feedback that the learner uses</w:t>
+      </w:r>
+    </w:p>
+    <w:p>
+      <w:pPr>
+        <w:pStyle w:val="Heading1"/>
+      </w:pPr>
+      <w:r>
+        <w:t>06. Connect, support and revisit the experiment</w:t>
+      </w:r>
+    </w:p>
+    <w:p>
+      <w:r>
+        <w:t>Retain failures and assess a fresh parallel case after help.</w:t>
+      </w:r>
+    </w:p>
+    <w:p>
+      <w:pPr>
+        <w:pStyle w:val="Heading2"/>
+      </w:pPr>
+      <w:r>
+        <w:t>Project evidence</w:t>
+      </w:r>
+    </w:p>
+    <w:p>
+      <w:pPr>
+        <w:spacing w:line="336" w:lineRule="auto" w:after="180"/>
+      </w:pPr>
+      <w:r>
+        <w:rPr>
+          <w:b w:val="0"/>
+        </w:rPr>
+        <w:t xml:space="preserve">Plot Plant Classifier train/validation performance at several </w:t>
+      </w:r>
+      <w:r>
+        <w:rPr>
+          <w:b/>
+        </w:rPr>
         <w:t>training</w:t>
       </w:r>
       <w:r>
         <w:rPr>
           <w:b w:val="0"/>
         </w:rPr>
-        <w:t xml:space="preserve"> examples, record exact subsets and </w:t>
+        <w:t xml:space="preserve"> sizes and document the chosen next action.</w:t>
+      </w:r>
+    </w:p>
+    <w:p>
+      <w:pPr>
+        <w:spacing w:line="336" w:lineRule="auto" w:after="180"/>
+      </w:pPr>
+      <w:r>
+        <w:rPr>
+          <w:b w:val="0"/>
+        </w:rPr>
+        <w:t xml:space="preserve">Keep the decision, </w:t>
       </w:r>
       <w:r>
         <w:rPr>
           <w:b/>
         </w:rPr>
+        <w:t>input</w:t>
+      </w:r>
+      <w:r>
+        <w:rPr>
+          <w:b w:val="0"/>
+        </w:rPr>
+        <w:t xml:space="preserve">, result, explanation and remaining limitation in the project </w:t>
+      </w:r>
+      <w:r>
+        <w:rPr>
+          <w:b/>
+        </w:rPr>
+        <w:t>evidence</w:t>
+      </w:r>
+      <w:r>
+        <w:rPr>
+          <w:b w:val="0"/>
+        </w:rPr>
+        <w:t xml:space="preserve"> record. Retrieve this record next week rather than restarting the project.</w:t>
+      </w:r>
+    </w:p>
+    <w:p>
+      <w:pPr>
+        <w:spacing w:line="336" w:lineRule="auto" w:after="180"/>
+      </w:pPr>
+      <w:r>
+        <w:rPr>
+          <w:b w:val="0"/>
+        </w:rPr>
+        <w:t xml:space="preserve">For your Responsible Plant Classifier, save the </w:t>
+      </w:r>
+      <w:r>
+        <w:rPr>
+          <w:b/>
+        </w:rPr>
+        <w:t>input</w:t>
+      </w:r>
+      <w:r>
+        <w:rPr>
+          <w:b w:val="0"/>
+        </w:rPr>
+        <w:t>, procedure, observed result and limitation of this check.</w:t>
+      </w:r>
+    </w:p>
+    <w:p>
+      <w:pPr>
+        <w:spacing w:line="336" w:lineRule="auto" w:after="180"/>
+      </w:pPr>
+      <w:r>
+        <w:rPr>
+          <w:b w:val="0"/>
+        </w:rPr>
+        <w:t>Label this worked example as practice; use a different, previously unreviewed case when checking independent understanding.</w:t>
+      </w:r>
+    </w:p>
+    <w:p>
+      <w:pPr>
+        <w:pStyle w:val="Heading2"/>
+      </w:pPr>
+      <w:r>
+        <w:t>Support and selected reassessment</w:t>
+      </w:r>
+    </w:p>
+    <w:p>
+      <w:pPr>
+        <w:spacing w:line="336" w:lineRule="auto" w:after="180"/>
+      </w:pPr>
+      <w:r>
+        <w:rPr>
+          <w:b w:val="0"/>
+        </w:rPr>
+        <w:t>Use a tiny labelled dataset, explicit units and a named positive class. Stretch: require a baseline, held-out evaluation and subgroup or shifted-condition analysis with denominators.</w:t>
+      </w:r>
+    </w:p>
+    <w:p>
+      <w:pPr>
+        <w:spacing w:line="336" w:lineRule="auto" w:after="180"/>
+      </w:pPr>
+      <w:r>
+        <w:rPr>
+          <w:b w:val="0"/>
+        </w:rPr>
+        <w:t xml:space="preserve">Provide a blank </w:t>
+      </w:r>
+      <w:r>
+        <w:rPr>
+          <w:b/>
+        </w:rPr>
+        <w:t>evidence</w:t>
+      </w:r>
+      <w:r>
+        <w:rPr>
+          <w:b w:val="0"/>
+        </w:rPr>
+        <w:t xml:space="preserve"> table and allow a verbal explanation before writing. Highlight the given conditions without supplying the W 4 conclusion. Use </w:t>
+      </w:r>
+      <w:r>
+        <w:rPr>
+          <w:b/>
+        </w:rPr>
+        <w:t>learning curve</w:t>
+      </w:r>
+      <w:r>
+        <w:rPr>
+          <w:b w:val="0"/>
+        </w:rPr>
+        <w:t xml:space="preserve"> and </w:t>
+      </w:r>
+      <w:r>
+        <w:rPr>
+          <w:b/>
+        </w:rPr>
         <w:t>repeat</w:t>
       </w:r>
       <w:r>
         <w:rPr>
           <w:b w:val="0"/>
         </w:rPr>
-        <w:t xml:space="preserve"> stochastic runs.</w:t>
+        <w:t xml:space="preserve"> in full sentences.</w:t>
       </w:r>
     </w:p>
     <w:p>
       <w:pPr>
         <w:spacing w:line="336" w:lineRule="auto" w:after="180"/>
-        <w:shd w:fill="F1F6FC"/>
-      </w:pPr>
-      <w:r>
-        <w:rPr>
-          <w:b w:val="0"/>
-        </w:rPr>
-        <w:t>Compare variation and collection costs; do not imply the line predicts an unmeasured size.</w:t>
-      </w:r>
-    </w:p>
-    <w:p>
-      <w:pPr>
-        <w:pStyle w:val="Heading3"/>
-      </w:pPr>
-      <w:r>
-        <w:t>Explanations for the additional workbook examples</w:t>
-      </w:r>
-    </w:p>
-    <w:p>
-      <w:pPr>
-        <w:pStyle w:val="Heading3"/>
-      </w:pPr>
-      <w:r>
-        <w:t>W1 Summarize repeats</w:t>
-      </w:r>
-    </w:p>
-    <w:p>
-      <w:pPr>
-        <w:pStyle w:val="Heading3"/>
-      </w:pPr>
-      <w:r>
-        <w:t>Workbook question · W1</w:t>
+      </w:pPr>
+      <w:r>
+        <w:rPr>
+          <w:b w:val="0"/>
+        </w:rPr>
+        <w:t>Extension: alter one condition in the worked example and explain which conclusion changes and which remains supported.</w:t>
       </w:r>
     </w:p>
     <w:p>
       <w:pPr>
         <w:spacing w:line="336" w:lineRule="auto" w:after="180"/>
-        <w:shd w:fill="F5F1FB"/>
-      </w:pPr>
-      <w:r>
-        <w:rPr>
-          <w:b w:val="0"/>
-        </w:rPr>
-        <w:t xml:space="preserve">Calculate the mean and </w:t>
+      </w:pPr>
+      <w:r>
+        <w:rPr>
+          <w:b w:val="0"/>
+        </w:rPr>
+        <w:t xml:space="preserve">For independent W 4, require: Means 7 and 6; </w:t>
       </w:r>
       <w:r>
         <w:rPr>
@@ -4807,928 +5826,47 @@
         <w:rPr>
           <w:b w:val="0"/>
         </w:rPr>
-        <w:t xml:space="preserve"> for the 20-row condition.</w:t>
-      </w:r>
-    </w:p>
-    <w:p>
-      <w:pPr>
-        <w:pStyle w:val="Heading3"/>
-      </w:pPr>
-      <w:r>
-        <w:t>Teacher reasoning · W1</w:t>
+        <w:t xml:space="preserve">s 2 and 3. The larger condition improves the mean by 1 but has greater observed spread in these three </w:t>
+      </w:r>
+      <w:r>
+        <w:rPr>
+          <w:b/>
+        </w:rPr>
+        <w:t>repeat</w:t>
+      </w:r>
+      <w:r>
+        <w:rPr>
+          <w:b w:val="0"/>
+        </w:rPr>
+        <w:t xml:space="preserve">s. Fresh retry errors [3, 5, 7]: mean 5, </w:t>
+      </w:r>
+      <w:r>
+        <w:rPr>
+          <w:b/>
+        </w:rPr>
+        <w:t>range</w:t>
+      </w:r>
+      <w:r>
+        <w:rPr>
+          <w:b w:val="0"/>
+        </w:rPr>
+        <w:t xml:space="preserve"> 4.</w:t>
       </w:r>
     </w:p>
     <w:p>
       <w:pPr>
         <w:spacing w:line="336" w:lineRule="auto" w:after="180"/>
-        <w:shd w:fill="F1F6FC"/>
-      </w:pPr>
-      <w:r>
-        <w:rPr>
-          <w:b w:val="0"/>
-        </w:rPr>
-        <w:t xml:space="preserve">Teacher explanation: Mean(5+7+6)/3=6; </w:t>
-      </w:r>
-      <w:r>
-        <w:rPr>
-          <w:b/>
-        </w:rPr>
-        <w:t>range</w:t>
-      </w:r>
-      <w:r>
-        <w:rPr>
-          <w:b w:val="0"/>
-        </w:rPr>
-        <w:t xml:space="preserve"> 7-5=2.</w:t>
-      </w:r>
-    </w:p>
-    <w:p>
-      <w:pPr>
-        <w:pStyle w:val="Heading3"/>
-      </w:pPr>
-      <w:r>
-        <w:t>Teacher reasoning · W1</w:t>
+      </w:pPr>
+      <w:r>
+        <w:rPr>
+          <w:b w:val="0"/>
+        </w:rPr>
+        <w:t>Require the description to say three observed runs rather than a guaranteed future interval. Mark each criterion as independent, supported or not yet demonstrated.</w:t>
       </w:r>
     </w:p>
     <w:p>
       <w:pPr>
         <w:spacing w:line="336" w:lineRule="auto" w:after="180"/>
-        <w:shd w:fill="F1F6FC"/>
-      </w:pPr>
-      <w:r>
-        <w:rPr>
-          <w:b w:val="0"/>
-        </w:rPr>
-        <w:t xml:space="preserve">For the stated 20-row condition, add the run results 5, 7 and 6 to obtain 18 and divide by three to obtain mean 6. </w:t>
-      </w:r>
-      <w:r>
-        <w:rPr>
-          <w:b/>
-        </w:rPr>
-        <w:t>Range</w:t>
-      </w:r>
-      <w:r>
-        <w:rPr>
-          <w:b w:val="0"/>
-        </w:rPr>
-        <w:t xml:space="preserve"> is largest minus smallest: 7 - 5 = 2.</w:t>
-      </w:r>
-    </w:p>
-    <w:p>
-      <w:pPr>
-        <w:spacing w:line="336" w:lineRule="auto" w:after="180"/>
-        <w:shd w:fill="F1F6FC"/>
-      </w:pPr>
-      <w:r>
-        <w:rPr>
-          <w:b w:val="0"/>
-        </w:rPr>
-        <w:t xml:space="preserve">Keep the number of </w:t>
-      </w:r>
-      <w:r>
-        <w:rPr>
-          <w:b/>
-        </w:rPr>
-        <w:t>repeat</w:t>
-      </w:r>
-      <w:r>
-        <w:rPr>
-          <w:b w:val="0"/>
-        </w:rPr>
-        <w:t>ed runs distinct from the number of data rows.</w:t>
-      </w:r>
-    </w:p>
-    <w:p>
-      <w:pPr>
-        <w:pStyle w:val="Heading3"/>
-      </w:pPr>
-      <w:r>
-        <w:t>W2 Read both curves</w:t>
-      </w:r>
-    </w:p>
-    <w:p>
-      <w:pPr>
-        <w:pStyle w:val="Heading3"/>
-      </w:pPr>
-      <w:r>
-        <w:t>Workbook question · W2</w:t>
-      </w:r>
-    </w:p>
-    <w:p>
-      <w:pPr>
-        <w:spacing w:line="336" w:lineRule="auto" w:after="180"/>
-        <w:shd w:fill="F5F1FB"/>
-      </w:pPr>
-      <w:r>
-        <w:rPr>
-          <w:b w:val="0"/>
-        </w:rPr>
-        <w:t xml:space="preserve">Why can </w:t>
-      </w:r>
-      <w:r>
-        <w:rPr>
-          <w:b/>
-        </w:rPr>
-        <w:t>training</w:t>
-      </w:r>
-      <w:r>
-        <w:rPr>
-          <w:b w:val="0"/>
-        </w:rPr>
-        <w:t xml:space="preserve"> error rise while validation error falls?</w:t>
-      </w:r>
-    </w:p>
-    <w:p>
-      <w:pPr>
-        <w:pStyle w:val="Heading3"/>
-      </w:pPr>
-      <w:r>
-        <w:t>Teacher reasoning · W2</w:t>
-      </w:r>
-    </w:p>
-    <w:p>
-      <w:pPr>
-        <w:spacing w:line="336" w:lineRule="auto" w:after="180"/>
-        <w:shd w:fill="F1F6FC"/>
-      </w:pPr>
-      <w:r>
-        <w:rPr>
-          <w:b w:val="0"/>
-        </w:rPr>
-        <w:t xml:space="preserve">Teacher explanation: More varied </w:t>
-      </w:r>
-      <w:r>
-        <w:rPr>
-          <w:b/>
-        </w:rPr>
-        <w:t>training</w:t>
-      </w:r>
-      <w:r>
-        <w:rPr>
-          <w:b w:val="0"/>
-        </w:rPr>
-        <w:t xml:space="preserve"> cases may be harder to fit exactly while giving a pattern that generalizes better.</w:t>
-      </w:r>
-    </w:p>
-    <w:p>
-      <w:pPr>
-        <w:pStyle w:val="Heading3"/>
-      </w:pPr>
-      <w:r>
-        <w:t>W3 Avoid extrapolation</w:t>
-      </w:r>
-    </w:p>
-    <w:p>
-      <w:pPr>
-        <w:pStyle w:val="Heading3"/>
-      </w:pPr>
-      <w:r>
-        <w:t>Workbook question · W3</w:t>
-      </w:r>
-    </w:p>
-    <w:p>
-      <w:pPr>
-        <w:spacing w:line="336" w:lineRule="auto" w:after="180"/>
-        <w:shd w:fill="F5F1FB"/>
-      </w:pPr>
-      <w:r>
-        <w:rPr>
-          <w:b w:val="0"/>
-        </w:rPr>
-        <w:t>Can the 40-row result guarantee a mean MAE of 2.5 at 80 rows?</w:t>
-      </w:r>
-    </w:p>
-    <w:p>
-      <w:pPr>
-        <w:pStyle w:val="Heading3"/>
-      </w:pPr>
-      <w:r>
-        <w:t>Teacher reasoning · W3</w:t>
-      </w:r>
-    </w:p>
-    <w:p>
-      <w:pPr>
-        <w:spacing w:line="336" w:lineRule="auto" w:after="180"/>
-        <w:shd w:fill="F1F6FC"/>
-      </w:pPr>
-      <w:r>
-        <w:rPr>
-          <w:b w:val="0"/>
-        </w:rPr>
-        <w:t>Teacher explanation: No. The observed trend does not establish a fixed proportional improvement.</w:t>
-      </w:r>
-    </w:p>
-    <w:p>
-      <w:pPr>
-        <w:pStyle w:val="Heading3"/>
-      </w:pPr>
-      <w:r>
-        <w:t>W4 Apply independently</w:t>
-      </w:r>
-    </w:p>
-    <w:p>
-      <w:pPr>
-        <w:pStyle w:val="Heading3"/>
-      </w:pPr>
-      <w:r>
-        <w:t>Workbook question · W4</w:t>
-      </w:r>
-    </w:p>
-    <w:p>
-      <w:pPr>
-        <w:spacing w:line="336" w:lineRule="auto" w:after="180"/>
-        <w:shd w:fill="F5F1FB"/>
-      </w:pPr>
-      <w:r>
-        <w:rPr>
-          <w:b w:val="0"/>
-        </w:rPr>
-        <w:t>At sizes 12 and 24, validation errors are [6, 8, 7] and [4, 7, 7]. Calculate means/</w:t>
-      </w:r>
-      <w:r>
-        <w:rPr>
-          <w:b/>
-        </w:rPr>
-        <w:t>range</w:t>
-      </w:r>
-      <w:r>
-        <w:rPr>
-          <w:b w:val="0"/>
-        </w:rPr>
-        <w:t>s and a careful comparison.</w:t>
-      </w:r>
-    </w:p>
-    <w:p>
-      <w:pPr>
-        <w:pStyle w:val="Heading3"/>
-      </w:pPr>
-      <w:r>
-        <w:t>Teacher reasoning · W4</w:t>
-      </w:r>
-    </w:p>
-    <w:p>
-      <w:pPr>
-        <w:spacing w:line="336" w:lineRule="auto" w:after="180"/>
-        <w:shd w:fill="F1F6FC"/>
-      </w:pPr>
-      <w:r>
-        <w:rPr>
-          <w:b w:val="0"/>
-        </w:rPr>
-        <w:t xml:space="preserve">Teacher explanation: Means 7 and 6; </w:t>
-      </w:r>
-      <w:r>
-        <w:rPr>
-          <w:b/>
-        </w:rPr>
-        <w:t>range</w:t>
-      </w:r>
-      <w:r>
-        <w:rPr>
-          <w:b w:val="0"/>
-        </w:rPr>
-        <w:t xml:space="preserve">s 2 and 3. The larger condition improves the mean by 1 but has greater observed spread in these three </w:t>
-      </w:r>
-      <w:r>
-        <w:rPr>
-          <w:b/>
-        </w:rPr>
-        <w:t>repeat</w:t>
-      </w:r>
-      <w:r>
-        <w:rPr>
-          <w:b w:val="0"/>
-        </w:rPr>
-        <w:t>s.</w:t>
-      </w:r>
-    </w:p>
-    <w:p>
-      <w:pPr>
-        <w:pStyle w:val="Heading3"/>
-      </w:pPr>
-      <w:r>
-        <w:t>W5 Explain the spread</w:t>
-      </w:r>
-    </w:p>
-    <w:p>
-      <w:pPr>
-        <w:pStyle w:val="Heading3"/>
-      </w:pPr>
-      <w:r>
-        <w:t>Workbook question · W5</w:t>
-      </w:r>
-    </w:p>
-    <w:p>
-      <w:pPr>
-        <w:spacing w:line="336" w:lineRule="auto" w:after="180"/>
-        <w:shd w:fill="F5F1FB"/>
-      </w:pPr>
-      <w:r>
-        <w:rPr>
-          <w:b w:val="0"/>
-        </w:rPr>
-        <w:t xml:space="preserve">Why is an observed </w:t>
-      </w:r>
-      <w:r>
-        <w:rPr>
-          <w:b/>
-        </w:rPr>
-        <w:t>range</w:t>
-      </w:r>
-      <w:r>
-        <w:rPr>
-          <w:b w:val="0"/>
-        </w:rPr>
-        <w:t xml:space="preserve"> not a confidence interval?</w:t>
-      </w:r>
-    </w:p>
-    <w:p>
-      <w:pPr>
-        <w:pStyle w:val="Heading3"/>
-      </w:pPr>
-      <w:r>
-        <w:t>Teacher reasoning · W5</w:t>
-      </w:r>
-    </w:p>
-    <w:p>
-      <w:pPr>
-        <w:spacing w:line="336" w:lineRule="auto" w:after="180"/>
-        <w:shd w:fill="F1F6FC"/>
-      </w:pPr>
-      <w:r>
-        <w:rPr>
-          <w:b w:val="0"/>
-        </w:rPr>
-        <w:t xml:space="preserve">Teacher explanation: It only describes the smallest and largest observed </w:t>
-      </w:r>
-      <w:r>
-        <w:rPr>
-          <w:b/>
-        </w:rPr>
-        <w:t>repeat</w:t>
-      </w:r>
-      <w:r>
-        <w:rPr>
-          <w:b w:val="0"/>
-        </w:rPr>
-        <w:t>s; no coverage-probability calculation or independent-sampling argument was supplied.</w:t>
-      </w:r>
-    </w:p>
-    <w:p>
-      <w:pPr>
-        <w:pStyle w:val="Heading3"/>
-      </w:pPr>
-      <w:r>
-        <w:t>Assess independent transfer</w:t>
-      </w:r>
-    </w:p>
-    <w:p>
-      <w:pPr>
-        <w:pStyle w:val="Heading3"/>
-      </w:pPr>
-      <w:r>
-        <w:t>Independent question · withhold the key</w:t>
-      </w:r>
-    </w:p>
-    <w:p>
-      <w:pPr>
-        <w:spacing w:line="336" w:lineRule="auto" w:after="180"/>
-        <w:shd w:fill="F5F1FB"/>
-      </w:pPr>
-      <w:r>
-        <w:rPr>
-          <w:b w:val="0"/>
-        </w:rPr>
-        <w:t>Selected case: At sizes 12 and 24, validation errors are [6, 8, 7] and [4, 7, 7]. Calculate means/</w:t>
-      </w:r>
-      <w:r>
-        <w:rPr>
-          <w:b/>
-        </w:rPr>
-        <w:t>range</w:t>
-      </w:r>
-      <w:r>
-        <w:rPr>
-          <w:b w:val="0"/>
-        </w:rPr>
-        <w:t>s and a careful comparison.</w:t>
-      </w:r>
-    </w:p>
-    <w:p>
-      <w:pPr>
-        <w:pStyle w:val="Heading3"/>
-      </w:pPr>
-      <w:r>
-        <w:t>Selected case answer</w:t>
-      </w:r>
-    </w:p>
-    <w:p>
-      <w:pPr>
-        <w:pStyle w:val="Heading3"/>
-      </w:pPr>
-      <w:r>
-        <w:t>Teacher key · Selected case answer</w:t>
-      </w:r>
-    </w:p>
-    <w:p>
-      <w:pPr>
-        <w:spacing w:line="336" w:lineRule="auto" w:after="180"/>
-        <w:shd w:fill="F1F6FC"/>
-      </w:pPr>
-      <w:r>
-        <w:rPr>
-          <w:b w:val="0"/>
-        </w:rPr>
-        <w:t xml:space="preserve">Teacher explanation: Means 7 and 6; </w:t>
-      </w:r>
-      <w:r>
-        <w:rPr>
-          <w:b/>
-        </w:rPr>
-        <w:t>range</w:t>
-      </w:r>
-      <w:r>
-        <w:rPr>
-          <w:b w:val="0"/>
-        </w:rPr>
-        <w:t xml:space="preserve">s 2 and 3. The larger condition improves the mean by 1 but has greater observed spread in these three </w:t>
-      </w:r>
-      <w:r>
-        <w:rPr>
-          <w:b/>
-        </w:rPr>
-        <w:t>repeat</w:t>
-      </w:r>
-      <w:r>
-        <w:rPr>
-          <w:b w:val="0"/>
-        </w:rPr>
-        <w:t>s.</w:t>
-      </w:r>
-    </w:p>
-    <w:tbl>
-      <w:tblPr>
-        <w:tblStyle w:val="LightShading-Accent1"/>
-        <w:tblW w:type="auto" w:w="0"/>
-        <w:tblLook w:firstColumn="1" w:firstRow="1" w:lastColumn="0" w:lastRow="0" w:noHBand="0" w:noVBand="1" w:val="04A0"/>
-      </w:tblPr>
-      <w:tblGrid>
-        <w:gridCol w:w="5112"/>
-        <w:gridCol w:w="5112"/>
-      </w:tblGrid>
-      <w:tr>
-        <w:trPr>
-          <w:tblHeader/>
-        </w:trPr>
-        <w:tc>
-          <w:tcPr>
-            <w:tcW w:type="dxa" w:w="5112"/>
-          </w:tcPr>
-          <w:p>
-            <w:r>
-              <w:t>Dimension</w:t>
-            </w:r>
-          </w:p>
-        </w:tc>
-        <w:tc>
-          <w:tcPr>
-            <w:tcW w:type="dxa" w:w="5112"/>
-          </w:tcPr>
-          <w:p>
-            <w:r>
-              <w:t>Evidence required</w:t>
-            </w:r>
-          </w:p>
-        </w:tc>
-      </w:tr>
-      <w:tr>
-        <w:tc>
-          <w:tcPr>
-            <w:tcW w:type="dxa" w:w="5112"/>
-          </w:tcPr>
-          <w:p>
-            <w:r>
-              <w:t>Explanation</w:t>
-            </w:r>
-          </w:p>
-        </w:tc>
-        <w:tc>
-          <w:tcPr>
-            <w:tcW w:type="dxa" w:w="5112"/>
-          </w:tcPr>
-          <w:p>
-            <w:r>
-              <w:t>Names the applicable idea or procedure and ties it to the supplied facts.</w:t>
-            </w:r>
-          </w:p>
-        </w:tc>
-      </w:tr>
-      <w:tr>
-        <w:tc>
-          <w:tcPr>
-            <w:tcW w:type="dxa" w:w="5112"/>
-          </w:tcPr>
-          <w:p>
-            <w:r>
-              <w:t>Trace and result</w:t>
-            </w:r>
-          </w:p>
-        </w:tc>
-        <w:tc>
-          <w:tcPr>
-            <w:tcW w:type="dxa" w:w="5112"/>
-          </w:tcPr>
-          <w:p>
-            <w:r>
-              <w:t>Preserves the given inputs and shows the relevant intermediate steps; distinguishes a prediction from an observed execution.</w:t>
-            </w:r>
-          </w:p>
-        </w:tc>
-      </w:tr>
-      <w:tr>
-        <w:tc>
-          <w:tcPr>
-            <w:tcW w:type="dxa" w:w="5112"/>
-          </w:tcPr>
-          <w:p>
-            <w:r>
-              <w:t>Limits</w:t>
-            </w:r>
-          </w:p>
-        </w:tc>
-        <w:tc>
-          <w:tcPr>
-            <w:tcW w:type="dxa" w:w="5112"/>
-          </w:tcPr>
-          <w:p>
-            <w:r>
-              <w:t>States the assumptions, missing evidence or conditions under which the result would change.</w:t>
-            </w:r>
-          </w:p>
-        </w:tc>
-      </w:tr>
-    </w:tbl>
-    <w:p>
-      <w:pPr>
-        <w:pStyle w:val="Heading3"/>
-      </w:pPr>
-      <w:r>
-        <w:t>Teacher key · Selected case answer</w:t>
-      </w:r>
-    </w:p>
-    <w:p>
-      <w:pPr>
-        <w:spacing w:line="336" w:lineRule="auto" w:after="180"/>
-        <w:shd w:fill="F1F6FC"/>
-      </w:pPr>
-      <w:r>
-        <w:rPr>
-          <w:b w:val="0"/>
-        </w:rPr>
-        <w:t>Record each dimension as not yet, with support, or independent. Accept a valid alternative procedure with a defensible trace.</w:t>
-      </w:r>
-    </w:p>
-    <w:p>
-      <w:pPr>
-        <w:spacing w:line="336" w:lineRule="auto" w:after="180"/>
-        <w:shd w:fill="F1F6FC"/>
-      </w:pPr>
-      <w:r>
-        <w:rPr>
-          <w:b w:val="0"/>
-        </w:rPr>
-        <w:t xml:space="preserve">Do not penalise an honestly recorded model failure if the learner correctly explains its </w:t>
-      </w:r>
-      <w:r>
-        <w:rPr>
-          <w:b/>
-        </w:rPr>
-        <w:t>evidence</w:t>
-      </w:r>
-      <w:r>
-        <w:rPr>
-          <w:b w:val="0"/>
-        </w:rPr>
-        <w:t xml:space="preserve"> and limits.</w:t>
-      </w:r>
-    </w:p>
-    <w:p>
-      <w:pPr>
-        <w:pStyle w:val="Heading3"/>
-      </w:pPr>
-      <w:r>
-        <w:t>Feedback that the learner uses</w:t>
-      </w:r>
-    </w:p>
-    <w:p>
-      <w:pPr>
-        <w:spacing w:line="336" w:lineRule="auto" w:after="180"/>
-      </w:pPr>
-      <w:r>
-        <w:rPr>
-          <w:b w:val="0"/>
-        </w:rPr>
-        <w:t>Name the earliest unsupported step and give one action to repair it. Have the learner make that repair now and explain why. Then assess the relevant skill on a fresh, fully specified case.</w:t>
-      </w:r>
-    </w:p>
-    <w:p>
-      <w:pPr>
-        <w:spacing w:line="336" w:lineRule="auto" w:after="180"/>
-      </w:pPr>
-      <w:r>
-        <w:rPr>
-          <w:b w:val="0"/>
-        </w:rPr>
-        <w:t>Confirm it was not previously practised with feedback; solve and check the new case before assigning it. A follow-up design prompt is a starting brief, not automatically an equivalent test.</w:t>
-      </w:r>
-    </w:p>
-    <w:p>
-      <w:pPr>
-        <w:pStyle w:val="Heading1"/>
-      </w:pPr>
-      <w:r>
-        <w:t>06. Connect and extend learning</w:t>
-      </w:r>
-    </w:p>
-    <w:p>
-      <w:r>
-        <w:t>Connect Learning Curves to Responsible Plant Classifier, adapt support and plan a later changed-case check.</w:t>
-      </w:r>
-    </w:p>
-    <w:p>
-      <w:pPr>
-        <w:pStyle w:val="Heading3"/>
-      </w:pPr>
-      <w:r>
-        <w:t>Responsible Plant Classifier</w:t>
-      </w:r>
-    </w:p>
-    <w:p>
-      <w:pPr>
-        <w:spacing w:line="336" w:lineRule="auto" w:after="180"/>
-      </w:pPr>
-      <w:r>
-        <w:rPr>
-          <w:b w:val="0"/>
-        </w:rPr>
-        <w:t xml:space="preserve">Plot Plant Classifier train/validation performance at several </w:t>
-      </w:r>
-      <w:r>
-        <w:rPr>
-          <w:b/>
-        </w:rPr>
-        <w:t>training</w:t>
-      </w:r>
-      <w:r>
-        <w:rPr>
-          <w:b w:val="0"/>
-        </w:rPr>
-        <w:t xml:space="preserve"> sizes and document the chosen next action.</w:t>
-      </w:r>
-    </w:p>
-    <w:p>
-      <w:pPr>
-        <w:spacing w:line="336" w:lineRule="auto" w:after="180"/>
-      </w:pPr>
-      <w:r>
-        <w:rPr>
-          <w:b w:val="0"/>
-        </w:rPr>
-        <w:t xml:space="preserve">Keep the decision, </w:t>
-      </w:r>
-      <w:r>
-        <w:rPr>
-          <w:b/>
-        </w:rPr>
-        <w:t>input</w:t>
-      </w:r>
-      <w:r>
-        <w:rPr>
-          <w:b w:val="0"/>
-        </w:rPr>
-        <w:t xml:space="preserve">, result, explanation and remaining limitation in the project </w:t>
-      </w:r>
-      <w:r>
-        <w:rPr>
-          <w:b/>
-        </w:rPr>
-        <w:t>evidence</w:t>
-      </w:r>
-      <w:r>
-        <w:rPr>
-          <w:b w:val="0"/>
-        </w:rPr>
-        <w:t xml:space="preserve"> record. Retrieve this record next week rather than restarting the project.</w:t>
-      </w:r>
-    </w:p>
-    <w:p>
-      <w:pPr>
-        <w:pStyle w:val="Heading3"/>
-      </w:pPr>
-      <w:r>
-        <w:t>Support and stretch</w:t>
-      </w:r>
-    </w:p>
-    <w:p>
-      <w:pPr>
-        <w:spacing w:line="336" w:lineRule="auto" w:after="180"/>
-      </w:pPr>
-      <w:r>
-        <w:rPr>
-          <w:b w:val="0"/>
-        </w:rPr>
-        <w:t>Use a tiny labelled dataset, explicit units and a named positive class. Stretch: require a baseline, held-out evaluation and subgroup or shifted-condition analysis with denominators.</w:t>
-      </w:r>
-    </w:p>
-    <w:p>
-      <w:pPr>
-        <w:pStyle w:val="Heading3"/>
-      </w:pPr>
-      <w:r>
-        <w:t>Exit reflection</w:t>
-      </w:r>
-    </w:p>
-    <w:p>
-      <w:pPr>
-        <w:spacing w:line="336" w:lineRule="auto" w:after="180"/>
-      </w:pPr>
-      <w:r>
-        <w:rPr>
-          <w:b w:val="0"/>
-        </w:rPr>
-        <w:t xml:space="preserve">Ask for one decision the learner can now justify and one situation requiring more </w:t>
-      </w:r>
-      <w:r>
-        <w:rPr>
-          <w:b/>
-        </w:rPr>
-        <w:t>evidence</w:t>
-      </w:r>
-      <w:r>
-        <w:rPr>
-          <w:b w:val="0"/>
-        </w:rPr>
-        <w:t xml:space="preserve"> or human review. Confidence ratings are separate from correct independent performance.</w:t>
-      </w:r>
-    </w:p>
-    <w:p>
-      <w:pPr>
-        <w:pStyle w:val="Heading3"/>
-      </w:pPr>
-      <w:r>
-        <w:t>Bridge to the next week</w:t>
-      </w:r>
-    </w:p>
-    <w:p>
-      <w:pPr>
-        <w:spacing w:line="336" w:lineRule="auto" w:after="180"/>
-      </w:pPr>
-      <w:r>
-        <w:rPr>
-          <w:b w:val="0"/>
-        </w:rPr>
-        <w:t xml:space="preserve">Next: Week 29: Feature Engineering. Retrieve today’s </w:t>
-      </w:r>
-      <w:r>
-        <w:rPr>
-          <w:b/>
-        </w:rPr>
-        <w:t>evidence</w:t>
-      </w:r>
-      <w:r>
-        <w:rPr>
-          <w:b w:val="0"/>
-        </w:rPr>
-        <w:t xml:space="preserve"> and identify what carries forward and what is new.</w:t>
-      </w:r>
-    </w:p>
-    <w:p>
-      <w:pPr>
-        <w:pStyle w:val="Heading3"/>
-      </w:pPr>
-      <w:r>
-        <w:t>Support and fresh reassessment</w:t>
-      </w:r>
-    </w:p>
-    <w:p>
-      <w:pPr>
-        <w:spacing w:line="336" w:lineRule="auto" w:after="180"/>
-      </w:pPr>
-      <w:r>
-        <w:rPr>
-          <w:b w:val="0"/>
-        </w:rPr>
-        <w:t xml:space="preserve">Provide a blank </w:t>
-      </w:r>
-      <w:r>
-        <w:rPr>
-          <w:b/>
-        </w:rPr>
-        <w:t>evidence</w:t>
-      </w:r>
-      <w:r>
-        <w:rPr>
-          <w:b w:val="0"/>
-        </w:rPr>
-        <w:t xml:space="preserve"> table and allow a verbal explanation before writing. Highlight the given conditions without supplying the W 4 conclusion. Use </w:t>
-      </w:r>
-      <w:r>
-        <w:rPr>
-          <w:b/>
-        </w:rPr>
-        <w:t>learning curve</w:t>
-      </w:r>
-      <w:r>
-        <w:rPr>
-          <w:b w:val="0"/>
-        </w:rPr>
-        <w:t xml:space="preserve"> and </w:t>
-      </w:r>
-      <w:r>
-        <w:rPr>
-          <w:b/>
-        </w:rPr>
-        <w:t>repeat</w:t>
-      </w:r>
-      <w:r>
-        <w:rPr>
-          <w:b w:val="0"/>
-        </w:rPr>
-        <w:t xml:space="preserve"> in full sentences.</w:t>
-      </w:r>
-    </w:p>
-    <w:p>
-      <w:pPr>
-        <w:spacing w:line="336" w:lineRule="auto" w:after="180"/>
-      </w:pPr>
-      <w:r>
-        <w:rPr>
-          <w:b w:val="0"/>
-        </w:rPr>
-        <w:t>Extension: alter one condition in the worked example and explain which conclusion changes and which remains supported.</w:t>
-      </w:r>
-    </w:p>
-    <w:p>
-      <w:pPr>
-        <w:spacing w:line="336" w:lineRule="auto" w:after="180"/>
-      </w:pPr>
-      <w:r>
-        <w:rPr>
-          <w:b w:val="0"/>
-        </w:rPr>
-        <w:t xml:space="preserve">For independent W 4, require: Means 7 and 6; </w:t>
-      </w:r>
-      <w:r>
-        <w:rPr>
-          <w:b/>
-        </w:rPr>
-        <w:t>range</w:t>
-      </w:r>
-      <w:r>
-        <w:rPr>
-          <w:b w:val="0"/>
-        </w:rPr>
-        <w:t xml:space="preserve">s 2 and 3. The larger condition improves the mean by 1 but has greater observed spread in these three </w:t>
-      </w:r>
-      <w:r>
-        <w:rPr>
-          <w:b/>
-        </w:rPr>
-        <w:t>repeat</w:t>
-      </w:r>
-      <w:r>
-        <w:rPr>
-          <w:b w:val="0"/>
-        </w:rPr>
-        <w:t xml:space="preserve">s. Fresh retry errors [3, 5, 7]: mean 5, </w:t>
-      </w:r>
-      <w:r>
-        <w:rPr>
-          <w:b/>
-        </w:rPr>
-        <w:t>range</w:t>
-      </w:r>
-      <w:r>
-        <w:rPr>
-          <w:b w:val="0"/>
-        </w:rPr>
-        <w:t xml:space="preserve"> 4.</w:t>
-      </w:r>
-    </w:p>
-    <w:p>
-      <w:pPr>
-        <w:spacing w:line="336" w:lineRule="auto" w:after="180"/>
-      </w:pPr>
-      <w:r>
-        <w:rPr>
-          <w:b w:val="0"/>
-        </w:rPr>
-        <w:t>Require the description to say three observed runs rather than a guaranteed future interval. Mark each criterion as independent, supported or not yet demonstrated.</w:t>
-      </w:r>
-    </w:p>
-    <w:p>
-      <w:pPr>
-        <w:spacing w:line="336" w:lineRule="auto" w:after="180"/>
       </w:pPr>
       <w:r>
         <w:rPr>
@@ -5739,33 +5877,10 @@
     </w:p>
     <w:p>
       <w:pPr>
-        <w:spacing w:line="336" w:lineRule="auto" w:after="180"/>
-      </w:pPr>
-      <w:r>
-        <w:rPr>
-          <w:b w:val="0"/>
-        </w:rPr>
-        <w:t xml:space="preserve">Next week: Feature engineering. Carry forward the saved </w:t>
-      </w:r>
-      <w:r>
-        <w:rPr>
-          <w:b/>
-        </w:rPr>
-        <w:t>evidence</w:t>
-      </w:r>
-      <w:r>
-        <w:rPr>
-          <w:b w:val="0"/>
-        </w:rPr>
-        <w:t xml:space="preserve"> and the distinction between development choices and justified claims.</w:t>
-      </w:r>
-    </w:p>
-    <w:p>
-      <w:pPr>
-        <w:pStyle w:val="Heading3"/>
-      </w:pPr>
-      <w:r>
-        <w:t>Plan the delayed return</w:t>
+        <w:pStyle w:val="Heading2"/>
+      </w:pPr>
+      <w:r>
+        <w:t>Delayed return</w:t>
       </w:r>
     </w:p>
     <w:p>
@@ -5982,71 +6097,188 @@
     </w:p>
     <w:p>
       <w:pPr>
+        <w:pStyle w:val="Heading2"/>
+      </w:pPr>
+      <w:r>
+        <w:t>Bridge and reflection</w:t>
+      </w:r>
+    </w:p>
+    <w:p>
+      <w:pPr>
+        <w:spacing w:line="336" w:lineRule="auto" w:after="180"/>
+      </w:pPr>
+      <w:r>
+        <w:rPr>
+          <w:b w:val="0"/>
+        </w:rPr>
+        <w:t xml:space="preserve">Ask for one decision the learner can now justify and one situation requiring more </w:t>
+      </w:r>
+      <w:r>
+        <w:rPr>
+          <w:b/>
+        </w:rPr>
+        <w:t>evidence</w:t>
+      </w:r>
+      <w:r>
+        <w:rPr>
+          <w:b w:val="0"/>
+        </w:rPr>
+        <w:t xml:space="preserve"> or human review. Confidence ratings are separate from correct independent performance.</w:t>
+      </w:r>
+    </w:p>
+    <w:p>
+      <w:pPr>
+        <w:spacing w:line="336" w:lineRule="auto" w:after="180"/>
+      </w:pPr>
+      <w:r>
+        <w:rPr>
+          <w:b w:val="0"/>
+        </w:rPr>
+        <w:t xml:space="preserve">Next: Week 29: Feature Engineering. Retrieve today’s </w:t>
+      </w:r>
+      <w:r>
+        <w:rPr>
+          <w:b/>
+        </w:rPr>
+        <w:t>evidence</w:t>
+      </w:r>
+      <w:r>
+        <w:rPr>
+          <w:b w:val="0"/>
+        </w:rPr>
+        <w:t xml:space="preserve"> and identify what carries forward and what is new.</w:t>
+      </w:r>
+    </w:p>
+    <w:p>
+      <w:pPr>
+        <w:spacing w:line="336" w:lineRule="auto" w:after="180"/>
+      </w:pPr>
+      <w:r>
+        <w:rPr>
+          <w:b w:val="0"/>
+        </w:rPr>
+        <w:t xml:space="preserve">Next week: Feature engineering. Carry forward the saved </w:t>
+      </w:r>
+      <w:r>
+        <w:rPr>
+          <w:b/>
+        </w:rPr>
+        <w:t>evidence</w:t>
+      </w:r>
+      <w:r>
+        <w:rPr>
+          <w:b w:val="0"/>
+        </w:rPr>
+        <w:t xml:space="preserve"> and the distinction between development choices and justified claims.</w:t>
+      </w:r>
+    </w:p>
+    <w:p>
+      <w:pPr>
+        <w:pStyle w:val="Heading2"/>
+      </w:pPr>
+      <w:r>
+        <w:t>Earlier wording, alternatives and picture transcripts · reference / check after trying</w:t>
+      </w:r>
+    </w:p>
+    <w:p>
+      <w:pPr>
+        <w:spacing w:line="336" w:lineRule="auto" w:after="180"/>
+      </w:pPr>
+      <w:r>
+        <w:rPr>
+          <w:b w:val="0"/>
+        </w:rPr>
+        <w:t>Connect and extend learning</w:t>
+      </w:r>
+    </w:p>
+    <w:p>
+      <w:pPr>
         <w:pStyle w:val="Heading3"/>
       </w:pPr>
       <w:r>
+        <w:t>Responsible Plant Classifier</w:t>
+      </w:r>
+    </w:p>
+    <w:p>
+      <w:pPr>
+        <w:pStyle w:val="Heading3"/>
+      </w:pPr>
+      <w:r>
+        <w:t>Support and stretch</w:t>
+      </w:r>
+    </w:p>
+    <w:p>
+      <w:pPr>
+        <w:pStyle w:val="Heading3"/>
+      </w:pPr>
+      <w:r>
+        <w:t>Exit reflection</w:t>
+      </w:r>
+    </w:p>
+    <w:p>
+      <w:pPr>
+        <w:pStyle w:val="Heading3"/>
+      </w:pPr>
+      <w:r>
+        <w:t>Bridge to the next week</w:t>
+      </w:r>
+    </w:p>
+    <w:p>
+      <w:pPr>
+        <w:pStyle w:val="Heading3"/>
+      </w:pPr>
+      <w:r>
+        <w:t>Support and fresh reassessment</w:t>
+      </w:r>
+    </w:p>
+    <w:p>
+      <w:pPr>
+        <w:pStyle w:val="Heading3"/>
+      </w:pPr>
+      <w:r>
+        <w:t>Plan the delayed return</w:t>
+      </w:r>
+    </w:p>
+    <w:p>
+      <w:pPr>
+        <w:pStyle w:val="Heading3"/>
+      </w:pPr>
+      <w:r>
         <w:t>Project evidence from this case</w:t>
       </w:r>
     </w:p>
     <w:p>
       <w:pPr>
+        <w:pStyle w:val="Heading1"/>
+      </w:pPr>
+      <w:r>
+        <w:t>Reference bank and extra practice</w:t>
+      </w:r>
+    </w:p>
+    <w:p>
+      <w:pPr>
+        <w:pStyle w:val="Heading1"/>
+      </w:pPr>
+      <w:r>
+        <w:t>07. Reference · Alternative planning checklist</w:t>
+      </w:r>
+    </w:p>
+    <w:p>
+      <w:r>
+        <w:t>Use alongside the main route without repeating the whole cycle.</w:t>
+      </w:r>
+    </w:p>
+    <w:p>
+      <w:pPr>
+        <w:pStyle w:val="Heading2"/>
+      </w:pPr>
+      <w:r>
+        <w:t>Planning and assessment reference</w:t>
+      </w:r>
+    </w:p>
+    <w:p>
+      <w:pPr>
         <w:spacing w:line="336" w:lineRule="auto" w:after="180"/>
-      </w:pPr>
-      <w:r>
-        <w:rPr>
-          <w:b w:val="0"/>
-        </w:rPr>
-        <w:t xml:space="preserve">For your Responsible Plant Classifier, save the </w:t>
-      </w:r>
-      <w:r>
-        <w:rPr>
-          <w:b/>
-        </w:rPr>
-        <w:t>input</w:t>
-      </w:r>
-      <w:r>
-        <w:rPr>
-          <w:b w:val="0"/>
-        </w:rPr>
-        <w:t>, procedure, observed result and limitation of this check.</w:t>
-      </w:r>
-    </w:p>
-    <w:p>
-      <w:pPr>
-        <w:spacing w:line="336" w:lineRule="auto" w:after="180"/>
-      </w:pPr>
-      <w:r>
-        <w:rPr>
-          <w:b w:val="0"/>
-        </w:rPr>
-        <w:t>Label this worked example as practice; use a different, previously unreviewed case when checking independent understanding.</w:t>
-      </w:r>
-    </w:p>
-    <w:p>
-      <w:pPr>
-        <w:pStyle w:val="Heading1"/>
-      </w:pPr>
-      <w:r>
-        <w:t>07. Prepare, teach and assess</w:t>
-      </w:r>
-    </w:p>
-    <w:p>
-      <w:r>
-        <w:t>Use this preparation summary alongside the detailed Learning Curves lesson; it is a checklist rather than a replacement for the full sequence.</w:t>
-      </w:r>
-    </w:p>
-    <w:p>
-      <w:pPr>
-        <w:pStyle w:val="Heading3"/>
-      </w:pPr>
-      <w:r>
-        <w:t>Teaching target</w:t>
-      </w:r>
-    </w:p>
-    <w:p>
-      <w:pPr>
-        <w:spacing w:line="336" w:lineRule="auto" w:after="180"/>
-        <w:shd w:fill="EDF7F3"/>
       </w:pPr>
       <w:r>
         <w:rPr>
@@ -6248,7 +6480,6 @@
     <w:p>
       <w:pPr>
         <w:spacing w:line="336" w:lineRule="auto" w:after="180"/>
-        <w:shd w:fill="F5F1FB"/>
       </w:pPr>
       <w:r>
         <w:rPr>
@@ -6271,16 +6502,7 @@
     </w:p>
     <w:p>
       <w:pPr>
-        <w:pStyle w:val="Heading3"/>
-      </w:pPr>
-      <w:r>
-        <w:t>Supported practice answer</w:t>
-      </w:r>
-    </w:p>
-    <w:p>
-      <w:pPr>
         <w:spacing w:line="336" w:lineRule="auto" w:after="180"/>
-        <w:shd w:fill="F1F6FC"/>
       </w:pPr>
       <w:r>
         <w:rPr>
@@ -6349,16 +6571,7 @@
     </w:p>
     <w:p>
       <w:pPr>
-        <w:pStyle w:val="Heading3"/>
-      </w:pPr>
-      <w:r>
-        <w:t>Repair the misconception</w:t>
-      </w:r>
-    </w:p>
-    <w:p>
-      <w:pPr>
         <w:spacing w:line="336" w:lineRule="auto" w:after="180"/>
-        <w:shd w:fill="FFF5E6"/>
       </w:pPr>
       <w:r>
         <w:rPr>
@@ -6381,16 +6594,7 @@
     </w:p>
     <w:p>
       <w:pPr>
-        <w:pStyle w:val="Heading3"/>
-      </w:pPr>
-      <w:r>
-        <w:t>Support without giving away the answer</w:t>
-      </w:r>
-    </w:p>
-    <w:p>
-      <w:pPr>
         <w:spacing w:line="336" w:lineRule="auto" w:after="180"/>
-        <w:shd w:fill="F1F6F8"/>
       </w:pPr>
       <w:r>
         <w:rPr>
@@ -6413,16 +6617,7 @@
     </w:p>
     <w:p>
       <w:pPr>
-        <w:pStyle w:val="Heading3"/>
-      </w:pPr>
-      <w:r>
-        <w:t>Extend the reasoning</w:t>
-      </w:r>
-    </w:p>
-    <w:p>
-      <w:pPr>
         <w:spacing w:line="336" w:lineRule="auto" w:after="180"/>
-        <w:shd w:fill="F5F1FB"/>
       </w:pPr>
       <w:r>
         <w:rPr>
@@ -6446,7 +6641,6 @@
     <w:p>
       <w:pPr>
         <w:spacing w:line="336" w:lineRule="auto" w:after="180"/>
-        <w:shd w:fill="F5F1FB"/>
       </w:pPr>
       <w:r>
         <w:rPr>
@@ -6469,16 +6663,7 @@
     </w:p>
     <w:p>
       <w:pPr>
-        <w:pStyle w:val="Heading3"/>
-      </w:pPr>
-      <w:r>
-        <w:t>Protect the independent attempt</w:t>
-      </w:r>
-    </w:p>
-    <w:p>
-      <w:pPr>
         <w:spacing w:line="336" w:lineRule="auto" w:after="180"/>
-        <w:shd w:fill="FFF5E6"/>
       </w:pPr>
       <w:r>
         <w:rPr>
@@ -6673,16 +6858,7 @@
     </w:tbl>
     <w:p>
       <w:pPr>
-        <w:pStyle w:val="Heading3"/>
-      </w:pPr>
-      <w:r>
-        <w:t>Project checkpoint</w:t>
-      </w:r>
-    </w:p>
-    <w:p>
-      <w:pPr>
         <w:spacing w:line="336" w:lineRule="auto" w:after="180"/>
-        <w:shd w:fill="EDF7F3"/>
       </w:pPr>
       <w:r>
         <w:rPr>
@@ -6731,12 +6907,20 @@
         <w:pStyle w:val="Heading1"/>
       </w:pPr>
       <w:r>
-        <w:t>08. Use feedback, labs and repair paths</w:t>
-      </w:r>
-    </w:p>
-    <w:p>
-      <w:r>
-        <w:t>Use feedback, earlier review and portfolios purposefully. Apply the coding routine only when this lesson has an executable lab.</w:t>
+        <w:t>08. Reference · Feedback and evidence records</w:t>
+      </w:r>
+    </w:p>
+    <w:p>
+      <w:r>
+        <w:t>Keep supported rehearsal separate from independent performance.</w:t>
+      </w:r>
+    </w:p>
+    <w:p>
+      <w:pPr>
+        <w:pStyle w:val="Heading2"/>
+      </w:pPr>
+      <w:r>
+        <w:t>Record and repair</w:t>
       </w:r>
     </w:p>
     <w:p>
@@ -6775,10 +6959,44 @@
     </w:p>
     <w:p>
       <w:pPr>
-        <w:pStyle w:val="Heading3"/>
-      </w:pPr>
-      <w:r>
-        <w:t>For later coding lessons</w:t>
+        <w:spacing w:line="336" w:lineRule="auto" w:after="180"/>
+      </w:pPr>
+      <w:r>
+        <w:rPr>
+          <w:b w:val="0"/>
+        </w:rPr>
+        <w:t>Use the earlier worked-explanation links to address a specific missing building block, then return to the current question. Adapt this suggestion after observing the learner; it is not an automatic diagnosis.</w:t>
+      </w:r>
+    </w:p>
+    <w:p>
+      <w:pPr>
+        <w:spacing w:line="336" w:lineRule="auto" w:after="180"/>
+      </w:pPr>
+      <w:r>
+        <w:rPr>
+          <w:b w:val="0"/>
+        </w:rPr>
+        <w:t xml:space="preserve">Collect the completed-work portfolio as </w:t>
+      </w:r>
+      <w:r>
+        <w:rPr>
+          <w:b/>
+        </w:rPr>
+        <w:t>evidence</w:t>
+      </w:r>
+      <w:r>
+        <w:rPr>
+          <w:b w:val="0"/>
+        </w:rPr>
+        <w:t>. Record support separately from correctness, and assess explanation, trace/test and limitations. Progress ticks and quiz selections alone do not establish mastery.</w:t>
+      </w:r>
+    </w:p>
+    <w:p>
+      <w:pPr>
+        <w:pStyle w:val="Heading2"/>
+      </w:pPr>
+      <w:r>
+        <w:t>Earlier wording, alternatives and picture transcripts · reference / check after trying</w:t>
       </w:r>
     </w:p>
     <w:p>
@@ -6789,7 +7007,6 @@
     <w:p>
       <w:pPr>
         <w:spacing w:line="336" w:lineRule="auto" w:after="180"/>
-        <w:shd w:fill="F1F6F8"/>
       </w:pPr>
       <w:r>
         <w:rPr>
@@ -6812,77 +7029,20 @@
     </w:p>
     <w:p>
       <w:pPr>
-        <w:spacing w:line="336" w:lineRule="auto" w:after="180"/>
-      </w:pPr>
-      <w:r>
-        <w:rPr>
-          <w:b w:val="0"/>
-        </w:rPr>
-        <w:t>Use the earlier worked-explanation links to address a specific missing building block, then return to the current question. Adapt this suggestion after observing the learner; it is not an automatic diagnosis.</w:t>
-      </w:r>
-    </w:p>
-    <w:p>
-      <w:pPr>
-        <w:spacing w:line="336" w:lineRule="auto" w:after="180"/>
-      </w:pPr>
-      <w:r>
-        <w:rPr>
-          <w:b w:val="0"/>
-        </w:rPr>
-        <w:t xml:space="preserve">Collect the completed-work portfolio as </w:t>
-      </w:r>
-      <w:r>
-        <w:rPr>
-          <w:b/>
-        </w:rPr>
-        <w:t>evidence</w:t>
-      </w:r>
-      <w:r>
-        <w:rPr>
-          <w:b w:val="0"/>
-        </w:rPr>
-        <w:t>. Record support separately from correctness, and assess explanation, trace/test and limitations. Progress ticks and quiz selections alone do not establish mastery.</w:t>
-      </w:r>
-    </w:p>
-    <w:p>
-      <w:pPr>
         <w:pStyle w:val="Heading1"/>
       </w:pPr>
       <w:r>
-        <w:t>09. Visual concept journey</w:t>
-      </w:r>
-    </w:p>
-    <w:p>
-      <w:r>
-        <w:t>Show one Learning Curves graphic at a time, request a prediction and discuss its trace before the independent assessment.</w:t>
-      </w:r>
-    </w:p>
-    <w:p>
-      <w:pPr>
-        <w:spacing w:line="336" w:lineRule="auto" w:after="180"/>
-      </w:pPr>
-      <w:r>
-        <w:rPr>
-          <w:b w:val="0"/>
-        </w:rPr>
-        <w:t xml:space="preserve">Use one picture at a time. Hide a worked result before asking for a </w:t>
-      </w:r>
-      <w:r>
-        <w:rPr>
-          <w:b/>
-        </w:rPr>
-        <w:t>prediction</w:t>
-      </w:r>
-      <w:r>
-        <w:rPr>
-          <w:b w:val="0"/>
-        </w:rPr>
-        <w:t>, then reveal it for feedback. These are supported teaching cases; retain the separate independent assessment for a fresh first attempt.</w:t>
-      </w:r>
-    </w:p>
-    <w:p>
-      <w:pPr>
-        <w:pStyle w:val="Heading3"/>
+        <w:t>09. Reference · Teach with the six pictures</w:t>
+      </w:r>
+    </w:p>
+    <w:p>
+      <w:r>
+        <w:t>Choose one picture for a specific reasoning move.</w:t>
+      </w:r>
+    </w:p>
+    <w:p>
+      <w:pPr>
+        <w:pStyle w:val="Heading2"/>
       </w:pPr>
       <w:r>
         <w:t>01. Learning Curves: the case</w:t>
@@ -6893,7 +7053,7 @@
         <w:drawing>
           <wp:inline xmlns:a="http://schemas.openxmlformats.org/drawingml/2006/main" xmlns:pic="http://schemas.openxmlformats.org/drawingml/2006/picture">
             <wp:extent cx="5486400" cy="2990088"/>
-            <wp:docPr id="2" name="Picture 2" descr="Read a learning curve with repeated-run spread rather than drawing a certainty arrow. Supplied facts: At 10 training plants validation errors across3 runs are [6, 5, 7]; at 20 plants errors [4, 5, 3], on the same 10-case validation set. All inputs and outcomes in this worked example are invented classroom data; no real model run is claimed."/>
+            <wp:docPr id="6" name="Picture 6" descr="Read a learning curve with repeated-run spread rather than drawing a certainty arrow. Supplied facts: At 10 training plants validation errors across3 runs are [6, 5, 7]; at 20 plants errors [4, 5, 3], on the same 10-case validation set. All inputs and outcomes in this worked example are invented classroom data; no real model run is claimed."/>
             <wp:cNvGraphicFramePr>
               <a:graphicFrameLocks noChangeAspect="1"/>
             </wp:cNvGraphicFramePr>
@@ -6905,7 +7065,7 @@
                     <pic:cNvPicPr/>
                   </pic:nvPicPr>
                   <pic:blipFill>
-                    <a:blip r:embed="rId10"/>
+                    <a:blip r:embed="rId14"/>
                     <a:stretch>
                       <a:fillRect/>
                     </a:stretch>
@@ -7008,7 +7168,6 @@
     <w:p>
       <w:pPr>
         <w:spacing w:line="336" w:lineRule="auto" w:after="180"/>
-        <w:shd w:fill="F5F1FB"/>
       </w:pPr>
       <w:r>
         <w:rPr>
@@ -7019,16 +7178,7 @@
     </w:p>
     <w:p>
       <w:pPr>
-        <w:pStyle w:val="Heading3"/>
-      </w:pPr>
-      <w:r>
-        <w:t>Discuss while showing the picture</w:t>
-      </w:r>
-    </w:p>
-    <w:p>
-      <w:pPr>
         <w:spacing w:line="336" w:lineRule="auto" w:after="180"/>
-        <w:shd w:fill="F1F6F8"/>
       </w:pPr>
       <w:r>
         <w:rPr>
@@ -7039,7 +7189,7 @@
     </w:p>
     <w:p>
       <w:pPr>
-        <w:pStyle w:val="Heading3"/>
+        <w:pStyle w:val="Heading2"/>
       </w:pPr>
       <w:r>
         <w:t>02. Follow the deciding steps</w:t>
@@ -7050,7 +7200,7 @@
         <w:drawing>
           <wp:inline xmlns:a="http://schemas.openxmlformats.org/drawingml/2006/main" xmlns:pic="http://schemas.openxmlformats.org/drawingml/2006/picture">
             <wp:extent cx="5486400" cy="3337560"/>
-            <wp:docPr id="3" name="Picture 3" descr="Summarise first size: Mean6 errors; range5–7, corresponding to mean 40% accuracy. → Summarise larger size: Mean4 errors; range3–5, corresponding to mean 60% accuracy. → State bounded pattern: More training plants improved the average in these supplied runs; variability remains."/>
+            <wp:docPr id="7" name="Picture 7" descr="Summarise first size: Mean6 errors; range5–7, corresponding to mean 40% accuracy. → Summarise larger size: Mean4 errors; range3–5, corresponding to mean 60% accuracy. → State bounded pattern: More training plants improved the average in these supplied runs; variability remains."/>
             <wp:cNvGraphicFramePr>
               <a:graphicFrameLocks noChangeAspect="1"/>
             </wp:cNvGraphicFramePr>
@@ -7062,7 +7212,7 @@
                     <pic:cNvPicPr/>
                   </pic:nvPicPr>
                   <pic:blipFill>
-                    <a:blip r:embed="rId11"/>
+                    <a:blip r:embed="rId12"/>
                     <a:stretch>
                       <a:fillRect/>
                     </a:stretch>
@@ -7155,7 +7305,6 @@
     <w:p>
       <w:pPr>
         <w:spacing w:line="336" w:lineRule="auto" w:after="180"/>
-        <w:shd w:fill="F5F1FB"/>
       </w:pPr>
       <w:r>
         <w:rPr>
@@ -7178,16 +7327,7 @@
     </w:p>
     <w:p>
       <w:pPr>
-        <w:pStyle w:val="Heading3"/>
-      </w:pPr>
-      <w:r>
-        <w:t>Discuss while showing the picture</w:t>
-      </w:r>
-    </w:p>
-    <w:p>
-      <w:pPr>
         <w:spacing w:line="336" w:lineRule="auto" w:after="180"/>
-        <w:shd w:fill="F1F6F8"/>
       </w:pPr>
       <w:r>
         <w:rPr>
@@ -7210,7 +7350,7 @@
     </w:p>
     <w:p>
       <w:pPr>
-        <w:pStyle w:val="Heading3"/>
+        <w:pStyle w:val="Heading2"/>
       </w:pPr>
       <w:r>
         <w:t>03. Learning curves and variability at a glance</w:t>
@@ -7221,7 +7361,7 @@
         <w:drawing>
           <wp:inline xmlns:a="http://schemas.openxmlformats.org/drawingml/2006/main" xmlns:pic="http://schemas.openxmlformats.org/drawingml/2006/picture">
             <wp:extent cx="5486400" cy="2834640"/>
-            <wp:docPr id="4" name="Picture 4" descr="Learning curves and variability at a glance. 10 training rows | Validation 7 9 8 | Mean 8 range 2. 20 training rows | Validation 5 7 6 | Mean 6 range 2. 40 training rows | Validation 4 6 5 | Mean 5 range 2"/>
+            <wp:docPr id="8" name="Picture 8" descr="Learning curves and variability at a glance. 10 training rows | Validation 7 9 8 | Mean 8 range 2. 20 training rows | Validation 5 7 6 | Mean 6 range 2. 40 training rows | Validation 4 6 5 | Mean 5 range 2"/>
             <wp:cNvGraphicFramePr>
               <a:graphicFrameLocks noChangeAspect="1"/>
             </wp:cNvGraphicFramePr>
@@ -7233,7 +7373,7 @@
                     <pic:cNvPicPr/>
                   </pic:nvPicPr>
                   <pic:blipFill>
-                    <a:blip r:embed="rId12"/>
+                    <a:blip r:embed="rId15"/>
                     <a:stretch>
                       <a:fillRect/>
                     </a:stretch>
@@ -7356,7 +7496,6 @@
     <w:p>
       <w:pPr>
         <w:spacing w:line="336" w:lineRule="auto" w:after="180"/>
-        <w:shd w:fill="F5F1FB"/>
       </w:pPr>
       <w:r>
         <w:rPr>
@@ -7367,16 +7506,7 @@
     </w:p>
     <w:p>
       <w:pPr>
-        <w:pStyle w:val="Heading3"/>
-      </w:pPr>
-      <w:r>
-        <w:t>Discuss while showing the picture</w:t>
-      </w:r>
-    </w:p>
-    <w:p>
-      <w:pPr>
         <w:spacing w:line="336" w:lineRule="auto" w:after="180"/>
-        <w:shd w:fill="F1F6F8"/>
       </w:pPr>
       <w:r>
         <w:rPr>
@@ -7387,7 +7517,7 @@
     </w:p>
     <w:p>
       <w:pPr>
-        <w:pStyle w:val="Heading3"/>
+        <w:pStyle w:val="Heading2"/>
       </w:pPr>
       <w:r>
         <w:t>04. Change one thing. Trace what follows.</w:t>
@@ -7398,7 +7528,7 @@
         <w:drawing>
           <wp:inline xmlns:a="http://schemas.openxmlformats.org/drawingml/2006/main" xmlns:pic="http://schemas.openxmlformats.org/drawingml/2006/picture">
             <wp:extent cx="5486400" cy="3026664"/>
-            <wp:docPr id="5" name="Picture 5" descr="Original case: More training plants improved the average in these supplied runs; variability remains. Changed condition: A30-plant experiment gives errors [4, 4, 4]. Expected result: Mean remains4; this additional size does not improve the observed mean over20 plants. Reason: Learning curves are measured patterns, not a guarantee of improvement at every data size."/>
+            <wp:docPr id="9" name="Picture 9" descr="Original case: More training plants improved the average in these supplied runs; variability remains. Changed condition: A30-plant experiment gives errors [4, 4, 4]. Expected result: Mean remains4; this additional size does not improve the observed mean over20 plants. Reason: Learning curves are measured patterns, not a guarantee of improvement at every data size."/>
             <wp:cNvGraphicFramePr>
               <a:graphicFrameLocks noChangeAspect="1"/>
             </wp:cNvGraphicFramePr>
@@ -7410,7 +7540,7 @@
                     <pic:cNvPicPr/>
                   </pic:nvPicPr>
                   <pic:blipFill>
-                    <a:blip r:embed="rId13"/>
+                    <a:blip r:embed="rId16"/>
                     <a:stretch>
                       <a:fillRect/>
                     </a:stretch>
@@ -7490,7 +7620,6 @@
     <w:p>
       <w:pPr>
         <w:spacing w:line="336" w:lineRule="auto" w:after="180"/>
-        <w:shd w:fill="F5F1FB"/>
       </w:pPr>
       <w:r>
         <w:rPr>
@@ -7501,16 +7630,7 @@
     </w:p>
     <w:p>
       <w:pPr>
-        <w:pStyle w:val="Heading3"/>
-      </w:pPr>
-      <w:r>
-        <w:t>Discuss while showing the picture</w:t>
-      </w:r>
-    </w:p>
-    <w:p>
-      <w:pPr>
         <w:spacing w:line="336" w:lineRule="auto" w:after="180"/>
-        <w:shd w:fill="F1F6F8"/>
       </w:pPr>
       <w:r>
         <w:rPr>
@@ -7522,7 +7642,6 @@
     <w:p>
       <w:pPr>
         <w:spacing w:line="336" w:lineRule="auto" w:after="180"/>
-        <w:shd w:fill="F1F6F8"/>
       </w:pPr>
       <w:r>
         <w:rPr>
@@ -7545,7 +7664,7 @@
     </w:p>
     <w:p>
       <w:pPr>
-        <w:pStyle w:val="Heading3"/>
+        <w:pStyle w:val="Heading2"/>
       </w:pPr>
       <w:r>
         <w:t>05. Connect the explanation to its limit</w:t>
@@ -7556,7 +7675,7 @@
         <w:drawing>
           <wp:inline xmlns:a="http://schemas.openxmlformats.org/drawingml/2006/main" xmlns:pic="http://schemas.openxmlformats.org/drawingml/2006/picture">
             <wp:extent cx="5486400" cy="2834640"/>
-            <wp:docPr id="6" name="Picture 6" descr="Read the picture in order. More training plants improved the average in these supplied runs; variability remains. The arrows show which recorded input or intermediate result each decision uses. Explain the deciding step aloud before checking the changed case; pointing to the final answer alone does not show how it follows. Limit: These toy runs do not establish that data quantity alone caused improvement; collection quality and conditions matter."/>
+            <wp:docPr id="10" name="Picture 10" descr="Read the picture in order. More training plants improved the average in these supplied runs; variability remains. The arrows show which recorded input or intermediate result each decision uses. Explain the deciding step aloud before checking the changed case; pointing to the final answer alone does not show how it follows. Limit: These toy runs do not establish that data quantity alone caused improvement; collection quality and conditions matter."/>
             <wp:cNvGraphicFramePr>
               <a:graphicFrameLocks noChangeAspect="1"/>
             </wp:cNvGraphicFramePr>
@@ -7568,7 +7687,7 @@
                     <pic:cNvPicPr/>
                   </pic:nvPicPr>
                   <pic:blipFill>
-                    <a:blip r:embed="rId14"/>
+                    <a:blip r:embed="rId17"/>
                     <a:stretch>
                       <a:fillRect/>
                     </a:stretch>
@@ -7659,7 +7778,6 @@
     <w:p>
       <w:pPr>
         <w:spacing w:line="336" w:lineRule="auto" w:after="180"/>
-        <w:shd w:fill="F5F1FB"/>
       </w:pPr>
       <w:r>
         <w:rPr>
@@ -7670,16 +7788,7 @@
     </w:p>
     <w:p>
       <w:pPr>
-        <w:pStyle w:val="Heading3"/>
-      </w:pPr>
-      <w:r>
-        <w:t>Discuss while showing the picture</w:t>
-      </w:r>
-    </w:p>
-    <w:p>
-      <w:pPr>
         <w:spacing w:line="336" w:lineRule="auto" w:after="180"/>
-        <w:shd w:fill="F1F6F8"/>
       </w:pPr>
       <w:r>
         <w:rPr>
@@ -7691,7 +7800,6 @@
     <w:p>
       <w:pPr>
         <w:spacing w:line="336" w:lineRule="auto" w:after="180"/>
-        <w:shd w:fill="F1F6F8"/>
       </w:pPr>
       <w:r>
         <w:rPr>
@@ -7702,7 +7810,7 @@
     </w:p>
     <w:p>
       <w:pPr>
-        <w:pStyle w:val="Heading3"/>
+        <w:pStyle w:val="Heading2"/>
       </w:pPr>
       <w:r>
         <w:t>06. Make the idea visible in your project</w:t>
@@ -7713,7 +7821,7 @@
         <w:drawing>
           <wp:inline xmlns:a="http://schemas.openxmlformats.org/drawingml/2006/main" xmlns:pic="http://schemas.openxmlformats.org/drawingml/2006/picture">
             <wp:extent cx="5486400" cy="3681984"/>
-            <wp:docPr id="7" name="Picture 7" descr="For your Responsible Plant Classifier, save the input, procedure, observed result and limitation of this check. Label this worked example as practice; use a different, previously unreviewed case when checking independent understanding. Draw your input, deciding step, result and limit. Supported question: What comparison is valid if the validation set changes between sizes? Point to the relevant step in the picture, then write the changed result and the rule or evidence that supports it."/>
+            <wp:docPr id="11" name="Picture 11" descr="For your Responsible Plant Classifier, save the input, procedure, observed result and limitation of this check. Label this worked example as practice; use a different, previously unreviewed case when checking independent understanding. Draw your input, deciding step, result and limit. Supported question: What comparison is valid if the validation set changes between sizes? Point to the relevant step in the picture, then write the changed result and the rule or evidence that supports it."/>
             <wp:cNvGraphicFramePr>
               <a:graphicFrameLocks noChangeAspect="1"/>
             </wp:cNvGraphicFramePr>
@@ -7725,7 +7833,7 @@
                     <pic:cNvPicPr/>
                   </pic:nvPicPr>
                   <pic:blipFill>
-                    <a:blip r:embed="rId15"/>
+                    <a:blip r:embed="rId18"/>
                     <a:stretch>
                       <a:fillRect/>
                     </a:stretch>
@@ -7816,7 +7924,6 @@
     <w:p>
       <w:pPr>
         <w:spacing w:line="336" w:lineRule="auto" w:after="180"/>
-        <w:shd w:fill="F5F1FB"/>
       </w:pPr>
       <w:r>
         <w:rPr>
@@ -7839,82 +7946,150 @@
     </w:p>
     <w:p>
       <w:pPr>
+        <w:spacing w:line="336" w:lineRule="auto" w:after="180"/>
+      </w:pPr>
+      <w:r>
+        <w:rPr>
+          <w:b w:val="0"/>
+        </w:rPr>
+        <w:t xml:space="preserve">Teacher prompt: Draw your project trace and justify the deciding step using </w:t>
+      </w:r>
+      <w:r>
+        <w:rPr>
+          <w:b/>
+        </w:rPr>
+        <w:t>evidence</w:t>
+      </w:r>
+      <w:r>
+        <w:rPr>
+          <w:b w:val="0"/>
+        </w:rPr>
+        <w:t>. Ask learners to describe one label or arrow in ordinary words. Use the adjacent transcript if the image is difficult to see.</w:t>
+      </w:r>
+    </w:p>
+    <w:p>
+      <w:pPr>
+        <w:spacing w:line="336" w:lineRule="auto" w:after="180"/>
+      </w:pPr>
+      <w:r>
+        <w:rPr>
+          <w:b w:val="0"/>
+        </w:rPr>
+        <w:t xml:space="preserve">Supported practice key: The raw change is confounded by changed evaluation cases. Prefer a fixed appropriately reserved validation set and record </w:t>
+      </w:r>
+      <w:r>
+        <w:rPr>
+          <w:b/>
+        </w:rPr>
+        <w:t>repeat</w:t>
+      </w:r>
+      <w:r>
+        <w:rPr>
+          <w:b w:val="0"/>
+        </w:rPr>
+        <w:t>ed-run variation.</w:t>
+      </w:r>
+    </w:p>
+    <w:p>
+      <w:pPr>
+        <w:spacing w:line="336" w:lineRule="auto" w:after="180"/>
+      </w:pPr>
+      <w:r>
+        <w:rPr>
+          <w:b w:val="0"/>
+        </w:rPr>
+        <w:t xml:space="preserve">Changed-case check: Mean remains4; this additional size does not improve the observed mean over20 plants. </w:t>
+      </w:r>
+      <w:r>
+        <w:rPr>
+          <w:b/>
+        </w:rPr>
+        <w:t>Learning curve</w:t>
+      </w:r>
+      <w:r>
+        <w:rPr>
+          <w:b w:val="0"/>
+        </w:rPr>
+        <w:t>s are measured patterns, not a guarantee of improvement at every data size.</w:t>
+      </w:r>
+    </w:p>
+    <w:p>
+      <w:pPr>
+        <w:pStyle w:val="Heading2"/>
+      </w:pPr>
+      <w:r>
+        <w:t>Earlier wording, alternatives and picture transcripts · reference / check after trying</w:t>
+      </w:r>
+    </w:p>
+    <w:p>
+      <w:pPr>
+        <w:spacing w:line="336" w:lineRule="auto" w:after="180"/>
+      </w:pPr>
+      <w:r>
+        <w:rPr>
+          <w:b w:val="0"/>
+        </w:rPr>
+        <w:t xml:space="preserve">Use one picture at a time. Hide a worked result before asking for a </w:t>
+      </w:r>
+      <w:r>
+        <w:rPr>
+          <w:b/>
+        </w:rPr>
+        <w:t>prediction</w:t>
+      </w:r>
+      <w:r>
+        <w:rPr>
+          <w:b w:val="0"/>
+        </w:rPr>
+        <w:t>, then reveal it for feedback. These are supported teaching cases; retain the separate independent assessment for a fresh first attempt.</w:t>
+      </w:r>
+    </w:p>
+    <w:p>
+      <w:pPr>
         <w:pStyle w:val="Heading3"/>
       </w:pPr>
       <w:r>
-        <w:t>Discuss while showing the picture</w:t>
-      </w:r>
-    </w:p>
-    <w:p>
-      <w:pPr>
-        <w:spacing w:line="336" w:lineRule="auto" w:after="180"/>
-        <w:shd w:fill="F1F6F8"/>
-      </w:pPr>
-      <w:r>
-        <w:rPr>
-          <w:b w:val="0"/>
-        </w:rPr>
-        <w:t xml:space="preserve">Teacher prompt: Draw your project trace and justify the deciding step using </w:t>
-      </w:r>
-      <w:r>
-        <w:rPr>
-          <w:b/>
-        </w:rPr>
-        <w:t>evidence</w:t>
-      </w:r>
-      <w:r>
-        <w:rPr>
-          <w:b w:val="0"/>
-        </w:rPr>
-        <w:t>. Ask learners to describe one label or arrow in ordinary words. Use the adjacent transcript if the image is difficult to see.</w:t>
-      </w:r>
-    </w:p>
-    <w:p>
-      <w:pPr>
-        <w:spacing w:line="336" w:lineRule="auto" w:after="180"/>
-        <w:shd w:fill="F1F6F8"/>
-      </w:pPr>
-      <w:r>
-        <w:rPr>
-          <w:b w:val="0"/>
-        </w:rPr>
-        <w:t xml:space="preserve">Supported practice key: The raw change is confounded by changed evaluation cases. Prefer a fixed appropriately reserved validation set and record </w:t>
-      </w:r>
-      <w:r>
-        <w:rPr>
-          <w:b/>
-        </w:rPr>
-        <w:t>repeat</w:t>
-      </w:r>
-      <w:r>
-        <w:rPr>
-          <w:b w:val="0"/>
-        </w:rPr>
-        <w:t>ed-run variation.</w:t>
-      </w:r>
-    </w:p>
-    <w:p>
-      <w:pPr>
-        <w:spacing w:line="336" w:lineRule="auto" w:after="180"/>
-        <w:shd w:fill="F1F6F8"/>
-      </w:pPr>
-      <w:r>
-        <w:rPr>
-          <w:b w:val="0"/>
-        </w:rPr>
-        <w:t xml:space="preserve">Changed-case check: Mean remains4; this additional size does not improve the observed mean over20 plants. </w:t>
-      </w:r>
-      <w:r>
-        <w:rPr>
-          <w:b/>
-        </w:rPr>
-        <w:t>Learning curve</w:t>
-      </w:r>
-      <w:r>
-        <w:rPr>
-          <w:b w:val="0"/>
-        </w:rPr>
-        <w:t>s are measured patterns, not a guarantee of improvement at every data size.</w:t>
+        <w:t>01. Learning Curves: the case</w:t>
+      </w:r>
+    </w:p>
+    <w:p>
+      <w:pPr>
+        <w:pStyle w:val="Heading3"/>
+      </w:pPr>
+      <w:r>
+        <w:t>02. Follow the deciding steps</w:t>
+      </w:r>
+    </w:p>
+    <w:p>
+      <w:pPr>
+        <w:pStyle w:val="Heading3"/>
+      </w:pPr>
+      <w:r>
+        <w:t>03. Learning curves and variability at a glance</w:t>
+      </w:r>
+    </w:p>
+    <w:p>
+      <w:pPr>
+        <w:pStyle w:val="Heading3"/>
+      </w:pPr>
+      <w:r>
+        <w:t>04. Change one thing. Trace what follows.</w:t>
+      </w:r>
+    </w:p>
+    <w:p>
+      <w:pPr>
+        <w:pStyle w:val="Heading3"/>
+      </w:pPr>
+      <w:r>
+        <w:t>05. Connect the explanation to its limit</w:t>
+      </w:r>
+    </w:p>
+    <w:p>
+      <w:pPr>
+        <w:pStyle w:val="Heading3"/>
+      </w:pPr>
+      <w:r>
+        <w:t>06. Make the idea visible in your project</w:t>
       </w:r>
     </w:p>
     <w:sectPr>
